--- a/iwpb-sg-dashboard/IWPB_SG_Dashboard_README.docx
+++ b/iwpb-sg-dashboard/IWPB_SG_Dashboard_README.docx
@@ -1465,7 +1465,7 @@
         <w:t xml:space="preserve">Executive decisions</w:t>
       </w:r>
       <w:r>
-        <w:t xml:space="preserve"> panel the right, the two stretched to the same height. The panel is computed, never narrated: the lines outside tolerance rank worst-first as decision cards, each with a severity flag, the variance as its headline impact figure (233A / +11.5%), and the inferences the data supports — position vs the basis, the full-year gap to target, and the run-rate the remaining months must average — plus a </w:t>
+        <w:t xml:space="preserve"> panel the right, the two stretched to the same height. The panel is computed, never narrated: the lines outside the watch band rank worst-first as decision cards, each with a severity flag, the variance as its headline impact figure (233A / +11.5%), and the inferences the data supports — position vs the basis, the full-year gap to target, and the run-rate the remaining months must average — plus a </w:t>
       </w:r>
       <w:r>
         <w:rPr>
@@ -1484,7 +1484,7 @@
         <w:ind w:left="360"/>
       </w:pPr>
       <w:r>
-        <w:t xml:space="preserve">A count badge carries the number of lines outside tolerance, cards cap at </w:t>
+        <w:t xml:space="preserve">A count badge carries the number of lines outside the watch band, cards cap at </w:t>
       </w:r>
       <w:r>
         <w:rPr>
@@ -1494,7 +1494,7 @@
         <w:t xml:space="preserve">decisions_max</w:t>
       </w:r>
       <w:r>
-        <w:t xml:space="preserve"> (default 3) with the overflow noted, and a file with everything inside tolerance says so instead. The Management commentary sits full-width beneath the pair. Clicking a tile (or a KPI in the left rail) points the trajectory and its actions at that line. The mix-analysis panel no longer shows on this page, though its view still feeds the one-page PPT export.</w:t>
+        <w:t xml:space="preserve"> (default 3) with the overflow noted, and a file with everything inside it says so instead. The Management commentary sits full-width beneath the pair. Clicking a tile (or a KPI in the left rail) points the trajectory and its actions at that line. The mix-analysis panel no longer shows on this page, though its view still feeds the one-page PPT export.</w:t>
       </w:r>
     </w:p>
     <w:p>
@@ -5909,7 +5909,7 @@
         <w:spacing w:after="140"/>
       </w:pPr>
       <w:r>
-        <w:t xml:space="preserve">The design follows HSBC management-reporting conventions: a light left pane with a red brand block, section headers and pink-highlighted active items; a red uppercase eyebrow over large page titles; flat white stat tiles with big numbers (negatives in red brackets); and red monochrome charts with a grey prior-year series. The left pane hosts the dashboards navigation and a KPI shortcut list (each MICA Level 2 line with its RAG dot and YTD value — click to analyse it in Mix analysis, drag onto My dashboard to add it). Below the KPI list, the left pane holds the controls: period settings (YTD-through month, include-forecast, RAG tolerance), then a checkbox filter for EVERY dimension column in the file — each column expands to its distinct values with All/None shortcuts and a search box for long lists, and any combination applies to every view, chart and export.</w:t>
+        <w:t xml:space="preserve">The design follows HSBC management-reporting conventions: a light left pane with a red brand block, section headers and pink-highlighted active items; a red uppercase eyebrow over large page titles; flat white stat tiles with big numbers (negatives in red brackets); and red monochrome charts with a grey prior-year series. The left pane hosts the dashboards navigation and a KPI shortcut list (each MICA Level 2 line with its RAG dot and YTD value — click to analyse it in Mix analysis, drag onto My dashboard to add it). Below the KPI list, the left pane holds the controls: period settings (YTD-through month, variance period, include-forecast), then a checkbox filter for EVERY dimension column in the file — each column expands to its distinct values with All/None shortcuts and a search box for long lists, and any combination applies to every view, chart and export.</w:t>
       </w:r>
     </w:p>
     <w:p>
@@ -5937,7 +5937,27 @@
         <w:t xml:space="preserve">Loans → mortgage repricing +50bps</w:t>
       </w:r>
       <w:r>
-        <w:t xml:space="preserve">) — which the AI commentary weaves into its narrative wherever that line surfaces as a mover (Mix analysis, chart builder, pinned dashboard charts).</w:t>
+        <w:t xml:space="preserve">) — which the AI commentary weaves into its narrative wherever that line surfaces as a mover (Mix analysis, chart builder, pinned dashboard charts). Drivers can be typed in the pane or shipped in the config file's </w:t>
+      </w:r>
+      <w:r>
+        <w:rPr>
+          <w:rFonts w:ascii="Consolas" w:cs="Consolas" w:eastAsia="Consolas" w:hAnsi="Consolas"/>
+          <w:shd w:fill="F2F1ED" w:val="clear"/>
+        </w:rPr>
+        <w:t xml:space="preserve">Drivers</w:t>
+      </w:r>
+      <w:r>
+        <w:t xml:space="preserve"> section (Key = line or value, Value = driver note). RAG compares YTD actuals with the same prior-year months: green at or above prior year, amber within the </w:t>
+      </w:r>
+      <w:r>
+        <w:rPr>
+          <w:b/>
+          <w:bCs/>
+        </w:rPr>
+        <w:t xml:space="preserve">watch band</w:t>
+      </w:r>
+      <w:r>
+        <w:t xml:space="preserve"> below it, red beyond.</w:t>
       </w:r>
     </w:p>
     <w:p>
@@ -5945,17 +5965,37 @@
         <w:spacing w:after="140"/>
       </w:pPr>
       <w:r>
-        <w:t xml:space="preserve">Drivers can be typed in the pane or shipped in the config file's </w:t>
-      </w:r>
-      <w:r>
-        <w:rPr>
-          <w:rFonts w:ascii="Consolas" w:cs="Consolas" w:eastAsia="Consolas" w:hAnsi="Consolas"/>
-          <w:shd w:fill="F2F1ED" w:val="clear"/>
-        </w:rPr>
-        <w:t xml:space="preserve">Drivers</w:t>
-      </w:r>
-      <w:r>
-        <w:t xml:space="preserve"> section (Key = line or value, Value = driver note). RAG compares YTD actuals with the same prior-year months: green at or above prior year, amber within the selected tolerance below, red beyond it. Ratings are direction-aware — an increase in revenue rates Favourable while an increase in costs or ECL rates Unfavourable, whichever sign convention the file stores costs in (signed negatives or positive magnitudes).</w:t>
+        <w:t xml:space="preserve">How a line is rated is the pack's policy rather than something a reader tunes on the way past, so the thresholds live in the configuration alone — </w:t>
+      </w:r>
+      <w:r>
+        <w:rPr>
+          <w:rFonts w:ascii="Consolas" w:cs="Consolas" w:eastAsia="Consolas" w:hAnsi="Consolas"/>
+          <w:shd w:fill="F2F1ED" w:val="clear"/>
+        </w:rPr>
+        <w:t xml:space="preserve">calc_rag_green_at</w:t>
+      </w:r>
+      <w:r>
+        <w:t xml:space="preserve"> sets where favourable starts and </w:t>
+      </w:r>
+      <w:r>
+        <w:rPr>
+          <w:rFonts w:ascii="Consolas" w:cs="Consolas" w:eastAsia="Consolas" w:hAnsi="Consolas"/>
+          <w:shd w:fill="F2F1ED" w:val="clear"/>
+        </w:rPr>
+        <w:t xml:space="preserve">calc_rag_watch_at</w:t>
+      </w:r>
+      <w:r>
+        <w:t xml:space="preserve"> how far below it the amber band runs (0.05 by default; set it to </w:t>
+      </w:r>
+      <w:r>
+        <w:rPr>
+          <w:rFonts w:ascii="Consolas" w:cs="Consolas" w:eastAsia="Consolas" w:hAnsi="Consolas"/>
+          <w:shd w:fill="F2F1ED" w:val="clear"/>
+        </w:rPr>
+        <w:t xml:space="preserve">0</w:t>
+      </w:r>
+      <w:r>
+        <w:t xml:space="preserve"> for green and red with no Watch band). There is no tolerance control in the left pane. Ratings are direction-aware — an increase in revenue rates Favourable while an increase in costs or ECL rates Unfavourable, whichever sign convention the file stores costs in (signed negatives or positive magnitudes).</w:t>
       </w:r>
     </w:p>
     <w:p>
@@ -6188,7 +6228,27 @@
         <w:t xml:space="preserve">level2</w:t>
       </w:r>
       <w:r>
-        <w:t xml:space="preserve">), collapse of non-priority tiles, default RAG tolerance, the regex patterns that recognise Forecast and Target columns, the cost/ECL direction patterns, the hidden-comparison patterns for target-only files, the My dashboard page size, and </w:t>
+        <w:t xml:space="preserve">), collapse of non-priority tiles, the RAG thresholds (</w:t>
+      </w:r>
+      <w:r>
+        <w:rPr>
+          <w:rFonts w:ascii="Consolas" w:cs="Consolas" w:eastAsia="Consolas" w:hAnsi="Consolas"/>
+          <w:shd w:fill="F2F1ED" w:val="clear"/>
+        </w:rPr>
+        <w:t xml:space="preserve">calc_rag_green_at</w:t>
+      </w:r>
+      <w:r>
+        <w:t xml:space="preserve">, </w:t>
+      </w:r>
+      <w:r>
+        <w:rPr>
+          <w:rFonts w:ascii="Consolas" w:cs="Consolas" w:eastAsia="Consolas" w:hAnsi="Consolas"/>
+          <w:shd w:fill="F2F1ED" w:val="clear"/>
+        </w:rPr>
+        <w:t xml:space="preserve">calc_rag_watch_at</w:t>
+      </w:r>
+      <w:r>
+        <w:t xml:space="preserve">), the regex patterns that recognise Forecast and Target columns, the cost/ECL direction patterns, the hidden-comparison patterns for target-only files, the My dashboard page size, and </w:t>
       </w:r>
       <w:r>
         <w:rPr>

--- a/iwpb-sg-dashboard/IWPB_SG_Dashboard_README.docx
+++ b/iwpb-sg-dashboard/IWPB_SG_Dashboard_README.docx
@@ -1465,7 +1465,7 @@
         <w:t xml:space="preserve">Executive decisions</w:t>
       </w:r>
       <w:r>
-        <w:t xml:space="preserve"> panel the right, the two stretched to the same height. The panel is computed, never narrated: the lines outside the watch band rank worst-first as decision cards, each with a severity flag, the variance as its headline impact figure (233A / +11.5%), and the inferences the data supports — position vs the basis, the full-year gap to target, and the run-rate the remaining months must average — plus a </w:t>
+        <w:t xml:space="preserve"> panel the right, the two stretched to the same height. The panel is computed, never narrated: the unfavourable lines rank worst-first as decision cards, each with a severity flag, the variance as its headline impact figure (233A / +11.5%), and the inferences the data supports — position vs the basis, the full-year gap to target, and the run-rate the remaining months must average — plus a </w:t>
       </w:r>
       <w:r>
         <w:rPr>
@@ -1484,7 +1484,7 @@
         <w:ind w:left="360"/>
       </w:pPr>
       <w:r>
-        <w:t xml:space="preserve">A count badge carries the number of lines outside the watch band, cards cap at </w:t>
+        <w:t xml:space="preserve">A count badge carries the number of unfavourable lines, cards cap at </w:t>
       </w:r>
       <w:r>
         <w:rPr>
@@ -1494,7 +1494,7 @@
         <w:t xml:space="preserve">decisions_max</w:t>
       </w:r>
       <w:r>
-        <w:t xml:space="preserve"> (default 3) with the overflow noted, and a file with everything inside it says so instead. The Management commentary sits full-width beneath the pair. Clicking a tile (or a KPI in the left rail) points the trajectory and its actions at that line. The mix-analysis panel no longer shows on this page, though its view still feeds the one-page PPT export.</w:t>
+        <w:t xml:space="preserve"> (default 3) with the overflow noted, and a file with nothing unfavourable says so instead. The Management commentary sits full-width beneath the pair. Clicking a tile (or a KPI in the left rail) points the trajectory and its actions at that line. The mix-analysis panel no longer shows on this page, though its view still feeds the one-page PPT export.</w:t>
       </w:r>
     </w:p>
     <w:p>
@@ -5947,17 +5947,7 @@
         <w:t xml:space="preserve">Drivers</w:t>
       </w:r>
       <w:r>
-        <w:t xml:space="preserve"> section (Key = line or value, Value = driver note). RAG compares YTD actuals with the same prior-year months: green at or above prior year, amber within the </w:t>
-      </w:r>
-      <w:r>
-        <w:rPr>
-          <w:b/>
-          <w:bCs/>
-        </w:rPr>
-        <w:t xml:space="preserve">watch band</w:t>
-      </w:r>
-      <w:r>
-        <w:t xml:space="preserve"> below it, red beyond.</w:t>
+        <w:t xml:space="preserve"> section (Key = line or value, Value = driver note).</w:t>
       </w:r>
     </w:p>
     <w:p>
@@ -5965,7 +5955,17 @@
         <w:spacing w:after="140"/>
       </w:pPr>
       <w:r>
-        <w:t xml:space="preserve">How a line is rated is the pack's policy rather than something a reader tunes on the way past, so the thresholds live in the configuration alone — </w:t>
+        <w:t xml:space="preserve">RAG compares YTD actuals with the same prior-year months: </w:t>
+      </w:r>
+      <w:r>
+        <w:rPr>
+          <w:b/>
+          <w:bCs/>
+        </w:rPr>
+        <w:t xml:space="preserve">green at or above prior year, red below it</w:t>
+      </w:r>
+      <w:r>
+        <w:t xml:space="preserve">. There is no amber and no watch band — an in-between rating only ever meant "within a tolerance nobody agreed", and it let the same figure read three ways depending on a setting. </w:t>
       </w:r>
       <w:r>
         <w:rPr>
@@ -5975,27 +5975,7 @@
         <w:t xml:space="preserve">calc_rag_green_at</w:t>
       </w:r>
       <w:r>
-        <w:t xml:space="preserve"> sets where favourable starts and </w:t>
-      </w:r>
-      <w:r>
-        <w:rPr>
-          <w:rFonts w:ascii="Consolas" w:cs="Consolas" w:eastAsia="Consolas" w:hAnsi="Consolas"/>
-          <w:shd w:fill="F2F1ED" w:val="clear"/>
-        </w:rPr>
-        <w:t xml:space="preserve">calc_rag_watch_at</w:t>
-      </w:r>
-      <w:r>
-        <w:t xml:space="preserve"> how far below it the amber band runs (0.05 by default; set it to </w:t>
-      </w:r>
-      <w:r>
-        <w:rPr>
-          <w:rFonts w:ascii="Consolas" w:cs="Consolas" w:eastAsia="Consolas" w:hAnsi="Consolas"/>
-          <w:shd w:fill="F2F1ED" w:val="clear"/>
-        </w:rPr>
-        <w:t xml:space="preserve">0</w:t>
-      </w:r>
-      <w:r>
-        <w:t xml:space="preserve"> for green and red with no Watch band). There is no tolerance control in the left pane. Ratings are direction-aware — an increase in revenue rates Favourable while an increase in costs or ECL rates Unfavourable, whichever sign convention the file stores costs in (signed negatives or positive magnitudes).</w:t>
+        <w:t xml:space="preserve"> sets where favourable starts and is the whole of the policy; there is no tolerance control in the left pane. Ratings are direction-aware — an increase in revenue rates Favourable while an increase in costs or ECL rates Unfavourable, whichever sign convention the file stores costs in (signed negatives or positive magnitudes).</w:t>
       </w:r>
     </w:p>
     <w:p>
@@ -6228,7 +6208,7 @@
         <w:t xml:space="preserve">level2</w:t>
       </w:r>
       <w:r>
-        <w:t xml:space="preserve">), collapse of non-priority tiles, the RAG thresholds (</w:t>
+        <w:t xml:space="preserve">), collapse of non-priority tiles, the RAG threshold (</w:t>
       </w:r>
       <w:r>
         <w:rPr>
@@ -6236,16 +6216,6 @@
           <w:shd w:fill="F2F1ED" w:val="clear"/>
         </w:rPr>
         <w:t xml:space="preserve">calc_rag_green_at</w:t>
-      </w:r>
-      <w:r>
-        <w:t xml:space="preserve">, </w:t>
-      </w:r>
-      <w:r>
-        <w:rPr>
-          <w:rFonts w:ascii="Consolas" w:cs="Consolas" w:eastAsia="Consolas" w:hAnsi="Consolas"/>
-          <w:shd w:fill="F2F1ED" w:val="clear"/>
-        </w:rPr>
-        <w:t xml:space="preserve">calc_rag_watch_at</w:t>
       </w:r>
       <w:r>
         <w:t xml:space="preserve">), the regex patterns that recognise Forecast and Target columns, the cost/ECL direction patterns, the hidden-comparison patterns for target-only files, the My dashboard page size, and </w:t>

--- a/iwpb-sg-dashboard/IWPB_SG_Dashboard_README.docx
+++ b/iwpb-sg-dashboard/IWPB_SG_Dashboard_README.docx
@@ -1465,7 +1465,17 @@
         <w:t xml:space="preserve">Executive decisions</w:t>
       </w:r>
       <w:r>
-        <w:t xml:space="preserve"> panel the right, the two stretched to the same height. The panel is computed, never narrated: the unfavourable lines rank worst-first as decision cards, each with a severity flag, the variance as its headline impact figure (233A / +11.5%), and the inferences the data supports — position vs the basis, the full-year gap to target, and the run-rate the remaining months must average — plus a </w:t>
+        <w:t xml:space="preserve"> panel the right, the two stretched to the same height. The panel is computed, never narrated: </w:t>
+      </w:r>
+      <w:r>
+        <w:rPr>
+          <w:b/>
+          <w:bCs/>
+        </w:rPr>
+        <w:t xml:space="preserve">a decision is asked for where a line is unfavourable</w:t>
+      </w:r>
+      <w:r>
+        <w:t xml:space="preserve">, so those lines rank worst-first as decision cards, each with the variance as its headline impact figure (233A / +11.5%), and the inferences the data supports — position vs the basis, the full-year gap to target, and the run-rate the remaining months must average — plus a </w:t>
       </w:r>
       <w:r>
         <w:rPr>

--- a/iwpb-sg-dashboard/IWPB_SG_Dashboard_README.docx
+++ b/iwpb-sg-dashboard/IWPB_SG_Dashboard_README.docx
@@ -962,7 +962,7 @@
         <w:t xml:space="preserve">▲15.6%</w:t>
       </w:r>
       <w:r>
-        <w:t xml:space="preserve">), never as a signed number that flips meaning between a file storing costs as negatives and one storing them as positives, so the text and the legend can never disagree with each other or with the tile they sit beside. Two figures that are demands rather than movements — the monthly run-rate a target needs, and the momentum of the last three months — say </w:t>
+        <w:t xml:space="preserve">), never as a signed number that flips meaning between a file storing costs as negatives and one storing them as positives, so the text and the legend can never disagree with each other or with the tile they sit beside. The momentum of the last three months is a reading rather than a movement, so it says </w:t>
       </w:r>
       <w:r>
         <w:rPr>
@@ -982,7 +982,7 @@
         <w:t xml:space="preserve">below</w:t>
       </w:r>
       <w:r>
-        <w:t xml:space="preserve"> the current pace in words and carry no favourability colour, because a bigger requirement is not a better or a worse result. The management commentary keeps the pack's F/A wording with the triangle joining the letter — </w:t>
+        <w:t xml:space="preserve"> the current pace in words and carries no favourability colour. The management commentary keeps the pack's F/A wording with the triangle joining the letter — </w:t>
       </w:r>
       <w:r>
         <w:rPr>
@@ -1475,7 +1475,7 @@
         <w:t xml:space="preserve">a decision is asked for where a line is unfavourable</w:t>
       </w:r>
       <w:r>
-        <w:t xml:space="preserve">, so those lines rank worst-first as decision cards, each with the variance as its headline impact figure (233A / +11.5%), and the inferences the data supports — position vs the basis, the full-year gap to target, and the run-rate the remaining months must average — plus a </w:t>
+        <w:t xml:space="preserve">, so those lines rank worst-first as decision cards, each with the variance as its headline impact figure (233A / +11.5%), and the inferences the data supports — position vs the basis and the full-year gap to target — plus a </w:t>
       </w:r>
       <w:r>
         <w:rPr>
@@ -5620,7 +5620,7 @@
         <w:t xml:space="preserve">plain language</w:t>
       </w:r>
       <w:r>
-        <w:t xml:space="preserve">: type the question in your own words and a comprehension layer works out the intent (how are we doing, why did it move, what is behind, break it down by X, monthly trend, run-rate, costs, ECL, target) together with anything the question names — a line, product, business line, region or country. Names are matched against the values actually in the loaded file, longest first, with the Global Business dimensions (business line, region, country) winning over the same text in an ordinary driller column — so "iwpb" reads as the business line, not the CG Level 1 code. Case does not matter except for codes that are also ordinary words (</w:t>
+        <w:t xml:space="preserve">: type the question in your own words and a comprehension layer works out the intent (how are we doing, why did it move, what is behind, break it down by X, monthly trend, costs, ECL, target) together with anything the question names — a line, product, business line, region or country. Names are matched against the values actually in the loaded file, longest first, with the Global Business dimensions (business line, region, country) winning over the same text in an ordinary driller column — so "iwpb" reads as the business line, not the CG Level 1 code. Case does not matter except for codes that are also ordinary words (</w:t>
       </w:r>
       <w:r>
         <w:rPr>
@@ -5675,7 +5675,7 @@
         <w:ind w:left="360"/>
       </w:pPr>
       <w:r>
-        <w:t xml:space="preserve">Behind it sit the approved analyses (performance, lines behind forecast, FY target, top/dragging products, costs, ECL, required run-rate, prior year, contribution mix, movement drivers, dimension breakdowns, monthly trend, geography comparisons) answered deterministically in the browser from the filtered data on the standard comparison basis, plus geography comparisons — countries, regions and business lines side by side with share and RAG.</w:t>
+        <w:t xml:space="preserve">Behind it sit the approved analyses (performance, lines behind forecast, FY target, top/dragging products, costs, ECL, prior year, contribution mix, movement drivers, dimension breakdowns, monthly trend, geography comparisons) answered deterministically in the browser from the filtered data on the standard comparison basis, plus geography comparisons — countries, regions and business lines side by side with share and RAG.</w:t>
       </w:r>
     </w:p>
     <w:p>

--- a/iwpb-sg-dashboard/IWPB_SG_Dashboard_README.docx
+++ b/iwpb-sg-dashboard/IWPB_SG_Dashboard_README.docx
@@ -943,16 +943,7 @@
         <w:t xml:space="preserve">colour is what that movement means</w:t>
       </w:r>
       <w:r>
-        <w:t xml:space="preserve"> — a cost or ECL going up is ▲ red, revenue or a balance going up is ▲ green, a cost coming down is ▼ green.</w:t>
-      </w:r>
-    </w:p>
-    <w:p>
-      <w:pPr>
-        <w:spacing w:after="100"/>
-        <w:ind w:left="360"/>
-      </w:pPr>
-      <w:r>
-        <w:t xml:space="preserve">Percentages are written as magnitudes (</w:t>
+        <w:t xml:space="preserve"> — a cost or ECL going up is ▲ red, revenue or a balance going up is ▲ green, a cost coming down is ▼ green. Percentages are written as magnitudes (</w:t>
       </w:r>
       <w:r>
         <w:rPr>
@@ -962,27 +953,7 @@
         <w:t xml:space="preserve">▲15.6%</w:t>
       </w:r>
       <w:r>
-        <w:t xml:space="preserve">), never as a signed number that flips meaning between a file storing costs as negatives and one storing them as positives, so the text and the legend can never disagree with each other or with the tile they sit beside. The momentum of the last three months is a reading rather than a movement, so it says </w:t>
-      </w:r>
-      <w:r>
-        <w:rPr>
-          <w:b/>
-          <w:bCs/>
-        </w:rPr>
-        <w:t xml:space="preserve">above</w:t>
-      </w:r>
-      <w:r>
-        <w:t xml:space="preserve"> or </w:t>
-      </w:r>
-      <w:r>
-        <w:rPr>
-          <w:b/>
-          <w:bCs/>
-        </w:rPr>
-        <w:t xml:space="preserve">below</w:t>
-      </w:r>
-      <w:r>
-        <w:t xml:space="preserve"> the current pace in words and carries no favourability colour. The management commentary keeps the pack's F/A wording with the triangle joining the letter — </w:t>
+        <w:t xml:space="preserve">), never as a signed number that flips meaning between a file storing costs as negatives and one storing them as positives, so the text and the legend can never disagree with each other or with the tile they sit beside. The management commentary keeps the pack's F/A wording with the triangle joining the letter — </w:t>
       </w:r>
       <w:r>
         <w:rPr>

--- a/iwpb-sg-dashboard/IWPB_SG_Dashboard_README.docx
+++ b/iwpb-sg-dashboard/IWPB_SG_Dashboard_README.docx
@@ -530,7 +530,148 @@
         <w:t xml:space="preserve">Country</w:t>
       </w:r>
       <w:r>
-        <w:t xml:space="preserve"> dimension, aligned by column label so tabs may lay their columns out in any order; any tab missing columns of the first data tab is reported in the ingest summary. A </w:t>
+        <w:t xml:space="preserve"> dimension, aligned by column label so tabs may lay their columns out in any order; any tab missing columns of the first data tab is reported in the ingest summary.</w:t>
+      </w:r>
+    </w:p>
+    <w:p>
+      <w:pPr>
+        <w:spacing w:after="140"/>
+      </w:pPr>
+      <w:r>
+        <w:rPr>
+          <w:b/>
+          <w:bCs/>
+        </w:rPr>
+        <w:t xml:space="preserve">The consolidated Group.</w:t>
+      </w:r>
+      <w:r>
+        <w:t xml:space="preserve"> A regional workbook often carries the Group on its own tab, and the Group is </w:t>
+      </w:r>
+      <w:r>
+        <w:rPr>
+          <w:i/>
+          <w:iCs/>
+        </w:rPr>
+        <w:t xml:space="preserve">not</w:t>
+      </w:r>
+      <w:r>
+        <w:t xml:space="preserve"> the sum of the countries — eliminations and central items live only in the consolidation. A tab whose name matches </w:t>
+      </w:r>
+      <w:r>
+        <w:rPr>
+          <w:rFonts w:ascii="Consolas" w:cs="Consolas" w:eastAsia="Consolas" w:hAnsi="Consolas"/>
+          <w:shd w:fill="F2F1ED" w:val="clear"/>
+        </w:rPr>
+        <w:t xml:space="preserve">group_tab_patterns</w:t>
+      </w:r>
+      <w:r>
+        <w:t xml:space="preserve"> (</w:t>
+      </w:r>
+      <w:r>
+        <w:rPr>
+          <w:rFonts w:ascii="Consolas" w:cs="Consolas" w:eastAsia="Consolas" w:hAnsi="Consolas"/>
+          <w:shd w:fill="F2F1ED" w:val="clear"/>
+        </w:rPr>
+        <w:t xml:space="preserve">Group</w:t>
+      </w:r>
+      <w:r>
+        <w:t xml:space="preserve">, </w:t>
+      </w:r>
+      <w:r>
+        <w:rPr>
+          <w:rFonts w:ascii="Consolas" w:cs="Consolas" w:eastAsia="Consolas" w:hAnsi="Consolas"/>
+          <w:shd w:fill="F2F1ED" w:val="clear"/>
+        </w:rPr>
+        <w:t xml:space="preserve">Consol…</w:t>
+      </w:r>
+      <w:r>
+        <w:t xml:space="preserve">, </w:t>
+      </w:r>
+      <w:r>
+        <w:rPr>
+          <w:rFonts w:ascii="Consolas" w:cs="Consolas" w:eastAsia="Consolas" w:hAnsi="Consolas"/>
+          <w:shd w:fill="F2F1ED" w:val="clear"/>
+        </w:rPr>
+        <w:t xml:space="preserve">Group Total</w:t>
+      </w:r>
+      <w:r>
+        <w:t xml:space="preserve"> by default) is therefore </w:t>
+      </w:r>
+      <w:r>
+        <w:rPr>
+          <w:b/>
+          <w:bCs/>
+        </w:rPr>
+        <w:t xml:space="preserve">never merged as one more country</w:t>
+      </w:r>
+      <w:r>
+        <w:t xml:space="preserve">, so nothing ever double counts. What happens instead is </w:t>
+      </w:r>
+      <w:r>
+        <w:rPr>
+          <w:rFonts w:ascii="Consolas" w:cs="Consolas" w:eastAsia="Consolas" w:hAnsi="Consolas"/>
+          <w:shd w:fill="F2F1ED" w:val="clear"/>
+        </w:rPr>
+        <w:t xml:space="preserve">group_consolidation</w:t>
+      </w:r>
+      <w:r>
+        <w:t xml:space="preserve">'s choice:</w:t>
+      </w:r>
+    </w:p>
+    <w:p>
+      <w:pPr>
+        <w:spacing w:after="140"/>
+        <w:ind w:left="360"/>
+      </w:pPr>
+      <w:r>
+        <w:t xml:space="preserve">- </w:t>
+      </w:r>
+      <w:r>
+        <w:rPr>
+          <w:b/>
+          <w:bCs/>
+        </w:rPr>
+        <w:t xml:space="preserve">`auto`</w:t>
+      </w:r>
+      <w:r>
+        <w:t xml:space="preserve"> (default) — if the tab is present its figures speak for the Group: the unscoped page (tiles, Financial Summary, commentary, exports) and the strip's top row read the consolidation, while scoping to any country, region or business — or cutting a chart by geography — reads the country tabs, because the consolidation has no geography inside it. If no such tab exists, the Group is the roll-up of the country tabs, exactly as before. - </w:t>
+      </w:r>
+      <w:r>
+        <w:rPr>
+          <w:b/>
+          <w:bCs/>
+        </w:rPr>
+        <w:t xml:space="preserve">`rollup`</w:t>
+      </w:r>
+      <w:r>
+        <w:t xml:space="preserve"> — the tab is set aside and the Group is always the roll-up, for workbooks whose Group tab is stale or unwanted.</w:t>
+      </w:r>
+    </w:p>
+    <w:p>
+      <w:pPr>
+        <w:spacing w:after="140"/>
+        <w:ind w:left="360"/>
+      </w:pPr>
+      <w:r>
+        <w:t xml:space="preserve">The ingest report says which way the Group was made — </w:t>
+      </w:r>
+      <w:r>
+        <w:rPr>
+          <w:i/>
+          <w:iCs/>
+        </w:rPr>
+        <w:t xml:space="preserve">"read from the Group tab — the consolidated figures speak for the Group, and the tab is never added to the countries"</w:t>
+      </w:r>
+      <w:r>
+        <w:t xml:space="preserve"> — so the source is never a guess.</w:t>
+      </w:r>
+    </w:p>
+    <w:p>
+      <w:pPr>
+        <w:spacing w:after="140"/>
+      </w:pPr>
+      <w:r>
+        <w:t xml:space="preserve">A </w:t>
       </w:r>
       <w:r>
         <w:rPr>
@@ -540,7 +681,17 @@
         <w:t xml:space="preserve">Countries strip</w:t>
       </w:r>
       <w:r>
-        <w:t xml:space="preserve"> appears in the left pane: a Region row — the sum of every country — then one row per country with its P&amp;L YTD and RAG; click a row to scope every page, chart, export and simulation to that country (the Country filter group mirrors the choice).</w:t>
+        <w:t xml:space="preserve"> appears in the left pane: a Region row — the consolidation where the file carries one, else the sum of every country — then one row per country with its P&amp;L YTD and RAG; click a row to scope every page, chart, export and simulation to that country (the Country filter group mirrors the choice). The strip stays quiet: the whole section folds from its header like the other left-pane sections, the tree stops at business lines and regions (business rows carry a persistent expand/collapse caret), and countries live in a </w:t>
+      </w:r>
+      <w:r>
+        <w:rPr>
+          <w:b/>
+          <w:bCs/>
+        </w:rPr>
+        <w:t xml:space="preserve">country dropdown</w:t>
+      </w:r>
+      <w:r>
+        <w:t xml:space="preserve"> beneath the tree — a picker showing the current selection with its RAG dot and value, opening a searchable panel of countries grouped by business line and region.</w:t>
       </w:r>
     </w:p>
     <w:p>
@@ -548,25 +699,7 @@
         <w:spacing w:after="140"/>
       </w:pPr>
       <w:r>
-        <w:t xml:space="preserve">The strip stays quiet: the whole section folds from its header like the other left-pane sections, the tree stops at business lines and regions (business rows carry a persistent expand/collapse caret), and countries live in a </w:t>
-      </w:r>
-      <w:r>
-        <w:rPr>
-          <w:b/>
-          <w:bCs/>
-        </w:rPr>
-        <w:t xml:space="preserve">country dropdown</w:t>
-      </w:r>
-      <w:r>
-        <w:t xml:space="preserve"> beneath the tree — a picker showing the current selection with its RAG dot and value, opening a searchable panel of countries grouped by business line and region. Picking a country scopes the whole app (keeping the business-line scope), a clear row restores the wider scope, and scoping from anywhere else keeps the picker in sync.</w:t>
-      </w:r>
-    </w:p>
-    <w:p>
-      <w:pPr>
-        <w:spacing w:after="140"/>
-      </w:pPr>
-      <w:r>
-        <w:t xml:space="preserve">Region consolidation keeps all the standing rules: YTD from YTD columns, balances as closing positions in </w:t>
+        <w:t xml:space="preserve">Picking a country scopes the whole app (keeping the business-line scope), a clear row restores the wider scope, and scoping from anywhere else keeps the picker in sync. Region consolidation keeps all the standing rules: YTD from YTD columns, balances as closing positions in </w:t>
       </w:r>
       <w:r>
         <w:rPr>

--- a/iwpb-sg-dashboard/IWPB_SG_Dashboard_README.docx
+++ b/iwpb-sg-dashboard/IWPB_SG_Dashboard_README.docx
@@ -671,6 +671,111 @@
         <w:spacing w:after="140"/>
       </w:pPr>
       <w:r>
+        <w:rPr>
+          <w:b/>
+          <w:bCs/>
+        </w:rPr>
+        <w:t xml:space="preserve">The tiers read as the organisation reads them.</w:t>
+      </w:r>
+      <w:r>
+        <w:t xml:space="preserve"> Countries make a region, regions make the global business, global businesses make the Group: tabs named </w:t>
+      </w:r>
+      <w:r>
+        <w:rPr>
+          <w:rFonts w:ascii="Consolas" w:cs="Consolas" w:eastAsia="Consolas" w:hAnsi="Consolas"/>
+          <w:shd w:fill="F2F1ED" w:val="clear"/>
+        </w:rPr>
+        <w:t xml:space="preserve">IWPB Singapore</w:t>
+      </w:r>
+      <w:r>
+        <w:t xml:space="preserve"> and </w:t>
+      </w:r>
+      <w:r>
+        <w:rPr>
+          <w:rFonts w:ascii="Consolas" w:cs="Consolas" w:eastAsia="Consolas" w:hAnsi="Consolas"/>
+          <w:shd w:fill="F2F1ED" w:val="clear"/>
+        </w:rPr>
+        <w:t xml:space="preserve">CIB Singapore</w:t>
+      </w:r>
+      <w:r>
+        <w:t xml:space="preserve"> resolve through the CountryHierarchy's Level 0, the strip shows </w:t>
+      </w:r>
+      <w:r>
+        <w:rPr>
+          <w:b/>
+          <w:bCs/>
+        </w:rPr>
+        <w:t xml:space="preserve">Group</w:t>
+      </w:r>
+      <w:r>
+        <w:t xml:space="preserve"> on top (the consolidation where the file carries one, tagged </w:t>
+      </w:r>
+      <w:r>
+        <w:rPr>
+          <w:rFonts w:ascii="Consolas" w:cs="Consolas" w:eastAsia="Consolas" w:hAnsi="Consolas"/>
+          <w:shd w:fill="F2F1ED" w:val="clear"/>
+        </w:rPr>
+        <w:t xml:space="preserve">CONSOL</w:t>
+      </w:r>
+      <w:r>
+        <w:t xml:space="preserve">; the sum of the global businesses otherwise), then </w:t>
+      </w:r>
+      <w:r>
+        <w:rPr>
+          <w:b/>
+          <w:bCs/>
+        </w:rPr>
+        <w:t xml:space="preserve">Global IWPB</w:t>
+      </w:r>
+      <w:r>
+        <w:t xml:space="preserve"> and </w:t>
+      </w:r>
+      <w:r>
+        <w:rPr>
+          <w:b/>
+          <w:bCs/>
+        </w:rPr>
+        <w:t xml:space="preserve">Global CIB</w:t>
+      </w:r>
+      <w:r>
+        <w:t xml:space="preserve"> — the business rows carry the </w:t>
+      </w:r>
+      <w:r>
+        <w:rPr>
+          <w:rFonts w:ascii="Consolas" w:cs="Consolas" w:eastAsia="Consolas" w:hAnsi="Consolas"/>
+          <w:shd w:fill="F2F1ED" w:val="clear"/>
+        </w:rPr>
+        <w:t xml:space="preserve">global_business_prefix</w:t>
+      </w:r>
+      <w:r>
+        <w:t xml:space="preserve"> (</w:t>
+      </w:r>
+      <w:r>
+        <w:rPr>
+          <w:rFonts w:ascii="Consolas" w:cs="Consolas" w:eastAsia="Consolas" w:hAnsi="Consolas"/>
+          <w:shd w:fill="F2F1ED" w:val="clear"/>
+        </w:rPr>
+        <w:t xml:space="preserve">Global</w:t>
+      </w:r>
+      <w:r>
+        <w:t xml:space="preserve"> by default, blank switches it off, and the scope-bar dropdown reads the same) — each opening into its regions (tagged </w:t>
+      </w:r>
+      <w:r>
+        <w:rPr>
+          <w:rFonts w:ascii="Consolas" w:cs="Consolas" w:eastAsia="Consolas" w:hAnsi="Consolas"/>
+          <w:shd w:fill="F2F1ED" w:val="clear"/>
+        </w:rPr>
+        <w:t xml:space="preserve">REGION</w:t>
+      </w:r>
+      <w:r>
+        <w:t xml:space="preserve">, each the sum of its countries), with the countries in the picker beneath.</w:t>
+      </w:r>
+    </w:p>
+    <w:p>
+      <w:pPr>
+        <w:spacing w:after="140"/>
+      </w:pPr>
+      <w:r>
         <w:t xml:space="preserve">A </w:t>
       </w:r>
       <w:r>
@@ -681,7 +786,7 @@
         <w:t xml:space="preserve">Countries strip</w:t>
       </w:r>
       <w:r>
-        <w:t xml:space="preserve"> appears in the left pane: a Region row — the consolidation where the file carries one, else the sum of every country — then one row per country with its P&amp;L YTD and RAG; click a row to scope every page, chart, export and simulation to that country (the Country filter group mirrors the choice). The strip stays quiet: the whole section folds from its header like the other left-pane sections, the tree stops at business lines and regions (business rows carry a persistent expand/collapse caret), and countries live in a </w:t>
+        <w:t xml:space="preserve"> appears in the left pane: the Group/Region row — the consolidation where the file carries one, else the sum of every country — then one row per country with its P&amp;L YTD and RAG; click a row to scope every page, chart, export and simulation to that country (the Country filter group mirrors the choice). The strip stays quiet: the whole section folds from its header like the other left-pane sections, the tree stops at business lines and regions (business rows carry a persistent expand/collapse caret), and countries live in a </w:t>
       </w:r>
       <w:r>
         <w:rPr>

--- a/iwpb-sg-dashboard/IWPB_SG_Dashboard_README.docx
+++ b/iwpb-sg-dashboard/IWPB_SG_Dashboard_README.docx
@@ -769,6 +769,44 @@
       </w:r>
       <w:r>
         <w:t xml:space="preserve">, each the sum of its countries), with the countries in the picker beneath.</w:t>
+      </w:r>
+    </w:p>
+    <w:p>
+      <w:pPr>
+        <w:spacing w:after="140"/>
+      </w:pPr>
+      <w:r>
+        <w:t xml:space="preserve">The scope bar's </w:t>
+      </w:r>
+      <w:r>
+        <w:rPr>
+          <w:b/>
+          <w:bCs/>
+        </w:rPr>
+        <w:t xml:space="preserve">country dropdown keeps the same association</w:t>
+      </w:r>
+      <w:r>
+        <w:t xml:space="preserve">: countries are grouped under their </w:t>
+      </w:r>
+      <w:r>
+        <w:rPr>
+          <w:rFonts w:ascii="Consolas" w:cs="Consolas" w:eastAsia="Consolas" w:hAnsi="Consolas"/>
+          <w:shd w:fill="F2F1ED" w:val="clear"/>
+        </w:rPr>
+        <w:t xml:space="preserve">Business · Region</w:t>
+      </w:r>
+      <w:r>
+        <w:t xml:space="preserve"> headings rather than listed flat, and picking Singapore under </w:t>
+      </w:r>
+      <w:r>
+        <w:rPr>
+          <w:rFonts w:ascii="Consolas" w:cs="Consolas" w:eastAsia="Consolas" w:hAnsi="Consolas"/>
+          <w:shd w:fill="F2F1ED" w:val="clear"/>
+        </w:rPr>
+        <w:t xml:space="preserve">CIB · Asia</w:t>
+      </w:r>
+      <w:r>
+        <w:t xml:space="preserve"> scopes to CIB's Singapore, not to every Singapore.</w:t>
       </w:r>
     </w:p>
     <w:p>

--- a/iwpb-sg-dashboard/IWPB_SG_Dashboard_README.docx
+++ b/iwpb-sg-dashboard/IWPB_SG_Dashboard_README.docx
@@ -806,7 +806,17 @@
         <w:t xml:space="preserve">CIB · Asia</w:t>
       </w:r>
       <w:r>
-        <w:t xml:space="preserve"> scopes to CIB's Singapore, not to every Singapore.</w:t>
+        <w:t xml:space="preserve"> scopes to CIB's Singapore, not to every Singapore. And wherever the file carries a Group consolidation, the top of the tree and the dropdowns' everything-option are named </w:t>
+      </w:r>
+      <w:r>
+        <w:rPr>
+          <w:b/>
+          <w:bCs/>
+        </w:rPr>
+        <w:t xml:space="preserve">Group</w:t>
+      </w:r>
+      <w:r>
+        <w:t xml:space="preserve"> — choosing it reads the consolidation, so it says so, rather than whatever the CountryHierarchy calls its Level 1.</w:t>
       </w:r>
     </w:p>
     <w:p>

--- a/iwpb-sg-dashboard/IWPB_SG_Dashboard_README.docx
+++ b/iwpb-sg-dashboard/IWPB_SG_Dashboard_README.docx
@@ -817,6 +817,14 @@
       </w:r>
       <w:r>
         <w:t xml:space="preserve"> — choosing it reads the consolidation, so it says so, rather than whatever the CountryHierarchy calls its Level 1.</w:t>
+      </w:r>
+    </w:p>
+    <w:p>
+      <w:pPr>
+        <w:spacing w:after="140"/>
+      </w:pPr>
+      <w:r>
+        <w:t xml:space="preserve">The hierarchy never leaks the other way: an entry with no tab in the loaded file — a country or a whole region the CountryHierarchy knows but this month's driller does not carry — is not offered in any dropdown, strip row or picker. The hierarchy places what is loaded; it never invents entries.</w:t>
       </w:r>
     </w:p>
     <w:p>

--- a/iwpb-sg-dashboard/IWPB_SG_Dashboard_README.docx
+++ b/iwpb-sg-dashboard/IWPB_SG_Dashboard_README.docx
@@ -825,6 +825,51 @@
       </w:pPr>
       <w:r>
         <w:t xml:space="preserve">The hierarchy never leaks the other way: an entry with no tab in the loaded file — a country or a whole region the CountryHierarchy knows but this month's driller does not carry — is not offered in any dropdown, strip row or picker. The hierarchy places what is loaded; it never invents entries.</w:t>
+      </w:r>
+    </w:p>
+    <w:p>
+      <w:pPr>
+        <w:spacing w:after="140"/>
+      </w:pPr>
+      <w:r>
+        <w:rPr>
+          <w:b/>
+          <w:bCs/>
+        </w:rPr>
+        <w:t xml:space="preserve">Group and Global are different words for different things.</w:t>
+      </w:r>
+      <w:r>
+        <w:t xml:space="preserve"> The </w:t>
+      </w:r>
+      <w:r>
+        <w:rPr>
+          <w:b/>
+          <w:bCs/>
+        </w:rPr>
+        <w:t xml:space="preserve">Group</w:t>
+      </w:r>
+      <w:r>
+        <w:t xml:space="preserve"> is every business together — summed, or read from the Group tab — so the top of a multi-business file, and of any file carrying a Group tab, is named Group. A </w:t>
+      </w:r>
+      <w:r>
+        <w:rPr>
+          <w:b/>
+          <w:bCs/>
+        </w:rPr>
+        <w:t xml:space="preserve">Global business</w:t>
+      </w:r>
+      <w:r>
+        <w:t xml:space="preserve"> is one business consolidated across its regions, so a single-business file with no Group tab is headed </w:t>
+      </w:r>
+      <w:r>
+        <w:rPr>
+          <w:b/>
+          <w:bCs/>
+        </w:rPr>
+        <w:t xml:space="preserve">Global IWPB</w:t>
+      </w:r>
+      <w:r>
+        <w:t xml:space="preserve">, never Group.</w:t>
       </w:r>
     </w:p>
     <w:p>

--- a/iwpb-sg-dashboard/IWPB_SG_Dashboard_README.docx
+++ b/iwpb-sg-dashboard/IWPB_SG_Dashboard_README.docx
@@ -6448,7 +6448,7 @@
           <w:ilvl w:val="0"/>
           <w:numId w:val="3"/>
         </w:numPr>
-        <w:spacing w:after="80"/>
+        <w:spacing w:after="100"/>
       </w:pPr>
       <w:r>
         <w:rPr>
@@ -6548,7 +6548,76 @@
         <w:t xml:space="preserve">variance_periods</w:t>
       </w:r>
       <w:r>
-        <w:t xml:space="preserve"> — the ordered list of comparison bases offered in the left pane (any of </w:t>
+        <w:t xml:space="preserve"> — the ordered list of comparison bases offered in the left pane.</w:t>
+      </w:r>
+    </w:p>
+    <w:p>
+      <w:pPr>
+        <w:spacing w:after="100"/>
+        <w:ind w:left="360"/>
+      </w:pPr>
+      <w:r>
+        <w:t xml:space="preserve">By default this is exactly the six comparisons the All Commentaries pack writes, in the pack's order — </w:t>
+      </w:r>
+      <w:r>
+        <w:rPr>
+          <w:rFonts w:ascii="Consolas" w:cs="Consolas" w:eastAsia="Consolas" w:hAnsi="Consolas"/>
+          <w:shd w:fill="F2F1ED" w:val="clear"/>
+        </w:rPr>
+        <w:t xml:space="preserve">qtr_py</w:t>
+      </w:r>
+      <w:r>
+        <w:t xml:space="preserve">, </w:t>
+      </w:r>
+      <w:r>
+        <w:rPr>
+          <w:rFonts w:ascii="Consolas" w:cs="Consolas" w:eastAsia="Consolas" w:hAnsi="Consolas"/>
+          <w:shd w:fill="F2F1ED" w:val="clear"/>
+        </w:rPr>
+        <w:t xml:space="preserve">ytd_tgt</w:t>
+      </w:r>
+      <w:r>
+        <w:t xml:space="preserve">, </w:t>
+      </w:r>
+      <w:r>
+        <w:rPr>
+          <w:rFonts w:ascii="Consolas" w:cs="Consolas" w:eastAsia="Consolas" w:hAnsi="Consolas"/>
+          <w:shd w:fill="F2F1ED" w:val="clear"/>
+        </w:rPr>
+        <w:t xml:space="preserve">mth_fc</w:t>
+      </w:r>
+      <w:r>
+        <w:t xml:space="preserve">, </w:t>
+      </w:r>
+      <w:r>
+        <w:rPr>
+          <w:rFonts w:ascii="Consolas" w:cs="Consolas" w:eastAsia="Consolas" w:hAnsi="Consolas"/>
+          <w:shd w:fill="F2F1ED" w:val="clear"/>
+        </w:rPr>
+        <w:t xml:space="preserve">fy_pfc</w:t>
+      </w:r>
+      <w:r>
+        <w:t xml:space="preserve">, </w:t>
+      </w:r>
+      <w:r>
+        <w:rPr>
+          <w:rFonts w:ascii="Consolas" w:cs="Consolas" w:eastAsia="Consolas" w:hAnsi="Consolas"/>
+          <w:shd w:fill="F2F1ED" w:val="clear"/>
+        </w:rPr>
+        <w:t xml:space="preserve">fy_py</w:t>
+      </w:r>
+      <w:r>
+        <w:t xml:space="preserve">, </w:t>
+      </w:r>
+      <w:r>
+        <w:rPr>
+          <w:rFonts w:ascii="Consolas" w:cs="Consolas" w:eastAsia="Consolas" w:hAnsi="Consolas"/>
+          <w:shd w:fill="F2F1ED" w:val="clear"/>
+        </w:rPr>
+        <w:t xml:space="preserve">fy_tgt</w:t>
+      </w:r>
+      <w:r>
+        <w:t xml:space="preserve"> — so the selector and the pack read one basis list; the page lands on the first of them the file can serve. A config can still narrow or extend the list (</w:t>
       </w:r>
       <w:r>
         <w:rPr>
@@ -6585,7 +6654,7 @@
           <w:rFonts w:ascii="Consolas" w:cs="Consolas" w:eastAsia="Consolas" w:hAnsi="Consolas"/>
           <w:shd w:fill="F2F1ED" w:val="clear"/>
         </w:rPr>
-        <w:t xml:space="preserve">ytd_tgt</w:t>
+        <w:t xml:space="preserve">mom</w:t>
       </w:r>
       <w:r>
         <w:t xml:space="preserve">, </w:t>
@@ -6595,7 +6664,7 @@
           <w:rFonts w:ascii="Consolas" w:cs="Consolas" w:eastAsia="Consolas" w:hAnsi="Consolas"/>
           <w:shd w:fill="F2F1ED" w:val="clear"/>
         </w:rPr>
-        <w:t xml:space="preserve">mom</w:t>
+        <w:t xml:space="preserve">mth_py</w:t>
       </w:r>
       <w:r>
         <w:t xml:space="preserve">, </w:t>
@@ -6605,50 +6674,10 @@
           <w:rFonts w:ascii="Consolas" w:cs="Consolas" w:eastAsia="Consolas" w:hAnsi="Consolas"/>
           <w:shd w:fill="F2F1ED" w:val="clear"/>
         </w:rPr>
-        <w:t xml:space="preserve">mth_py</w:t>
-      </w:r>
-      <w:r>
-        <w:t xml:space="preserve">, </w:t>
-      </w:r>
-      <w:r>
-        <w:rPr>
-          <w:rFonts w:ascii="Consolas" w:cs="Consolas" w:eastAsia="Consolas" w:hAnsi="Consolas"/>
-          <w:shd w:fill="F2F1ED" w:val="clear"/>
-        </w:rPr>
         <w:t xml:space="preserve">mth_tgt</w:t>
       </w:r>
       <w:r>
-        <w:t xml:space="preserve">, </w:t>
-      </w:r>
-      <w:r>
-        <w:rPr>
-          <w:rFonts w:ascii="Consolas" w:cs="Consolas" w:eastAsia="Consolas" w:hAnsi="Consolas"/>
-          <w:shd w:fill="F2F1ED" w:val="clear"/>
-        </w:rPr>
-        <w:t xml:space="preserve">mth_fc</w:t>
-      </w:r>
-      <w:r>
-        <w:t xml:space="preserve">, </w:t>
-      </w:r>
-      <w:r>
-        <w:rPr>
-          <w:rFonts w:ascii="Consolas" w:cs="Consolas" w:eastAsia="Consolas" w:hAnsi="Consolas"/>
-          <w:shd w:fill="F2F1ED" w:val="clear"/>
-        </w:rPr>
-        <w:t xml:space="preserve">fy_tgt</w:t>
-      </w:r>
-      <w:r>
-        <w:t xml:space="preserve">, </w:t>
-      </w:r>
-      <w:r>
-        <w:rPr>
-          <w:rFonts w:ascii="Consolas" w:cs="Consolas" w:eastAsia="Consolas" w:hAnsi="Consolas"/>
-          <w:shd w:fill="F2F1ED" w:val="clear"/>
-        </w:rPr>
-        <w:t xml:space="preserve">fy_py</w:t>
-      </w:r>
-      <w:r>
-        <w:t xml:space="preserve">; entries a file cannot serve are hidden automatically).</w:t>
+        <w:t xml:space="preserve"> remain understood); entries a file cannot serve are hidden automatically.</w:t>
       </w:r>
     </w:p>
     <w:p>

--- a/iwpb-sg-dashboard/IWPB_SG_Dashboard_README.docx
+++ b/iwpb-sg-dashboard/IWPB_SG_Dashboard_README.docx
@@ -4517,6 +4517,254 @@
       </w:r>
       <w:r>
         <w:t xml:space="preserve"> names the line, product or region it is about, matched loosely against the names on the page, and blank means the view as a whole. Where nothing is written a block reads its own figures exactly as before, so ingesting one line never silences the rest. A written line also leads its own row in the Line commentary column, ahead of the Drivers note. Editing a block and keeping it still works: the written words refresh in place on the next ingest while your own edits stay.</w:t>
+      </w:r>
+    </w:p>
+    <w:p>
+      <w:pPr>
+        <w:spacing w:after="140"/>
+        <w:ind w:left="360"/>
+      </w:pPr>
+      <w:r>
+        <w:rPr>
+          <w:b/>
+          <w:bCs/>
+        </w:rPr>
+        <w:t xml:space="preserve">Commentary templates — choosing how the narrative is worded.</w:t>
+      </w:r>
+      <w:r>
+        <w:t xml:space="preserve"> The Management Commentary panel carries a </w:t>
+      </w:r>
+      <w:r>
+        <w:rPr>
+          <w:b/>
+          <w:bCs/>
+        </w:rPr>
+        <w:t xml:space="preserve">Style</w:t>
+      </w:r>
+      <w:r>
+        <w:t xml:space="preserve"> selector: the pack narrative, the house cascade, or any named template from the configuration's </w:t>
+      </w:r>
+      <w:r>
+        <w:rPr>
+          <w:rFonts w:ascii="Consolas" w:cs="Consolas" w:eastAsia="Consolas" w:hAnsi="Consolas"/>
+          <w:shd w:fill="F2F1ED" w:val="clear"/>
+        </w:rPr>
+        <w:t xml:space="preserve">CommentaryTemplates</w:t>
+      </w:r>
+      <w:r>
+        <w:t xml:space="preserve"> tab (</w:t>
+      </w:r>
+      <w:r>
+        <w:rPr>
+          <w:rFonts w:ascii="Consolas" w:cs="Consolas" w:eastAsia="Consolas" w:hAnsi="Consolas"/>
+          <w:shd w:fill="F2F1ED" w:val="clear"/>
+        </w:rPr>
+        <w:t xml:space="preserve">Style | View | Pattern</w:t>
+      </w:r>
+      <w:r>
+        <w:t xml:space="preserve">). A pattern is a sentence with tokens the page fills per statement line from the driller's own figures under the selected variance period —</w:t>
+      </w:r>
+    </w:p>
+    <w:p>
+      <w:pPr>
+        <w:shd w:fill="F2F1ED" w:val="clear"/>
+        <w:spacing w:after="0"/>
+      </w:pPr>
+      <w:r>
+        <w:rPr>
+          <w:rFonts w:ascii="Consolas" w:cs="Consolas" w:eastAsia="Consolas" w:hAnsi="Consolas"/>
+          <w:sz w:val="18"/>
+          <w:szCs w:val="18"/>
+        </w:rPr>
+        <w:t xml:space="preserve">Exec brief   | {line} {var} {vs}, led by {drivers}.</w:t>
+      </w:r>
+    </w:p>
+    <w:p>
+      <w:pPr>
+        <w:shd w:fill="F2F1ED" w:val="clear"/>
+        <w:spacing w:after="0"/>
+      </w:pPr>
+      <w:r>
+        <w:rPr>
+          <w:rFonts w:ascii="Consolas" w:cs="Consolas" w:eastAsia="Consolas" w:hAnsi="Consolas"/>
+          <w:sz w:val="18"/>
+          <w:szCs w:val="18"/>
+        </w:rPr>
+        <w:t xml:space="preserve">FP&amp;A detail  | {line}: {main} against {base} — {varamt} ({varpct}) {vs}. Key movers: {drivers}.</w:t>
+      </w:r>
+    </w:p>
+    <w:p>
+      <w:pPr>
+        <w:spacing w:after="120"/>
+      </w:pPr>
+    </w:p>
+    <w:p>
+      <w:pPr>
+        <w:spacing w:after="140"/>
+        <w:ind w:left="360"/>
+      </w:pPr>
+      <w:r>
+        <w:t xml:space="preserve">Tokens: </w:t>
+      </w:r>
+      <w:r>
+        <w:rPr>
+          <w:rFonts w:ascii="Consolas" w:cs="Consolas" w:eastAsia="Consolas" w:hAnsi="Consolas"/>
+          <w:shd w:fill="F2F1ED" w:val="clear"/>
+        </w:rPr>
+        <w:t xml:space="preserve">{line}</w:t>
+      </w:r>
+      <w:r>
+        <w:t xml:space="preserve"> </w:t>
+      </w:r>
+      <w:r>
+        <w:rPr>
+          <w:rFonts w:ascii="Consolas" w:cs="Consolas" w:eastAsia="Consolas" w:hAnsi="Consolas"/>
+          <w:shd w:fill="F2F1ED" w:val="clear"/>
+        </w:rPr>
+        <w:t xml:space="preserve">{main}</w:t>
+      </w:r>
+      <w:r>
+        <w:t xml:space="preserve"> </w:t>
+      </w:r>
+      <w:r>
+        <w:rPr>
+          <w:rFonts w:ascii="Consolas" w:cs="Consolas" w:eastAsia="Consolas" w:hAnsi="Consolas"/>
+          <w:shd w:fill="F2F1ED" w:val="clear"/>
+        </w:rPr>
+        <w:t xml:space="preserve">{base}</w:t>
+      </w:r>
+      <w:r>
+        <w:t xml:space="preserve"> </w:t>
+      </w:r>
+      <w:r>
+        <w:rPr>
+          <w:rFonts w:ascii="Consolas" w:cs="Consolas" w:eastAsia="Consolas" w:hAnsi="Consolas"/>
+          <w:shd w:fill="F2F1ED" w:val="clear"/>
+        </w:rPr>
+        <w:t xml:space="preserve">{var}</w:t>
+      </w:r>
+      <w:r>
+        <w:t xml:space="preserve"> (movement with %), </w:t>
+      </w:r>
+      <w:r>
+        <w:rPr>
+          <w:rFonts w:ascii="Consolas" w:cs="Consolas" w:eastAsia="Consolas" w:hAnsi="Consolas"/>
+          <w:shd w:fill="F2F1ED" w:val="clear"/>
+        </w:rPr>
+        <w:t xml:space="preserve">{varamt}</w:t>
+      </w:r>
+      <w:r>
+        <w:t xml:space="preserve"> (movement alone), </w:t>
+      </w:r>
+      <w:r>
+        <w:rPr>
+          <w:rFonts w:ascii="Consolas" w:cs="Consolas" w:eastAsia="Consolas" w:hAnsi="Consolas"/>
+          <w:shd w:fill="F2F1ED" w:val="clear"/>
+        </w:rPr>
+        <w:t xml:space="preserve">{varpct}</w:t>
+      </w:r>
+      <w:r>
+        <w:t xml:space="preserve">, </w:t>
+      </w:r>
+      <w:r>
+        <w:rPr>
+          <w:rFonts w:ascii="Consolas" w:cs="Consolas" w:eastAsia="Consolas" w:hAnsi="Consolas"/>
+          <w:shd w:fill="F2F1ED" w:val="clear"/>
+        </w:rPr>
+        <w:t xml:space="preserve">{vs}</w:t>
+      </w:r>
+      <w:r>
+        <w:t xml:space="preserve">, </w:t>
+      </w:r>
+      <w:r>
+        <w:rPr>
+          <w:rFonts w:ascii="Consolas" w:cs="Consolas" w:eastAsia="Consolas" w:hAnsi="Consolas"/>
+          <w:shd w:fill="F2F1ED" w:val="clear"/>
+        </w:rPr>
+        <w:t xml:space="preserve">{basename}</w:t>
+      </w:r>
+      <w:r>
+        <w:t xml:space="preserve">, </w:t>
+      </w:r>
+      <w:r>
+        <w:rPr>
+          <w:rFonts w:ascii="Consolas" w:cs="Consolas" w:eastAsia="Consolas" w:hAnsi="Consolas"/>
+          <w:shd w:fill="F2F1ED" w:val="clear"/>
+        </w:rPr>
+        <w:t xml:space="preserve">{period}</w:t>
+      </w:r>
+      <w:r>
+        <w:t xml:space="preserve">, </w:t>
+      </w:r>
+      <w:r>
+        <w:rPr>
+          <w:rFonts w:ascii="Consolas" w:cs="Consolas" w:eastAsia="Consolas" w:hAnsi="Consolas"/>
+          <w:shd w:fill="F2F1ED" w:val="clear"/>
+        </w:rPr>
+        <w:t xml:space="preserve">{drivers}</w:t>
+      </w:r>
+      <w:r>
+        <w:t xml:space="preserve">, </w:t>
+      </w:r>
+      <w:r>
+        <w:rPr>
+          <w:rFonts w:ascii="Consolas" w:cs="Consolas" w:eastAsia="Consolas" w:hAnsi="Consolas"/>
+          <w:shd w:fill="F2F1ED" w:val="clear"/>
+        </w:rPr>
+        <w:t xml:space="preserve">{month}</w:t>
+      </w:r>
+      <w:r>
+        <w:t xml:space="preserve">, </w:t>
+      </w:r>
+      <w:r>
+        <w:rPr>
+          <w:rFonts w:ascii="Consolas" w:cs="Consolas" w:eastAsia="Consolas" w:hAnsi="Consolas"/>
+          <w:shd w:fill="F2F1ED" w:val="clear"/>
+        </w:rPr>
+        <w:t xml:space="preserve">{quarter}</w:t>
+      </w:r>
+      <w:r>
+        <w:t xml:space="preserve">, </w:t>
+      </w:r>
+      <w:r>
+        <w:rPr>
+          <w:rFonts w:ascii="Consolas" w:cs="Consolas" w:eastAsia="Consolas" w:hAnsi="Consolas"/>
+          <w:shd w:fill="F2F1ED" w:val="clear"/>
+        </w:rPr>
+        <w:t xml:space="preserve">{fy}</w:t>
+      </w:r>
+      <w:r>
+        <w:t xml:space="preserve">, </w:t>
+      </w:r>
+      <w:r>
+        <w:rPr>
+          <w:rFonts w:ascii="Consolas" w:cs="Consolas" w:eastAsia="Consolas" w:hAnsi="Consolas"/>
+          <w:shd w:fill="F2F1ED" w:val="clear"/>
+        </w:rPr>
+        <w:t xml:space="preserve">{ytd}</w:t>
+      </w:r>
+      <w:r>
+        <w:t xml:space="preserve">. A template governs word order and tone, never arithmetic: every figure is computed exactly as the pack style computes it, expense lines still name no products as movers, and the written commentary still leads each line. Uploaded rows replace the built-in examples wholesale; </w:t>
+      </w:r>
+      <w:r>
+        <w:rPr>
+          <w:rFonts w:ascii="Consolas" w:cs="Consolas" w:eastAsia="Consolas" w:hAnsi="Consolas"/>
+          <w:shd w:fill="F2F1ED" w:val="clear"/>
+        </w:rPr>
+        <w:t xml:space="preserve">View</w:t>
+      </w:r>
+      <w:r>
+        <w:t xml:space="preserve"> scopes a pattern (blank = everywhere); </w:t>
+      </w:r>
+      <w:r>
+        <w:rPr>
+          <w:rFonts w:ascii="Consolas" w:cs="Consolas" w:eastAsia="Consolas" w:hAnsi="Consolas"/>
+          <w:shd w:fill="F2F1ED" w:val="clear"/>
+        </w:rPr>
+        <w:t xml:space="preserve">commentary_format</w:t>
+      </w:r>
+      <w:r>
+        <w:t xml:space="preserve"> in Settings names the default style, and the reader's own pick on the panel is remembered. The Word and PPT exports carry whichever style is on the page.</w:t>
       </w:r>
     </w:p>
     <w:p>

--- a/iwpb-sg-dashboard/IWPB_SG_Dashboard_README.docx
+++ b/iwpb-sg-dashboard/IWPB_SG_Dashboard_README.docx
@@ -4765,6 +4765,52 @@
       </w:r>
       <w:r>
         <w:t xml:space="preserve"> in Settings names the default style, and the reader's own pick on the panel is remembered. The Word and PPT exports carry whichever style is on the page.</w:t>
+      </w:r>
+    </w:p>
+    <w:p>
+      <w:pPr>
+        <w:spacing w:after="140"/>
+        <w:ind w:left="360"/>
+      </w:pPr>
+      <w:r>
+        <w:rPr>
+          <w:b/>
+          <w:bCs/>
+        </w:rPr>
+        <w:t xml:space="preserve">Onboarding templates from the left pane.</w:t>
+      </w:r>
+      <w:r>
+        <w:t xml:space="preserve"> The </w:t>
+      </w:r>
+      <w:r>
+        <w:rPr>
+          <w:b/>
+          <w:bCs/>
+        </w:rPr>
+        <w:t xml:space="preserve">Commentary templates</w:t>
+      </w:r>
+      <w:r>
+        <w:t xml:space="preserve"> section in the left pane takes a template written the way you write it: name it, type the pattern, and a live preview words the file's first statement line as you type. Saving makes it the active style and offers it on both selectors alongside the config's templates; it is kept in the browser across sessions, and a template saved under a config style's name overrides that style for you alone. </w:t>
+      </w:r>
+      <w:r>
+        <w:rPr>
+          <w:b/>
+          <w:bCs/>
+        </w:rPr>
+        <w:t xml:space="preserve">Download as config rows</w:t>
+      </w:r>
+      <w:r>
+        <w:t xml:space="preserve"> turns your saved templates into </w:t>
+      </w:r>
+      <w:r>
+        <w:rPr>
+          <w:rFonts w:ascii="Consolas" w:cs="Consolas" w:eastAsia="Consolas" w:hAnsi="Consolas"/>
+          <w:shd w:fill="F2F1ED" w:val="clear"/>
+        </w:rPr>
+        <w:t xml:space="preserve">CommentaryTemplates</w:t>
+      </w:r>
+      <w:r>
+        <w:t xml:space="preserve"> CSV rows ready to paste into the config workbook when a personal style should become the team's.</w:t>
       </w:r>
     </w:p>
     <w:p>

--- a/iwpb-sg-dashboard/IWPB_SG_Dashboard_README.docx
+++ b/iwpb-sg-dashboard/IWPB_SG_Dashboard_README.docx
@@ -4777,6 +4777,181 @@
           <w:b/>
           <w:bCs/>
         </w:rPr>
+        <w:t xml:space="preserve">Scoped templates — the scope picks its own voice.</w:t>
+      </w:r>
+      <w:r>
+        <w:t xml:space="preserve"> With the Style selector on </w:t>
+      </w:r>
+      <w:r>
+        <w:rPr>
+          <w:b/>
+          <w:bCs/>
+        </w:rPr>
+        <w:t xml:space="preserve">Auto — match the scope</w:t>
+      </w:r>
+      <w:r>
+        <w:t xml:space="preserve"> (the default), the page adopts whichever defined template best fits where it is looking: an unscoped multi-business page speaks the </w:t>
+      </w:r>
+      <w:r>
+        <w:rPr>
+          <w:rFonts w:ascii="Consolas" w:cs="Consolas" w:eastAsia="Consolas" w:hAnsi="Consolas"/>
+          <w:shd w:fill="F2F1ED" w:val="clear"/>
+        </w:rPr>
+        <w:t xml:space="preserve">Group</w:t>
+      </w:r>
+      <w:r>
+        <w:t xml:space="preserve"> template, a selected business its </w:t>
+      </w:r>
+      <w:r>
+        <w:rPr>
+          <w:rFonts w:ascii="Consolas" w:cs="Consolas" w:eastAsia="Consolas" w:hAnsi="Consolas"/>
+          <w:shd w:fill="F2F1ED" w:val="clear"/>
+        </w:rPr>
+        <w:t xml:space="preserve">IWPB Global</w:t>
+      </w:r>
+      <w:r>
+        <w:t xml:space="preserve"> or </w:t>
+      </w:r>
+      <w:r>
+        <w:rPr>
+          <w:rFonts w:ascii="Consolas" w:cs="Consolas" w:eastAsia="Consolas" w:hAnsi="Consolas"/>
+          <w:shd w:fill="F2F1ED" w:val="clear"/>
+        </w:rPr>
+        <w:t xml:space="preserve">CIB Global</w:t>
+      </w:r>
+      <w:r>
+        <w:t xml:space="preserve"> template, a region its </w:t>
+      </w:r>
+      <w:r>
+        <w:rPr>
+          <w:rFonts w:ascii="Consolas" w:cs="Consolas" w:eastAsia="Consolas" w:hAnsi="Consolas"/>
+          <w:shd w:fill="F2F1ED" w:val="clear"/>
+        </w:rPr>
+        <w:t xml:space="preserve">Regional</w:t>
+      </w:r>
+      <w:r>
+        <w:t xml:space="preserve"> and a country its </w:t>
+      </w:r>
+      <w:r>
+        <w:rPr>
+          <w:rFonts w:ascii="Consolas" w:cs="Consolas" w:eastAsia="Consolas" w:hAnsi="Consolas"/>
+          <w:shd w:fill="F2F1ED" w:val="clear"/>
+        </w:rPr>
+        <w:t xml:space="preserve">Country</w:t>
+      </w:r>
+      <w:r>
+        <w:t xml:space="preserve"> one — re-resolved automatically as the scope moves, with nothing to pick.</w:t>
+      </w:r>
+    </w:p>
+    <w:p>
+      <w:pPr>
+        <w:spacing w:after="140"/>
+        <w:ind w:left="360"/>
+      </w:pPr>
+      <w:r>
+        <w:t xml:space="preserve">A template's scope is its </w:t>
+      </w:r>
+      <w:r>
+        <w:rPr>
+          <w:rFonts w:ascii="Consolas" w:cs="Consolas" w:eastAsia="Consolas" w:hAnsi="Consolas"/>
+          <w:shd w:fill="F2F1ED" w:val="clear"/>
+        </w:rPr>
+        <w:t xml:space="preserve">Scope</w:t>
+      </w:r>
+      <w:r>
+        <w:t xml:space="preserve"> column, or simply its own name: </w:t>
+      </w:r>
+      <w:r>
+        <w:rPr>
+          <w:rFonts w:ascii="Consolas" w:cs="Consolas" w:eastAsia="Consolas" w:hAnsi="Consolas"/>
+          <w:shd w:fill="F2F1ED" w:val="clear"/>
+        </w:rPr>
+        <w:t xml:space="preserve">Group</w:t>
+      </w:r>
+      <w:r>
+        <w:t xml:space="preserve">, </w:t>
+      </w:r>
+      <w:r>
+        <w:rPr>
+          <w:rFonts w:ascii="Consolas" w:cs="Consolas" w:eastAsia="Consolas" w:hAnsi="Consolas"/>
+          <w:shd w:fill="F2F1ED" w:val="clear"/>
+        </w:rPr>
+        <w:t xml:space="preserve">Global</w:t>
+      </w:r>
+      <w:r>
+        <w:t xml:space="preserve">, </w:t>
+      </w:r>
+      <w:r>
+        <w:rPr>
+          <w:rFonts w:ascii="Consolas" w:cs="Consolas" w:eastAsia="Consolas" w:hAnsi="Consolas"/>
+          <w:shd w:fill="F2F1ED" w:val="clear"/>
+        </w:rPr>
+        <w:t xml:space="preserve">Regional</w:t>
+      </w:r>
+      <w:r>
+        <w:t xml:space="preserve">, </w:t>
+      </w:r>
+      <w:r>
+        <w:rPr>
+          <w:rFonts w:ascii="Consolas" w:cs="Consolas" w:eastAsia="Consolas" w:hAnsi="Consolas"/>
+          <w:shd w:fill="F2F1ED" w:val="clear"/>
+        </w:rPr>
+        <w:t xml:space="preserve">Country</w:t>
+      </w:r>
+      <w:r>
+        <w:t xml:space="preserve">, optionally led by a business (</w:t>
+      </w:r>
+      <w:r>
+        <w:rPr>
+          <w:rFonts w:ascii="Consolas" w:cs="Consolas" w:eastAsia="Consolas" w:hAnsi="Consolas"/>
+          <w:shd w:fill="F2F1ED" w:val="clear"/>
+        </w:rPr>
+        <w:t xml:space="preserve">IWPB Global</w:t>
+      </w:r>
+      <w:r>
+        <w:t xml:space="preserve">) or a specific place (</w:t>
+      </w:r>
+      <w:r>
+        <w:rPr>
+          <w:rFonts w:ascii="Consolas" w:cs="Consolas" w:eastAsia="Consolas" w:hAnsi="Consolas"/>
+          <w:shd w:fill="F2F1ED" w:val="clear"/>
+        </w:rPr>
+        <w:t xml:space="preserve">Singapore</w:t>
+      </w:r>
+      <w:r>
+        <w:t xml:space="preserve">) — the most specific match wins, so </w:t>
+      </w:r>
+      <w:r>
+        <w:rPr>
+          <w:rFonts w:ascii="Consolas" w:cs="Consolas" w:eastAsia="Consolas" w:hAnsi="Consolas"/>
+          <w:shd w:fill="F2F1ED" w:val="clear"/>
+        </w:rPr>
+        <w:t xml:space="preserve">IWPB Global</w:t>
+      </w:r>
+      <w:r>
+        <w:t xml:space="preserve"> beats plain </w:t>
+      </w:r>
+      <w:r>
+        <w:rPr>
+          <w:rFonts w:ascii="Consolas" w:cs="Consolas" w:eastAsia="Consolas" w:hAnsi="Consolas"/>
+          <w:shd w:fill="F2F1ED" w:val="clear"/>
+        </w:rPr>
+        <w:t xml:space="preserve">Global</w:t>
+      </w:r>
+      <w:r>
+        <w:t xml:space="preserve"> when IWPB is selected. A scope with no template defined speaks the pack narrative, so IWPB can have its own voice while CIB reads the standard one until CIB defines its own. Both packs ship worked examples; a hand-picked style always overrides the scope.</w:t>
+      </w:r>
+    </w:p>
+    <w:p>
+      <w:pPr>
+        <w:spacing w:after="140"/>
+        <w:ind w:left="360"/>
+      </w:pPr>
+      <w:r>
+        <w:rPr>
+          <w:b/>
+          <w:bCs/>
+        </w:rPr>
         <w:t xml:space="preserve">Onboarding templates from the left pane.</w:t>
       </w:r>
       <w:r>
@@ -4790,8 +4965,24 @@
         <w:t xml:space="preserve">Commentary templates</w:t>
       </w:r>
       <w:r>
-        <w:t xml:space="preserve"> section in the left pane takes a template written the way you write it: name it, type the pattern, and a live preview words the file's first statement line as you type. Saving makes it the active style and offers it on both selectors alongside the config's templates; it is kept in the browser across sessions, and a template saved under a config style's name overrides that style for you alone. </w:t>
-      </w:r>
+        <w:t xml:space="preserve"> section in the left pane takes a template written the way you write it: name it, choose what it applies to (anywhere, a tier, or a business tier such as </w:t>
+      </w:r>
+      <w:r>
+        <w:rPr>
+          <w:rFonts w:ascii="Consolas" w:cs="Consolas" w:eastAsia="Consolas" w:hAnsi="Consolas"/>
+          <w:shd w:fill="F2F1ED" w:val="clear"/>
+        </w:rPr>
+        <w:t xml:space="preserve">IWPB Global</w:t>
+      </w:r>
+      <w:r>
+        <w:t xml:space="preserve">), type the pattern, and a live preview words the file's first statement line as you type. A scoped template saved while Auto is on joins the rotation — the page adopts it wherever it applies; a plain named one becomes the active style and appears on both selectors alongside the config's templates; it is kept in the browser across sessions, and a template saved under a config style's name overrides that style for you alone.</w:t>
+      </w:r>
+    </w:p>
+    <w:p>
+      <w:pPr>
+        <w:spacing w:after="140"/>
+        <w:ind w:left="360"/>
+      </w:pPr>
       <w:r>
         <w:rPr>
           <w:b/>

--- a/iwpb-sg-dashboard/IWPB_SG_Dashboard_README.docx
+++ b/iwpb-sg-dashboard/IWPB_SG_Dashboard_README.docx
@@ -5002,6 +5002,81 @@
       </w:r>
       <w:r>
         <w:t xml:space="preserve"> CSV rows ready to paste into the config workbook when a personal style should become the team's.</w:t>
+      </w:r>
+    </w:p>
+    <w:p>
+      <w:pPr>
+        <w:spacing w:after="140"/>
+        <w:ind w:left="360"/>
+      </w:pPr>
+      <w:r>
+        <w:rPr>
+          <w:b/>
+          <w:bCs/>
+        </w:rPr>
+        <w:t xml:space="preserve">Onboarding a whole set at once — no pasting.</w:t>
+      </w:r>
+      <w:r>
+        <w:t xml:space="preserve"> Keep your templates in their own workbook or CSV of </w:t>
+      </w:r>
+      <w:r>
+        <w:rPr>
+          <w:rFonts w:ascii="Consolas" w:cs="Consolas" w:eastAsia="Consolas" w:hAnsi="Consolas"/>
+          <w:shd w:fill="F2F1ED" w:val="clear"/>
+        </w:rPr>
+        <w:t xml:space="preserve">Style | Scope | Pattern</w:t>
+      </w:r>
+      <w:r>
+        <w:t xml:space="preserve"> rows and press </w:t>
+      </w:r>
+      <w:r>
+        <w:rPr>
+          <w:b/>
+          <w:bCs/>
+        </w:rPr>
+        <w:t xml:space="preserve">⤒ Upload templates</w:t>
+      </w:r>
+      <w:r>
+        <w:t xml:space="preserve"> in the pane: every row merges into your saved set in one go, keyed by style </w:t>
+      </w:r>
+      <w:r>
+        <w:rPr>
+          <w:i/>
+          <w:iCs/>
+        </w:rPr>
+        <w:t xml:space="preserve">and</w:t>
+      </w:r>
+      <w:r>
+        <w:t xml:space="preserve"> scope so one style keeps its global, regional and country rows and a re-upload updates in place rather than duplicating.</w:t>
+      </w:r>
+    </w:p>
+    <w:p>
+      <w:pPr>
+        <w:spacing w:after="140"/>
+        <w:ind w:left="360"/>
+      </w:pPr>
+      <w:r>
+        <w:t xml:space="preserve">Nothing else in the configuration is touched — unlike a config upload, which replaces the whole configuration. Your uploaded rows outrank the config's on the same scope, and </w:t>
+      </w:r>
+      <w:r>
+        <w:rPr>
+          <w:rFonts w:ascii="Consolas" w:cs="Consolas" w:eastAsia="Consolas" w:hAnsi="Consolas"/>
+          <w:shd w:fill="F2F1ED" w:val="clear"/>
+        </w:rPr>
+        <w:t xml:space="preserve">sample/My_Commentary_Templates.xlsx</w:t>
+      </w:r>
+      <w:r>
+        <w:t xml:space="preserve"> shows the shape. For a set the whole team should have without anyone uploading anything, put the same rows in the config pack's </w:t>
+      </w:r>
+      <w:r>
+        <w:rPr>
+          <w:rFonts w:ascii="Consolas" w:cs="Consolas" w:eastAsia="Consolas" w:hAnsi="Consolas"/>
+          <w:shd w:fill="F2F1ED" w:val="clear"/>
+        </w:rPr>
+        <w:t xml:space="preserve">CommentaryTemplates</w:t>
+      </w:r>
+      <w:r>
+        <w:t xml:space="preserve"> tab instead — they arrive with the config and the browser remembers them across sessions.</w:t>
       </w:r>
     </w:p>
     <w:p>

--- a/iwpb-sg-dashboard/IWPB_SG_Dashboard_README.docx
+++ b/iwpb-sg-dashboard/IWPB_SG_Dashboard_README.docx
@@ -5077,6 +5077,131 @@
       </w:r>
       <w:r>
         <w:t xml:space="preserve"> tab instead — they arrive with the config and the browser remembers them across sessions.</w:t>
+      </w:r>
+    </w:p>
+    <w:p>
+      <w:pPr>
+        <w:spacing w:after="140"/>
+        <w:ind w:left="360"/>
+      </w:pPr>
+      <w:r>
+        <w:rPr>
+          <w:b/>
+          <w:bCs/>
+        </w:rPr>
+        <w:t xml:space="preserve">A write-up instead of a pattern.</w:t>
+      </w:r>
+      <w:r>
+        <w:t xml:space="preserve"> Nobody has to think in tokens: a written commentary — </w:t>
+      </w:r>
+      <w:r>
+        <w:rPr>
+          <w:i/>
+          <w:iCs/>
+        </w:rPr>
+        <w:t xml:space="preserve">"Revenue of $4,193m was up $102m (2.5%) vs Q2 2025, led by Mutual Funds and Deposits."</w:t>
+      </w:r>
+      <w:r>
+        <w:t xml:space="preserve"> — is read and turned into its pattern automatically, a token placed where each figure sits and every other word kept exactly as written. A write-up is accepted three ways: a template upload whose </w:t>
+      </w:r>
+      <w:r>
+        <w:rPr>
+          <w:b/>
+          <w:bCs/>
+        </w:rPr>
+        <w:t xml:space="preserve">tabs are write-ups</w:t>
+      </w:r>
+      <w:r>
+        <w:t xml:space="preserve">, one tab per scope named for it (</w:t>
+      </w:r>
+      <w:r>
+        <w:rPr>
+          <w:rFonts w:ascii="Consolas" w:cs="Consolas" w:eastAsia="Consolas" w:hAnsi="Consolas"/>
+          <w:shd w:fill="F2F1ED" w:val="clear"/>
+        </w:rPr>
+        <w:t xml:space="preserve">IWPB Global</w:t>
+      </w:r>
+      <w:r>
+        <w:t xml:space="preserve">, </w:t>
+      </w:r>
+      <w:r>
+        <w:rPr>
+          <w:rFonts w:ascii="Consolas" w:cs="Consolas" w:eastAsia="Consolas" w:hAnsi="Consolas"/>
+          <w:shd w:fill="F2F1ED" w:val="clear"/>
+        </w:rPr>
+        <w:t xml:space="preserve">CIB Regional</w:t>
+      </w:r>
+      <w:r>
+        <w:t xml:space="preserve">, </w:t>
+      </w:r>
+      <w:r>
+        <w:rPr>
+          <w:rFonts w:ascii="Consolas" w:cs="Consolas" w:eastAsia="Consolas" w:hAnsi="Consolas"/>
+          <w:shd w:fill="F2F1ED" w:val="clear"/>
+        </w:rPr>
+        <w:t xml:space="preserve">Group</w:t>
+      </w:r>
+      <w:r>
+        <w:t xml:space="preserve">, </w:t>
+      </w:r>
+      <w:r>
+        <w:rPr>
+          <w:rFonts w:ascii="Consolas" w:cs="Consolas" w:eastAsia="Consolas" w:hAnsi="Consolas"/>
+          <w:shd w:fill="F2F1ED" w:val="clear"/>
+        </w:rPr>
+        <w:t xml:space="preserve">Singapore</w:t>
+      </w:r>
+      <w:r>
+        <w:t xml:space="preserve"> — </w:t>
+      </w:r>
+      <w:r>
+        <w:rPr>
+          <w:rFonts w:ascii="Consolas" w:cs="Consolas" w:eastAsia="Consolas" w:hAnsi="Consolas"/>
+          <w:shd w:fill="F2F1ED" w:val="clear"/>
+        </w:rPr>
+        <w:t xml:space="preserve">sample/My_Commentary_Writeups.xlsx</w:t>
+      </w:r>
+      <w:r>
+        <w:t xml:space="preserve"> shows the shape); a </w:t>
+      </w:r>
+      <w:r>
+        <w:rPr>
+          <w:b/>
+          <w:bCs/>
+        </w:rPr>
+        <w:t xml:space="preserve">`Template &lt;scope&gt;` tab in the config workbook</w:t>
+      </w:r>
+      <w:r>
+        <w:t xml:space="preserve"> (e.g. </w:t>
+      </w:r>
+      <w:r>
+        <w:rPr>
+          <w:rFonts w:ascii="Consolas" w:cs="Consolas" w:eastAsia="Consolas" w:hAnsi="Consolas"/>
+          <w:shd w:fill="F2F1ED" w:val="clear"/>
+        </w:rPr>
+        <w:t xml:space="preserve">Template IWPB Global</w:t>
+      </w:r>
+      <w:r>
+        <w:t xml:space="preserve">), which travels with the config and overrides the CommentaryTemplates sheet's row for the same scope; or </w:t>
+      </w:r>
+      <w:r>
+        <w:rPr>
+          <w:b/>
+          <w:bCs/>
+        </w:rPr>
+        <w:t xml:space="preserve">prose typed straight into the pane's pattern box</w:t>
+      </w:r>
+      <w:r>
+        <w:t xml:space="preserve">, where the preview shows the derived pattern before anything is saved.</w:t>
+      </w:r>
+    </w:p>
+    <w:p>
+      <w:pPr>
+        <w:spacing w:after="140"/>
+        <w:ind w:left="360"/>
+      </w:pPr>
+      <w:r>
+        <w:t xml:space="preserve">The recognition covers the movement clause (up/down amounts, F/A notation), the vs-phrase, an against/from base, percentages, mover lists after "led by", "driven by", "on the back of" or "reflecting", the subject line matched against the file's own line names, and place or business names, which become the scope. Once derived it is an ordinary scoped template — adopted by Auto, previewed, exported and overridden like any other — and as always the tokens fill from the page's computed figures, so the example's own numbers never survive into the output.</w:t>
       </w:r>
     </w:p>
     <w:p>

--- a/iwpb-sg-dashboard/IWPB_SG_Dashboard_README.docx
+++ b/iwpb-sg-dashboard/IWPB_SG_Dashboard_README.docx
@@ -4940,6 +4940,52 @@
       </w:r>
       <w:r>
         <w:t xml:space="preserve"> when IWPB is selected. A scope with no template defined speaks the pack narrative, so IWPB can have its own voice while CIB reads the standard one until CIB defines its own. Both packs ship worked examples; a hand-picked style always overrides the scope.</w:t>
+      </w:r>
+    </w:p>
+    <w:p>
+      <w:pPr>
+        <w:spacing w:after="140"/>
+        <w:ind w:left="360"/>
+      </w:pPr>
+      <w:r>
+        <w:rPr>
+          <w:b/>
+          <w:bCs/>
+        </w:rPr>
+        <w:t xml:space="preserve">The style speaks on every composed surface.</w:t>
+      </w:r>
+      <w:r>
+        <w:t xml:space="preserve"> The active style — Auto-resolved or hand-picked — words the Management Commentary, each </w:t>
+      </w:r>
+      <w:r>
+        <w:rPr>
+          <w:b/>
+          <w:bCs/>
+        </w:rPr>
+        <w:t xml:space="preserve">All Commentaries</w:t>
+      </w:r>
+      <w:r>
+        <w:t xml:space="preserve"> section (on that section's own basis, so the same sentence shape reads vs PY in one section and vs Target in the next), and the </w:t>
+      </w:r>
+      <w:r>
+        <w:rPr>
+          <w:b/>
+          <w:bCs/>
+        </w:rPr>
+        <w:t xml:space="preserve">graph commentary's</w:t>
+      </w:r>
+      <w:r>
+        <w:t xml:space="preserve"> movement sentence beneath the mix panel, the builder and the dashboard widgets. The analytical reads stay the writer's own — the section heads, the "largest line" opener, shares and concentration — and choosing </w:t>
+      </w:r>
+      <w:r>
+        <w:rPr>
+          <w:b/>
+          <w:bCs/>
+        </w:rPr>
+        <w:t xml:space="preserve">Pack narrative</w:t>
+      </w:r>
+      <w:r>
+        <w:t xml:space="preserve"> restores every surface at once. The Word and PPT exports carry whichever style is on the page.</w:t>
       </w:r>
     </w:p>
     <w:p>

--- a/iwpb-sg-dashboard/IWPB_SG_Dashboard_README.docx
+++ b/iwpb-sg-dashboard/IWPB_SG_Dashboard_README.docx
@@ -7179,7 +7179,7 @@
           <w:ilvl w:val="0"/>
           <w:numId w:val="3"/>
         </w:numPr>
-        <w:spacing w:after="100"/>
+        <w:spacing w:after="80"/>
       </w:pPr>
       <w:r>
         <w:rPr>
@@ -7259,7 +7259,47 @@
         <w:t xml:space="preserve">level2</w:t>
       </w:r>
       <w:r>
-        <w:t xml:space="preserve">), collapse of non-priority tiles, the RAG threshold (</w:t>
+        <w:t xml:space="preserve">), collapse of non-priority tiles, which tiles show at all (</w:t>
+      </w:r>
+      <w:r>
+        <w:rPr>
+          <w:rFonts w:ascii="Consolas" w:cs="Consolas" w:eastAsia="Consolas" w:hAnsi="Consolas"/>
+          <w:shd w:fill="F2F1ED" w:val="clear"/>
+        </w:rPr>
+        <w:t xml:space="preserve">tile_hidden</w:t>
+      </w:r>
+      <w:r>
+        <w:t xml:space="preserve"> parks the named tiles — exact names or patterns, so </w:t>
+      </w:r>
+      <w:r>
+        <w:rPr>
+          <w:rFonts w:ascii="Consolas" w:cs="Consolas" w:eastAsia="Consolas" w:hAnsi="Consolas"/>
+          <w:shd w:fill="F2F1ED" w:val="clear"/>
+        </w:rPr>
+        <w:t xml:space="preserve">cost.*</w:t>
+      </w:r>
+      <w:r>
+        <w:t xml:space="preserve"> parks every cost line; </w:t>
+      </w:r>
+      <w:r>
+        <w:rPr>
+          <w:rFonts w:ascii="Consolas" w:cs="Consolas" w:eastAsia="Consolas" w:hAnsi="Consolas"/>
+          <w:shd w:fill="F2F1ED" w:val="clear"/>
+        </w:rPr>
+        <w:t xml:space="preserve">tile_visible</w:t>
+      </w:r>
+      <w:r>
+        <w:t xml:space="preserve"> keeps </w:t>
+      </w:r>
+      <w:r>
+        <w:rPr>
+          <w:b/>
+          <w:bCs/>
+        </w:rPr>
+        <w:t xml:space="preserve">only</w:t>
+      </w:r>
+      <w:r>
+        <w:t xml:space="preserve"> the named ones and parks the rest; parked tiles stay one click away behind the "Show parked tiles" strip, a reader's own show/hide toggle still wins on their screen, and uploading a configuration re-baselines the tiles to its policy), the RAG threshold (</w:t>
       </w:r>
       <w:r>
         <w:rPr>
@@ -7279,16 +7319,7 @@
         <w:t xml:space="preserve">variance_periods</w:t>
       </w:r>
       <w:r>
-        <w:t xml:space="preserve"> — the ordered list of comparison bases offered in the left pane.</w:t>
-      </w:r>
-    </w:p>
-    <w:p>
-      <w:pPr>
-        <w:spacing w:after="100"/>
-        <w:ind w:left="360"/>
-      </w:pPr>
-      <w:r>
-        <w:t xml:space="preserve">By default this is exactly the six comparisons the All Commentaries pack writes, in the pack's order — </w:t>
+        <w:t xml:space="preserve"> — the ordered list of comparison bases offered in the left pane. By default this is exactly the six comparisons the All Commentaries pack writes, in the pack's order — </w:t>
       </w:r>
       <w:r>
         <w:rPr>

--- a/iwpb-sg-dashboard/IWPB_SG_Dashboard_README.docx
+++ b/iwpb-sg-dashboard/IWPB_SG_Dashboard_README.docx
@@ -4038,6 +4038,85 @@
       </w:r>
       <w:r>
         <w:t xml:space="preserve"> (default 2) caps how many loose paragraphs any one block can carry, so a long document never buries the page's own commentary.</w:t>
+      </w:r>
+    </w:p>
+    <w:p>
+      <w:pPr>
+        <w:pStyle w:val="ListParagraph"/>
+        <w:numPr>
+          <w:ilvl w:val="0"/>
+          <w:numId w:val="3"/>
+        </w:numPr>
+        <w:spacing w:after="100"/>
+      </w:pPr>
+      <w:r>
+        <w:rPr>
+          <w:b/>
+          <w:bCs/>
+        </w:rPr>
+        <w:t xml:space="preserve">One config file drives everything</w:t>
+      </w:r>
+      <w:r>
+        <w:t xml:space="preserve"> — </w:t>
+      </w:r>
+      <w:r>
+        <w:rPr>
+          <w:rFonts w:ascii="Consolas" w:cs="Consolas" w:eastAsia="Consolas" w:hAnsi="Consolas"/>
+          <w:shd w:fill="F2F1ED" w:val="clear"/>
+        </w:rPr>
+        <w:t xml:space="preserve">Group_dashboard_config_pack.xlsx</w:t>
+      </w:r>
+      <w:r>
+        <w:t xml:space="preserve"> is the single source of truth: it carries every business side by side — the merged CountryHierarchy (all businesses, regions and countries), both businesses' Product and Account hierarchies, their metrics, written commentary and scoped commentary templates (</w:t>
+      </w:r>
+      <w:r>
+        <w:rPr>
+          <w:rFonts w:ascii="Consolas" w:cs="Consolas" w:eastAsia="Consolas" w:hAnsi="Consolas"/>
+          <w:shd w:fill="F2F1ED" w:val="clear"/>
+        </w:rPr>
+        <w:t xml:space="preserve">IWPB Global</w:t>
+      </w:r>
+      <w:r>
+        <w:t xml:space="preserve"> … </w:t>
+      </w:r>
+      <w:r>
+        <w:rPr>
+          <w:rFonts w:ascii="Consolas" w:cs="Consolas" w:eastAsia="Consolas" w:hAnsi="Consolas"/>
+          <w:shd w:fill="F2F1ED" w:val="clear"/>
+        </w:rPr>
+        <w:t xml:space="preserve">CIB Country</w:t>
+      </w:r>
+      <w:r>
+        <w:t xml:space="preserve">), the six-basis variance periods and the tile controls — under one Group branding.</w:t>
+      </w:r>
+    </w:p>
+    <w:p>
+      <w:pPr>
+        <w:spacing w:after="100"/>
+        <w:ind w:left="360"/>
+      </w:pPr>
+      <w:r>
+        <w:t xml:space="preserve">Upload this one workbook and the page serves the Group, either business, any region and any country from it; maintain this one file and nothing else. The per-business packs (</w:t>
+      </w:r>
+      <w:r>
+        <w:rPr>
+          <w:rFonts w:ascii="Consolas" w:cs="Consolas" w:eastAsia="Consolas" w:hAnsi="Consolas"/>
+          <w:shd w:fill="F2F1ED" w:val="clear"/>
+        </w:rPr>
+        <w:t xml:space="preserve">IWPB_dashboard_config_pack.xlsx</w:t>
+      </w:r>
+      <w:r>
+        <w:t xml:space="preserve">, </w:t>
+      </w:r>
+      <w:r>
+        <w:rPr>
+          <w:rFonts w:ascii="Consolas" w:cs="Consolas" w:eastAsia="Consolas" w:hAnsi="Consolas"/>
+          <w:shd w:fill="F2F1ED" w:val="clear"/>
+        </w:rPr>
+        <w:t xml:space="preserve">CIB_dashboard_config_pack.xlsx</w:t>
+      </w:r>
+      <w:r>
+        <w:t xml:space="preserve">) remain as worked single-business examples of the same format.</w:t>
       </w:r>
     </w:p>
     <w:p>

--- a/iwpb-sg-dashboard/IWPB_SG_Dashboard_README.docx
+++ b/iwpb-sg-dashboard/IWPB_SG_Dashboard_README.docx
@@ -5217,7 +5217,37 @@
         <w:t xml:space="preserve">A write-up instead of a pattern.</w:t>
       </w:r>
       <w:r>
-        <w:t xml:space="preserve"> Nobody has to think in tokens: a written commentary — </w:t>
+        <w:t xml:space="preserve"> This is the normal form: the Group pack's </w:t>
+      </w:r>
+      <w:r>
+        <w:rPr>
+          <w:rFonts w:ascii="Consolas" w:cs="Consolas" w:eastAsia="Consolas" w:hAnsi="Consolas"/>
+          <w:shd w:fill="F2F1ED" w:val="clear"/>
+        </w:rPr>
+        <w:t xml:space="preserve">CommentaryTemplates</w:t>
+      </w:r>
+      <w:r>
+        <w:t xml:space="preserve"> rows are themselves written as commentary sentences, and the pattern is detected automatically wherever a Pattern cell carries no </w:t>
+      </w:r>
+      <w:r>
+        <w:rPr>
+          <w:rFonts w:ascii="Consolas" w:cs="Consolas" w:eastAsia="Consolas" w:hAnsi="Consolas"/>
+          <w:shd w:fill="F2F1ED" w:val="clear"/>
+        </w:rPr>
+        <w:t xml:space="preserve">{tokens}</w:t>
+      </w:r>
+      <w:r>
+        <w:t xml:space="preserve"> — in the config rows, in </w:t>
+      </w:r>
+      <w:r>
+        <w:rPr>
+          <w:rFonts w:ascii="Consolas" w:cs="Consolas" w:eastAsia="Consolas" w:hAnsi="Consolas"/>
+          <w:shd w:fill="F2F1ED" w:val="clear"/>
+        </w:rPr>
+        <w:t xml:space="preserve">Template &lt;scope&gt;</w:t>
+      </w:r>
+      <w:r>
+        <w:t xml:space="preserve"> tabs, in template uploads and in the pane alike.  Nobody has to think in tokens: a written commentary — </w:t>
       </w:r>
       <w:r>
         <w:rPr>
@@ -5227,7 +5257,16 @@
         <w:t xml:space="preserve">"Revenue of $4,193m was up $102m (2.5%) vs Q2 2025, led by Mutual Funds and Deposits."</w:t>
       </w:r>
       <w:r>
-        <w:t xml:space="preserve"> — is read and turned into its pattern automatically, a token placed where each figure sits and every other word kept exactly as written. A write-up is accepted three ways: a template upload whose </w:t>
+        <w:t xml:space="preserve"> — is read and turned into its pattern automatically, a token placed where each figure sits and every other word kept exactly as written.</w:t>
+      </w:r>
+    </w:p>
+    <w:p>
+      <w:pPr>
+        <w:spacing w:after="140"/>
+        <w:ind w:left="360"/>
+      </w:pPr>
+      <w:r>
+        <w:t xml:space="preserve">A write-up is accepted three ways: a template upload whose </w:t>
       </w:r>
       <w:r>
         <w:rPr>

--- a/iwpb-sg-dashboard/IWPB_SG_Dashboard_README.docx
+++ b/iwpb-sg-dashboard/IWPB_SG_Dashboard_README.docx
@@ -5356,7 +5356,7 @@
         <w:t xml:space="preserve">prose typed straight into the pane's pattern box</w:t>
       </w:r>
       <w:r>
-        <w:t xml:space="preserve">, where the preview shows the derived pattern before anything is saved.</w:t>
+        <w:t xml:space="preserve">, where the preview shows the derived pattern before anything is saved. The recognition covers the movement clause (up/down amounts, F/A notation), the vs-phrase, an against/from base, percentages, mover lists after "led by", "driven by", "on the back of" or "reflecting", the subject line matched against the file's own line names, and place or business names, which become the scope.</w:t>
       </w:r>
     </w:p>
     <w:p>
@@ -5365,7 +5365,54 @@
         <w:ind w:left="360"/>
       </w:pPr>
       <w:r>
-        <w:t xml:space="preserve">The recognition covers the movement clause (up/down amounts, F/A notation), the vs-phrase, an against/from base, percentages, mover lists after "led by", "driven by", "on the back of" or "reflecting", the subject line matched against the file's own line names, and place or business names, which become the scope. Once derived it is an ordinary scoped template — adopted by Auto, previewed, exported and overridden like any other — and as always the tokens fill from the page's computed figures, so the example's own numbers never survive into the output.</w:t>
+        <w:rPr>
+          <w:b/>
+          <w:bCs/>
+        </w:rPr>
+        <w:t xml:space="preserve">Placeholder figures are recognised too</w:t>
+      </w:r>
+      <w:r>
+        <w:t xml:space="preserve">, the way template packs are actually written: </w:t>
+      </w:r>
+      <w:r>
+        <w:rPr>
+          <w:rFonts w:ascii="Consolas" w:cs="Consolas" w:eastAsia="Consolas" w:hAnsi="Consolas"/>
+          <w:shd w:fill="F2F1ED" w:val="clear"/>
+        </w:rPr>
+        <w:t xml:space="preserve">$Xm up/down</w:t>
+      </w:r>
+      <w:r>
+        <w:t xml:space="preserve"> reads as the movement, </w:t>
+      </w:r>
+      <w:r>
+        <w:rPr>
+          <w:rFonts w:ascii="Consolas" w:cs="Consolas" w:eastAsia="Consolas" w:hAnsi="Consolas"/>
+          <w:shd w:fill="F2F1ED" w:val="clear"/>
+        </w:rPr>
+        <w:t xml:space="preserve">x%</w:t>
+      </w:r>
+      <w:r>
+        <w:t xml:space="preserve"> as the percentage, a bare </w:t>
+      </w:r>
+      <w:r>
+        <w:rPr>
+          <w:rFonts w:ascii="Consolas" w:cs="Consolas" w:eastAsia="Consolas" w:hAnsi="Consolas"/>
+          <w:shd w:fill="F2F1ED" w:val="clear"/>
+        </w:rPr>
+        <w:t xml:space="preserve">$Xm</w:t>
+      </w:r>
+      <w:r>
+        <w:t xml:space="preserve"> as the figure itself, and a named basis — "(Month) Actuals Vs Forecast", "FY Forecast vs Target" — reads as the </w:t>
+      </w:r>
+      <w:r>
+        <w:rPr>
+          <w:b/>
+          <w:bCs/>
+        </w:rPr>
+        <w:t xml:space="preserve">selected variance period</w:t>
+      </w:r>
+      <w:r>
+        <w:t xml:space="preserve">, so a write-up built on placeholders fills from whichever basis the left pane has selected and re-fills when it changes. Once derived it is an ordinary scoped template — adopted by Auto, previewed, exported and overridden like any other — and as always the tokens fill from the page's computed figures, so the example's own numbers never survive into the output.</w:t>
       </w:r>
     </w:p>
     <w:p>

--- a/iwpb-sg-dashboard/IWPB_SG_Dashboard_README.docx
+++ b/iwpb-sg-dashboard/IWPB_SG_Dashboard_README.docx
@@ -5019,6 +5019,42 @@
       </w:r>
       <w:r>
         <w:t xml:space="preserve"> when IWPB is selected. A scope with no template defined speaks the pack narrative, so IWPB can have its own voice while CIB reads the standard one until CIB defines its own. Both packs ship worked examples; a hand-picked style always overrides the scope.</w:t>
+      </w:r>
+    </w:p>
+    <w:p>
+      <w:pPr>
+        <w:spacing w:after="140"/>
+        <w:ind w:left="360"/>
+      </w:pPr>
+      <w:r>
+        <w:rPr>
+          <w:b/>
+          <w:bCs/>
+        </w:rPr>
+        <w:t xml:space="preserve">The Style dropdown speaks the configuration's language.</w:t>
+      </w:r>
+      <w:r>
+        <w:t xml:space="preserve"> It offers </w:t>
+      </w:r>
+      <w:r>
+        <w:rPr>
+          <w:b/>
+          <w:bCs/>
+        </w:rPr>
+        <w:t xml:space="preserve">Auto — match the scope</w:t>
+      </w:r>
+      <w:r>
+        <w:t xml:space="preserve"> plus the styles the config (and the reader's own saves) define — nothing else. The built-in Pack narrative and House cascade writers appear as choices only in a file with no templates defined at all; with templates present they remain the silent fallback wherever no scoped template matches, not a menu entry. And whichever </w:t>
+      </w:r>
+      <w:r>
+        <w:rPr>
+          <w:b/>
+          <w:bCs/>
+        </w:rPr>
+        <w:t xml:space="preserve">variance period</w:t>
+      </w:r>
+      <w:r>
+        <w:t xml:space="preserve"> is selected, the adopted template stays applied and re-fills from that basis — figures, vs-phrase and period label alike.</w:t>
       </w:r>
     </w:p>
     <w:p>

--- a/iwpb-sg-dashboard/IWPB_SG_Dashboard_README.docx
+++ b/iwpb-sg-dashboard/IWPB_SG_Dashboard_README.docx
@@ -5113,30 +5113,40 @@
           <w:b/>
           <w:bCs/>
         </w:rPr>
-        <w:t xml:space="preserve">Onboarding templates from the left pane.</w:t>
-      </w:r>
-      <w:r>
-        <w:t xml:space="preserve"> The </w:t>
-      </w:r>
-      <w:r>
-        <w:rPr>
-          <w:b/>
-          <w:bCs/>
-        </w:rPr>
-        <w:t xml:space="preserve">Commentary templates</w:t>
-      </w:r>
-      <w:r>
-        <w:t xml:space="preserve"> section in the left pane takes a template written the way you write it: name it, choose what it applies to (anywhere, a tier, or a business tier such as </w:t>
-      </w:r>
-      <w:r>
-        <w:rPr>
-          <w:rFonts w:ascii="Consolas" w:cs="Consolas" w:eastAsia="Consolas" w:hAnsi="Consolas"/>
-          <w:shd w:fill="F2F1ED" w:val="clear"/>
-        </w:rPr>
-        <w:t xml:space="preserve">IWPB Global</w:t>
-      </w:r>
-      <w:r>
-        <w:t xml:space="preserve">), type the pattern, and a live preview words the file's first statement line as you type. A scoped template saved while Auto is on joins the rotation — the page adopts it wherever it applies; a plain named one becomes the active style and appears on both selectors alongside the config's templates; it is kept in the browser across sessions, and a template saved under a config style's name overrides that style for you alone.</w:t>
+        <w:t xml:space="preserve">The pane picks; the config authors.</w:t>
+      </w:r>
+      <w:r>
+        <w:t xml:space="preserve"> The left pane's Commentary templates section is a picker, nothing more: the </w:t>
+      </w:r>
+      <w:r>
+        <w:rPr>
+          <w:b/>
+          <w:bCs/>
+        </w:rPr>
+        <w:t xml:space="preserve">Active style</w:t>
+      </w:r>
+      <w:r>
+        <w:t xml:space="preserve"> selector, offering Auto and the styles the configuration defines. All template authoring lives in the one config workbook — the </w:t>
+      </w:r>
+      <w:r>
+        <w:rPr>
+          <w:rFonts w:ascii="Consolas" w:cs="Consolas" w:eastAsia="Consolas" w:hAnsi="Consolas"/>
+          <w:shd w:fill="F2F1ED" w:val="clear"/>
+        </w:rPr>
+        <w:t xml:space="preserve">CommentaryTemplates</w:t>
+      </w:r>
+      <w:r>
+        <w:t xml:space="preserve"> tab and </w:t>
+      </w:r>
+      <w:r>
+        <w:rPr>
+          <w:rFonts w:ascii="Consolas" w:cs="Consolas" w:eastAsia="Consolas" w:hAnsi="Consolas"/>
+          <w:shd w:fill="F2F1ED" w:val="clear"/>
+        </w:rPr>
+        <w:t xml:space="preserve">Template &lt;scope&gt;</w:t>
+      </w:r>
+      <w:r>
+        <w:t xml:space="preserve"> tabs — so there is a single place templates come from and nothing to paste or upload in the page itself.</w:t>
       </w:r>
     </w:p>
     <w:p>
@@ -5149,10 +5159,10 @@
           <w:b/>
           <w:bCs/>
         </w:rPr>
-        <w:t xml:space="preserve">Download as config rows</w:t>
-      </w:r>
-      <w:r>
-        <w:t xml:space="preserve"> turns your saved templates into </w:t>
+        <w:t xml:space="preserve">A write-up instead of a pattern.</w:t>
+      </w:r>
+      <w:r>
+        <w:t xml:space="preserve"> This is the normal form: the Group pack's </w:t>
       </w:r>
       <w:r>
         <w:rPr>
@@ -5162,7 +5172,37 @@
         <w:t xml:space="preserve">CommentaryTemplates</w:t>
       </w:r>
       <w:r>
-        <w:t xml:space="preserve"> CSV rows ready to paste into the config workbook when a personal style should become the team's.</w:t>
+        <w:t xml:space="preserve"> rows are themselves written as commentary sentences, and the pattern is detected automatically wherever a Pattern cell carries no </w:t>
+      </w:r>
+      <w:r>
+        <w:rPr>
+          <w:rFonts w:ascii="Consolas" w:cs="Consolas" w:eastAsia="Consolas" w:hAnsi="Consolas"/>
+          <w:shd w:fill="F2F1ED" w:val="clear"/>
+        </w:rPr>
+        <w:t xml:space="preserve">{tokens}</w:t>
+      </w:r>
+      <w:r>
+        <w:t xml:space="preserve"> — in the config rows, in </w:t>
+      </w:r>
+      <w:r>
+        <w:rPr>
+          <w:rFonts w:ascii="Consolas" w:cs="Consolas" w:eastAsia="Consolas" w:hAnsi="Consolas"/>
+          <w:shd w:fill="F2F1ED" w:val="clear"/>
+        </w:rPr>
+        <w:t xml:space="preserve">Template &lt;scope&gt;</w:t>
+      </w:r>
+      <w:r>
+        <w:t xml:space="preserve"> tabs, in template uploads and in the pane alike.  Nobody has to think in tokens: a written commentary — </w:t>
+      </w:r>
+      <w:r>
+        <w:rPr>
+          <w:i/>
+          <w:iCs/>
+        </w:rPr>
+        <w:t xml:space="preserve">"Revenue of $4,193m was up $102m (2.5%) vs Q2 2025, led by Mutual Funds and Deposits."</w:t>
+      </w:r>
+      <w:r>
+        <w:t xml:space="preserve"> — is read and turned into its pattern automatically, a token placed where each figure sits and every other word kept exactly as written.</w:t>
       </w:r>
     </w:p>
     <w:p>
@@ -5171,63 +5211,7 @@
         <w:ind w:left="360"/>
       </w:pPr>
       <w:r>
-        <w:rPr>
-          <w:b/>
-          <w:bCs/>
-        </w:rPr>
-        <w:t xml:space="preserve">Onboarding a whole set at once — no pasting.</w:t>
-      </w:r>
-      <w:r>
-        <w:t xml:space="preserve"> Keep your templates in their own workbook or CSV of </w:t>
-      </w:r>
-      <w:r>
-        <w:rPr>
-          <w:rFonts w:ascii="Consolas" w:cs="Consolas" w:eastAsia="Consolas" w:hAnsi="Consolas"/>
-          <w:shd w:fill="F2F1ED" w:val="clear"/>
-        </w:rPr>
-        <w:t xml:space="preserve">Style | Scope | Pattern</w:t>
-      </w:r>
-      <w:r>
-        <w:t xml:space="preserve"> rows and press </w:t>
-      </w:r>
-      <w:r>
-        <w:rPr>
-          <w:b/>
-          <w:bCs/>
-        </w:rPr>
-        <w:t xml:space="preserve">⤒ Upload templates</w:t>
-      </w:r>
-      <w:r>
-        <w:t xml:space="preserve"> in the pane: every row merges into your saved set in one go, keyed by style </w:t>
-      </w:r>
-      <w:r>
-        <w:rPr>
-          <w:i/>
-          <w:iCs/>
-        </w:rPr>
-        <w:t xml:space="preserve">and</w:t>
-      </w:r>
-      <w:r>
-        <w:t xml:space="preserve"> scope so one style keeps its global, regional and country rows and a re-upload updates in place rather than duplicating.</w:t>
-      </w:r>
-    </w:p>
-    <w:p>
-      <w:pPr>
-        <w:spacing w:after="140"/>
-        <w:ind w:left="360"/>
-      </w:pPr>
-      <w:r>
-        <w:t xml:space="preserve">Nothing else in the configuration is touched — unlike a config upload, which replaces the whole configuration. Your uploaded rows outrank the config's on the same scope, and </w:t>
-      </w:r>
-      <w:r>
-        <w:rPr>
-          <w:rFonts w:ascii="Consolas" w:cs="Consolas" w:eastAsia="Consolas" w:hAnsi="Consolas"/>
-          <w:shd w:fill="F2F1ED" w:val="clear"/>
-        </w:rPr>
-        <w:t xml:space="preserve">sample/My_Commentary_Templates.xlsx</w:t>
-      </w:r>
-      <w:r>
-        <w:t xml:space="preserve"> shows the shape. For a set the whole team should have without anyone uploading anything, put the same rows in the config pack's </w:t>
+        <w:t xml:space="preserve">A write-up lives in the config workbook: a </w:t>
       </w:r>
       <w:r>
         <w:rPr>
@@ -5237,139 +5221,14 @@
         <w:t xml:space="preserve">CommentaryTemplates</w:t>
       </w:r>
       <w:r>
-        <w:t xml:space="preserve"> tab instead — they arrive with the config and the browser remembers them across sessions.</w:t>
-      </w:r>
-    </w:p>
-    <w:p>
-      <w:pPr>
-        <w:spacing w:after="140"/>
-        <w:ind w:left="360"/>
-      </w:pPr>
-      <w:r>
-        <w:rPr>
-          <w:b/>
-          <w:bCs/>
-        </w:rPr>
-        <w:t xml:space="preserve">A write-up instead of a pattern.</w:t>
-      </w:r>
-      <w:r>
-        <w:t xml:space="preserve"> This is the normal form: the Group pack's </w:t>
-      </w:r>
-      <w:r>
-        <w:rPr>
-          <w:rFonts w:ascii="Consolas" w:cs="Consolas" w:eastAsia="Consolas" w:hAnsi="Consolas"/>
-          <w:shd w:fill="F2F1ED" w:val="clear"/>
-        </w:rPr>
-        <w:t xml:space="preserve">CommentaryTemplates</w:t>
-      </w:r>
-      <w:r>
-        <w:t xml:space="preserve"> rows are themselves written as commentary sentences, and the pattern is detected automatically wherever a Pattern cell carries no </w:t>
-      </w:r>
-      <w:r>
-        <w:rPr>
-          <w:rFonts w:ascii="Consolas" w:cs="Consolas" w:eastAsia="Consolas" w:hAnsi="Consolas"/>
-          <w:shd w:fill="F2F1ED" w:val="clear"/>
-        </w:rPr>
-        <w:t xml:space="preserve">{tokens}</w:t>
-      </w:r>
-      <w:r>
-        <w:t xml:space="preserve"> — in the config rows, in </w:t>
-      </w:r>
-      <w:r>
-        <w:rPr>
-          <w:rFonts w:ascii="Consolas" w:cs="Consolas" w:eastAsia="Consolas" w:hAnsi="Consolas"/>
-          <w:shd w:fill="F2F1ED" w:val="clear"/>
-        </w:rPr>
-        <w:t xml:space="preserve">Template &lt;scope&gt;</w:t>
-      </w:r>
-      <w:r>
-        <w:t xml:space="preserve"> tabs, in template uploads and in the pane alike.  Nobody has to think in tokens: a written commentary — </w:t>
-      </w:r>
-      <w:r>
-        <w:rPr>
-          <w:i/>
-          <w:iCs/>
-        </w:rPr>
-        <w:t xml:space="preserve">"Revenue of $4,193m was up $102m (2.5%) vs Q2 2025, led by Mutual Funds and Deposits."</w:t>
-      </w:r>
-      <w:r>
-        <w:t xml:space="preserve"> — is read and turned into its pattern automatically, a token placed where each figure sits and every other word kept exactly as written.</w:t>
-      </w:r>
-    </w:p>
-    <w:p>
-      <w:pPr>
-        <w:spacing w:after="140"/>
-        <w:ind w:left="360"/>
-      </w:pPr>
-      <w:r>
-        <w:t xml:space="preserve">A write-up is accepted three ways: a template upload whose </w:t>
-      </w:r>
-      <w:r>
-        <w:rPr>
-          <w:b/>
-          <w:bCs/>
-        </w:rPr>
-        <w:t xml:space="preserve">tabs are write-ups</w:t>
-      </w:r>
-      <w:r>
-        <w:t xml:space="preserve">, one tab per scope named for it (</w:t>
-      </w:r>
-      <w:r>
-        <w:rPr>
-          <w:rFonts w:ascii="Consolas" w:cs="Consolas" w:eastAsia="Consolas" w:hAnsi="Consolas"/>
-          <w:shd w:fill="F2F1ED" w:val="clear"/>
-        </w:rPr>
-        <w:t xml:space="preserve">IWPB Global</w:t>
-      </w:r>
-      <w:r>
-        <w:t xml:space="preserve">, </w:t>
-      </w:r>
-      <w:r>
-        <w:rPr>
-          <w:rFonts w:ascii="Consolas" w:cs="Consolas" w:eastAsia="Consolas" w:hAnsi="Consolas"/>
-          <w:shd w:fill="F2F1ED" w:val="clear"/>
-        </w:rPr>
-        <w:t xml:space="preserve">CIB Regional</w:t>
-      </w:r>
-      <w:r>
-        <w:t xml:space="preserve">, </w:t>
-      </w:r>
-      <w:r>
-        <w:rPr>
-          <w:rFonts w:ascii="Consolas" w:cs="Consolas" w:eastAsia="Consolas" w:hAnsi="Consolas"/>
-          <w:shd w:fill="F2F1ED" w:val="clear"/>
-        </w:rPr>
-        <w:t xml:space="preserve">Group</w:t>
-      </w:r>
-      <w:r>
-        <w:t xml:space="preserve">, </w:t>
-      </w:r>
-      <w:r>
-        <w:rPr>
-          <w:rFonts w:ascii="Consolas" w:cs="Consolas" w:eastAsia="Consolas" w:hAnsi="Consolas"/>
-          <w:shd w:fill="F2F1ED" w:val="clear"/>
-        </w:rPr>
-        <w:t xml:space="preserve">Singapore</w:t>
-      </w:r>
-      <w:r>
-        <w:t xml:space="preserve"> — </w:t>
-      </w:r>
-      <w:r>
-        <w:rPr>
-          <w:rFonts w:ascii="Consolas" w:cs="Consolas" w:eastAsia="Consolas" w:hAnsi="Consolas"/>
-          <w:shd w:fill="F2F1ED" w:val="clear"/>
-        </w:rPr>
-        <w:t xml:space="preserve">sample/My_Commentary_Writeups.xlsx</w:t>
-      </w:r>
-      <w:r>
-        <w:t xml:space="preserve"> shows the shape); a </w:t>
-      </w:r>
-      <w:r>
-        <w:rPr>
-          <w:b/>
-          <w:bCs/>
-        </w:rPr>
-        <w:t xml:space="preserve">`Template &lt;scope&gt;` tab in the config workbook</w:t>
+        <w:t xml:space="preserve"> row whose Pattern cell is prose, or a </w:t>
+      </w:r>
+      <w:r>
+        <w:rPr>
+          <w:b/>
+          <w:bCs/>
+        </w:rPr>
+        <w:t xml:space="preserve">`Template &lt;scope&gt;` tab</w:t>
       </w:r>
       <w:r>
         <w:t xml:space="preserve"> (e.g. </w:t>
@@ -5382,17 +5241,7 @@
         <w:t xml:space="preserve">Template IWPB Global</w:t>
       </w:r>
       <w:r>
-        <w:t xml:space="preserve">), which travels with the config and overrides the CommentaryTemplates sheet's row for the same scope; or </w:t>
-      </w:r>
-      <w:r>
-        <w:rPr>
-          <w:b/>
-          <w:bCs/>
-        </w:rPr>
-        <w:t xml:space="preserve">prose typed straight into the pane's pattern box</w:t>
-      </w:r>
-      <w:r>
-        <w:t xml:space="preserve">, where the preview shows the derived pattern before anything is saved. The recognition covers the movement clause (up/down amounts, F/A notation), the vs-phrase, an against/from base, percentages, mover lists after "led by", "driven by", "on the back of" or "reflecting", the subject line matched against the file's own line names, and place or business names, which become the scope.</w:t>
+        <w:t xml:space="preserve">) holding a longer write-up, which overrides the sheet's row for the same scope. The recognition covers the movement clause (up/down amounts, F/A notation), the vs-phrase, an against/from base, percentages, mover lists after "led by", "driven by", "on the back of" or "reflecting", the subject line matched against the file's own line names, and place or business names, which become the scope.</w:t>
       </w:r>
     </w:p>
     <w:p>

--- a/iwpb-sg-dashboard/IWPB_SG_Dashboard_README.docx
+++ b/iwpb-sg-dashboard/IWPB_SG_Dashboard_README.docx
@@ -5019,6 +5019,42 @@
       </w:r>
       <w:r>
         <w:t xml:space="preserve"> when IWPB is selected. A scope with no template defined speaks the pack narrative, so IWPB can have its own voice while CIB reads the standard one until CIB defines its own. Both packs ship worked examples; a hand-picked style always overrides the scope.</w:t>
+      </w:r>
+    </w:p>
+    <w:p>
+      <w:pPr>
+        <w:spacing w:after="140"/>
+        <w:ind w:left="360"/>
+      </w:pPr>
+      <w:r>
+        <w:rPr>
+          <w:b/>
+          <w:bCs/>
+        </w:rPr>
+        <w:t xml:space="preserve">One selector, in the pane.</w:t>
+      </w:r>
+      <w:r>
+        <w:t xml:space="preserve"> The Management Commentary panel carries no Style dropdown of its own: the narrative follows the scope and the </w:t>
+      </w:r>
+      <w:r>
+        <w:rPr>
+          <w:b/>
+          <w:bCs/>
+        </w:rPr>
+        <w:t xml:space="preserve">selected variance period</w:t>
+      </w:r>
+      <w:r>
+        <w:t xml:space="preserve">, exactly as the trajectory and tiles above it — a style pinned to one basis can never contradict the graph beside it. The left pane's </w:t>
+      </w:r>
+      <w:r>
+        <w:rPr>
+          <w:b/>
+          <w:bCs/>
+        </w:rPr>
+        <w:t xml:space="preserve">Active style</w:t>
+      </w:r>
+      <w:r>
+        <w:t xml:space="preserve"> is the single deliberate override.</w:t>
       </w:r>
     </w:p>
     <w:p>

--- a/iwpb-sg-dashboard/IWPB_SG_Dashboard_README.docx
+++ b/iwpb-sg-dashboard/IWPB_SG_Dashboard_README.docx
@@ -7265,7 +7265,7 @@
           <w:ilvl w:val="0"/>
           <w:numId w:val="3"/>
         </w:numPr>
-        <w:spacing w:after="80"/>
+        <w:spacing w:after="100"/>
       </w:pPr>
       <w:r>
         <w:rPr>
@@ -7345,7 +7345,66 @@
         <w:t xml:space="preserve">level2</w:t>
       </w:r>
       <w:r>
-        <w:t xml:space="preserve">), collapse of non-priority tiles, which tiles show at all (</w:t>
+        <w:t xml:space="preserve">), collapse of non-priority tiles, which tiles show at all (the plain-language form is the </w:t>
+      </w:r>
+      <w:r>
+        <w:rPr>
+          <w:b/>
+          <w:bCs/>
+        </w:rPr>
+        <w:t xml:space="preserve">`Tiles` tab</w:t>
+      </w:r>
+      <w:r>
+        <w:t xml:space="preserve"> — one row per tile, its name in column A, </w:t>
+      </w:r>
+      <w:r>
+        <w:rPr>
+          <w:rFonts w:ascii="Consolas" w:cs="Consolas" w:eastAsia="Consolas" w:hAnsi="Consolas"/>
+          <w:shd w:fill="F2F1ED" w:val="clear"/>
+        </w:rPr>
+        <w:t xml:space="preserve">Y</w:t>
+      </w:r>
+      <w:r>
+        <w:t xml:space="preserve"> or </w:t>
+      </w:r>
+      <w:r>
+        <w:rPr>
+          <w:rFonts w:ascii="Consolas" w:cs="Consolas" w:eastAsia="Consolas" w:hAnsi="Consolas"/>
+          <w:shd w:fill="F2F1ED" w:val="clear"/>
+        </w:rPr>
+        <w:t xml:space="preserve">N</w:t>
+      </w:r>
+      <w:r>
+        <w:t xml:space="preserve"> in column B; </w:t>
+      </w:r>
+      <w:r>
+        <w:rPr>
+          <w:rFonts w:ascii="Consolas" w:cs="Consolas" w:eastAsia="Consolas" w:hAnsi="Consolas"/>
+          <w:shd w:fill="F2F1ED" w:val="clear"/>
+        </w:rPr>
+        <w:t xml:space="preserve">N</w:t>
+      </w:r>
+      <w:r>
+        <w:t xml:space="preserve"> parks it, and a tab of only-</w:t>
+      </w:r>
+      <w:r>
+        <w:rPr>
+          <w:rFonts w:ascii="Consolas" w:cs="Consolas" w:eastAsia="Consolas" w:hAnsi="Consolas"/>
+          <w:shd w:fill="F2F1ED" w:val="clear"/>
+        </w:rPr>
+        <w:t xml:space="preserve">Y</w:t>
+      </w:r>
+      <w:r>
+        <w:t xml:space="preserve"> rows shows just those.</w:t>
+      </w:r>
+    </w:p>
+    <w:p>
+      <w:pPr>
+        <w:spacing w:after="100"/>
+        <w:ind w:left="360"/>
+      </w:pPr>
+      <w:r>
+        <w:t xml:space="preserve">The Settings rows remain for pattern work: </w:t>
       </w:r>
       <w:r>
         <w:rPr>
@@ -7365,7 +7424,7 @@
         <w:t xml:space="preserve">cost.*</w:t>
       </w:r>
       <w:r>
-        <w:t xml:space="preserve"> parks every cost line; </w:t>
+        <w:t xml:space="preserve"> parks every cost line — and </w:t>
       </w:r>
       <w:r>
         <w:rPr>
@@ -7385,7 +7444,7 @@
         <w:t xml:space="preserve">only</w:t>
       </w:r>
       <w:r>
-        <w:t xml:space="preserve"> the named ones and parks the rest; parked tiles stay one click away behind the "Show parked tiles" strip, a reader's own show/hide toggle still wins on their screen, and uploading a configuration re-baselines the tiles to its policy), the RAG threshold (</w:t>
+        <w:t xml:space="preserve"> the named ones; parked tiles stay one click away behind the "Show parked tiles" strip, a reader's own show/hide toggle still wins on their screen, and uploading a configuration re-baselines the tiles to its policy), the RAG threshold (</w:t>
       </w:r>
       <w:r>
         <w:rPr>
@@ -7405,7 +7464,16 @@
         <w:t xml:space="preserve">variance_periods</w:t>
       </w:r>
       <w:r>
-        <w:t xml:space="preserve"> — the ordered list of comparison bases offered in the left pane. By default this is exactly the six comparisons the All Commentaries pack writes, in the pack's order — </w:t>
+        <w:t xml:space="preserve"> — the ordered list of comparison bases offered in the left pane.</w:t>
+      </w:r>
+    </w:p>
+    <w:p>
+      <w:pPr>
+        <w:spacing w:after="100"/>
+        <w:ind w:left="360"/>
+      </w:pPr>
+      <w:r>
+        <w:t xml:space="preserve">By default this is exactly the six comparisons the All Commentaries pack writes, in the pack's order — </w:t>
       </w:r>
       <w:r>
         <w:rPr>

--- a/iwpb-sg-dashboard/IWPB_SG_Dashboard_README.docx
+++ b/iwpb-sg-dashboard/IWPB_SG_Dashboard_README.docx
@@ -5019,6 +5019,82 @@
       </w:r>
       <w:r>
         <w:t xml:space="preserve"> when IWPB is selected. A scope with no template defined speaks the pack narrative, so IWPB can have its own voice while CIB reads the standard one until CIB defines its own. Both packs ship worked examples; a hand-picked style always overrides the scope.</w:t>
+      </w:r>
+    </w:p>
+    <w:p>
+      <w:pPr>
+        <w:spacing w:after="140"/>
+        <w:ind w:left="360"/>
+      </w:pPr>
+      <w:r>
+        <w:rPr>
+          <w:b/>
+          <w:bCs/>
+        </w:rPr>
+        <w:t xml:space="preserve">The Active style lists scopes, not style names.</w:t>
+      </w:r>
+      <w:r>
+        <w:t xml:space="preserve"> However many named styles the config carries, the pane's selector shows one entry per </w:t>
+      </w:r>
+      <w:r>
+        <w:rPr>
+          <w:b/>
+          <w:bCs/>
+        </w:rPr>
+        <w:t xml:space="preserve">Scope</w:t>
+      </w:r>
+      <w:r>
+        <w:t xml:space="preserve"> value — </w:t>
+      </w:r>
+      <w:r>
+        <w:rPr>
+          <w:rFonts w:ascii="Consolas" w:cs="Consolas" w:eastAsia="Consolas" w:hAnsi="Consolas"/>
+          <w:shd w:fill="F2F1ED" w:val="clear"/>
+        </w:rPr>
+        <w:t xml:space="preserve">Group</w:t>
+      </w:r>
+      <w:r>
+        <w:t xml:space="preserve">, </w:t>
+      </w:r>
+      <w:r>
+        <w:rPr>
+          <w:rFonts w:ascii="Consolas" w:cs="Consolas" w:eastAsia="Consolas" w:hAnsi="Consolas"/>
+          <w:shd w:fill="F2F1ED" w:val="clear"/>
+        </w:rPr>
+        <w:t xml:space="preserve">IWPB</w:t>
+      </w:r>
+      <w:r>
+        <w:t xml:space="preserve">, </w:t>
+      </w:r>
+      <w:r>
+        <w:rPr>
+          <w:rFonts w:ascii="Consolas" w:cs="Consolas" w:eastAsia="Consolas" w:hAnsi="Consolas"/>
+          <w:shd w:fill="F2F1ED" w:val="clear"/>
+        </w:rPr>
+        <w:t xml:space="preserve">CIB</w:t>
+      </w:r>
+      <w:r>
+        <w:t xml:space="preserve">, </w:t>
+      </w:r>
+      <w:r>
+        <w:rPr>
+          <w:rFonts w:ascii="Consolas" w:cs="Consolas" w:eastAsia="Consolas" w:hAnsi="Consolas"/>
+          <w:shd w:fill="F2F1ED" w:val="clear"/>
+        </w:rPr>
+        <w:t xml:space="preserve">HK</w:t>
+      </w:r>
+      <w:r>
+        <w:t xml:space="preserve">, </w:t>
+      </w:r>
+      <w:r>
+        <w:rPr>
+          <w:rFonts w:ascii="Consolas" w:cs="Consolas" w:eastAsia="Consolas" w:hAnsi="Consolas"/>
+          <w:shd w:fill="F2F1ED" w:val="clear"/>
+        </w:rPr>
+        <w:t xml:space="preserve">UK</w:t>
+      </w:r>
+      <w:r>
+        <w:t xml:space="preserve">, whatever the CommentaryTemplates' Scope column defines — plus Auto, and any style whose rows are deliberately unscoped, by its own name. Picking a scope forces that scope's template (its last-defined row), still filled from the selected variance period.</w:t>
       </w:r>
     </w:p>
     <w:p>

--- a/iwpb-sg-dashboard/IWPB_SG_Dashboard_README.docx
+++ b/iwpb-sg-dashboard/IWPB_SG_Dashboard_README.docx
@@ -1546,7 +1546,254 @@
         <w:t xml:space="preserve">,</w:t>
       </w:r>
       <w:r>
-        <w:t xml:space="preserve">-separated list of tile names) to have a build open with those tiles parked out of the box; the reader's own first hide or restore takes over from then on.</w:t>
+        <w:t xml:space="preserve">-separated list of tile names) to have a build open with those tiles parked out of the box; the reader's own first hide or restore takes over from then on. The plain-language form is the </w:t>
+      </w:r>
+      <w:r>
+        <w:rPr>
+          <w:b/>
+          <w:bCs/>
+        </w:rPr>
+        <w:t xml:space="preserve">Tiles</w:t>
+      </w:r>
+      <w:r>
+        <w:t xml:space="preserve"> tab of the configuration workbook: one row per tile, </w:t>
+      </w:r>
+      <w:r>
+        <w:rPr>
+          <w:rFonts w:ascii="Consolas" w:cs="Consolas" w:eastAsia="Consolas" w:hAnsi="Consolas"/>
+          <w:shd w:fill="F2F1ED" w:val="clear"/>
+        </w:rPr>
+        <w:t xml:space="preserve">Y</w:t>
+      </w:r>
+      <w:r>
+        <w:t xml:space="preserve"> to show and </w:t>
+      </w:r>
+      <w:r>
+        <w:rPr>
+          <w:rFonts w:ascii="Consolas" w:cs="Consolas" w:eastAsia="Consolas" w:hAnsi="Consolas"/>
+          <w:shd w:fill="F2F1ED" w:val="clear"/>
+        </w:rPr>
+        <w:t xml:space="preserve">N</w:t>
+      </w:r>
+      <w:r>
+        <w:t xml:space="preserve"> to hide (a tab of only-</w:t>
+      </w:r>
+      <w:r>
+        <w:rPr>
+          <w:rFonts w:ascii="Consolas" w:cs="Consolas" w:eastAsia="Consolas" w:hAnsi="Consolas"/>
+          <w:shd w:fill="F2F1ED" w:val="clear"/>
+        </w:rPr>
+        <w:t xml:space="preserve">Y</w:t>
+      </w:r>
+      <w:r>
+        <w:t xml:space="preserve"> rows shows just those), with an optional </w:t>
+      </w:r>
+      <w:r>
+        <w:rPr>
+          <w:b/>
+          <w:bCs/>
+        </w:rPr>
+        <w:t xml:space="preserve">Nets with</w:t>
+      </w:r>
+      <w:r>
+        <w:t xml:space="preserve"> column naming the lines that tile nets in.</w:t>
+      </w:r>
+    </w:p>
+    <w:p>
+      <w:pPr>
+        <w:pStyle w:val="ListParagraph"/>
+        <w:numPr>
+          <w:ilvl w:val="0"/>
+          <w:numId w:val="3"/>
+        </w:numPr>
+        <w:spacing w:after="100"/>
+      </w:pPr>
+      <w:r>
+        <w:rPr>
+          <w:b/>
+          <w:bCs/>
+        </w:rPr>
+        <w:t xml:space="preserve">The headline is always the year to date, through the last actual month.</w:t>
+      </w:r>
+      <w:r>
+        <w:t xml:space="preserve"> Whatever the variance period compares on — a quarter, a single month, the full year — the figure at the top of a tile is the same one: the YTD through the last month before the forecast begins, taken from the file's own YTD column, and labelled with that month (</w:t>
+      </w:r>
+      <w:r>
+        <w:rPr>
+          <w:rFonts w:ascii="Consolas" w:cs="Consolas" w:eastAsia="Consolas" w:hAnsi="Consolas"/>
+          <w:shd w:fill="F2F1ED" w:val="clear"/>
+        </w:rPr>
+        <w:t xml:space="preserve">JUN YTD</w:t>
+      </w:r>
+      <w:r>
+        <w:t xml:space="preserve">). Selecting a forecast month, or ticking the forecast month in, moves the rest of the page but never that figure.</w:t>
+      </w:r>
+    </w:p>
+    <w:p>
+      <w:pPr>
+        <w:spacing w:after="100"/>
+        <w:ind w:left="360"/>
+      </w:pPr>
+      <w:r>
+        <w:t xml:space="preserve">Where the selected period reads something else, its own figure stands directly beneath the headline (</w:t>
+      </w:r>
+      <w:r>
+        <w:rPr>
+          <w:rFonts w:ascii="Consolas" w:cs="Consolas" w:eastAsia="Consolas" w:hAnsi="Consolas"/>
+          <w:shd w:fill="F2F1ED" w:val="clear"/>
+        </w:rPr>
+        <w:t xml:space="preserve">Q2 2026 4,193</w:t>
+      </w:r>
+      <w:r>
+        <w:t xml:space="preserve">) with the comparison rows under it, so the tile, the trajectory and the commentary still speak about the same basis without the headline moving underneath them. Balances keep their closing balance, labelled the same way (</w:t>
+      </w:r>
+      <w:r>
+        <w:rPr>
+          <w:rFonts w:ascii="Consolas" w:cs="Consolas" w:eastAsia="Consolas" w:hAnsi="Consolas"/>
+          <w:shd w:fill="F2F1ED" w:val="clear"/>
+        </w:rPr>
+        <w:t xml:space="preserve">JUN closing</w:t>
+      </w:r>
+      <w:r>
+        <w:t xml:space="preserve">). The PowerPoint one-pager leads with the same figure.</w:t>
+      </w:r>
+    </w:p>
+    <w:p>
+      <w:pPr>
+        <w:pStyle w:val="ListParagraph"/>
+        <w:numPr>
+          <w:ilvl w:val="0"/>
+          <w:numId w:val="3"/>
+        </w:numPr>
+        <w:spacing w:after="100"/>
+      </w:pPr>
+      <w:r>
+        <w:rPr>
+          <w:b/>
+          <w:bCs/>
+        </w:rPr>
+        <w:t xml:space="preserve">A line nets in what offsets it.</w:t>
+      </w:r>
+      <w:r>
+        <w:t xml:space="preserve"> Where a revenue line is reduced by another line beside it — an offset, a contra, a negative revenue line — the tile shows the </w:t>
+      </w:r>
+      <w:r>
+        <w:rPr>
+          <w:b/>
+          <w:bCs/>
+        </w:rPr>
+        <w:t xml:space="preserve">net</w:t>
+      </w:r>
+      <w:r>
+        <w:t xml:space="preserve">, and says what it netted in (</w:t>
+      </w:r>
+      <w:r>
+        <w:rPr>
+          <w:rFonts w:ascii="Consolas" w:cs="Consolas" w:eastAsia="Consolas" w:hAnsi="Consolas"/>
+          <w:shd w:fill="F2F1ED" w:val="clear"/>
+        </w:rPr>
+        <w:t xml:space="preserve">net of Other Revenue (212)</w:t>
+      </w:r>
+      <w:r>
+        <w:t xml:space="preserve">) so nothing is silent. The netting is done on the rows themselves, so the year to date, every variance period and the trajectory all net the same way, and a line already inside the tile is never counted twice.</w:t>
+      </w:r>
+    </w:p>
+    <w:p>
+      <w:pPr>
+        <w:spacing w:after="100"/>
+        <w:ind w:left="360"/>
+      </w:pPr>
+      <w:r>
+        <w:t xml:space="preserve">The configuration has the first word: a </w:t>
+      </w:r>
+      <w:r>
+        <w:rPr>
+          <w:b/>
+          <w:bCs/>
+        </w:rPr>
+        <w:t xml:space="preserve">Nets with</w:t>
+      </w:r>
+      <w:r>
+        <w:t xml:space="preserve"> entry on the </w:t>
+      </w:r>
+      <w:r>
+        <w:rPr>
+          <w:rFonts w:ascii="Consolas" w:cs="Consolas" w:eastAsia="Consolas" w:hAnsi="Consolas"/>
+          <w:shd w:fill="F2F1ED" w:val="clear"/>
+        </w:rPr>
+        <w:t xml:space="preserve">Tiles</w:t>
+      </w:r>
+      <w:r>
+        <w:t xml:space="preserve"> tab (</w:t>
+      </w:r>
+      <w:r>
+        <w:rPr>
+          <w:rFonts w:ascii="Consolas" w:cs="Consolas" w:eastAsia="Consolas" w:hAnsi="Consolas"/>
+          <w:shd w:fill="F2F1ED" w:val="clear"/>
+        </w:rPr>
+        <w:t xml:space="preserve">Revenue | Y | Other Revenue, Revenue offsets</w:t>
+      </w:r>
+      <w:r>
+        <w:t xml:space="preserve">), or a </w:t>
+      </w:r>
+      <w:r>
+        <w:rPr>
+          <w:rFonts w:ascii="Consolas" w:cs="Consolas" w:eastAsia="Consolas" w:hAnsi="Consolas"/>
+          <w:shd w:fill="F2F1ED" w:val="clear"/>
+        </w:rPr>
+        <w:t xml:space="preserve">tile_net</w:t>
+      </w:r>
+      <w:r>
+        <w:t xml:space="preserve"> rule (</w:t>
+      </w:r>
+      <w:r>
+        <w:rPr>
+          <w:rFonts w:ascii="Consolas" w:cs="Consolas" w:eastAsia="Consolas" w:hAnsi="Consolas"/>
+          <w:shd w:fill="F2F1ED" w:val="clear"/>
+        </w:rPr>
+        <w:t xml:space="preserve">Revenue = Other Revenue; Total Opex = Recoveries</w:t>
+      </w:r>
+      <w:r>
+        <w:t xml:space="preserve">), names exactly what nets with what; </w:t>
+      </w:r>
+      <w:r>
+        <w:rPr>
+          <w:rFonts w:ascii="Consolas" w:cs="Consolas" w:eastAsia="Consolas" w:hAnsi="Consolas"/>
+          <w:shd w:fill="F2F1ED" w:val="clear"/>
+        </w:rPr>
+        <w:t xml:space="preserve">-</w:t>
+      </w:r>
+      <w:r>
+        <w:t xml:space="preserve"> in that column stops a netting the page would otherwise make, and </w:t>
+      </w:r>
+      <w:r>
+        <w:rPr>
+          <w:rFonts w:ascii="Consolas" w:cs="Consolas" w:eastAsia="Consolas" w:hAnsi="Consolas"/>
+          <w:shd w:fill="F2F1ED" w:val="clear"/>
+        </w:rPr>
+        <w:t xml:space="preserve">tile_net_auto: N</w:t>
+      </w:r>
+      <w:r>
+        <w:t xml:space="preserve"> switches the automatic rule off everywhere.</w:t>
+      </w:r>
+    </w:p>
+    <w:p>
+      <w:pPr>
+        <w:spacing w:after="100"/>
+        <w:ind w:left="360"/>
+      </w:pPr>
+      <w:r>
+        <w:t xml:space="preserve">With nothing named, the page nets a line only when it runs against its own block — a negative line inside a positive revenue block — and only into the largest line of that block under the same parent, never into two tiles at once, and never a cost, an ECL or a balance (</w:t>
+      </w:r>
+      <w:r>
+        <w:rPr>
+          <w:rFonts w:ascii="Consolas" w:cs="Consolas" w:eastAsia="Consolas" w:hAnsi="Consolas"/>
+          <w:shd w:fill="F2F1ED" w:val="clear"/>
+        </w:rPr>
+        <w:t xml:space="preserve">revenue_patterns</w:t>
+      </w:r>
+      <w:r>
+        <w:t xml:space="preserve"> decides what reads as revenue). A balance never joins a P&amp;L line.</w:t>
       </w:r>
     </w:p>
     <w:p>

--- a/iwpb-sg-dashboard/IWPB_SG_Dashboard_README.docx
+++ b/iwpb-sg-dashboard/IWPB_SG_Dashboard_README.docx
@@ -1606,7 +1606,7 @@
           <w:ilvl w:val="0"/>
           <w:numId w:val="3"/>
         </w:numPr>
-        <w:spacing w:after="100"/>
+        <w:spacing w:after="80"/>
       </w:pPr>
       <w:r>
         <w:rPr>
@@ -1626,26 +1626,7 @@
         <w:t xml:space="preserve">JUN YTD</w:t>
       </w:r>
       <w:r>
-        <w:t xml:space="preserve">). Selecting a forecast month, or ticking the forecast month in, moves the rest of the page but never that figure.</w:t>
-      </w:r>
-    </w:p>
-    <w:p>
-      <w:pPr>
-        <w:spacing w:after="100"/>
-        <w:ind w:left="360"/>
-      </w:pPr>
-      <w:r>
-        <w:t xml:space="preserve">Where the selected period reads something else, its own figure stands directly beneath the headline (</w:t>
-      </w:r>
-      <w:r>
-        <w:rPr>
-          <w:rFonts w:ascii="Consolas" w:cs="Consolas" w:eastAsia="Consolas" w:hAnsi="Consolas"/>
-          <w:shd w:fill="F2F1ED" w:val="clear"/>
-        </w:rPr>
-        <w:t xml:space="preserve">Q2 2026 4,193</w:t>
-      </w:r>
-      <w:r>
-        <w:t xml:space="preserve">) with the comparison rows under it, so the tile, the trajectory and the commentary still speak about the same basis without the headline moving underneath them. Balances keep their closing balance, labelled the same way (</w:t>
+        <w:t xml:space="preserve">). Selecting a forecast month, or ticking the forecast month in, moves the rest of the page but never that figure. Balances keep their closing balance, labelled the same way (</w:t>
       </w:r>
       <w:r>
         <w:rPr>
@@ -1656,6 +1637,86 @@
       </w:r>
       <w:r>
         <w:t xml:space="preserve">). The PowerPoint one-pager leads with the same figure.</w:t>
+      </w:r>
+    </w:p>
+    <w:p>
+      <w:pPr>
+        <w:pStyle w:val="ListParagraph"/>
+        <w:numPr>
+          <w:ilvl w:val="0"/>
+          <w:numId w:val="3"/>
+        </w:numPr>
+        <w:spacing w:after="80"/>
+      </w:pPr>
+      <w:r>
+        <w:rPr>
+          <w:b/>
+          <w:bCs/>
+        </w:rPr>
+        <w:t xml:space="preserve">Three comparisons on a tile, and no more</w:t>
+      </w:r>
+      <w:r>
+        <w:t xml:space="preserve"> — </w:t>
+      </w:r>
+      <w:r>
+        <w:rPr>
+          <w:rFonts w:ascii="Consolas" w:cs="Consolas" w:eastAsia="Consolas" w:hAnsi="Consolas"/>
+          <w:shd w:fill="F2F1ED" w:val="clear"/>
+        </w:rPr>
+        <w:t xml:space="preserve">vs PY</w:t>
+      </w:r>
+      <w:r>
+        <w:t xml:space="preserve">, </w:t>
+      </w:r>
+      <w:r>
+        <w:rPr>
+          <w:rFonts w:ascii="Consolas" w:cs="Consolas" w:eastAsia="Consolas" w:hAnsi="Consolas"/>
+          <w:shd w:fill="F2F1ED" w:val="clear"/>
+        </w:rPr>
+        <w:t xml:space="preserve">vs Fcst</w:t>
+      </w:r>
+      <w:r>
+        <w:t xml:space="preserve">, </w:t>
+      </w:r>
+      <w:r>
+        <w:rPr>
+          <w:rFonts w:ascii="Consolas" w:cs="Consolas" w:eastAsia="Consolas" w:hAnsi="Consolas"/>
+          <w:shd w:fill="F2F1ED" w:val="clear"/>
+        </w:rPr>
+        <w:t xml:space="preserve">vs Tgt</w:t>
+      </w:r>
+      <w:r>
+        <w:t xml:space="preserve">, all at the grain of the headline, balances included. The variance period the page is reading drives the trajectory, the commentary and the reporting pack; it does not add a fourth row to a tile.</w:t>
+      </w:r>
+    </w:p>
+    <w:p>
+      <w:pPr>
+        <w:pStyle w:val="ListParagraph"/>
+        <w:numPr>
+          <w:ilvl w:val="0"/>
+          <w:numId w:val="3"/>
+        </w:numPr>
+        <w:spacing w:after="80"/>
+      </w:pPr>
+      <w:r>
+        <w:rPr>
+          <w:b/>
+          <w:bCs/>
+        </w:rPr>
+        <w:t xml:space="preserve">One tile per line.</w:t>
+      </w:r>
+      <w:r>
+        <w:t xml:space="preserve"> A merged configuration names the same line more than once — in each pack's metric list, as a rollup and again as its own row — and two lists can call one set of rows by two names. The grid, the PowerPoint one-pager and the left-hand KPI nav each show a line once: a name already on the grid does not come again, and neither do rows already on it, whatever the second list calls them. Only a genuinely different parent earns a second tile, and that tile says whose it is (</w:t>
+      </w:r>
+      <w:r>
+        <w:rPr>
+          <w:rFonts w:ascii="Consolas" w:cs="Consolas" w:eastAsia="Consolas" w:hAnsi="Consolas"/>
+          <w:shd w:fill="F2F1ED" w:val="clear"/>
+        </w:rPr>
+        <w:t xml:space="preserve">Other · Costs</w:t>
+      </w:r>
+      <w:r>
+        <w:t xml:space="preserve">).</w:t>
       </w:r>
     </w:p>
     <w:p>

--- a/iwpb-sg-dashboard/IWPB_SG_Dashboard_README.docx
+++ b/iwpb-sg-dashboard/IWPB_SG_Dashboard_README.docx
@@ -1656,37 +1656,27 @@
         <w:t xml:space="preserve">Three comparisons on a tile, and no more</w:t>
       </w:r>
       <w:r>
-        <w:t xml:space="preserve"> — </w:t>
-      </w:r>
-      <w:r>
-        <w:rPr>
-          <w:rFonts w:ascii="Consolas" w:cs="Consolas" w:eastAsia="Consolas" w:hAnsi="Consolas"/>
-          <w:shd w:fill="F2F1ED" w:val="clear"/>
-        </w:rPr>
-        <w:t xml:space="preserve">vs PY</w:t>
-      </w:r>
-      <w:r>
-        <w:t xml:space="preserve">, </w:t>
-      </w:r>
-      <w:r>
-        <w:rPr>
-          <w:rFonts w:ascii="Consolas" w:cs="Consolas" w:eastAsia="Consolas" w:hAnsi="Consolas"/>
-          <w:shd w:fill="F2F1ED" w:val="clear"/>
-        </w:rPr>
-        <w:t xml:space="preserve">vs Fcst</w:t>
-      </w:r>
-      <w:r>
-        <w:t xml:space="preserve">, </w:t>
-      </w:r>
-      <w:r>
-        <w:rPr>
-          <w:rFonts w:ascii="Consolas" w:cs="Consolas" w:eastAsia="Consolas" w:hAnsi="Consolas"/>
-          <w:shd w:fill="F2F1ED" w:val="clear"/>
-        </w:rPr>
-        <w:t xml:space="preserve">vs Tgt</w:t>
-      </w:r>
-      <w:r>
-        <w:t xml:space="preserve">, all at the grain of the headline, balances included. The variance period the page is reading drives the trajectory, the commentary and the reporting pack; it does not add a fourth row to a tile.</w:t>
+        <w:t xml:space="preserve"> — the prior year, the forecast and the target, balances included. Every variance period is one of those three comparisons at some grain, so the selected period never adds a fourth row: it takes over its own family's row, in its own words — Current QTR vs PY puts the quarter movement in the PY row as </w:t>
+      </w:r>
+      <w:r>
+        <w:rPr>
+          <w:rFonts w:ascii="Consolas" w:cs="Consolas" w:eastAsia="Consolas" w:hAnsi="Consolas"/>
+          <w:shd w:fill="F2F1ED" w:val="clear"/>
+        </w:rPr>
+        <w:t xml:space="preserve">vs Q2 2025</w:t>
+      </w:r>
+      <w:r>
+        <w:t xml:space="preserve">, FY vs Target puts the full-year read in the target row as </w:t>
+      </w:r>
+      <w:r>
+        <w:rPr>
+          <w:rFonts w:ascii="Consolas" w:cs="Consolas" w:eastAsia="Consolas" w:hAnsi="Consolas"/>
+          <w:shd w:fill="F2F1ED" w:val="clear"/>
+        </w:rPr>
+        <w:t xml:space="preserve">vs FY26 target</w:t>
+      </w:r>
+      <w:r>
+        <w:t xml:space="preserve"> — and the other two stay at the year-to-date grain of the headline. The tile changes as the period changes; the headline does not.</w:t>
       </w:r>
     </w:p>
     <w:p>

--- a/iwpb-sg-dashboard/IWPB_SG_Dashboard_README.docx
+++ b/iwpb-sg-dashboard/IWPB_SG_Dashboard_README.docx
@@ -1606,7 +1606,7 @@
           <w:ilvl w:val="0"/>
           <w:numId w:val="3"/>
         </w:numPr>
-        <w:spacing w:after="80"/>
+        <w:spacing w:after="100"/>
       </w:pPr>
       <w:r>
         <w:rPr>
@@ -1626,7 +1626,36 @@
         <w:t xml:space="preserve">JUN YTD</w:t>
       </w:r>
       <w:r>
-        <w:t xml:space="preserve">). Selecting a forecast month, or ticking the forecast month in, moves the rest of the page but never that figure. Balances keep their closing balance, labelled the same way (</w:t>
+        <w:t xml:space="preserve">).</w:t>
+      </w:r>
+    </w:p>
+    <w:p>
+      <w:pPr>
+        <w:spacing w:after="100"/>
+        <w:ind w:left="360"/>
+      </w:pPr>
+      <w:r>
+        <w:t xml:space="preserve">The </w:t>
+      </w:r>
+      <w:r>
+        <w:rPr>
+          <w:b/>
+          <w:bCs/>
+        </w:rPr>
+        <w:t xml:space="preserve">YTD through</w:t>
+      </w:r>
+      <w:r>
+        <w:t xml:space="preserve"> selector offers actual months only — pick MAY and every tile reads </w:t>
+      </w:r>
+      <w:r>
+        <w:rPr>
+          <w:rFonts w:ascii="Consolas" w:cs="Consolas" w:eastAsia="Consolas" w:hAnsi="Consolas"/>
+          <w:shd w:fill="F2F1ED" w:val="clear"/>
+        </w:rPr>
+        <w:t xml:space="preserve">MAY YTD</w:t>
+      </w:r>
+      <w:r>
+        <w:t xml:space="preserve">; forecast months are not offered, so the page never looks like it is reading a month that hasn't happened. The forecast still feeds everything it should: the FY bases, the trajectory's forecast tail and the full-year outlook. Balances keep their closing balance, labelled the same way (</w:t>
       </w:r>
       <w:r>
         <w:rPr>

--- a/iwpb-sg-dashboard/IWPB_SG_Dashboard_README.docx
+++ b/iwpb-sg-dashboard/IWPB_SG_Dashboard_README.docx
@@ -7547,30 +7547,27 @@
         <w:t xml:space="preserve">left pane → Configuration → Upload config</w:t>
       </w:r>
       <w:r>
-        <w:t xml:space="preserve">. Two formats are accepted, both parsed locally:</w:t>
-      </w:r>
-    </w:p>
-    <w:p>
-      <w:pPr>
-        <w:pStyle w:val="ListParagraph"/>
-        <w:numPr>
-          <w:ilvl w:val="0"/>
-          <w:numId w:val="3"/>
-        </w:numPr>
-        <w:spacing w:after="80"/>
-      </w:pPr>
-      <w:r>
-        <w:t xml:space="preserve">an </w:t>
-      </w:r>
-      <w:r>
-        <w:rPr>
-          <w:b/>
-          <w:bCs/>
-        </w:rPr>
-        <w:t xml:space="preserve">xlsx workbook with a sheet per section</w:t>
-      </w:r>
-      <w:r>
-        <w:t xml:space="preserve"> — </w:t>
+        <w:t xml:space="preserve">. There is </w:t>
+      </w:r>
+      <w:r>
+        <w:rPr>
+          <w:b/>
+          <w:bCs/>
+        </w:rPr>
+        <w:t xml:space="preserve">one configuration file</w:t>
+      </w:r>
+      <w:r>
+        <w:t xml:space="preserve">: </w:t>
+      </w:r>
+      <w:r>
+        <w:rPr>
+          <w:rFonts w:ascii="Consolas" w:cs="Consolas" w:eastAsia="Consolas" w:hAnsi="Consolas"/>
+          <w:shd w:fill="F2F1ED" w:val="clear"/>
+        </w:rPr>
+        <w:t xml:space="preserve">Group_dashboard_config_pack.xlsx</w:t>
+      </w:r>
+      <w:r>
+        <w:t xml:space="preserve"> in this folder, an xlsx workbook with a sheet per section — </w:t>
       </w:r>
       <w:r>
         <w:rPr>
@@ -7587,6 +7584,16 @@
           <w:rFonts w:ascii="Consolas" w:cs="Consolas" w:eastAsia="Consolas" w:hAnsi="Consolas"/>
           <w:shd w:fill="F2F1ED" w:val="clear"/>
         </w:rPr>
+        <w:t xml:space="preserve">Tiles</w:t>
+      </w:r>
+      <w:r>
+        <w:t xml:space="preserve">, </w:t>
+      </w:r>
+      <w:r>
+        <w:rPr>
+          <w:rFonts w:ascii="Consolas" w:cs="Consolas" w:eastAsia="Consolas" w:hAnsi="Consolas"/>
+          <w:shd w:fill="F2F1ED" w:val="clear"/>
+        </w:rPr>
         <w:t xml:space="preserve">TilePriority</w:t>
       </w:r>
       <w:r>
@@ -7609,28 +7616,38 @@
         </w:rPr>
         <w:t xml:space="preserve">Views</w:t>
       </w:r>
-    </w:p>
-    <w:p>
-      <w:pPr>
-        <w:pStyle w:val="ListParagraph"/>
-        <w:numPr>
-          <w:ilvl w:val="0"/>
-          <w:numId w:val="3"/>
-        </w:numPr>
-        <w:spacing w:after="80"/>
-      </w:pPr>
-      <w:r>
-        <w:t xml:space="preserve">a </w:t>
-      </w:r>
-      <w:r>
-        <w:rPr>
-          <w:b/>
-          <w:bCs/>
-        </w:rPr>
-        <w:t xml:space="preserve">flat CSV</w:t>
-      </w:r>
-      <w:r>
-        <w:t xml:space="preserve"> with columns </w:t>
+      <w:r>
+        <w:t xml:space="preserve">, </w:t>
+      </w:r>
+      <w:r>
+        <w:rPr>
+          <w:rFonts w:ascii="Consolas" w:cs="Consolas" w:eastAsia="Consolas" w:hAnsi="Consolas"/>
+          <w:shd w:fill="F2F1ED" w:val="clear"/>
+        </w:rPr>
+        <w:t xml:space="preserve">Metrics</w:t>
+      </w:r>
+      <w:r>
+        <w:t xml:space="preserve">, </w:t>
+      </w:r>
+      <w:r>
+        <w:rPr>
+          <w:rFonts w:ascii="Consolas" w:cs="Consolas" w:eastAsia="Consolas" w:hAnsi="Consolas"/>
+          <w:shd w:fill="F2F1ED" w:val="clear"/>
+        </w:rPr>
+        <w:t xml:space="preserve">Commentary</w:t>
+      </w:r>
+      <w:r>
+        <w:t xml:space="preserve">, </w:t>
+      </w:r>
+      <w:r>
+        <w:rPr>
+          <w:rFonts w:ascii="Consolas" w:cs="Consolas" w:eastAsia="Consolas" w:hAnsi="Consolas"/>
+          <w:shd w:fill="F2F1ED" w:val="clear"/>
+        </w:rPr>
+        <w:t xml:space="preserve">CommentaryTemplates</w:t>
+      </w:r>
+      <w:r>
+        <w:t xml:space="preserve">, the hierarchies. Everything the page does is driven from it. (A flat CSV with columns </w:t>
       </w:r>
       <w:r>
         <w:rPr>
@@ -7640,17 +7657,17 @@
         <w:t xml:space="preserve">Sheet,Key,Value,Extra1,Extra2,Extra3</w:t>
       </w:r>
       <w:r>
-        <w:t xml:space="preserve"> (</w:t>
-      </w:r>
-      <w:r>
-        <w:rPr>
-          <w:rFonts w:ascii="Consolas" w:cs="Consolas" w:eastAsia="Consolas" w:hAnsi="Consolas"/>
-          <w:shd w:fill="F2F1ED" w:val="clear"/>
-        </w:rPr>
-        <w:t xml:space="preserve">IWPB_SG_dashboard_config.csv</w:t>
-      </w:r>
-      <w:r>
-        <w:t xml:space="preserve"> in this folder is the template, also downloadable in-app)</w:t>
+        <w:t xml:space="preserve"> is also accepted for tooling that emits CSV; the in-app download offers it. A sample lives under </w:t>
+      </w:r>
+      <w:r>
+        <w:rPr>
+          <w:rFonts w:ascii="Consolas" w:cs="Consolas" w:eastAsia="Consolas" w:hAnsi="Consolas"/>
+          <w:shd w:fill="F2F1ED" w:val="clear"/>
+        </w:rPr>
+        <w:t xml:space="preserve">sample/</w:t>
+      </w:r>
+      <w:r>
+        <w:t xml:space="preserve">.)</w:t>
       </w:r>
     </w:p>
     <w:p>

--- a/iwpb-sg-dashboard/IWPB_SG_Dashboard_README.docx
+++ b/iwpb-sg-dashboard/IWPB_SG_Dashboard_README.docx
@@ -3940,7 +3940,7 @@
         <w:t xml:space="preserve">selected</w:t>
       </w:r>
       <w:r>
-        <w:t xml:space="preserve"> value stays even when it names others too ("India led while Luxembourg lagged" belongs in the India view); and a paragraph naming no value of the dimension at all is neutral and always belongs. The Drivers pane counts what is being held back, so nothing disappears silently. This governs every view the document feeds — the six bases, the management commentary, the Financial Summary, the charts.</w:t>
+        <w:t xml:space="preserve"> value stays even when it names others too ("India led while Luxembourg lagged" belongs in the India view); and a paragraph naming no value of the dimension at all is neutral and always belongs. The left pane's commentary note counts what is being held back, so nothing disappears silently. This governs every view the document feeds — the six bases, the management commentary, the Financial Summary, the charts.</w:t>
       </w:r>
     </w:p>
     <w:p>
@@ -4181,7 +4181,7 @@
         <w:t xml:space="preserve">The words are kept, not the answers.</w:t>
       </w:r>
       <w:r>
-        <w:t xml:space="preserve"> The paragraphs are stored as written and matched afresh every time they are read — next month's driller re-matches the same paragraphs against next month's names with nobody tagging a thing, and the Drivers pane always says how many matched, how many were addressed by hand, and what the filters are holding back.</w:t>
+        <w:t xml:space="preserve"> The paragraphs are stored as written and matched afresh every time they are read — next month's driller re-matches the same paragraphs against next month's names with nobody tagging a thing, and the left pane's commentary note always says how many matched, how many were addressed by hand, and what the filters are holding back.</w:t>
       </w:r>
     </w:p>
     <w:p>
@@ -4922,7 +4922,7 @@
         <w:t xml:space="preserve">Line</w:t>
       </w:r>
       <w:r>
-        <w:t xml:space="preserve"> names the line, product or region it is about, matched loosely against the names on the page, and blank means the view as a whole. Where nothing is written a block reads its own figures exactly as before, so ingesting one line never silences the rest. A written line also leads its own row in the Line commentary column, ahead of the Drivers note. Editing a block and keeping it still works: the written words refresh in place on the next ingest while your own edits stay.</w:t>
+        <w:t xml:space="preserve"> names the line, product or region it is about, matched loosely against the names on the page, and blank means the view as a whole. Where nothing is written a block reads its own figures exactly as before, so ingesting one line never silences the rest. A written line also leads its own row in the Line commentary column. Editing a block and keeping it still works: the written words refresh in place on the next ingest while your own edits stay.</w:t>
       </w:r>
     </w:p>
     <w:p>
@@ -6289,27 +6289,17 @@
         <w:t xml:space="preserve">Line commentary, as the pack prints it</w:t>
       </w:r>
       <w:r>
-        <w:t xml:space="preserve"> — the reporting pack sets a short note beside each line, and the Financial Summary now carries the same column beneath the grid. A note written by the business leads — from the </w:t>
-      </w:r>
-      <w:r>
-        <w:rPr>
-          <w:b/>
-          <w:bCs/>
-        </w:rPr>
-        <w:t xml:space="preserve">Drivers</w:t>
-      </w:r>
-      <w:r>
-        <w:t xml:space="preserve"> pane in the left rail or the config's </w:t>
-      </w:r>
-      <w:r>
-        <w:rPr>
-          <w:rFonts w:ascii="Consolas" w:cs="Consolas" w:eastAsia="Consolas" w:hAnsi="Consolas"/>
-          <w:shd w:fill="F2F1ED" w:val="clear"/>
-        </w:rPr>
-        <w:t xml:space="preserve">Drivers</w:t>
-      </w:r>
-      <w:r>
-        <w:t xml:space="preserve"> sheet, keyed by the line's name — and a line without one reads its own figures in the page's own words (</w:t>
+        <w:t xml:space="preserve"> — the reporting pack sets a short note beside each line, and the Financial Summary now carries the same column beneath the grid. A note written by the business leads — a </w:t>
+      </w:r>
+      <w:r>
+        <w:rPr>
+          <w:b/>
+          <w:bCs/>
+        </w:rPr>
+        <w:t xml:space="preserve">Commentary</w:t>
+      </w:r>
+      <w:r>
+        <w:t xml:space="preserve"> row in the config, keyed by the line's name — and a line without one reads its own figures in the page's own words (</w:t>
       </w:r>
       <w:r>
         <w:rPr>
@@ -7457,56 +7447,23 @@
         <w:spacing w:after="140"/>
       </w:pPr>
       <w:r>
-        <w:t xml:space="preserve">Below that, an Output fields section with checkboxes chooses which dimension columns and period column groups appear in the Data view and in Excel exports, and a </w:t>
-      </w:r>
-      <w:r>
-        <w:rPr>
-          <w:b/>
-          <w:bCs/>
-        </w:rPr>
-        <w:t xml:space="preserve">Drivers</w:t>
-      </w:r>
-      <w:r>
-        <w:t xml:space="preserve"> section holds known business drivers — a line or dimension value plus its explanation (e.g. </w:t>
-      </w:r>
-      <w:r>
-        <w:rPr>
-          <w:rFonts w:ascii="Consolas" w:cs="Consolas" w:eastAsia="Consolas" w:hAnsi="Consolas"/>
-          <w:shd w:fill="F2F1ED" w:val="clear"/>
-        </w:rPr>
-        <w:t xml:space="preserve">Loans → mortgage repricing +50bps</w:t>
-      </w:r>
-      <w:r>
-        <w:t xml:space="preserve">) — which the AI commentary weaves into its narrative wherever that line surfaces as a mover (Mix analysis, chart builder, pinned dashboard charts). Drivers can be typed in the pane or shipped in the config file's </w:t>
-      </w:r>
-      <w:r>
-        <w:rPr>
-          <w:rFonts w:ascii="Consolas" w:cs="Consolas" w:eastAsia="Consolas" w:hAnsi="Consolas"/>
-          <w:shd w:fill="F2F1ED" w:val="clear"/>
-        </w:rPr>
-        <w:t xml:space="preserve">Drivers</w:t>
-      </w:r>
-      <w:r>
-        <w:t xml:space="preserve"> section (Key = line or value, Value = driver note).</w:t>
+        <w:t xml:space="preserve">Below that, an Output fields section with checkboxes chooses which dimension columns and period column groups appear in the Data view and in Excel exports. RAG compares YTD actuals with the same prior-year months: </w:t>
+      </w:r>
+      <w:r>
+        <w:rPr>
+          <w:b/>
+          <w:bCs/>
+        </w:rPr>
+        <w:t xml:space="preserve">green at or above prior year, red below it</w:t>
+      </w:r>
+      <w:r>
+        <w:t xml:space="preserve">. There is no amber and no watch band — an in-between rating only ever meant "within a tolerance nobody agreed", and it let the same figure read three ways depending on a setting.</w:t>
       </w:r>
     </w:p>
     <w:p>
       <w:pPr>
         <w:spacing w:after="140"/>
       </w:pPr>
-      <w:r>
-        <w:t xml:space="preserve">RAG compares YTD actuals with the same prior-year months: </w:t>
-      </w:r>
-      <w:r>
-        <w:rPr>
-          <w:b/>
-          <w:bCs/>
-        </w:rPr>
-        <w:t xml:space="preserve">green at or above prior year, red below it</w:t>
-      </w:r>
-      <w:r>
-        <w:t xml:space="preserve">. There is no amber and no watch band — an in-between rating only ever meant "within a tolerance nobody agreed", and it let the same figure read three ways depending on a setting. </w:t>
-      </w:r>
       <w:r>
         <w:rPr>
           <w:rFonts w:ascii="Consolas" w:cs="Consolas" w:eastAsia="Consolas" w:hAnsi="Consolas"/>

--- a/iwpb-sg-dashboard/IWPB_SG_Dashboard_README.docx
+++ b/iwpb-sg-dashboard/IWPB_SG_Dashboard_README.docx
@@ -1685,27 +1685,107 @@
         <w:t xml:space="preserve">Three comparisons on a tile, and no more</w:t>
       </w:r>
       <w:r>
-        <w:t xml:space="preserve"> — the prior year, the forecast and the target, balances included. Every variance period is one of those three comparisons at some grain, so the selected period never adds a fourth row: it takes over its own family's row, in its own words — Current QTR vs PY puts the quarter movement in the PY row as </w:t>
-      </w:r>
-      <w:r>
-        <w:rPr>
-          <w:rFonts w:ascii="Consolas" w:cs="Consolas" w:eastAsia="Consolas" w:hAnsi="Consolas"/>
-          <w:shd w:fill="F2F1ED" w:val="clear"/>
-        </w:rPr>
-        <w:t xml:space="preserve">vs Q2 2025</w:t>
-      </w:r>
-      <w:r>
-        <w:t xml:space="preserve">, FY vs Target puts the full-year read in the target row as </w:t>
-      </w:r>
-      <w:r>
-        <w:rPr>
-          <w:rFonts w:ascii="Consolas" w:cs="Consolas" w:eastAsia="Consolas" w:hAnsi="Consolas"/>
-          <w:shd w:fill="F2F1ED" w:val="clear"/>
-        </w:rPr>
-        <w:t xml:space="preserve">vs FY26 target</w:t>
-      </w:r>
-      <w:r>
-        <w:t xml:space="preserve"> — and the other two stay at the year-to-date grain of the headline. The tile changes as the period changes; the headline does not.</w:t>
+        <w:t xml:space="preserve"> — </w:t>
+      </w:r>
+      <w:r>
+        <w:rPr>
+          <w:rFonts w:ascii="Consolas" w:cs="Consolas" w:eastAsia="Consolas" w:hAnsi="Consolas"/>
+          <w:shd w:fill="F2F1ED" w:val="clear"/>
+        </w:rPr>
+        <w:t xml:space="preserve">vs PY</w:t>
+      </w:r>
+      <w:r>
+        <w:t xml:space="preserve">, </w:t>
+      </w:r>
+      <w:r>
+        <w:rPr>
+          <w:rFonts w:ascii="Consolas" w:cs="Consolas" w:eastAsia="Consolas" w:hAnsi="Consolas"/>
+          <w:shd w:fill="F2F1ED" w:val="clear"/>
+        </w:rPr>
+        <w:t xml:space="preserve">vs Fcst</w:t>
+      </w:r>
+      <w:r>
+        <w:t xml:space="preserve">, </w:t>
+      </w:r>
+      <w:r>
+        <w:rPr>
+          <w:rFonts w:ascii="Consolas" w:cs="Consolas" w:eastAsia="Consolas" w:hAnsi="Consolas"/>
+          <w:shd w:fill="F2F1ED" w:val="clear"/>
+        </w:rPr>
+        <w:t xml:space="preserve">vs Tgt</w:t>
+      </w:r>
+      <w:r>
+        <w:t xml:space="preserve">, in those words, at the grain of the headline: year to date for a P&amp;L line, closing for a balance. The variance period drives the trajectory, the commentary and the reporting pack; it never renames or replaces a tile row. Tiles move only with the </w:t>
+      </w:r>
+      <w:r>
+        <w:rPr>
+          <w:b/>
+          <w:bCs/>
+        </w:rPr>
+        <w:t xml:space="preserve">YTD through</w:t>
+      </w:r>
+      <w:r>
+        <w:t xml:space="preserve"> month.</w:t>
+      </w:r>
+    </w:p>
+    <w:p>
+      <w:pPr>
+        <w:pStyle w:val="ListParagraph"/>
+        <w:numPr>
+          <w:ilvl w:val="0"/>
+          <w:numId w:val="3"/>
+        </w:numPr>
+        <w:spacing w:after="80"/>
+      </w:pPr>
+      <w:r>
+        <w:rPr>
+          <w:b/>
+          <w:bCs/>
+        </w:rPr>
+        <w:t xml:space="preserve">Tiles never invent lines.</w:t>
+      </w:r>
+      <w:r>
+        <w:t xml:space="preserve"> The grid is the file's own MICA lines — or a </w:t>
+      </w:r>
+      <w:r>
+        <w:rPr>
+          <w:rFonts w:ascii="Consolas" w:cs="Consolas" w:eastAsia="Consolas" w:hAnsi="Consolas"/>
+          <w:shd w:fill="F2F1ED" w:val="clear"/>
+        </w:rPr>
+        <w:t xml:space="preserve">tile_lines</w:t>
+      </w:r>
+      <w:r>
+        <w:t xml:space="preserve"> list the config names explicitly. The </w:t>
+      </w:r>
+      <w:r>
+        <w:rPr>
+          <w:rFonts w:ascii="Consolas" w:cs="Consolas" w:eastAsia="Consolas" w:hAnsi="Consolas"/>
+          <w:shd w:fill="F2F1ED" w:val="clear"/>
+        </w:rPr>
+        <w:t xml:space="preserve">Metrics</w:t>
+      </w:r>
+      <w:r>
+        <w:t xml:space="preserve"> sheet feeds the KPI scorecard and the metric scopes, but metrics reach the tile grid only when the config says </w:t>
+      </w:r>
+      <w:r>
+        <w:rPr>
+          <w:rFonts w:ascii="Consolas" w:cs="Consolas" w:eastAsia="Consolas" w:hAnsi="Consolas"/>
+          <w:shd w:fill="F2F1ED" w:val="clear"/>
+        </w:rPr>
+        <w:t xml:space="preserve">tile_metrics: Y</w:t>
+      </w:r>
+      <w:r>
+        <w:t xml:space="preserve"> in so many words; the old </w:t>
+      </w:r>
+      <w:r>
+        <w:rPr>
+          <w:rFonts w:ascii="Consolas" w:cs="Consolas" w:eastAsia="Consolas" w:hAnsi="Consolas"/>
+          <w:shd w:fill="F2F1ED" w:val="clear"/>
+        </w:rPr>
+        <w:t xml:space="preserve">auto</w:t>
+      </w:r>
+      <w:r>
+        <w:t xml:space="preserve"> no longer puts every metric on the grid.</w:t>
       </w:r>
     </w:p>
     <w:p>

--- a/iwpb-sg-dashboard/IWPB_SG_Dashboard_README.docx
+++ b/iwpb-sg-dashboard/IWPB_SG_Dashboard_README.docx
@@ -1745,7 +1745,37 @@
         <w:t xml:space="preserve">Tiles never invent lines.</w:t>
       </w:r>
       <w:r>
-        <w:t xml:space="preserve"> The grid is the file's own MICA lines — or a </w:t>
+        <w:t xml:space="preserve"> The grid is the file's own MICA lines — </w:t>
+      </w:r>
+      <w:r>
+        <w:rPr>
+          <w:b/>
+          <w:bCs/>
+        </w:rPr>
+        <w:t xml:space="preserve">Level 1 and Level 2 together</w:t>
+      </w:r>
+      <w:r>
+        <w:t xml:space="preserve">: every Level 2 line and every Level 1 rollup, one tile each (a rollup that adds nothing over its only child is dropped, and a P&amp;L rollup's figure excludes the balance memo lines filed beneath it, so a result and a balance are never added). </w:t>
+      </w:r>
+      <w:r>
+        <w:rPr>
+          <w:rFonts w:ascii="Consolas" w:cs="Consolas" w:eastAsia="Consolas" w:hAnsi="Consolas"/>
+          <w:shd w:fill="F2F1ED" w:val="clear"/>
+        </w:rPr>
+        <w:t xml:space="preserve">tile_level: level1</w:t>
+      </w:r>
+      <w:r>
+        <w:t xml:space="preserve"> or </w:t>
+      </w:r>
+      <w:r>
+        <w:rPr>
+          <w:rFonts w:ascii="Consolas" w:cs="Consolas" w:eastAsia="Consolas" w:hAnsi="Consolas"/>
+          <w:shd w:fill="F2F1ED" w:val="clear"/>
+        </w:rPr>
+        <w:t xml:space="preserve">level2</w:t>
+      </w:r>
+      <w:r>
+        <w:t xml:space="preserve"> narrows the grid to one level; a </w:t>
       </w:r>
       <w:r>
         <w:rPr>
@@ -1755,7 +1785,7 @@
         <w:t xml:space="preserve">tile_lines</w:t>
       </w:r>
       <w:r>
-        <w:t xml:space="preserve"> list the config names explicitly. The </w:t>
+        <w:t xml:space="preserve"> list names the set explicitly. The </w:t>
       </w:r>
       <w:r>
         <w:rPr>

--- a/iwpb-sg-dashboard/IWPB_SG_Dashboard_README.docx
+++ b/iwpb-sg-dashboard/IWPB_SG_Dashboard_README.docx
@@ -1507,7 +1507,7 @@
         <w:t xml:space="preserve">↺</w:t>
       </w:r>
       <w:r>
-        <w:t xml:space="preserve"> on a dimmed tile restores it to the grid. The choice is remembered in the browser (alongside the drag-to-reorder order) and the PowerPoint tile grid follows the page, so a parked line is off the one-pager too.</w:t>
+        <w:t xml:space="preserve"> on a dimmed tile restores it to the grid. The choice is remembered in the browser (alongside the drag-to-reorder order) and the PowerPoint tile grid follows the page, so a parked line is off the one-pager too. Nothing is recalculated by hiding — a parked tile is only out of view, and the reporting pack, the Financial Summary and the KPI scorecard still carry the line in full.</w:t>
       </w:r>
     </w:p>
     <w:p>
@@ -1516,7 +1516,7 @@
         <w:ind w:left="360"/>
       </w:pPr>
       <w:r>
-        <w:t xml:space="preserve">Nothing is recalculated by hiding — a parked tile is only out of view, and the reporting pack, the Financial Summary and the KPI scorecard still carry the line in full. Set </w:t>
+        <w:t xml:space="preserve">Set </w:t>
       </w:r>
       <w:r>
         <w:rPr>
@@ -1566,7 +1566,7 @@
         <w:t xml:space="preserve">Y</w:t>
       </w:r>
       <w:r>
-        <w:t xml:space="preserve"> to show and </w:t>
+        <w:t xml:space="preserve"> to show, </w:t>
       </w:r>
       <w:r>
         <w:rPr>
@@ -1586,7 +1586,47 @@
         <w:t xml:space="preserve">Y</w:t>
       </w:r>
       <w:r>
-        <w:t xml:space="preserve"> rows shows just those), with an optional </w:t>
+        <w:t xml:space="preserve"> rows shows just those), and </w:t>
+      </w:r>
+      <w:r>
+        <w:rPr>
+          <w:rFonts w:ascii="Consolas" w:cs="Consolas" w:eastAsia="Consolas" w:hAnsi="Consolas"/>
+          <w:shd w:fill="F2F1ED" w:val="clear"/>
+        </w:rPr>
+        <w:t xml:space="preserve">+</w:t>
+      </w:r>
+      <w:r>
+        <w:t xml:space="preserve"> to </w:t>
+      </w:r>
+      <w:r>
+        <w:rPr>
+          <w:b/>
+          <w:bCs/>
+        </w:rPr>
+        <w:t xml:space="preserve">add</w:t>
+      </w:r>
+      <w:r>
+        <w:t xml:space="preserve"> a line the default grid does not carry — resolved from the </w:t>
+      </w:r>
+      <w:r>
+        <w:rPr>
+          <w:rFonts w:ascii="Consolas" w:cs="Consolas" w:eastAsia="Consolas" w:hAnsi="Consolas"/>
+          <w:shd w:fill="F2F1ED" w:val="clear"/>
+        </w:rPr>
+        <w:t xml:space="preserve">Metrics</w:t>
+      </w:r>
+      <w:r>
+        <w:t xml:space="preserve"> sheet or any MICA level, so </w:t>
+      </w:r>
+      <w:r>
+        <w:rPr>
+          <w:rFonts w:ascii="Consolas" w:cs="Consolas" w:eastAsia="Consolas" w:hAnsi="Consolas"/>
+          <w:shd w:fill="F2F1ED" w:val="clear"/>
+        </w:rPr>
+        <w:t xml:space="preserve">Banking NII | +</w:t>
+      </w:r>
+      <w:r>
+        <w:t xml:space="preserve"> puts Banking NII on the grid, always visible, without touching the rest. An optional </w:t>
       </w:r>
       <w:r>
         <w:rPr>
@@ -1596,7 +1636,7 @@
         <w:t xml:space="preserve">Nets with</w:t>
       </w:r>
       <w:r>
-        <w:t xml:space="preserve"> column naming the lines that tile nets in.</w:t>
+        <w:t xml:space="preserve"> column names the lines a tile nets in.</w:t>
       </w:r>
     </w:p>
     <w:p>

--- a/iwpb-sg-dashboard/IWPB_SG_Dashboard_README.docx
+++ b/iwpb-sg-dashboard/IWPB_SG_Dashboard_README.docx
@@ -1626,7 +1626,16 @@
         <w:t xml:space="preserve">Banking NII | +</w:t>
       </w:r>
       <w:r>
-        <w:t xml:space="preserve"> puts Banking NII on the grid, always visible, without touching the rest. An optional </w:t>
+        <w:t xml:space="preserve"> puts Banking NII on the grid, always visible, without touching the rest.</w:t>
+      </w:r>
+    </w:p>
+    <w:p>
+      <w:pPr>
+        <w:spacing w:after="100"/>
+        <w:ind w:left="360"/>
+      </w:pPr>
+      <w:r>
+        <w:t xml:space="preserve">An optional </w:t>
       </w:r>
       <w:r>
         <w:rPr>
@@ -1636,7 +1645,57 @@
         <w:t xml:space="preserve">Nets with</w:t>
       </w:r>
       <w:r>
-        <w:t xml:space="preserve"> column names the lines a tile nets in.</w:t>
+        <w:t xml:space="preserve"> column names the lines a tile nets in. A </w:t>
+      </w:r>
+      <w:r>
+        <w:rPr>
+          <w:rFonts w:ascii="Consolas" w:cs="Consolas" w:eastAsia="Consolas" w:hAnsi="Consolas"/>
+          <w:shd w:fill="F2F1ED" w:val="clear"/>
+        </w:rPr>
+        <w:t xml:space="preserve">Metrics</w:t>
+      </w:r>
+      <w:r>
+        <w:t xml:space="preserve"> row defines a named selection the grid can carry: </w:t>
+      </w:r>
+      <w:r>
+        <w:rPr>
+          <w:rFonts w:ascii="Consolas" w:cs="Consolas" w:eastAsia="Consolas" w:hAnsi="Consolas"/>
+          <w:shd w:fill="F2F1ED" w:val="clear"/>
+        </w:rPr>
+        <w:t xml:space="preserve">dim=value</w:t>
+      </w:r>
+      <w:r>
+        <w:t xml:space="preserve"> keeps rows, </w:t>
+      </w:r>
+      <w:r>
+        <w:rPr>
+          <w:rFonts w:ascii="Consolas" w:cs="Consolas" w:eastAsia="Consolas" w:hAnsi="Consolas"/>
+          <w:shd w:fill="F2F1ED" w:val="clear"/>
+        </w:rPr>
+        <w:t xml:space="preserve">dim!=value</w:t>
+      </w:r>
+      <w:r>
+        <w:t xml:space="preserve"> excludes them — so </w:t>
+      </w:r>
+      <w:r>
+        <w:rPr>
+          <w:rFonts w:ascii="Consolas" w:cs="Consolas" w:eastAsia="Consolas" w:hAnsi="Consolas"/>
+          <w:shd w:fill="F2F1ED" w:val="clear"/>
+        </w:rPr>
+        <w:t xml:space="preserve">Banking NII</w:t>
+      </w:r>
+      <w:r>
+        <w:t xml:space="preserve"> is defined as </w:t>
+      </w:r>
+      <w:r>
+        <w:rPr>
+          <w:rFonts w:ascii="Consolas" w:cs="Consolas" w:eastAsia="Consolas" w:hAnsi="Consolas"/>
+          <w:shd w:fill="F2F1ED" w:val="clear"/>
+        </w:rPr>
+        <w:t xml:space="preserve">micaL2=Revenue; micaL3!=Net Insurance Revenue</w:t>
+      </w:r>
+      <w:r>
+        <w:t xml:space="preserve">, the Revenue block less its insurance line, and every figure on the tile is computed over exactly those rows.</w:t>
       </w:r>
     </w:p>
     <w:p>

--- a/iwpb-sg-dashboard/IWPB_SG_Dashboard_README.docx
+++ b/iwpb-sg-dashboard/IWPB_SG_Dashboard_README.docx
@@ -1626,7 +1626,17 @@
         <w:t xml:space="preserve">Banking NII | +</w:t>
       </w:r>
       <w:r>
-        <w:t xml:space="preserve"> puts Banking NII on the grid, always visible, without touching the rest.</w:t>
+        <w:t xml:space="preserve"> puts Banking NII on the grid, always visible, without touching the rest. An optional </w:t>
+      </w:r>
+      <w:r>
+        <w:rPr>
+          <w:b/>
+          <w:bCs/>
+        </w:rPr>
+        <w:t xml:space="preserve">Nets with</w:t>
+      </w:r>
+      <w:r>
+        <w:t xml:space="preserve"> column names the lines a tile nets in.</w:t>
       </w:r>
     </w:p>
     <w:p>
@@ -1635,17 +1645,7 @@
         <w:ind w:left="360"/>
       </w:pPr>
       <w:r>
-        <w:t xml:space="preserve">An optional </w:t>
-      </w:r>
-      <w:r>
-        <w:rPr>
-          <w:b/>
-          <w:bCs/>
-        </w:rPr>
-        <w:t xml:space="preserve">Nets with</w:t>
-      </w:r>
-      <w:r>
-        <w:t xml:space="preserve"> column names the lines a tile nets in. A </w:t>
+        <w:t xml:space="preserve">A </w:t>
       </w:r>
       <w:r>
         <w:rPr>
@@ -1696,6 +1696,65 @@
       </w:r>
       <w:r>
         <w:t xml:space="preserve">, the Revenue block less its insurance line, and every figure on the tile is computed over exactly those rows.</w:t>
+      </w:r>
+    </w:p>
+    <w:p>
+      <w:pPr>
+        <w:spacing w:after="100"/>
+        <w:ind w:left="360"/>
+      </w:pPr>
+      <w:r>
+        <w:t xml:space="preserve">The same name may carry a </w:t>
+      </w:r>
+      <w:r>
+        <w:rPr>
+          <w:b/>
+          <w:bCs/>
+        </w:rPr>
+        <w:t xml:space="preserve">different definition per business</w:t>
+      </w:r>
+      <w:r>
+        <w:t xml:space="preserve"> — an optional </w:t>
+      </w:r>
+      <w:r>
+        <w:rPr>
+          <w:rFonts w:ascii="Consolas" w:cs="Consolas" w:eastAsia="Consolas" w:hAnsi="Consolas"/>
+          <w:shd w:fill="F2F1ED" w:val="clear"/>
+        </w:rPr>
+        <w:t xml:space="preserve">Applies to</w:t>
+      </w:r>
+      <w:r>
+        <w:t xml:space="preserve"> column names whose definition each row is (</w:t>
+      </w:r>
+      <w:r>
+        <w:rPr>
+          <w:rFonts w:ascii="Consolas" w:cs="Consolas" w:eastAsia="Consolas" w:hAnsi="Consolas"/>
+          <w:shd w:fill="F2F1ED" w:val="clear"/>
+        </w:rPr>
+        <w:t xml:space="preserve">Banking NII | micaL2=Revenue; micaL3!=Net Insurance Revenue | IWPB</w:t>
+      </w:r>
+      <w:r>
+        <w:t xml:space="preserve"> beside </w:t>
+      </w:r>
+      <w:r>
+        <w:rPr>
+          <w:rFonts w:ascii="Consolas" w:cs="Consolas" w:eastAsia="Consolas" w:hAnsi="Consolas"/>
+          <w:shd w:fill="F2F1ED" w:val="clear"/>
+        </w:rPr>
+        <w:t xml:space="preserve">Banking NII | accH3=Banking NII | CIB</w:t>
+      </w:r>
+      <w:r>
+        <w:t xml:space="preserve">): each business's rows are judged by the definition that business wrote, a row with no </w:t>
+      </w:r>
+      <w:r>
+        <w:rPr>
+          <w:rFonts w:ascii="Consolas" w:cs="Consolas" w:eastAsia="Consolas" w:hAnsi="Consolas"/>
+          <w:shd w:fill="F2F1ED" w:val="clear"/>
+        </w:rPr>
+        <w:t xml:space="preserve">Applies to</w:t>
+      </w:r>
+      <w:r>
+        <w:t xml:space="preserve"> covers the businesses that wrote none, and a group view is simply the sum of every business read its own way — never one business's definition forced on another's rows.</w:t>
       </w:r>
     </w:p>
     <w:p>

--- a/iwpb-sg-dashboard/IWPB_SG_Dashboard_README.docx
+++ b/iwpb-sg-dashboard/IWPB_SG_Dashboard_README.docx
@@ -1754,7 +1754,104 @@
         <w:t xml:space="preserve">Applies to</w:t>
       </w:r>
       <w:r>
-        <w:t xml:space="preserve"> covers the businesses that wrote none, and a group view is simply the sum of every business read its own way — never one business's definition forced on another's rows.</w:t>
+        <w:t xml:space="preserve"> covers the businesses that wrote none, and a group view is simply the sum of every business read its own way — never one business's definition forced on another's rows. The plain-language form is the </w:t>
+      </w:r>
+      <w:r>
+        <w:rPr>
+          <w:b/>
+          <w:bCs/>
+        </w:rPr>
+        <w:t xml:space="preserve">Definitions</w:t>
+      </w:r>
+      <w:r>
+        <w:t xml:space="preserve"> tab — the calculation's lineage, one component per row, in the file's own line names:</w:t>
+      </w:r>
+    </w:p>
+    <w:p>
+      <w:pPr>
+        <w:shd w:fill="F2F1ED" w:val="clear"/>
+        <w:spacing w:after="0"/>
+      </w:pPr>
+      <w:r>
+        <w:rPr>
+          <w:rFonts w:ascii="Consolas" w:cs="Consolas" w:eastAsia="Consolas" w:hAnsi="Consolas"/>
+          <w:sz w:val="18"/>
+          <w:szCs w:val="18"/>
+        </w:rPr>
+        <w:t xml:space="preserve">Calculation  | Business | Line                   | Include</w:t>
+      </w:r>
+    </w:p>
+    <w:p>
+      <w:pPr>
+        <w:shd w:fill="F2F1ED" w:val="clear"/>
+        <w:spacing w:after="0"/>
+      </w:pPr>
+      <w:r>
+        <w:rPr>
+          <w:rFonts w:ascii="Consolas" w:cs="Consolas" w:eastAsia="Consolas" w:hAnsi="Consolas"/>
+          <w:sz w:val="18"/>
+          <w:szCs w:val="18"/>
+        </w:rPr>
+        <w:t xml:space="preserve">Banking NII  | IWPB     | Revenue                |   +</w:t>
+      </w:r>
+    </w:p>
+    <w:p>
+      <w:pPr>
+        <w:shd w:fill="F2F1ED" w:val="clear"/>
+        <w:spacing w:after="0"/>
+      </w:pPr>
+      <w:r>
+        <w:rPr>
+          <w:rFonts w:ascii="Consolas" w:cs="Consolas" w:eastAsia="Consolas" w:hAnsi="Consolas"/>
+          <w:sz w:val="18"/>
+          <w:szCs w:val="18"/>
+        </w:rPr>
+        <w:t xml:space="preserve">Banking NII  | IWPB     | Net Insurance Revenue  |   −</w:t>
+      </w:r>
+    </w:p>
+    <w:p>
+      <w:pPr>
+        <w:shd w:fill="F2F1ED" w:val="clear"/>
+        <w:spacing w:after="0"/>
+      </w:pPr>
+      <w:r>
+        <w:rPr>
+          <w:rFonts w:ascii="Consolas" w:cs="Consolas" w:eastAsia="Consolas" w:hAnsi="Consolas"/>
+          <w:sz w:val="18"/>
+          <w:szCs w:val="18"/>
+        </w:rPr>
+        <w:t xml:space="preserve">Banking NII  | CIB      | Banking NII            |   +</w:t>
+      </w:r>
+    </w:p>
+    <w:p>
+      <w:pPr>
+        <w:spacing w:after="120"/>
+      </w:pPr>
+    </w:p>
+    <w:p>
+      <w:pPr>
+        <w:spacing w:after="140"/>
+        <w:ind w:left="360"/>
+      </w:pPr>
+      <w:r>
+        <w:rPr>
+          <w:rFonts w:ascii="Consolas" w:cs="Consolas" w:eastAsia="Consolas" w:hAnsi="Consolas"/>
+          <w:shd w:fill="F2F1ED" w:val="clear"/>
+        </w:rPr>
+        <w:t xml:space="preserve">+</w:t>
+      </w:r>
+      <w:r>
+        <w:t xml:space="preserve"> includes the named line (from any MICA or hierarchy level), </w:t>
+      </w:r>
+      <w:r>
+        <w:rPr>
+          <w:rFonts w:ascii="Consolas" w:cs="Consolas" w:eastAsia="Consolas" w:hAnsi="Consolas"/>
+          <w:shd w:fill="F2F1ED" w:val="clear"/>
+        </w:rPr>
+        <w:t xml:space="preserve">−</w:t>
+      </w:r>
+      <w:r>
+        <w:t xml:space="preserve"> carves it out, blank Business covers every business that wrote none. What the tab reads is exactly what the tile computes — the tile's tooltip reads the lineage back word for word — and a Definitions entry speaks over a Metrics row written for the same calculation and business, so there is one place to look and it wins.</w:t>
       </w:r>
     </w:p>
     <w:p>

--- a/iwpb-sg-dashboard/IWPB_SG_Dashboard_README.docx
+++ b/iwpb-sg-dashboard/IWPB_SG_Dashboard_README.docx
@@ -1778,7 +1778,7 @@
           <w:sz w:val="18"/>
           <w:szCs w:val="18"/>
         </w:rPr>
-        <w:t xml:space="preserve">Calculation  | Business | Line                   | Include</w:t>
+        <w:t xml:space="preserve">Calculation  | Business | Line                   | Include | MICA level | Tile</w:t>
       </w:r>
     </w:p>
     <w:p>
@@ -1792,7 +1792,7 @@
           <w:sz w:val="18"/>
           <w:szCs w:val="18"/>
         </w:rPr>
-        <w:t xml:space="preserve">Banking NII  | IWPB     | Revenue                |   +</w:t>
+        <w:t xml:space="preserve">Banking NII  | IWPB     | Revenue                |   +     |    L2      |</w:t>
       </w:r>
     </w:p>
     <w:p>
@@ -1806,7 +1806,7 @@
           <w:sz w:val="18"/>
           <w:szCs w:val="18"/>
         </w:rPr>
-        <w:t xml:space="preserve">Banking NII  | IWPB     | Net Insurance Revenue  |   −</w:t>
+        <w:t xml:space="preserve">Banking NII  | IWPB     | Net Insurance Revenue  |   −     |    L3      |</w:t>
       </w:r>
     </w:p>
     <w:p>
@@ -1820,7 +1820,7 @@
           <w:sz w:val="18"/>
           <w:szCs w:val="18"/>
         </w:rPr>
-        <w:t xml:space="preserve">Banking NII  | CIB      | Banking NII            |   +</w:t>
+        <w:t xml:space="preserve">Banking NII  | CIB      | Banking NII            |   +     |   accH3    |</w:t>
       </w:r>
     </w:p>
     <w:p>
@@ -1841,7 +1841,7 @@
         <w:t xml:space="preserve">+</w:t>
       </w:r>
       <w:r>
-        <w:t xml:space="preserve"> includes the named line (from any MICA or hierarchy level), </w:t>
+        <w:t xml:space="preserve"> includes the named line, </w:t>
       </w:r>
       <w:r>
         <w:rPr>
@@ -1851,7 +1851,86 @@
         <w:t xml:space="preserve">−</w:t>
       </w:r>
       <w:r>
-        <w:t xml:space="preserve"> carves it out, blank Business covers every business that wrote none. What the tab reads is exactly what the tile computes — the tile's tooltip reads the lineage back word for word — and a Definitions entry speaks over a Metrics row written for the same calculation and business, so there is one place to look and it wins.</w:t>
+        <w:t xml:space="preserve"> carves it out, blank Business covers every business that wrote none. </w:t>
+      </w:r>
+      <w:r>
+        <w:rPr>
+          <w:b/>
+          <w:bCs/>
+        </w:rPr>
+        <w:t xml:space="preserve">MICA level</w:t>
+      </w:r>
+      <w:r>
+        <w:t xml:space="preserve"> pins the name to the level it lives at — </w:t>
+      </w:r>
+      <w:r>
+        <w:rPr>
+          <w:rFonts w:ascii="Consolas" w:cs="Consolas" w:eastAsia="Consolas" w:hAnsi="Consolas"/>
+          <w:shd w:fill="F2F1ED" w:val="clear"/>
+        </w:rPr>
+        <w:t xml:space="preserve">L1</w:t>
+      </w:r>
+      <w:r>
+        <w:t xml:space="preserve">..</w:t>
+      </w:r>
+      <w:r>
+        <w:rPr>
+          <w:rFonts w:ascii="Consolas" w:cs="Consolas" w:eastAsia="Consolas" w:hAnsi="Consolas"/>
+          <w:shd w:fill="F2F1ED" w:val="clear"/>
+        </w:rPr>
+        <w:t xml:space="preserve">L4</w:t>
+      </w:r>
+      <w:r>
+        <w:t xml:space="preserve"> for MICA, or a hierarchy key like </w:t>
+      </w:r>
+      <w:r>
+        <w:rPr>
+          <w:rFonts w:ascii="Consolas" w:cs="Consolas" w:eastAsia="Consolas" w:hAnsi="Consolas"/>
+          <w:shd w:fill="F2F1ED" w:val="clear"/>
+        </w:rPr>
+        <w:t xml:space="preserve">accH3</w:t>
+      </w:r>
+      <w:r>
+        <w:t xml:space="preserve"> — so a name that exists at two levels is never guessed (blank searches every level).</w:t>
+      </w:r>
+    </w:p>
+    <w:p>
+      <w:pPr>
+        <w:spacing w:after="140"/>
+        <w:ind w:left="360"/>
+      </w:pPr>
+      <w:r>
+        <w:t xml:space="preserve">A defined calculation </w:t>
+      </w:r>
+      <w:r>
+        <w:rPr>
+          <w:b/>
+          <w:bCs/>
+        </w:rPr>
+        <w:t xml:space="preserve">follows through by itself</w:t>
+      </w:r>
+      <w:r>
+        <w:t xml:space="preserve">: it joins the tile grid, the slide deck, the KPI nav and the tile-driven commentary with no further wiring — put </w:t>
+      </w:r>
+      <w:r>
+        <w:rPr>
+          <w:rFonts w:ascii="Consolas" w:cs="Consolas" w:eastAsia="Consolas" w:hAnsi="Consolas"/>
+          <w:shd w:fill="F2F1ED" w:val="clear"/>
+        </w:rPr>
+        <w:t xml:space="preserve">N</w:t>
+      </w:r>
+      <w:r>
+        <w:t xml:space="preserve"> in the </w:t>
+      </w:r>
+      <w:r>
+        <w:rPr>
+          <w:b/>
+          <w:bCs/>
+        </w:rPr>
+        <w:t xml:space="preserve">Tile</w:t>
+      </w:r>
+      <w:r>
+        <w:t xml:space="preserve"> column to keep it a definition only. What the tab reads is exactly what the tile computes — the tile's tooltip reads the lineage back word for word, level included — and a Definitions entry speaks over a Metrics row written for the same calculation and business, so there is one place to look and it wins.</w:t>
       </w:r>
     </w:p>
     <w:p>

--- a/iwpb-sg-dashboard/IWPB_SG_Dashboard_README.docx
+++ b/iwpb-sg-dashboard/IWPB_SG_Dashboard_README.docx
@@ -1192,7 +1192,7 @@
           <w:ilvl w:val="0"/>
           <w:numId w:val="3"/>
         </w:numPr>
-        <w:spacing w:after="80"/>
+        <w:spacing w:after="100"/>
       </w:pPr>
       <w:r>
         <w:rPr>
@@ -1232,7 +1232,16 @@
         <w:t xml:space="preserve">vs Target</w:t>
       </w:r>
       <w:r>
-        <w:t xml:space="preserve">) showing the variance amount and % with direction triangles — the triangle tracks the business movement (revenue up ▲, cost up ▲) and the colour the favourability (green favourable, red unfavourable). The </w:t>
+        <w:t xml:space="preserve">) showing the variance amount and % with direction triangles — the triangle tracks the business movement (revenue up ▲, cost up ▲) and the colour the favourability (green favourable, red unfavourable).</w:t>
+      </w:r>
+    </w:p>
+    <w:p>
+      <w:pPr>
+        <w:spacing w:after="100"/>
+        <w:ind w:left="360"/>
+      </w:pPr>
+      <w:r>
+        <w:t xml:space="preserve">The </w:t>
       </w:r>
       <w:r>
         <w:rPr>
@@ -1242,7 +1251,7 @@
         <w:t xml:space="preserve">⤓ PPT</w:t>
       </w:r>
       <w:r>
-        <w:t xml:space="preserve"> button beside Export to Excel produces the same tile grid as a single widescreen slide, built natively in PowerPoint.</w:t>
+        <w:t xml:space="preserve"> button beside Export to Excel produces the same tile grid as a single widescreen slide, built natively in PowerPoint. The deck mirrors the screen exactly: the tiles the summary is showing right now, in their rendered order — a tile behind "Show all" or parked stays off the deck, and a panel the screen hides never becomes a slide — followed by the page's own commentary: the hero line, the trajectory and Mix notes where those panels are visible, and the Management Commentary on its own slides.</w:t>
       </w:r>
     </w:p>
     <w:p>

--- a/iwpb-sg-dashboard/IWPB_SG_Dashboard_README.docx
+++ b/iwpb-sg-dashboard/IWPB_SG_Dashboard_README.docx
@@ -877,27 +877,17 @@
         <w:spacing w:after="140"/>
       </w:pPr>
       <w:r>
-        <w:t xml:space="preserve">A </w:t>
-      </w:r>
-      <w:r>
-        <w:rPr>
-          <w:b/>
-          <w:bCs/>
-        </w:rPr>
-        <w:t xml:space="preserve">Countries strip</w:t>
-      </w:r>
-      <w:r>
-        <w:t xml:space="preserve"> appears in the left pane: the Group/Region row — the consolidation where the file carries one, else the sum of every country — then one row per country with its P&amp;L YTD and RAG; click a row to scope every page, chart, export and simulation to that country (the Country filter group mirrors the choice). The strip stays quiet: the whole section folds from its header like the other left-pane sections, the tree stops at business lines and regions (business rows carry a persistent expand/collapse caret), and countries live in a </w:t>
-      </w:r>
-      <w:r>
-        <w:rPr>
-          <w:b/>
-          <w:bCs/>
-        </w:rPr>
-        <w:t xml:space="preserve">country dropdown</w:t>
-      </w:r>
-      <w:r>
-        <w:t xml:space="preserve"> beneath the tree — a picker showing the current selection with its RAG dot and value, opening a searchable panel of countries grouped by business line and region.</w:t>
+        <w:t xml:space="preserve">Scoping lives in the </w:t>
+      </w:r>
+      <w:r>
+        <w:rPr>
+          <w:b/>
+          <w:bCs/>
+        </w:rPr>
+        <w:t xml:space="preserve">top scope bar</w:t>
+      </w:r>
+      <w:r>
+        <w:t xml:space="preserve">: the business line, region and country dropdowns beside Units (each narrowed to the level above it), with the active scope shown as removable chips on the Summary. Picking a scope there drives every page, chart, export and simulation, and clearing a chip restores the wider view.</w:t>
       </w:r>
     </w:p>
     <w:p>
@@ -905,7 +895,7 @@
         <w:spacing w:after="140"/>
       </w:pPr>
       <w:r>
-        <w:t xml:space="preserve">Picking a country scopes the whole app (keeping the business-line scope), a clear row restores the wider scope, and scoping from anywhere else keeps the picker in sync. Region consolidation keeps all the standing rules: YTD from YTD columns, balances as closing positions in </w:t>
+        <w:t xml:space="preserve">Region consolidation keeps all the standing rules: YTD from YTD columns, balances as closing positions in </w:t>
       </w:r>
       <w:r>
         <w:rPr>
@@ -7892,7 +7882,17 @@
         <w:spacing w:after="140"/>
       </w:pPr>
       <w:r>
-        <w:t xml:space="preserve">The design follows HSBC management-reporting conventions: a light left pane with a red brand block, section headers and pink-highlighted active items; a red uppercase eyebrow over large page titles; flat white stat tiles with big numbers (negatives in red brackets); and red monochrome charts with a grey prior-year series. The left pane hosts the dashboards navigation and a KPI shortcut list (each MICA Level 2 line with its RAG dot and YTD value — click to analyse it in Mix analysis, drag onto My dashboard to add it). Below the KPI list, the left pane holds the controls: period settings (YTD-through month, variance period, include-forecast), then a checkbox filter for EVERY dimension column in the file — each column expands to its distinct values with All/None shortcuts and a search box for long lists, and any combination applies to every view, chart and export.</w:t>
+        <w:t xml:space="preserve">The design follows HSBC management-reporting conventions: a light left pane with a red brand block, section headers and pink-highlighted active items; a red uppercase eyebrow over large page titles; flat white stat tiles with big numbers (negatives in red brackets); and red monochrome charts with a grey prior-year series. The left pane is deliberately spare: the dashboards navigation, the Configuration section, the period controls (YTD-through month and variance period) and the Commentary templates picker — scoping happens in the top scope bar, and the Data view and Excel exports carry the default column set RAG compares YTD actuals with the same prior-year months: </w:t>
+      </w:r>
+      <w:r>
+        <w:rPr>
+          <w:b/>
+          <w:bCs/>
+        </w:rPr>
+        <w:t xml:space="preserve">green at or above prior year, red below it</w:t>
+      </w:r>
+      <w:r>
+        <w:t xml:space="preserve">.</w:t>
       </w:r>
     </w:p>
     <w:p>
@@ -7900,23 +7900,8 @@
         <w:spacing w:after="140"/>
       </w:pPr>
       <w:r>
-        <w:t xml:space="preserve">Below that, an Output fields section with checkboxes chooses which dimension columns and period column groups appear in the Data view and in Excel exports. RAG compares YTD actuals with the same prior-year months: </w:t>
-      </w:r>
-      <w:r>
-        <w:rPr>
-          <w:b/>
-          <w:bCs/>
-        </w:rPr>
-        <w:t xml:space="preserve">green at or above prior year, red below it</w:t>
-      </w:r>
-      <w:r>
-        <w:t xml:space="preserve">. There is no amber and no watch band — an in-between rating only ever meant "within a tolerance nobody agreed", and it let the same figure read three ways depending on a setting.</w:t>
-      </w:r>
-    </w:p>
-    <w:p>
-      <w:pPr>
-        <w:spacing w:after="140"/>
-      </w:pPr>
+        <w:t xml:space="preserve">There is no amber and no watch band — an in-between rating only ever meant "within a tolerance nobody agreed", and it let the same figure read three ways depending on a setting. </w:t>
+      </w:r>
       <w:r>
         <w:rPr>
           <w:rFonts w:ascii="Consolas" w:cs="Consolas" w:eastAsia="Consolas" w:hAnsi="Consolas"/>

--- a/iwpb-sg-dashboard/IWPB_SG_Dashboard_README.docx
+++ b/iwpb-sg-dashboard/IWPB_SG_Dashboard_README.docx
@@ -7882,7 +7882,35 @@
         <w:spacing w:after="140"/>
       </w:pPr>
       <w:r>
-        <w:t xml:space="preserve">The design follows HSBC management-reporting conventions: a light left pane with a red brand block, section headers and pink-highlighted active items; a red uppercase eyebrow over large page titles; flat white stat tiles with big numbers (negatives in red brackets); and red monochrome charts with a grey prior-year series. The left pane is deliberately spare: the dashboards navigation, the Configuration section, the period controls (YTD-through month and variance period) and the Commentary templates picker — scoping happens in the top scope bar, and the Data view and Excel exports carry the default column set RAG compares YTD actuals with the same prior-year months: </w:t>
+        <w:t xml:space="preserve">The design follows HSBC management-reporting conventions: a light left pane with a red brand block, section headers and pink-highlighted active items; a red uppercase eyebrow over large page titles; flat white stat tiles with big numbers (negatives in red brackets); and red monochrome charts with a grey prior-year series. The left pane is deliberately spare: the dashboards navigation, the Configuration section, the period controls (YTD-through month and variance period) and the Commentary templates picker — scoping happens in the top scope bar, and the Excel exports carry the default column set.</w:t>
+      </w:r>
+    </w:p>
+    <w:p>
+      <w:pPr>
+        <w:spacing w:after="140"/>
+      </w:pPr>
+      <w:r>
+        <w:t xml:space="preserve">The old Data drill down page is retired — the </w:t>
+      </w:r>
+      <w:r>
+        <w:rPr>
+          <w:b/>
+          <w:bCs/>
+        </w:rPr>
+        <w:t xml:space="preserve">Query builder</w:t>
+      </w:r>
+      <w:r>
+        <w:t xml:space="preserve"> covers it: drag the columns you want, filter and sort, run, and </w:t>
+      </w:r>
+      <w:r>
+        <w:rPr>
+          <w:b/>
+          <w:bCs/>
+        </w:rPr>
+        <w:t xml:space="preserve">⤓ Export to Excel</w:t>
+      </w:r>
+      <w:r>
+        <w:t xml:space="preserve"> on the Results panel downloads the result RAG compares YTD actuals with the same prior-year months: </w:t>
       </w:r>
       <w:r>
         <w:rPr>
@@ -7892,16 +7920,13 @@
         <w:t xml:space="preserve">green at or above prior year, red below it</w:t>
       </w:r>
       <w:r>
-        <w:t xml:space="preserve">.</w:t>
+        <w:t xml:space="preserve">. There is no amber and no watch band — an in-between rating only ever meant "within a tolerance nobody agreed", and it let the same figure read three ways depending on a setting.</w:t>
       </w:r>
     </w:p>
     <w:p>
       <w:pPr>
         <w:spacing w:after="140"/>
       </w:pPr>
-      <w:r>
-        <w:t xml:space="preserve">There is no amber and no watch band — an in-between rating only ever meant "within a tolerance nobody agreed", and it let the same figure read three ways depending on a setting. </w:t>
-      </w:r>
       <w:r>
         <w:rPr>
           <w:rFonts w:ascii="Consolas" w:cs="Consolas" w:eastAsia="Consolas" w:hAnsi="Consolas"/>

--- a/iwpb-sg-dashboard/IWPB_SG_Dashboard_README.docx
+++ b/iwpb-sg-dashboard/IWPB_SG_Dashboard_README.docx
@@ -870,6 +870,81 @@
       </w:r>
       <w:r>
         <w:t xml:space="preserve">, never Group.</w:t>
+      </w:r>
+    </w:p>
+    <w:p>
+      <w:pPr>
+        <w:spacing w:after="140"/>
+      </w:pPr>
+      <w:r>
+        <w:rPr>
+          <w:b/>
+          <w:bCs/>
+        </w:rPr>
+        <w:t xml:space="preserve">Business groups are whatever the CountryHierarchy declares</w:t>
+      </w:r>
+      <w:r>
+        <w:t xml:space="preserve"> — its Level 0 values. IWPB and CIB are the classic global businesses, and entity groups sit beside them as peers: the Group pack declares </w:t>
+      </w:r>
+      <w:r>
+        <w:rPr>
+          <w:b/>
+          <w:bCs/>
+        </w:rPr>
+        <w:t xml:space="preserve">HK</w:t>
+      </w:r>
+      <w:r>
+        <w:t xml:space="preserve">, </w:t>
+      </w:r>
+      <w:r>
+        <w:rPr>
+          <w:b/>
+          <w:bCs/>
+        </w:rPr>
+        <w:t xml:space="preserve">UK</w:t>
+      </w:r>
+      <w:r>
+        <w:t xml:space="preserve"> and </w:t>
+      </w:r>
+      <w:r>
+        <w:rPr>
+          <w:b/>
+          <w:bCs/>
+        </w:rPr>
+        <w:t xml:space="preserve">Corp Centre</w:t>
+      </w:r>
+      <w:r>
+        <w:t xml:space="preserve">, each consolidating exactly the same way — the Group is the sum of all five (Corp Centre negative and all), each group scopes every page, and per-group Definitions read each group its own way with a </w:t>
+      </w:r>
+      <w:r>
+        <w:rPr>
+          <w:rFonts w:ascii="Consolas" w:cs="Consolas" w:eastAsia="Consolas" w:hAnsi="Consolas"/>
+          <w:shd w:fill="F2F1ED" w:val="clear"/>
+        </w:rPr>
+        <w:t xml:space="preserve">GROUP</w:t>
+      </w:r>
+      <w:r>
+        <w:t xml:space="preserve"> row as the fallback. A bare tab named after an entity group (a tab called </w:t>
+      </w:r>
+      <w:r>
+        <w:rPr>
+          <w:rFonts w:ascii="Consolas" w:cs="Consolas" w:eastAsia="Consolas" w:hAnsi="Consolas"/>
+          <w:shd w:fill="F2F1ED" w:val="clear"/>
+        </w:rPr>
+        <w:t xml:space="preserve">UK</w:t>
+      </w:r>
+      <w:r>
+        <w:t xml:space="preserve">) resolves to that group even where the same name exists as a country inside another business — the country tab inside a business carries the business in its name (</w:t>
+      </w:r>
+      <w:r>
+        <w:rPr>
+          <w:rFonts w:ascii="Consolas" w:cs="Consolas" w:eastAsia="Consolas" w:hAnsi="Consolas"/>
+          <w:shd w:fill="F2F1ED" w:val="clear"/>
+        </w:rPr>
+        <w:t xml:space="preserve">IWPB UK</w:t>
+      </w:r>
+      <w:r>
+        <w:t xml:space="preserve">).</w:t>
       </w:r>
     </w:p>
     <w:p>

--- a/iwpb-sg-dashboard/IWPB_SG_Dashboard_README.docx
+++ b/iwpb-sg-dashboard/IWPB_SG_Dashboard_README.docx
@@ -945,6 +945,24 @@
       </w:r>
       <w:r>
         <w:t xml:space="preserve">).</w:t>
+      </w:r>
+    </w:p>
+    <w:p>
+      <w:pPr>
+        <w:spacing w:after="140"/>
+      </w:pPr>
+      <w:r>
+        <w:t xml:space="preserve">Beneath the Management Commentary the Summary carries a </w:t>
+      </w:r>
+      <w:r>
+        <w:rPr>
+          <w:b/>
+          <w:bCs/>
+        </w:rPr>
+        <w:t xml:space="preserve">Business performance</w:t>
+      </w:r>
+      <w:r>
+        <w:t xml:space="preserve"> table — the consolidation shown as evidence: one row per region under its business, a Global subtotal per business, the Group at the foot, each with the P&amp;L YTD and the three comparisons. The regions visibly add to their Global line and the Global lines to the Group; rows no business mapping claims appear as an Unallocated line so the table always adds up; balances stay out. The table reads the whole tree whatever geography is scoped elsewhere, and hides on a single-business file.</w:t>
       </w:r>
     </w:p>
     <w:p>

--- a/iwpb-sg-dashboard/IWPB_SG_Dashboard_README.docx
+++ b/iwpb-sg-dashboard/IWPB_SG_Dashboard_README.docx
@@ -962,7 +962,15 @@
         <w:t xml:space="preserve">Business performance</w:t>
       </w:r>
       <w:r>
-        <w:t xml:space="preserve"> table — the consolidation shown as evidence: one row per region under its business, a Global subtotal per business, the Group at the foot, each with the P&amp;L YTD and the three comparisons. The regions visibly add to their Global line and the Global lines to the Group; rows no business mapping claims appear as an Unallocated line so the table always adds up; balances stay out. The table reads the whole tree whatever geography is scoped elsewhere, and hides on a single-business file.</w:t>
+        <w:t xml:space="preserve"> table — the consolidation shown as evidence, organised by tile: one column per KPI tile on the grid (Revenue, ECL, the cost lines…), the same names and the same netting, and one row per region under its business, a Global subtotal per business and the Group at the foot.</w:t>
+      </w:r>
+    </w:p>
+    <w:p>
+      <w:pPr>
+        <w:spacing w:after="140"/>
+      </w:pPr>
+      <w:r>
+        <w:t xml:space="preserve">In every column the regions visibly add to their Global line and the Global lines to the Group; a line a group defines no reading for (a per-business Definition it never wrote) shows a dash rather than a borrowed figure; rows no business mapping claims appear as an Unallocated line so the table always adds up. Balance-sheet tiles keep their own column in the balance unit as closing positions — never added into a P&amp;L column. The table reads the whole tree whatever geography is scoped elsewhere, and hides on a single-business file.</w:t>
       </w:r>
     </w:p>
     <w:p>

--- a/iwpb-sg-dashboard/IWPB_SG_Dashboard_README.docx
+++ b/iwpb-sg-dashboard/IWPB_SG_Dashboard_README.docx
@@ -952,7 +952,7 @@
         <w:spacing w:after="140"/>
       </w:pPr>
       <w:r>
-        <w:t xml:space="preserve">Beneath the Management Commentary the Summary carries a </w:t>
+        <w:t xml:space="preserve">The left pane carries a </w:t>
       </w:r>
       <w:r>
         <w:rPr>
@@ -962,7 +962,7 @@
         <w:t xml:space="preserve">Business performance</w:t>
       </w:r>
       <w:r>
-        <w:t xml:space="preserve"> table — the consolidation shown as evidence, organised by tile: one column per KPI tile on the grid (Revenue, ECL, the cost lines…), the same names and the same netting, and one row per region under its business, a Global subtotal per business and the Group at the foot.</w:t>
+        <w:t xml:space="preserve"> section — the consolidation shown as evidence: a rollup tree on the result line (countries under their region, regions under their Global business, the Group at the foot) where every block casts exactly as displayed — the rounding point lands on the largest row, and the Group line reads exactly what its tile reads. A lone country that would just rename its region is skipped; rows no business mapping claims appear as an Unallocated line so the tree always adds up.</w:t>
       </w:r>
     </w:p>
     <w:p>
@@ -970,7 +970,27 @@
         <w:spacing w:after="140"/>
       </w:pPr>
       <w:r>
-        <w:t xml:space="preserve">In every column the regions visibly add to their Global line and the Global lines to the Group; a line a group defines no reading for (a per-business Definition it never wrote) shows a dash rather than a borrowed figure; rows no business mapping claims appear as an Unallocated line so the table always adds up. Balance-sheet tiles keep their own column in the balance unit as closing positions — never added into a P&amp;L column. The table reads the whole tree whatever geography is scoped elsewhere, and hides on a single-business file.</w:t>
+        <w:t xml:space="preserve">Its </w:t>
+      </w:r>
+      <w:r>
+        <w:rPr>
+          <w:b/>
+          <w:bCs/>
+        </w:rPr>
+        <w:t xml:space="preserve">Export to Excel</w:t>
+      </w:r>
+      <w:r>
+        <w:t xml:space="preserve"> writes the full table: one column per KPI tile on the grid (Revenue, ECL, the cost lines…, the same names and the same netting), one row per business / region / country. A line a group defines no reading for (a per-business Definition it never wrote) is blank rather than borrowing a figure; a line that sits wholly inside another (Banking NII inside Revenue) is headed </w:t>
+      </w:r>
+      <w:r>
+        <w:rPr>
+          <w:rFonts w:ascii="Consolas" w:cs="Consolas" w:eastAsia="Consolas" w:hAnsi="Consolas"/>
+          <w:shd w:fill="F2F1ED" w:val="clear"/>
+        </w:rPr>
+        <w:t xml:space="preserve">within Revenue</w:t>
+      </w:r>
+      <w:r>
+        <w:t xml:space="preserve"> so nobody adds the two; balance-sheet tiles keep their own column in the balance unit as closing positions — never added into a P&amp;L column. The section reads the whole tree whatever geography is scoped elsewhere, and hides on a single-business file.</w:t>
       </w:r>
     </w:p>
     <w:p>

--- a/iwpb-sg-dashboard/IWPB_SG_Dashboard_README.docx
+++ b/iwpb-sg-dashboard/IWPB_SG_Dashboard_README.docx
@@ -952,9 +952,6 @@
         <w:spacing w:after="140"/>
       </w:pPr>
       <w:r>
-        <w:t xml:space="preserve">The left pane carries a </w:t>
-      </w:r>
-      <w:r>
         <w:rPr>
           <w:b/>
           <w:bCs/>
@@ -962,7 +959,17 @@
         <w:t xml:space="preserve">Business performance</w:t>
       </w:r>
       <w:r>
-        <w:t xml:space="preserve"> section — the consolidation shown as evidence: a rollup tree on the result line (countries under their region, regions under their Global business, the Group at the foot) where every block casts exactly as displayed — the rounding point lands on the largest row, and the Group line reads exactly what its tile reads. A lone country that would just rename its region is skipped; rows no business mapping claims appear as an Unallocated line so the tree always adds up.</w:t>
+        <w:t xml:space="preserve"> is its own page off the left-hand nav, beside the Financial Summary — the consolidation shown as evidence: one column per KPI tile on the grid (Revenue, ECL, the cost lines…, the same names and the same netting), one row per business / region / country with a Global subtotal per business and the Group at the foot. Every column casts exactly as displayed — the rounding point lands on the largest row of each block, and the Group line reads exactly what its tile reads. A lone country that would just rename its region is skipped; rows no business mapping claims appear as an Unallocated line so the table always adds up. A line a group defines no reading for (a per-business Definition it never wrote) shows a dash rather than borrowing a figure; a line that sits wholly inside another (Banking NII inside Revenue) is headed </w:t>
+      </w:r>
+      <w:r>
+        <w:rPr>
+          <w:rFonts w:ascii="Consolas" w:cs="Consolas" w:eastAsia="Consolas" w:hAnsi="Consolas"/>
+          <w:shd w:fill="F2F1ED" w:val="clear"/>
+        </w:rPr>
+        <w:t xml:space="preserve">within Revenue</w:t>
+      </w:r>
+      <w:r>
+        <w:t xml:space="preserve"> so nobody adds the two; balance-sheet tiles keep their own column in the balance unit as closing positions — never added into a P&amp;L column.</w:t>
       </w:r>
     </w:p>
     <w:p>
@@ -970,9 +977,6 @@
         <w:spacing w:after="140"/>
       </w:pPr>
       <w:r>
-        <w:t xml:space="preserve">Its </w:t>
-      </w:r>
-      <w:r>
         <w:rPr>
           <w:b/>
           <w:bCs/>
@@ -980,17 +984,7 @@
         <w:t xml:space="preserve">Export to Excel</w:t>
       </w:r>
       <w:r>
-        <w:t xml:space="preserve"> writes the full table: one column per KPI tile on the grid (Revenue, ECL, the cost lines…, the same names and the same netting), one row per business / region / country. A line a group defines no reading for (a per-business Definition it never wrote) is blank rather than borrowing a figure; a line that sits wholly inside another (Banking NII inside Revenue) is headed </w:t>
-      </w:r>
-      <w:r>
-        <w:rPr>
-          <w:rFonts w:ascii="Consolas" w:cs="Consolas" w:eastAsia="Consolas" w:hAnsi="Consolas"/>
-          <w:shd w:fill="F2F1ED" w:val="clear"/>
-        </w:rPr>
-        <w:t xml:space="preserve">within Revenue</w:t>
-      </w:r>
-      <w:r>
-        <w:t xml:space="preserve"> so nobody adds the two; balance-sheet tiles keep their own column in the balance unit as closing positions — never added into a P&amp;L column. The section reads the whole tree whatever geography is scoped elsewhere, and hides on a single-business file.</w:t>
+        <w:t xml:space="preserve"> writes the same table as a workbook. The page reads the whole tree whatever geography is scoped elsewhere, and the nav link only appears on a file that carries more than one business group.</w:t>
       </w:r>
     </w:p>
     <w:p>

--- a/iwpb-sg-dashboard/IWPB_SG_Dashboard_README.docx
+++ b/iwpb-sg-dashboard/IWPB_SG_Dashboard_README.docx
@@ -959,7 +959,25 @@
         <w:t xml:space="preserve">Business performance</w:t>
       </w:r>
       <w:r>
-        <w:t xml:space="preserve"> is its own page off the left-hand nav, beside the Financial Summary — the consolidation shown as evidence: one column per KPI tile on the grid (Revenue, ECL, the cost lines…, the same names and the same netting), one row per business / region / country with a Global subtotal per business and the Group at the foot. Every column casts exactly as displayed — the rounding point lands on the largest row of each block, and the Group line reads exactly what its tile reads. A lone country that would just rename its region is skipped; rows no business mapping claims appear as an Unallocated line so the table always adds up. A line a group defines no reading for (a per-business Definition it never wrote) shows a dash rather than borrowing a figure; a line that sits wholly inside another (Banking NII inside Revenue) is headed </w:t>
+        <w:t xml:space="preserve"> is its own page off the left-hand nav, beside the Financial Summary — the consolidation shown as evidence: one column per KPI tile on the grid (Revenue, ECL, the cost lines…, the same names and the same netting), one row per business / region / country with a Global subtotal per business and the Group at the foot. Every column casts exactly as displayed — the rounding point lands on the largest row of each block, and the Group line reads exactly what its tile reads. A lone country that would just rename its region is skipped; rows no business mapping claims appear as an Unallocated line, and rows whose region the hierarchy never mapped appear under their own </w:t>
+      </w:r>
+      <w:r>
+        <w:rPr>
+          <w:rFonts w:ascii="Consolas" w:cs="Consolas" w:eastAsia="Consolas" w:hAnsi="Consolas"/>
+          <w:shd w:fill="F2F1ED" w:val="clear"/>
+        </w:rPr>
+        <w:t xml:space="preserve">(no region)</w:t>
+      </w:r>
+      <w:r>
+        <w:t xml:space="preserve"> tier beside the named regions — never silently merged into a country line — so the table always adds up and any gap against the scoped tiles is visible.</w:t>
+      </w:r>
+    </w:p>
+    <w:p>
+      <w:pPr>
+        <w:spacing w:after="140"/>
+      </w:pPr>
+      <w:r>
+        <w:t xml:space="preserve">Note the scope bar and this page read differently by design: the tiles obey the full geographic scope, while this page always shows the whole tree. A line a group defines no reading for (a per-business Definition it never wrote) shows a dash rather than borrowing a figure; a line that sits wholly inside another (Banking NII inside Revenue) is headed </w:t>
       </w:r>
       <w:r>
         <w:rPr>

--- a/iwpb-sg-dashboard/IWPB_SG_Dashboard_README.docx
+++ b/iwpb-sg-dashboard/IWPB_SG_Dashboard_README.docx
@@ -959,7 +959,32 @@
         <w:t xml:space="preserve">Business performance</w:t>
       </w:r>
       <w:r>
-        <w:t xml:space="preserve"> is its own page off the left-hand nav, beside the Financial Summary — the consolidation shown as evidence: one column per KPI tile on the grid (Revenue, ECL, the cost lines…, the same names and the same netting), one row per business / region / country with a Global subtotal per business and the Group at the foot. Every column casts exactly as displayed — the rounding point lands on the largest row of each block, and the Group line reads exactly what its tile reads. A lone country that would just rename its region is skipped; rows no business mapping claims appear as an Unallocated line, and rows whose region the hierarchy never mapped appear under their own </w:t>
+        <w:t xml:space="preserve"> is its own page off the left-hand nav, beside the Financial Summary — the consolidation shown as evidence: one column per KPI tile on the grid (Revenue, ECL, the cost lines…, the same names and the same netting), one row per business / region / country with a Global subtotal per business and the Group at the foot. Every column casts exactly as displayed — the rounding point lands on the largest row of each block, and the Group line reads exactly what its tile reads. A lone country that would just rename its region is skipped.</w:t>
+      </w:r>
+    </w:p>
+    <w:p>
+      <w:pPr>
+        <w:spacing w:after="140"/>
+      </w:pPr>
+      <w:r>
+        <w:rPr>
+          <w:b/>
+          <w:bCs/>
+        </w:rPr>
+        <w:t xml:space="preserve">The rollup counts only rows the hierarchy maps</w:t>
+      </w:r>
+      <w:r>
+        <w:t xml:space="preserve"> — the same rows the scope bar can reach, the numbers the file itself consolidates to. Rows without a business mapping (an </w:t>
+      </w:r>
+      <w:r>
+        <w:rPr>
+          <w:rFonts w:ascii="Consolas" w:cs="Consolas" w:eastAsia="Consolas" w:hAnsi="Consolas"/>
+          <w:shd w:fill="F2F1ED" w:val="clear"/>
+        </w:rPr>
+        <w:t xml:space="preserve">Unallocated</w:t>
+      </w:r>
+      <w:r>
+        <w:t xml:space="preserve"> line) and rows whose region the hierarchy never mapped (a </w:t>
       </w:r>
       <w:r>
         <w:rPr>
@@ -969,15 +994,17 @@
         <w:t xml:space="preserve">(no region)</w:t>
       </w:r>
       <w:r>
-        <w:t xml:space="preserve"> tier beside the named regions — never silently merged into a country line — so the table always adds up and any gap against the scoped tiles is visible.</w:t>
-      </w:r>
-    </w:p>
-    <w:p>
-      <w:pPr>
-        <w:spacing w:after="140"/>
-      </w:pPr>
-      <w:r>
-        <w:t xml:space="preserve">Note the scope bar and this page read differently by design: the tiles obey the full geographic scope, while this page always shows the whole tree. A line a group defines no reading for (a per-business Definition it never wrote) shows a dash rather than borrowing a figure; a line that sits wholly inside another (Banking NII inside Revenue) is headed </w:t>
+        <w:t xml:space="preserve"> tier beside the named regions) stay visible as grey memo lines that never join the sums, so a mapping gap shows itself instead of silently inflating a Global line; setting </w:t>
+      </w:r>
+      <w:r>
+        <w:rPr>
+          <w:rFonts w:ascii="Consolas" w:cs="Consolas" w:eastAsia="Consolas" w:hAnsi="Consolas"/>
+          <w:shd w:fill="F2F1ED" w:val="clear"/>
+        </w:rPr>
+        <w:t xml:space="preserve">bizperf_unmapped=add</w:t>
+      </w:r>
+      <w:r>
+        <w:t xml:space="preserve"> restores adding them. Note the scope bar and this page read differently by design: the tiles obey the full geographic scope, while this page always shows the whole tree. A line a group defines no reading for (a per-business Definition it never wrote) shows a dash rather than borrowing a figure; a line that sits wholly inside another (Banking NII inside Revenue) is headed </w:t>
       </w:r>
       <w:r>
         <w:rPr>

--- a/iwpb-sg-dashboard/IWPB_SG_Dashboard_README.docx
+++ b/iwpb-sg-dashboard/IWPB_SG_Dashboard_README.docx
@@ -984,14 +984,24 @@
         <w:t xml:space="preserve">Unallocated</w:t>
       </w:r>
       <w:r>
-        <w:t xml:space="preserve"> line) and rows whose region the hierarchy never mapped (a </w:t>
-      </w:r>
-      <w:r>
-        <w:rPr>
-          <w:rFonts w:ascii="Consolas" w:cs="Consolas" w:eastAsia="Consolas" w:hAnsi="Consolas"/>
-          <w:shd w:fill="F2F1ED" w:val="clear"/>
-        </w:rPr>
-        <w:t xml:space="preserve">(no region)</w:t>
+        <w:t xml:space="preserve"> line) and rows whose region the hierarchy never mapped — an empty region cell or the literal </w:t>
+      </w:r>
+      <w:r>
+        <w:rPr>
+          <w:rFonts w:ascii="Consolas" w:cs="Consolas" w:eastAsia="Consolas" w:hAnsi="Consolas"/>
+          <w:shd w:fill="F2F1ED" w:val="clear"/>
+        </w:rPr>
+        <w:t xml:space="preserve">Unmapped</w:t>
+      </w:r>
+      <w:r>
+        <w:t xml:space="preserve"> the merge stamps on a tab the CountryHierarchy cannot place (an </w:t>
+      </w:r>
+      <w:r>
+        <w:rPr>
+          <w:rFonts w:ascii="Consolas" w:cs="Consolas" w:eastAsia="Consolas" w:hAnsi="Consolas"/>
+          <w:shd w:fill="F2F1ED" w:val="clear"/>
+        </w:rPr>
+        <w:t xml:space="preserve">(unmapped)</w:t>
       </w:r>
       <w:r>
         <w:t xml:space="preserve"> tier beside the named regions) stay visible as grey memo lines that never join the sums, so a mapping gap shows itself instead of silently inflating a Global line; setting </w:t>

--- a/iwpb-sg-dashboard/IWPB_SG_Dashboard_README.docx
+++ b/iwpb-sg-dashboard/IWPB_SG_Dashboard_README.docx
@@ -971,10 +971,35 @@
           <w:b/>
           <w:bCs/>
         </w:rPr>
+        <w:t xml:space="preserve">Every cell reads through the same scope machinery the tiles read</w:t>
+      </w:r>
+      <w:r>
+        <w:t xml:space="preserve"> — a row's figure is exactly what the scope bar would show for that business / region / country, never a private row-selection of the page's own, so the page and the tiles cannot disagree. The Group line is what the unscoped tiles show: the file's own Group consolidation tab where it carries one, and any gap against the roll-up stands as an explicit </w:t>
+      </w:r>
+      <w:r>
+        <w:rPr>
+          <w:rFonts w:ascii="Consolas" w:cs="Consolas" w:eastAsia="Consolas" w:hAnsi="Consolas"/>
+          <w:shd w:fill="F2F1ED" w:val="clear"/>
+        </w:rPr>
+        <w:t xml:space="preserve">Consolidation &amp; eliminations</w:t>
+      </w:r>
+      <w:r>
+        <w:t xml:space="preserve"> line so the column still casts in plain sight.</w:t>
+      </w:r>
+    </w:p>
+    <w:p>
+      <w:pPr>
+        <w:spacing w:after="140"/>
+      </w:pPr>
+      <w:r>
+        <w:rPr>
+          <w:b/>
+          <w:bCs/>
+        </w:rPr>
         <w:t xml:space="preserve">The rollup counts only rows the hierarchy maps</w:t>
       </w:r>
       <w:r>
-        <w:t xml:space="preserve"> — the same rows the scope bar can reach, the numbers the file itself consolidates to. Rows without a business mapping (an </w:t>
+        <w:t xml:space="preserve"> — the same rows the scope bar can reach. Rows without a business mapping (an </w:t>
       </w:r>
       <w:r>
         <w:rPr>

--- a/iwpb-sg-dashboard/IWPB_SG_Dashboard_README.docx
+++ b/iwpb-sg-dashboard/IWPB_SG_Dashboard_README.docx
@@ -7896,6 +7896,258 @@
     </w:p>
     <w:p>
       <w:pPr>
+        <w:spacing w:after="140"/>
+        <w:ind w:left="360"/>
+      </w:pPr>
+      <w:r>
+        <w:rPr>
+          <w:b/>
+          <w:bCs/>
+        </w:rPr>
+        <w:t xml:space="preserve">Pre-loaded scenarios from the config pack</w:t>
+      </w:r>
+      <w:r>
+        <w:t xml:space="preserve"> — an optional </w:t>
+      </w:r>
+      <w:r>
+        <w:rPr>
+          <w:rFonts w:ascii="Consolas" w:cs="Consolas" w:eastAsia="Consolas" w:hAnsi="Consolas"/>
+          <w:shd w:fill="F2F1ED" w:val="clear"/>
+        </w:rPr>
+        <w:t xml:space="preserve">Scenarios</w:t>
+      </w:r>
+      <w:r>
+        <w:t xml:space="preserve"> sheet in the configuration workbook ships ready-made scenarios to every user who opens the dashboard, instead of each living in one person's browser. Columns: </w:t>
+      </w:r>
+      <w:r>
+        <w:rPr>
+          <w:rFonts w:ascii="Consolas" w:cs="Consolas" w:eastAsia="Consolas" w:hAnsi="Consolas"/>
+          <w:shd w:fill="F2F1ED" w:val="clear"/>
+        </w:rPr>
+        <w:t xml:space="preserve">Scenario | Dim | Value | Dim2 | Value2 | Statement | Type | Change | From | To</w:t>
+      </w:r>
+      <w:r>
+        <w:t xml:space="preserve">. Rows sharing a Scenario name become one multi-rule scenario. </w:t>
+      </w:r>
+      <w:r>
+        <w:rPr>
+          <w:rFonts w:ascii="Consolas" w:cs="Consolas" w:eastAsia="Consolas" w:hAnsi="Consolas"/>
+          <w:shd w:fill="F2F1ED" w:val="clear"/>
+        </w:rPr>
+        <w:t xml:space="preserve">Dim</w:t>
+      </w:r>
+      <w:r>
+        <w:t xml:space="preserve">/</w:t>
+      </w:r>
+      <w:r>
+        <w:rPr>
+          <w:rFonts w:ascii="Consolas" w:cs="Consolas" w:eastAsia="Consolas" w:hAnsi="Consolas"/>
+          <w:shd w:fill="F2F1ED" w:val="clear"/>
+        </w:rPr>
+        <w:t xml:space="preserve">Value</w:t>
+      </w:r>
+      <w:r>
+        <w:t xml:space="preserve"> is the main scope (e.g. </w:t>
+      </w:r>
+      <w:r>
+        <w:rPr>
+          <w:rFonts w:ascii="Consolas" w:cs="Consolas" w:eastAsia="Consolas" w:hAnsi="Consolas"/>
+          <w:shd w:fill="F2F1ED" w:val="clear"/>
+        </w:rPr>
+        <w:t xml:space="preserve">MICA Level 3</w:t>
+      </w:r>
+      <w:r>
+        <w:t xml:space="preserve"> = </w:t>
+      </w:r>
+      <w:r>
+        <w:rPr>
+          <w:rFonts w:ascii="Consolas" w:cs="Consolas" w:eastAsia="Consolas" w:hAnsi="Consolas"/>
+          <w:shd w:fill="F2F1ED" w:val="clear"/>
+        </w:rPr>
+        <w:t xml:space="preserve">NII - Net Interest Income</w:t>
+      </w:r>
+      <w:r>
+        <w:t xml:space="preserve">); </w:t>
+      </w:r>
+      <w:r>
+        <w:rPr>
+          <w:rFonts w:ascii="Consolas" w:cs="Consolas" w:eastAsia="Consolas" w:hAnsi="Consolas"/>
+          <w:shd w:fill="F2F1ED" w:val="clear"/>
+        </w:rPr>
+        <w:t xml:space="preserve">Dim2</w:t>
+      </w:r>
+      <w:r>
+        <w:t xml:space="preserve">/</w:t>
+      </w:r>
+      <w:r>
+        <w:rPr>
+          <w:rFonts w:ascii="Consolas" w:cs="Consolas" w:eastAsia="Consolas" w:hAnsi="Consolas"/>
+          <w:shd w:fill="F2F1ED" w:val="clear"/>
+        </w:rPr>
+        <w:t xml:space="preserve">Value2</w:t>
+      </w:r>
+      <w:r>
+        <w:t xml:space="preserve"> is an optional second condition — a line </w:t>
+      </w:r>
+      <w:r>
+        <w:rPr>
+          <w:i/>
+          <w:iCs/>
+        </w:rPr>
+        <w:t xml:space="preserve">within</w:t>
+      </w:r>
+      <w:r>
+        <w:t xml:space="preserve"> a geography — shown on the rule as "· within Region = MENAT" (dims accepted: Country, Region, Business, MICA Level 1–4, Product Level 1–3).</w:t>
+      </w:r>
+    </w:p>
+    <w:p>
+      <w:pPr>
+        <w:spacing w:after="140"/>
+        <w:ind w:left="360"/>
+      </w:pPr>
+      <w:r>
+        <w:rPr>
+          <w:rFonts w:ascii="Consolas" w:cs="Consolas" w:eastAsia="Consolas" w:hAnsi="Consolas"/>
+          <w:shd w:fill="F2F1ED" w:val="clear"/>
+        </w:rPr>
+        <w:t xml:space="preserve">Statement</w:t>
+      </w:r>
+      <w:r>
+        <w:t xml:space="preserve"> is </w:t>
+      </w:r>
+      <w:r>
+        <w:rPr>
+          <w:rFonts w:ascii="Consolas" w:cs="Consolas" w:eastAsia="Consolas" w:hAnsi="Consolas"/>
+          <w:shd w:fill="F2F1ED" w:val="clear"/>
+        </w:rPr>
+        <w:t xml:space="preserve">pl</w:t>
+      </w:r>
+      <w:r>
+        <w:t xml:space="preserve">, </w:t>
+      </w:r>
+      <w:r>
+        <w:rPr>
+          <w:rFonts w:ascii="Consolas" w:cs="Consolas" w:eastAsia="Consolas" w:hAnsi="Consolas"/>
+          <w:shd w:fill="F2F1ED" w:val="clear"/>
+        </w:rPr>
+        <w:t xml:space="preserve">bs</w:t>
+      </w:r>
+      <w:r>
+        <w:t xml:space="preserve"> or </w:t>
+      </w:r>
+      <w:r>
+        <w:rPr>
+          <w:rFonts w:ascii="Consolas" w:cs="Consolas" w:eastAsia="Consolas" w:hAnsi="Consolas"/>
+          <w:shd w:fill="F2F1ED" w:val="clear"/>
+        </w:rPr>
+        <w:t xml:space="preserve">all</w:t>
+      </w:r>
+      <w:r>
+        <w:t xml:space="preserve">; </w:t>
+      </w:r>
+      <w:r>
+        <w:rPr>
+          <w:rFonts w:ascii="Consolas" w:cs="Consolas" w:eastAsia="Consolas" w:hAnsi="Consolas"/>
+          <w:shd w:fill="F2F1ED" w:val="clear"/>
+        </w:rPr>
+        <w:t xml:space="preserve">Type</w:t>
+      </w:r>
+      <w:r>
+        <w:t xml:space="preserve"> is </w:t>
+      </w:r>
+      <w:r>
+        <w:rPr>
+          <w:rFonts w:ascii="Consolas" w:cs="Consolas" w:eastAsia="Consolas" w:hAnsi="Consolas"/>
+          <w:shd w:fill="F2F1ED" w:val="clear"/>
+        </w:rPr>
+        <w:t xml:space="preserve">pct</w:t>
+      </w:r>
+      <w:r>
+        <w:t xml:space="preserve"> (% change), </w:t>
+      </w:r>
+      <w:r>
+        <w:rPr>
+          <w:rFonts w:ascii="Consolas" w:cs="Consolas" w:eastAsia="Consolas" w:hAnsi="Consolas"/>
+          <w:shd w:fill="F2F1ED" w:val="clear"/>
+        </w:rPr>
+        <w:t xml:space="preserve">pctfy</w:t>
+      </w:r>
+      <w:r>
+        <w:t xml:space="preserve"> (% of full year), </w:t>
+      </w:r>
+      <w:r>
+        <w:rPr>
+          <w:rFonts w:ascii="Consolas" w:cs="Consolas" w:eastAsia="Consolas" w:hAnsi="Consolas"/>
+          <w:shd w:fill="F2F1ED" w:val="clear"/>
+        </w:rPr>
+        <w:t xml:space="preserve">amt</w:t>
+      </w:r>
+      <w:r>
+        <w:t xml:space="preserve"> (add amount) or </w:t>
+      </w:r>
+      <w:r>
+        <w:rPr>
+          <w:rFonts w:ascii="Consolas" w:cs="Consolas" w:eastAsia="Consolas" w:hAnsi="Consolas"/>
+          <w:shd w:fill="F2F1ED" w:val="clear"/>
+        </w:rPr>
+        <w:t xml:space="preserve">setm</w:t>
+      </w:r>
+      <w:r>
+        <w:t xml:space="preserve"> (set monthly total); </w:t>
+      </w:r>
+      <w:r>
+        <w:rPr>
+          <w:rFonts w:ascii="Consolas" w:cs="Consolas" w:eastAsia="Consolas" w:hAnsi="Consolas"/>
+          <w:shd w:fill="F2F1ED" w:val="clear"/>
+        </w:rPr>
+        <w:t xml:space="preserve">Change</w:t>
+      </w:r>
+      <w:r>
+        <w:t xml:space="preserve"> is the number; </w:t>
+      </w:r>
+      <w:r>
+        <w:rPr>
+          <w:rFonts w:ascii="Consolas" w:cs="Consolas" w:eastAsia="Consolas" w:hAnsi="Consolas"/>
+          <w:shd w:fill="F2F1ED" w:val="clear"/>
+        </w:rPr>
+        <w:t xml:space="preserve">From</w:t>
+      </w:r>
+      <w:r>
+        <w:t xml:space="preserve">/</w:t>
+      </w:r>
+      <w:r>
+        <w:rPr>
+          <w:rFonts w:ascii="Consolas" w:cs="Consolas" w:eastAsia="Consolas" w:hAnsi="Consolas"/>
+          <w:shd w:fill="F2F1ED" w:val="clear"/>
+        </w:rPr>
+        <w:t xml:space="preserve">To</w:t>
+      </w:r>
+      <w:r>
+        <w:t xml:space="preserve"> are month names (</w:t>
+      </w:r>
+      <w:r>
+        <w:rPr>
+          <w:rFonts w:ascii="Consolas" w:cs="Consolas" w:eastAsia="Consolas" w:hAnsi="Consolas"/>
+          <w:shd w:fill="F2F1ED" w:val="clear"/>
+        </w:rPr>
+        <w:t xml:space="preserve">AUG</w:t>
+      </w:r>
+      <w:r>
+        <w:t xml:space="preserve">…</w:t>
+      </w:r>
+      <w:r>
+        <w:rPr>
+          <w:rFonts w:ascii="Consolas" w:cs="Consolas" w:eastAsia="Consolas" w:hAnsi="Consolas"/>
+          <w:shd w:fill="F2F1ED" w:val="clear"/>
+        </w:rPr>
+        <w:t xml:space="preserve">DEC</w:t>
+      </w:r>
+      <w:r>
+        <w:t xml:space="preserve">). Seeding happens when the config loads and never overwrites a scenario the user already saved under the same name; a seeded rule whose scope matches nothing in the loaded driller shows the usual "no rows match" note rather than silently doing nothing. The Group pack ships six Middle East crisis scenarios built this way (Gulf rate cuts, EGP devaluation, deposit flight, Gulf inflows upside, trade disruption, and an oil-spike counter-case).</w:t>
+      </w:r>
+    </w:p>
+    <w:p>
+      <w:pPr>
         <w:pStyle w:val="ListParagraph"/>
         <w:numPr>
           <w:ilvl w:val="0"/>

--- a/iwpb-sg-dashboard/IWPB_SG_Dashboard_README.docx
+++ b/iwpb-sg-dashboard/IWPB_SG_Dashboard_README.docx
@@ -8143,7 +8143,16 @@
         <w:t xml:space="preserve">DEC</w:t>
       </w:r>
       <w:r>
-        <w:t xml:space="preserve">). Seeding happens when the config loads and never overwrites a scenario the user already saved under the same name; a seeded rule whose scope matches nothing in the loaded driller shows the usual "no rows match" note rather than silently doing nothing. The Group pack ships six Middle East crisis scenarios built this way (Gulf rate cuts, EGP devaluation, deposit flight, Gulf inflows upside, trade disruption, and an oil-spike counter-case).</w:t>
+        <w:t xml:space="preserve">). Seeding happens when the config loads and never overwrites a scenario the user already saved under the same name; a seeded rule whose scope matches nothing in the loaded driller shows the usual "no rows match" note rather than silently doing nothing.</w:t>
+      </w:r>
+    </w:p>
+    <w:p>
+      <w:pPr>
+        <w:spacing w:after="140"/>
+        <w:ind w:left="360"/>
+      </w:pPr>
+      <w:r>
+        <w:t xml:space="preserve">The Group pack ships eleven scenarios built this way: six Middle East crisis cases (Gulf rate cuts, EGP devaluation, deposit flight, Gulf inflows upside, trade disruption, and an oil-spike counter-case) and five broader macroeconomic cases (global rate cuts, China hard landing, US/Europe recession, a markets-rally upside, and stagflation).</w:t>
       </w:r>
     </w:p>
     <w:p>

--- a/iwpb-sg-dashboard/IWPB_SG_Dashboard_README.docx
+++ b/iwpb-sg-dashboard/IWPB_SG_Dashboard_README.docx
@@ -1542,7 +1542,7 @@
         <w:t xml:space="preserve">movUp</w:t>
       </w:r>
       <w:r>
-        <w:t xml:space="preserve">), which every one of those surfaces calls, so they cannot drift apart again; a chart category or a scenario line, which has rows but no KPI record, derives the same flags from its own rows.</w:t>
+        <w:t xml:space="preserve">), which every one of those surfaces calls, so they cannot drift apart again; a chart category or a simulation line, which has rows but no KPI record, derives the same flags from its own rows.</w:t>
       </w:r>
     </w:p>
     <w:p>
@@ -7862,7 +7862,7 @@
         <w:t xml:space="preserve">Simulation Assistant</w:t>
       </w:r>
       <w:r>
-        <w:t xml:space="preserve"> — what-if scenarios on the forecast months. Build any number of ordered rules, each scoped to any dimension value (or all rows) with three adjustment types: % change, add amount (spread over the chosen months, pro-rata across matching rows), or set the monthly total. Each rule also carries an </w:t>
+        <w:t xml:space="preserve"> — what-if simulations on the forecast months. Build any number of ordered rules, each scoped to any dimension value (or all rows) with three adjustment types: % change, add amount (spread over the chosen months, pro-rata across matching rows), or set the monthly total. Each rule also carries an </w:t>
       </w:r>
       <w:r>
         <w:rPr>
@@ -7881,7 +7881,7 @@
         <w:ind w:left="360"/>
       </w:pPr>
       <w:r>
-        <w:t xml:space="preserve">The prior forecast stays untouched; the page shows prior vs simulated FY outlook, the delta, both against the FY target, a monthly chart (actuals, prior forecast, simulated forecast) and an impact table listing only the lines the scenario actually moves, with Excel export. A scenario whose scope is entirely balance-sheet rows reports on the closing-balance basis in </w:t>
+        <w:t xml:space="preserve">The prior forecast stays untouched; the page shows prior vs simulated FY outlook, the delta, both against the FY target, a monthly chart (actuals, prior forecast, simulated forecast) and an impact table listing only the lines the simulation actually moves, with Excel export. A simulation whose scope is entirely balance-sheet rows reports on the closing-balance basis in </w:t>
       </w:r>
       <w:r>
         <w:rPr>
@@ -7891,7 +7891,7 @@
         <w:t xml:space="preserve">US$bn</w:t>
       </w:r>
       <w:r>
-        <w:t xml:space="preserve"> — the last forecast month's closing position, never a sum of monthly balances — and mixed scopes total the P&amp;L side only, with balances stated separately. Scenarios save by name (localStorage) for reload; the work-in-progress scenario survives refreshes.</w:t>
+        <w:t xml:space="preserve"> — the last forecast month's closing position, never a sum of monthly balances — and mixed scopes total the P&amp;L side only, with balances stated separately. Simulations save by name (localStorage) for reload; the work-in-progress simulation survives refreshes.</w:t>
       </w:r>
     </w:p>
     <w:p>
@@ -7904,7 +7904,7 @@
           <w:b/>
           <w:bCs/>
         </w:rPr>
-        <w:t xml:space="preserve">Pre-loaded scenarios from the config pack</w:t>
+        <w:t xml:space="preserve">Pre-loaded simulations from the config pack</w:t>
       </w:r>
       <w:r>
         <w:t xml:space="preserve"> — an optional </w:t>
@@ -7914,20 +7914,30 @@
           <w:rFonts w:ascii="Consolas" w:cs="Consolas" w:eastAsia="Consolas" w:hAnsi="Consolas"/>
           <w:shd w:fill="F2F1ED" w:val="clear"/>
         </w:rPr>
+        <w:t xml:space="preserve">Simulations</w:t>
+      </w:r>
+      <w:r>
+        <w:t xml:space="preserve"> sheet in the configuration workbook ships ready-made simulations to every user who opens the dashboard, instead of each living in one person's browser. Columns: </w:t>
+      </w:r>
+      <w:r>
+        <w:rPr>
+          <w:rFonts w:ascii="Consolas" w:cs="Consolas" w:eastAsia="Consolas" w:hAnsi="Consolas"/>
+          <w:shd w:fill="F2F1ED" w:val="clear"/>
+        </w:rPr>
+        <w:t xml:space="preserve">Simulation | Dim | Value | Dim2 | Value2 | Statement | Type | Change | From | To</w:t>
+      </w:r>
+      <w:r>
+        <w:t xml:space="preserve">. Rows sharing a Simulation name become one multi-rule simulation. (A sheet still named </w:t>
+      </w:r>
+      <w:r>
+        <w:rPr>
+          <w:rFonts w:ascii="Consolas" w:cs="Consolas" w:eastAsia="Consolas" w:hAnsi="Consolas"/>
+          <w:shd w:fill="F2F1ED" w:val="clear"/>
+        </w:rPr>
         <w:t xml:space="preserve">Scenarios</w:t>
       </w:r>
       <w:r>
-        <w:t xml:space="preserve"> sheet in the configuration workbook ships ready-made scenarios to every user who opens the dashboard, instead of each living in one person's browser. Columns: </w:t>
-      </w:r>
-      <w:r>
-        <w:rPr>
-          <w:rFonts w:ascii="Consolas" w:cs="Consolas" w:eastAsia="Consolas" w:hAnsi="Consolas"/>
-          <w:shd w:fill="F2F1ED" w:val="clear"/>
-        </w:rPr>
-        <w:t xml:space="preserve">Scenario | Dim | Value | Dim2 | Value2 | Statement | Type | Change | From | To</w:t>
-      </w:r>
-      <w:r>
-        <w:t xml:space="preserve">. Rows sharing a Scenario name become one multi-rule scenario. </w:t>
+        <w:t xml:space="preserve">, the tab's earlier name, is read exactly the same way, so packs already in circulation keep working.) </w:t>
       </w:r>
       <w:r>
         <w:rPr>
@@ -8143,7 +8153,7 @@
         <w:t xml:space="preserve">DEC</w:t>
       </w:r>
       <w:r>
-        <w:t xml:space="preserve">). Seeding happens when the config loads and never overwrites a scenario the user already saved under the same name; a seeded rule whose scope matches nothing in the loaded driller shows the usual "no rows match" note rather than silently doing nothing.</w:t>
+        <w:t xml:space="preserve">). Seeding happens when the config loads and never overwrites a simulation the user already saved under the same name; a seeded rule whose scope matches nothing in the loaded driller shows the usual "no rows match" note rather than silently doing nothing.</w:t>
       </w:r>
     </w:p>
     <w:p>
@@ -8152,7 +8162,7 @@
         <w:ind w:left="360"/>
       </w:pPr>
       <w:r>
-        <w:t xml:space="preserve">The Group pack ships eleven scenarios built this way: six Middle East crisis cases (Gulf rate cuts, EGP devaluation, deposit flight, Gulf inflows upside, trade disruption, and an oil-spike counter-case) and five broader macroeconomic cases (global rate cuts, China hard landing, US/Europe recession, a markets-rally upside, and stagflation).</w:t>
+        <w:t xml:space="preserve">The Group pack ships sixteen simulations built this way: six Middle East crisis cases (Gulf rate cuts, EGP devaluation, deposit flight, Gulf inflows upside, trade disruption, and an oil-spike counter-case), five macroeconomic cases (global rate cuts, China hard landing, US/Europe recession, a markets-rally upside, and stagflation), and five cost cases (pay review, variable pay true-up, savings programme, indirect cost inflation, and an offshoring footprint shift that lowers UK direct costs while raising Asia's).</w:t>
       </w:r>
     </w:p>
     <w:p>
@@ -9449,7 +9459,7 @@
         <w:t xml:space="preserve">Extra2</w:t>
       </w:r>
       <w:r>
-        <w:t xml:space="preserve"> = Y/N — every dimension defaults to Y, and the derived hierarchy levels are always offered, so a scenario can scope on any non-numeric field in the file; a blank cell inherits the default, an explicit N excludes).</w:t>
+        <w:t xml:space="preserve"> = Y/N — every dimension defaults to Y, and the derived hierarchy levels are always offered, so a simulation can scope on any non-numeric field in the file; a blank cell inherits the default, an explicit N excludes).</w:t>
       </w:r>
     </w:p>
     <w:p>

--- a/iwpb-sg-dashboard/IWPB_SG_Dashboard_README.docx
+++ b/iwpb-sg-dashboard/IWPB_SG_Dashboard_README.docx
@@ -7924,10 +7924,39 @@
           <w:rFonts w:ascii="Consolas" w:cs="Consolas" w:eastAsia="Consolas" w:hAnsi="Consolas"/>
           <w:shd w:fill="F2F1ED" w:val="clear"/>
         </w:rPr>
-        <w:t xml:space="preserve">Simulation | Dim | Value | Dim2 | Value2 | Statement | Type | Change | From | To</w:t>
-      </w:r>
-      <w:r>
-        <w:t xml:space="preserve">. Rows sharing a Simulation name become one multi-rule simulation. (A sheet still named </w:t>
+        <w:t xml:space="preserve">Simulation | Dim | Value | Dim2 | Value2 | Statement | Type | Change | From | To | Category</w:t>
+      </w:r>
+      <w:r>
+        <w:t xml:space="preserve">.</w:t>
+      </w:r>
+    </w:p>
+    <w:p>
+      <w:pPr>
+        <w:spacing w:after="140"/>
+        <w:ind w:left="360"/>
+      </w:pPr>
+      <w:r>
+        <w:t xml:space="preserve">Rows sharing a Simulation name become one multi-rule simulation, and </w:t>
+      </w:r>
+      <w:r>
+        <w:rPr>
+          <w:rFonts w:ascii="Consolas" w:cs="Consolas" w:eastAsia="Consolas" w:hAnsi="Consolas"/>
+          <w:shd w:fill="F2F1ED" w:val="clear"/>
+        </w:rPr>
+        <w:t xml:space="preserve">Category</w:t>
+      </w:r>
+      <w:r>
+        <w:t xml:space="preserve"> files it on the page — the Saved simulations list and the compare picker group under those headings (Cost, Macroeconomic, Geopolitical, or whatever the sheet says), with anything a person saved themselves last under </w:t>
+      </w:r>
+      <w:r>
+        <w:rPr>
+          <w:b/>
+          <w:bCs/>
+        </w:rPr>
+        <w:t xml:space="preserve">My simulations</w:t>
+      </w:r>
+      <w:r>
+        <w:t xml:space="preserve">. (A sheet still named </w:t>
       </w:r>
       <w:r>
         <w:rPr>
@@ -8162,7 +8191,7 @@
         <w:ind w:left="360"/>
       </w:pPr>
       <w:r>
-        <w:t xml:space="preserve">The Group pack ships sixteen simulations built this way: six Middle East crisis cases (Gulf rate cuts, EGP devaluation, deposit flight, Gulf inflows upside, trade disruption, and an oil-spike counter-case), five macroeconomic cases (global rate cuts, China hard landing, US/Europe recession, a markets-rally upside, and stagflation), and five cost cases (pay review, variable pay true-up, savings programme, indirect cost inflation, and an offshoring footprint shift that lowers UK direct costs while raising Asia's).</w:t>
+        <w:t xml:space="preserve">The Group pack ships sixteen simulations built this way: six Middle East crisis cases (Gulf rate cuts, EGP devaluation, deposit flight, Gulf inflows upside, trade disruption, and an oil-spike counter-case), five macroeconomic cases (global rate cuts, China hard landing, US/Europe recession, a markets-rally upside, and stagflation), and five cost cases (pay review, variable pay true-up, savings programme, indirect cost inflation, and an offshoring footprint shift that lowers UK direct costs while raising Asia's), filed on the sheet as Geopolitical, Macroeconomic and Cost respectively.</w:t>
       </w:r>
     </w:p>
     <w:p>

--- a/iwpb-sg-dashboard/IWPB_SG_Dashboard_README.docx
+++ b/iwpb-sg-dashboard/IWPB_SG_Dashboard_README.docx
@@ -63,7 +63,7 @@
         <w:spacing w:after="140"/>
       </w:pPr>
       <w:r>
-        <w:t xml:space="preserve">A self-contained, single-file web app that ingests the IWPB Singapore driller extract and shows a </w:t>
+        <w:t xml:space="preserve">A self-contained, single-file web app that ingests the IWPB Singapore TM1 extract extract and shows a </w:t>
       </w:r>
       <w:r>
         <w:rPr>
@@ -133,7 +133,7 @@
         <w:spacing w:after="80"/>
       </w:pPr>
       <w:r>
-        <w:t xml:space="preserve">Drop the driller file (</w:t>
+        <w:t xml:space="preserve">Drop the TM1 extract (</w:t>
       </w:r>
       <w:r>
         <w:rPr>
@@ -315,7 +315,7 @@
           <w:b/>
           <w:bCs/>
         </w:rPr>
-        <w:t xml:space="preserve">any other column in the driller can be declared as a dimension</w:t>
+        <w:t xml:space="preserve">any other column in the TM1 extract can be declared as a dimension</w:t>
       </w:r>
       <w:r>
         <w:t xml:space="preserve"> through the config's Dimensions section (see below) and then behaves like the rest everywhere — filters, Financial Summary cascade, drag &amp; drop charts, dashboards, commentary.</w:t>
@@ -510,7 +510,7 @@
         <w:t xml:space="preserve">Multi-country workbooks</w:t>
       </w:r>
       <w:r>
-        <w:t xml:space="preserve"> — a regional driller can carry </w:t>
+        <w:t xml:space="preserve"> — a regional TM1 extract can carry </w:t>
       </w:r>
       <w:r>
         <w:rPr>
@@ -520,7 +520,7 @@
         <w:t xml:space="preserve">one country per tab</w:t>
       </w:r>
       <w:r>
-        <w:t xml:space="preserve">: every tab that parses as a driller becomes a country (named after its tab), while Control/Mapping/notes tabs are skipped as before. The countries merge into one model with a </w:t>
+        <w:t xml:space="preserve">: every tab that parses as a TM1 extract becomes a country (named after its tab), while Control/Mapping/notes tabs are skipped as before. The countries merge into one model with a </w:t>
       </w:r>
       <w:r>
         <w:rPr>
@@ -824,7 +824,7 @@
         <w:spacing w:after="140"/>
       </w:pPr>
       <w:r>
-        <w:t xml:space="preserve">The hierarchy never leaks the other way: an entry with no tab in the loaded file — a country or a whole region the CountryHierarchy knows but this month's driller does not carry — is not offered in any dropdown, strip row or picker. The hierarchy places what is loaded; it never invents entries.</w:t>
+        <w:t xml:space="preserve">The hierarchy never leaks the other way: an entry with no tab in the loaded file — a country or a whole region the CountryHierarchy knows but this month's TM1 extract does not carry — is not offered in any dropdown, strip row or picker. The hierarchy places what is loaded; it never invents entries.</w:t>
       </w:r>
     </w:p>
     <w:p>
@@ -1387,7 +1387,7 @@
         <w:t xml:space="preserve">KPI summary</w:t>
       </w:r>
       <w:r>
-        <w:t xml:space="preserve"> — driller-style financial-dashboard tiles: one per MICA Level 1 rollup (Revenue, Costs, ECL, …) plus a Total P&amp;L tile (files with a single Level 1 value fall back to Level 2 tiles), each with the KPI name and headline YTD value, then compact comparison rows (</w:t>
+        <w:t xml:space="preserve"> — financial-dashboard tiles: one per MICA Level 1 rollup (Revenue, Costs, ECL, …) plus a Total P&amp;L tile (files with a single Level 1 value fall back to Level 2 tiles), each with the KPI name and headline YTD value, then compact comparison rows (</w:t>
       </w:r>
       <w:r>
         <w:rPr>
@@ -1562,7 +1562,7 @@
         <w:t xml:space="preserve">The result line is opened up</w:t>
       </w:r>
       <w:r>
-        <w:t xml:space="preserve"> — on a driller whose only P&amp;L rollup is a single Level 1 line (a PBT beside Deposits and Loans), the tile grid would otherwise show that one result and the balance sheet, and nothing of what drove it. Its Level 2 lines lead the grid in statement order — revenue, the cost lines, the charge — with the result behind them and the balance-sheet lines last. Files with several P&amp;L rollups are unaffected. Switch it off with </w:t>
+        <w:t xml:space="preserve"> — on a TM1 extract whose only P&amp;L rollup is a single Level 1 line (a PBT beside Deposits and Loans), the tile grid would otherwise show that one result and the balance sheet, and nothing of what drove it. Its Level 2 lines lead the grid in statement order — revenue, the cost lines, the charge — with the result behind them and the balance-sheet lines last. Files with several P&amp;L rollups are unaffected. Switch it off with </w:t>
       </w:r>
       <w:r>
         <w:rPr>
@@ -2858,7 +2858,7 @@
         <w:ind w:left="360"/>
       </w:pPr>
       <w:r>
-        <w:t xml:space="preserve">A driller carrying Deposits or Loans beside a result gets no total tile, no total row and no total in its commentary, because adding a balance to a result is not a figure; a P&amp;L-only driller keeps its bottom line as before. </w:t>
+        <w:t xml:space="preserve">A TM1 extract carrying Deposits or Loans beside a result gets no total tile, no total row and no total in its commentary, because adding a balance to a result is not a figure; a P&amp;L-only TM1 extract keeps its bottom line as before. </w:t>
       </w:r>
       <w:r>
         <w:rPr>
@@ -2908,7 +2908,7 @@
         <w:t xml:space="preserve">fsum_sections</w:t>
       </w:r>
       <w:r>
-        <w:t xml:space="preserve"> also drops it. Lines the priority patterns do not recognise are ordered as they appear in the driller rather than by size, so a balance-sheet line is not hoisted above the P&amp;L. Lines </w:t>
+        <w:t xml:space="preserve"> also drops it. Lines the priority patterns do not recognise are ordered as they appear in the TM1 extract rather than by size, so a balance-sheet line is not hoisted above the P&amp;L. Lines </w:t>
       </w:r>
       <w:r>
         <w:rPr>
@@ -2918,7 +2918,7 @@
         <w:t xml:space="preserve">within</w:t>
       </w:r>
       <w:r>
-        <w:t xml:space="preserve"> a statement — the Level 2 lines under a rollup — always read in the driller's own sequence, so revenue sits with the cost lines in statement order rather than being reshuffled by whichever moved most; the "driven by" openers still name the biggest movers first.</w:t>
+        <w:t xml:space="preserve"> a statement — the Level 2 lines under a rollup — always read in the TM1 extract's own sequence, so revenue sits with the cost lines in statement order rather than being reshuffled by whichever moved most; the "driven by" openers still name the biggest movers first.</w:t>
       </w:r>
     </w:p>
     <w:p>
@@ -3106,7 +3106,7 @@
         <w:ind w:left="360"/>
       </w:pPr>
       <w:r>
-        <w:t xml:space="preserve">Excel and PowerPoint exports follow the selection (percentages and the raw driller-row export are never restated), and simulation amounts are typed in whatever unit is on screen. Configurable via </w:t>
+        <w:t xml:space="preserve">Excel and PowerPoint exports follow the selection (percentages and the raw source-row export are never restated), and simulation amounts are typed in whatever unit is on screen. Configurable via </w:t>
       </w:r>
       <w:r>
         <w:rPr>
@@ -3156,7 +3156,7 @@
         <w:t xml:space="preserve">Financial Summary</w:t>
       </w:r>
       <w:r>
-        <w:t xml:space="preserve"> — the management-reporting layout: three column bands over the P&amp;L cascade taken from the driller's own hierarchy. </w:t>
+        <w:t xml:space="preserve"> — the management-reporting layout: three column bands over the P&amp;L cascade taken from the TM1 extract's own hierarchy. </w:t>
       </w:r>
       <w:r>
         <w:rPr>
@@ -4689,7 +4689,7 @@
         <w:t xml:space="preserve">Expand all</w:t>
       </w:r>
       <w:r>
-        <w:t xml:space="preserve"> opens or closes every section, and the strip above says what the commentary was written from — month-end, basis, scope, the driller and how many written lines the file carries.</w:t>
+        <w:t xml:space="preserve"> opens or closes every section, and the strip above says what the commentary was written from — month-end, basis, scope, the TM1 extract and how many written lines the file carries.</w:t>
       </w:r>
     </w:p>
     <w:p>
@@ -4754,7 +4754,7 @@
         <w:t xml:space="preserve">Commentary</w:t>
       </w:r>
       <w:r>
-        <w:t xml:space="preserve"> rows in the single-sheet CSV. The driller stays figures only; nothing is loaded separately; the words live in the pack the business already owns. (A tab named </w:t>
+        <w:t xml:space="preserve"> rows in the single-sheet CSV. The TM1 extract stays figures only; nothing is loaded separately; the words live in the pack the business already owns. (A tab named </w:t>
       </w:r>
       <w:r>
         <w:rPr>
@@ -4764,7 +4764,7 @@
         <w:t xml:space="preserve">Commentary</w:t>
       </w:r>
       <w:r>
-        <w:t xml:space="preserve"> inside a driller is still never parsed as data — it is simply ignored.)</w:t>
+        <w:t xml:space="preserve"> inside a TM1 extract is still never parsed as data — it is simply ignored.)</w:t>
       </w:r>
     </w:p>
     <w:p>
@@ -4803,7 +4803,7 @@
         <w:t xml:space="preserve">Bare paragraphs are unstructured commentary</w:t>
       </w:r>
       <w:r>
-        <w:t xml:space="preserve">: each is matched against the names the driller itself carries (see below), so the pack's narrative pastes straight into a column with no tagging of any kind. A paragraph covering several lines is split so each sentence keeps its own; a paragraph naming nothing belongs to the view.</w:t>
+        <w:t xml:space="preserve">: each is matched against the names the TM1 extract itself carries (see below), so the pack's narrative pastes straight into a column with no tagging of any kind. A paragraph covering several lines is split so each sentence keeps its own; a paragraph naming nothing belongs to the view.</w:t>
       </w:r>
     </w:p>
     <w:p>
@@ -4819,7 +4819,7 @@
         <w:t xml:space="preserve">The words are kept, not the answers.</w:t>
       </w:r>
       <w:r>
-        <w:t xml:space="preserve"> The paragraphs are stored as written and matched afresh every time they are read — next month's driller re-matches the same paragraphs against next month's names with nobody tagging a thing, and the left pane's commentary note always says how many matched, how many were addressed by hand, and what the filters are holding back.</w:t>
+        <w:t xml:space="preserve"> The paragraphs are stored as written and matched afresh every time they are read — next month's TM1 extract re-matches the same paragraphs against next month's names with nobody tagging a thing, and the left pane's commentary note always says how many matched, how many were addressed by hand, and what the filters are holding back.</w:t>
       </w:r>
     </w:p>
     <w:p>
@@ -5606,7 +5606,7 @@
         <w:t xml:space="preserve">Style | View | Pattern</w:t>
       </w:r>
       <w:r>
-        <w:t xml:space="preserve">). A pattern is a sentence with tokens the page fills per statement line from the driller's own figures under the selected variance period —</w:t>
+        <w:t xml:space="preserve">). A pattern is a sentence with tokens the page fills per statement line from the TM1 extract's own figures under the selected variance period —</w:t>
       </w:r>
     </w:p>
     <w:p>
@@ -7252,7 +7252,7 @@
         <w:t xml:space="preserve">Keeping statements apart</w:t>
       </w:r>
       <w:r>
-        <w:t xml:space="preserve"> — a driller carrying both a P&amp;L and balance sheet must not add them together. </w:t>
+        <w:t xml:space="preserve"> — a TM1 extract carrying both a P&amp;L and balance sheet must not add them together. </w:t>
       </w:r>
       <w:r>
         <w:rPr>
@@ -7778,7 +7778,7 @@
         <w:t xml:space="preserve">plain language</w:t>
       </w:r>
       <w:r>
-        <w:t xml:space="preserve">: type the question in your own words and a comprehension layer works out the intent (how are we doing, why did it move, what is behind, break it down by X, monthly trend, costs, ECL, target) together with anything the question names — a line, product, business line, region or country. Names are matched against the values actually in the loaded file, longest first, with the Global Business dimensions (business line, region, country) winning over the same text in an ordinary driller column — so "iwpb" reads as the business line, not the CG Level 1 code. Case does not matter except for codes that are also ordinary words (</w:t>
+        <w:t xml:space="preserve">: type the question in your own words and a comprehension layer works out the intent (how are we doing, why did it move, what is behind, break it down by X, monthly trend, costs, ECL, target) together with anything the question names — a line, product, business line, region or country. Names are matched against the values actually in the loaded file, longest first, with the Global Business dimensions (business line, region, country) winning over the same text in an ordinary TM1 extract column — so "iwpb" reads as the business line, not the CG Level 1 code. Case does not matter except for codes that are also ordinary words (</w:t>
       </w:r>
       <w:r>
         <w:rPr>
@@ -8182,7 +8182,7 @@
         <w:t xml:space="preserve">DEC</w:t>
       </w:r>
       <w:r>
-        <w:t xml:space="preserve">). Seeding happens when the config loads and never overwrites a simulation the user already saved under the same name; a seeded rule whose scope matches nothing in the loaded driller shows the usual "no rows match" note rather than silently doing nothing.</w:t>
+        <w:t xml:space="preserve">). Seeding happens when the config loads and never overwrites a simulation the user already saved under the same name; a seeded rule whose scope matches nothing in the loaded TM1 extract shows the usual "no rows match" note rather than silently doing nothing.</w:t>
       </w:r>
     </w:p>
     <w:p>
@@ -9018,7 +9018,7 @@
         <w:t xml:space="preserve">Match</w:t>
       </w:r>
       <w:r>
-        <w:t xml:space="preserve"> lists the driller line names that roll into the deepest level. Uploaded rows replace the defaults wholesale.</w:t>
+        <w:t xml:space="preserve"> lists the TM1 extract line names that roll into the deepest level. Uploaded rows replace the defaults wholesale.</w:t>
       </w:r>
     </w:p>
     <w:p>
@@ -9527,7 +9527,7 @@
         <w:t xml:space="preserve">Extra3</w:t>
       </w:r>
       <w:r>
-        <w:t xml:space="preserve"> holds the text to match against the driller's column headers (falling back to the label, then the key — matching ignores case, spaces and underscores). E.g. </w:t>
+        <w:t xml:space="preserve"> holds the text to match against the TM1 extract's column headers (falling back to the label, then the key — matching ignores case, spaces and underscores). E.g. </w:t>
       </w:r>
       <w:r>
         <w:rPr>
@@ -9596,7 +9596,7 @@
         <w:ind w:left="360"/>
       </w:pPr>
       <w:r>
-        <w:t xml:space="preserve">Revenue foots as Banking NII + Fees and Other Income, Operating Expenses as its four cost lines, and PBT as Revenue + ECLs + Operating Expenses — the same arithmetic as the pack slide. The app binds them at load: each driller row's line names (matched against the columns in </w:t>
+        <w:t xml:space="preserve">Revenue foots as Banking NII + Fees and Other Income, Operating Expenses as its four cost lines, and PBT as Revenue + ECLs + Operating Expenses — the same arithmetic as the pack slide. The app binds them at load: each TM1 extract row's line names (matched against the columns in </w:t>
       </w:r>
       <w:r>
         <w:rPr>
@@ -9636,7 +9636,7 @@
         <w:t xml:space="preserve">Prod Hier L1–L5</w:t>
       </w:r>
       <w:r>
-        <w:t xml:space="preserve"> — usable in the drag &amp; drop chart builder, dynamic dashboard widgets, Financial Summary cascade, commentary Driven-by and Mix analysis exactly like a driller column.</w:t>
+        <w:t xml:space="preserve"> — usable in the drag &amp; drop chart builder, dynamic dashboard widgets, Financial Summary cascade, commentary Driven-by and Mix analysis exactly like a TM1 extract column.</w:t>
       </w:r>
     </w:p>
     <w:p>
@@ -9662,7 +9662,7 @@
           <w:b/>
           <w:bCs/>
         </w:rPr>
-        <w:t xml:space="preserve">stitches the node to the driller's MICA lines</w:t>
+        <w:t xml:space="preserve">stitches the node to the TM1 extract's MICA lines</w:t>
       </w:r>
       <w:r>
         <w:t xml:space="preserve">: a </w:t>
@@ -9874,7 +9874,7 @@
         <w:t xml:space="preserve">PB Wealth Balance</w:t>
       </w:r>
       <w:r>
-        <w:t xml:space="preserve">). Twelve ship by default: Revenue, Banking NII, Wealth Fees, PBT, Direct Cost ex VP CC GT, ECL, Deposits, Loans and Advances, Retail &amp; Premier / PB Wealth Balances, NNM and FY ROTE (the last needs a ROTE line in the driller). A metric a file cannot serve simply doesn't appear.</w:t>
+        <w:t xml:space="preserve">). Twelve ship by default: Revenue, Banking NII, Wealth Fees, PBT, Direct Cost ex VP CC GT, ECL, Deposits, Loans and Advances, Retail &amp; Premier / PB Wealth Balances, NNM and FY ROTE (the last needs a ROTE line in the TM1 extract). A metric a file cannot serve simply doesn't appear.</w:t>
       </w:r>
     </w:p>
     <w:p>
@@ -10224,7 +10224,7 @@
         <w:t xml:space="preserve">sample/IWPB_SG_Jun26_SixBasis_Commentary.docx</w:t>
       </w:r>
       <w:r>
-        <w:t xml:space="preserve"> is what the ⤓ Word download produces from that driller and pack together — a worked example of the six bases as a document.</w:t>
+        <w:t xml:space="preserve"> is what the ⤓ Word download produces from that TM1 extract and pack together — a worked example of the six bases as a document.</w:t>
       </w:r>
     </w:p>
     <w:p>
@@ -10246,7 +10246,7 @@
         <w:spacing w:after="140"/>
       </w:pPr>
       <w:r>
-        <w:t xml:space="preserve">Two config workbooks in the repo root carry a real pack's structure end to end, each with a driller in </w:t>
+        <w:t xml:space="preserve">Two config workbooks in the repo root carry a real pack's structure end to end, each with a TM1 extract in </w:t>
       </w:r>
       <w:r>
         <w:rPr>
@@ -10442,7 +10442,7 @@
         <w:t xml:space="preserve">Match</w:t>
       </w:r>
       <w:r>
-        <w:t xml:space="preserve"> column in AccountHierarchy is an exact list of the names a driller uses for that line, separated by </w:t>
+        <w:t xml:space="preserve"> column in AccountHierarchy is an exact list of the names a TM1 extract uses for that line, separated by </w:t>
       </w:r>
       <w:r>
         <w:rPr>

--- a/iwpb-sg-dashboard/IWPB_SG_Dashboard_README.docx
+++ b/iwpb-sg-dashboard/IWPB_SG_Dashboard_README.docx
@@ -63,7 +63,7 @@
         <w:spacing w:after="140"/>
       </w:pPr>
       <w:r>
-        <w:t xml:space="preserve">A self-contained, single-file web app that ingests the IWPB Singapore TM1 extract extract and shows a </w:t>
+        <w:t xml:space="preserve">A self-contained, single-file web app that ingests the IWPB Singapore TM1 extract and shows a </w:t>
       </w:r>
       <w:r>
         <w:rPr>
@@ -8933,6 +8933,92 @@
     </w:p>
     <w:p>
       <w:pPr>
+        <w:spacing w:after="140"/>
+        <w:ind w:left="360"/>
+      </w:pPr>
+      <w:r>
+        <w:rPr>
+          <w:b/>
+          <w:bCs/>
+        </w:rPr>
+        <w:t xml:space="preserve">Tile size</w:t>
+      </w:r>
+      <w:r>
+        <w:t xml:space="preserve"> is configurable too: </w:t>
+      </w:r>
+      <w:r>
+        <w:rPr>
+          <w:rFonts w:ascii="Consolas" w:cs="Consolas" w:eastAsia="Consolas" w:hAnsi="Consolas"/>
+          <w:shd w:fill="F2F1ED" w:val="clear"/>
+        </w:rPr>
+        <w:t xml:space="preserve">tile_height</w:t>
+      </w:r>
+      <w:r>
+        <w:t xml:space="preserve"> (default </w:t>
+      </w:r>
+      <w:r>
+        <w:rPr>
+          <w:rFonts w:ascii="Consolas" w:cs="Consolas" w:eastAsia="Consolas" w:hAnsi="Consolas"/>
+          <w:shd w:fill="F2F1ED" w:val="clear"/>
+        </w:rPr>
+        <w:t xml:space="preserve">124</w:t>
+      </w:r>
+      <w:r>
+        <w:t xml:space="preserve">) is the height in pixels every tile shares, and </w:t>
+      </w:r>
+      <w:r>
+        <w:rPr>
+          <w:rFonts w:ascii="Consolas" w:cs="Consolas" w:eastAsia="Consolas" w:hAnsi="Consolas"/>
+          <w:shd w:fill="F2F1ED" w:val="clear"/>
+        </w:rPr>
+        <w:t xml:space="preserve">tile_min_width</w:t>
+      </w:r>
+      <w:r>
+        <w:t xml:space="preserve"> (default </w:t>
+      </w:r>
+      <w:r>
+        <w:rPr>
+          <w:rFonts w:ascii="Consolas" w:cs="Consolas" w:eastAsia="Consolas" w:hAnsi="Consolas"/>
+          <w:shd w:fill="F2F1ED" w:val="clear"/>
+        </w:rPr>
+        <w:t xml:space="preserve">236</w:t>
+      </w:r>
+      <w:r>
+        <w:t xml:space="preserve">) is the narrowest a tile may become before the grid drops a column — so it governs how many tiles sit in a row, and therefore how many rows the summary needs. Raise </w:t>
+      </w:r>
+      <w:r>
+        <w:rPr>
+          <w:rFonts w:ascii="Consolas" w:cs="Consolas" w:eastAsia="Consolas" w:hAnsi="Consolas"/>
+          <w:shd w:fill="F2F1ED" w:val="clear"/>
+        </w:rPr>
+        <w:t xml:space="preserve">tile_height</w:t>
+      </w:r>
+      <w:r>
+        <w:t xml:space="preserve"> for a roomier grid; raise </w:t>
+      </w:r>
+      <w:r>
+        <w:rPr>
+          <w:rFonts w:ascii="Consolas" w:cs="Consolas" w:eastAsia="Consolas" w:hAnsi="Consolas"/>
+          <w:shd w:fill="F2F1ED" w:val="clear"/>
+        </w:rPr>
+        <w:t xml:space="preserve">tile_min_width</w:t>
+      </w:r>
+      <w:r>
+        <w:t xml:space="preserve"> for fewer, wider tiles. </w:t>
+      </w:r>
+      <w:r>
+        <w:rPr>
+          <w:rFonts w:ascii="Consolas" w:cs="Consolas" w:eastAsia="Consolas" w:hAnsi="Consolas"/>
+          <w:shd w:fill="F2F1ED" w:val="clear"/>
+        </w:rPr>
+        <w:t xml:space="preserve">tile_height</w:t>
+      </w:r>
+      <w:r>
+        <w:t xml:space="preserve"> is a floor rather than a cap: a tile whose content needs more room still grows, so setting it very low simply lets the tiles find their natural height. Values that are not numbers, or below the workable minimums (60px high, 150px wide), fall back to the defaults rather than breaking the grid.</w:t>
+      </w:r>
+    </w:p>
+    <w:p>
+      <w:pPr>
         <w:pStyle w:val="ListParagraph"/>
         <w:numPr>
           <w:ilvl w:val="0"/>

--- a/iwpb-sg-dashboard/IWPB_SG_Dashboard_README.docx
+++ b/iwpb-sg-dashboard/IWPB_SG_Dashboard_README.docx
@@ -8961,7 +8961,7 @@
           <w:rFonts w:ascii="Consolas" w:cs="Consolas" w:eastAsia="Consolas" w:hAnsi="Consolas"/>
           <w:shd w:fill="F2F1ED" w:val="clear"/>
         </w:rPr>
-        <w:t xml:space="preserve">124</w:t>
+        <w:t xml:space="preserve">150</w:t>
       </w:r>
       <w:r>
         <w:t xml:space="preserve">) is the height in pixels every tile shares, and </w:t>
@@ -8981,7 +8981,7 @@
           <w:rFonts w:ascii="Consolas" w:cs="Consolas" w:eastAsia="Consolas" w:hAnsi="Consolas"/>
           <w:shd w:fill="F2F1ED" w:val="clear"/>
         </w:rPr>
-        <w:t xml:space="preserve">236</w:t>
+        <w:t xml:space="preserve">252</w:t>
       </w:r>
       <w:r>
         <w:t xml:space="preserve">) is the narrowest a tile may become before the grid drops a column — so it governs how many tiles sit in a row, and therefore how many rows the summary needs. Raise </w:t>

--- a/iwpb-sg-dashboard/IWPB_SG_Dashboard_README.docx
+++ b/iwpb-sg-dashboard/IWPB_SG_Dashboard_README.docx
@@ -4633,7 +4633,26 @@
         <w:t xml:space="preserve">"PBT (Reported) is $101m down on YTD vs target, $18m down on the month vs forecast and $307m down on the full year vs target."</w:t>
       </w:r>
       <w:r>
-        <w:t xml:space="preserve"> The standard disclaimer stands under the commentary once there is one to disclaim. Its wording is the config file's to own — a </w:t>
+        <w:t xml:space="preserve"> The standard disclaimer stands under the commentary once there is one to disclaim — under </w:t>
+      </w:r>
+      <w:r>
+        <w:rPr>
+          <w:b/>
+          <w:bCs/>
+        </w:rPr>
+        <w:t xml:space="preserve">every</w:t>
+      </w:r>
+      <w:r>
+        <w:t xml:space="preserve"> generated commentary, not just this page: the Management commentary on the KPI summary, the Financial Summary's own words and the All commentaries page each carry it, and on the summary it folds away with the commentary it belongs to.</w:t>
+      </w:r>
+    </w:p>
+    <w:p>
+      <w:pPr>
+        <w:spacing w:after="140"/>
+        <w:ind w:left="360"/>
+      </w:pPr>
+      <w:r>
+        <w:t xml:space="preserve">Its wording is the config file's to own — a </w:t>
       </w:r>
       <w:r>
         <w:rPr>
@@ -4653,7 +4672,7 @@
         <w:t xml:space="preserve">Settings</w:t>
       </w:r>
       <w:r>
-        <w:t xml:space="preserve"> sheet — so each business ships its approved words in its pack, the Word export carries the same words, and leaving the row out keeps the standard text. The CIB pack carries its own wording as a worked example.</w:t>
+        <w:t xml:space="preserve"> sheet — so each business ships its approved words in its pack, every surface and the Word exports carry the same words, and leaving the row out keeps the standard text. The CIB pack carries its own wording as a worked example.</w:t>
       </w:r>
     </w:p>
     <w:p>

--- a/iwpb-sg-dashboard/IWPB_SG_Dashboard_README.docx
+++ b/iwpb-sg-dashboard/IWPB_SG_Dashboard_README.docx
@@ -10900,6 +10900,31 @@
         <w:t xml:space="preserve"> takes every widget across all pages — charts as high-resolution images, KPI cards and breakdowns as styled tables — with titles, the red accent rule and the filter context in the footer.</w:t>
       </w:r>
     </w:p>
+    <w:p>
+      <w:pPr>
+        <w:spacing w:after="140"/>
+      </w:pPr>
+      <w:r>
+        <w:rPr>
+          <w:b/>
+          <w:bCs/>
+        </w:rPr>
+        <w:t xml:space="preserve">One type scale across every deck.</w:t>
+      </w:r>
+      <w:r>
+        <w:t xml:space="preserve"> A slide title is the same size whether it opens a deck or continues it, and headings, paragraphs, notes, legends and table cells match from one export to the next — the sizes live in a single </w:t>
+      </w:r>
+      <w:r>
+        <w:rPr>
+          <w:rFonts w:ascii="Consolas" w:cs="Consolas" w:eastAsia="Consolas" w:hAnsi="Consolas"/>
+          <w:shd w:fill="F2F1ED" w:val="clear"/>
+        </w:rPr>
+        <w:t xml:space="preserve">PPT_FS</w:t>
+      </w:r>
+      <w:r>
+        <w:t xml:space="preserve"> scale rather than being chosen per slide. The KPI tiles settle their own three sizes once across the whole grid, off the longest name, value and comparison in the set, so a short line no longer prints larger than a long one beside it. The Financial Summary's dense table is the deliberate exception: it still fits itself to its column count, always smaller than the body size.</w:t>
+      </w:r>
+    </w:p>
     <w:sectPr>
       <w:footerReference w:type="default" r:id="rId7"/>
       <w:pgSz w:w="11906" w:h="16838" w:orient="portrait"/>

--- a/iwpb-sg-dashboard/IWPB_SG_Dashboard_README.docx
+++ b/iwpb-sg-dashboard/IWPB_SG_Dashboard_README.docx
@@ -1417,7 +1417,17 @@
         <w:t xml:space="preserve">vs Target</w:t>
       </w:r>
       <w:r>
-        <w:t xml:space="preserve">) showing the variance amount and % with direction triangles — the triangle tracks the business movement (revenue up ▲, cost up ▲) and the colour the favourability (green favourable, red unfavourable).</w:t>
+        <w:t xml:space="preserve">) showing the variance amount and % with direction triangles — the triangle tracks the business movement (revenue up ▲, cost up ▲) and the colour the favourability (green favourable, red unfavourable). The </w:t>
+      </w:r>
+      <w:r>
+        <w:rPr>
+          <w:b/>
+          <w:bCs/>
+        </w:rPr>
+        <w:t xml:space="preserve">⤓ PPT</w:t>
+      </w:r>
+      <w:r>
+        <w:t xml:space="preserve"> button beside Export to Excel produces the same tile grid as a single widescreen slide, built natively in PowerPoint.</w:t>
       </w:r>
     </w:p>
     <w:p>
@@ -1426,17 +1436,7 @@
         <w:ind w:left="360"/>
       </w:pPr>
       <w:r>
-        <w:t xml:space="preserve">The </w:t>
-      </w:r>
-      <w:r>
-        <w:rPr>
-          <w:b/>
-          <w:bCs/>
-        </w:rPr>
-        <w:t xml:space="preserve">⤓ PPT</w:t>
-      </w:r>
-      <w:r>
-        <w:t xml:space="preserve"> button beside Export to Excel produces the same tile grid as a single widescreen slide, built natively in PowerPoint. The deck mirrors the screen exactly: the tiles the summary is showing right now, in their rendered order — a tile behind "Show all" or parked stays off the deck, and a panel the screen hides never becomes a slide — followed by the page's own commentary: the hero line, the trajectory and Mix notes where those panels are visible, and the Management Commentary on its own slides.</w:t>
+        <w:t xml:space="preserve">The deck mirrors the screen exactly: the tiles the summary is showing right now, in their rendered order — a tile behind "Show all" or parked stays off the deck, and a panel the screen hides never becomes a slide — followed by the page's own commentary: the hero line, the trajectory and Mix notes where those panels are visible, and the Management Commentary on its own slides. The trajectory's note is written under the chart on the page itself — the selected line's movement against its baseline, its strongest actual month and the outlook against target — so what the deck prints is what the screen already shows, and it can be edited and kept like any other commentary block before exporting.</w:t>
       </w:r>
     </w:p>
     <w:p>

--- a/iwpb-sg-dashboard/IWPB_SG_Dashboard_README.docx
+++ b/iwpb-sg-dashboard/IWPB_SG_Dashboard_README.docx
@@ -8956,6 +8956,45 @@
         <w:ind w:left="360"/>
       </w:pPr>
       <w:r>
+        <w:t xml:space="preserve">The </w:t>
+      </w:r>
+      <w:r>
+        <w:rPr>
+          <w:b/>
+          <w:bCs/>
+        </w:rPr>
+        <w:t xml:space="preserve">opening line</w:t>
+      </w:r>
+      <w:r>
+        <w:t xml:space="preserve"> that used to stand above the page title — the one sentence naming the lead line, its movement and the outlook against target — is off by default (</w:t>
+      </w:r>
+      <w:r>
+        <w:rPr>
+          <w:rFonts w:ascii="Consolas" w:cs="Consolas" w:eastAsia="Consolas" w:hAnsi="Consolas"/>
+          <w:shd w:fill="F2F1ED" w:val="clear"/>
+        </w:rPr>
+        <w:t xml:space="preserve">summary_lede</w:t>
+      </w:r>
+      <w:r>
+        <w:t xml:space="preserve">). Set it to </w:t>
+      </w:r>
+      <w:r>
+        <w:rPr>
+          <w:rFonts w:ascii="Consolas" w:cs="Consolas" w:eastAsia="Consolas" w:hAnsi="Consolas"/>
+          <w:shd w:fill="F2F1ED" w:val="clear"/>
+        </w:rPr>
+        <w:t xml:space="preserve">Y</w:t>
+      </w:r>
+      <w:r>
+        <w:t xml:space="preserve"> to bring it back; the PowerPoint export follows the page either way.</w:t>
+      </w:r>
+    </w:p>
+    <w:p>
+      <w:pPr>
+        <w:spacing w:after="140"/>
+        <w:ind w:left="360"/>
+      </w:pPr>
+      <w:r>
         <w:rPr>
           <w:b/>
           <w:bCs/>

--- a/iwpb-sg-dashboard/IWPB_SG_Dashboard_README.docx
+++ b/iwpb-sg-dashboard/IWPB_SG_Dashboard_README.docx
@@ -8619,6 +8619,166 @@
           <w:ilvl w:val="0"/>
           <w:numId w:val="3"/>
         </w:numPr>
+        <w:spacing w:after="80"/>
+      </w:pPr>
+      <w:r>
+        <w:rPr>
+          <w:b/>
+          <w:bCs/>
+        </w:rPr>
+        <w:t xml:space="preserve">Labels</w:t>
+      </w:r>
+      <w:r>
+        <w:t xml:space="preserve"> — every heading, section title and control label the page shows, one </w:t>
+      </w:r>
+      <w:r>
+        <w:rPr>
+          <w:rFonts w:ascii="Consolas" w:cs="Consolas" w:eastAsia="Consolas" w:hAnsi="Consolas"/>
+          <w:shd w:fill="F2F1ED" w:val="clear"/>
+        </w:rPr>
+        <w:t xml:space="preserve">Key | Text</w:t>
+      </w:r>
+      <w:r>
+        <w:t xml:space="preserve"> row each. The whole left rail is worded here: the section headings (</w:t>
+      </w:r>
+      <w:r>
+        <w:rPr>
+          <w:rFonts w:ascii="Consolas" w:cs="Consolas" w:eastAsia="Consolas" w:hAnsi="Consolas"/>
+          <w:shd w:fill="F2F1ED" w:val="clear"/>
+        </w:rPr>
+        <w:t xml:space="preserve">sect_dashboards</w:t>
+      </w:r>
+      <w:r>
+        <w:t xml:space="preserve">, </w:t>
+      </w:r>
+      <w:r>
+        <w:rPr>
+          <w:rFonts w:ascii="Consolas" w:cs="Consolas" w:eastAsia="Consolas" w:hAnsi="Consolas"/>
+          <w:shd w:fill="F2F1ED" w:val="clear"/>
+        </w:rPr>
+        <w:t xml:space="preserve">sect_config</w:t>
+      </w:r>
+      <w:r>
+        <w:t xml:space="preserve">, </w:t>
+      </w:r>
+      <w:r>
+        <w:rPr>
+          <w:rFonts w:ascii="Consolas" w:cs="Consolas" w:eastAsia="Consolas" w:hAnsi="Consolas"/>
+          <w:shd w:fill="F2F1ED" w:val="clear"/>
+        </w:rPr>
+        <w:t xml:space="preserve">sect_period</w:t>
+      </w:r>
+      <w:r>
+        <w:t xml:space="preserve">, </w:t>
+      </w:r>
+      <w:r>
+        <w:rPr>
+          <w:rFonts w:ascii="Consolas" w:cs="Consolas" w:eastAsia="Consolas" w:hAnsi="Consolas"/>
+          <w:shd w:fill="F2F1ED" w:val="clear"/>
+        </w:rPr>
+        <w:t xml:space="preserve">sect_comtpl</w:t>
+      </w:r>
+      <w:r>
+        <w:t xml:space="preserve">), every navigation entry (</w:t>
+      </w:r>
+      <w:r>
+        <w:rPr>
+          <w:rFonts w:ascii="Consolas" w:cs="Consolas" w:eastAsia="Consolas" w:hAnsi="Consolas"/>
+          <w:shd w:fill="F2F1ED" w:val="clear"/>
+        </w:rPr>
+        <w:t xml:space="preserve">nav_*</w:t>
+      </w:r>
+      <w:r>
+        <w:t xml:space="preserve">), the ingest button and page (</w:t>
+      </w:r>
+      <w:r>
+        <w:rPr>
+          <w:rFonts w:ascii="Consolas" w:cs="Consolas" w:eastAsia="Consolas" w:hAnsi="Consolas"/>
+          <w:shd w:fill="F2F1ED" w:val="clear"/>
+        </w:rPr>
+        <w:t xml:space="preserve">btn_newfile</w:t>
+      </w:r>
+      <w:r>
+        <w:t xml:space="preserve">, </w:t>
+      </w:r>
+      <w:r>
+        <w:rPr>
+          <w:rFonts w:ascii="Consolas" w:cs="Consolas" w:eastAsia="Consolas" w:hAnsi="Consolas"/>
+          <w:shd w:fill="F2F1ED" w:val="clear"/>
+        </w:rPr>
+        <w:t xml:space="preserve">ingest_title</w:t>
+      </w:r>
+      <w:r>
+        <w:t xml:space="preserve">, </w:t>
+      </w:r>
+      <w:r>
+        <w:rPr>
+          <w:rFonts w:ascii="Consolas" w:cs="Consolas" w:eastAsia="Consolas" w:hAnsi="Consolas"/>
+          <w:shd w:fill="F2F1ED" w:val="clear"/>
+        </w:rPr>
+        <w:t xml:space="preserve">ingest_drop</w:t>
+      </w:r>
+      <w:r>
+        <w:t xml:space="preserve">) and the period controls (</w:t>
+      </w:r>
+      <w:r>
+        <w:rPr>
+          <w:rFonts w:ascii="Consolas" w:cs="Consolas" w:eastAsia="Consolas" w:hAnsi="Consolas"/>
+          <w:shd w:fill="F2F1ED" w:val="clear"/>
+        </w:rPr>
+        <w:t xml:space="preserve">lbl_year</w:t>
+      </w:r>
+      <w:r>
+        <w:t xml:space="preserve">, </w:t>
+      </w:r>
+      <w:r>
+        <w:rPr>
+          <w:rFonts w:ascii="Consolas" w:cs="Consolas" w:eastAsia="Consolas" w:hAnsi="Consolas"/>
+          <w:shd w:fill="F2F1ED" w:val="clear"/>
+        </w:rPr>
+        <w:t xml:space="preserve">lbl_ytd</w:t>
+      </w:r>
+      <w:r>
+        <w:t xml:space="preserve">, </w:t>
+      </w:r>
+      <w:r>
+        <w:rPr>
+          <w:rFonts w:ascii="Consolas" w:cs="Consolas" w:eastAsia="Consolas" w:hAnsi="Consolas"/>
+          <w:shd w:fill="F2F1ED" w:val="clear"/>
+        </w:rPr>
+        <w:t xml:space="preserve">lbl_varper</w:t>
+      </w:r>
+      <w:r>
+        <w:t xml:space="preserve">, </w:t>
+      </w:r>
+      <w:r>
+        <w:rPr>
+          <w:rFonts w:ascii="Consolas" w:cs="Consolas" w:eastAsia="Consolas" w:hAnsi="Consolas"/>
+          <w:shd w:fill="F2F1ED" w:val="clear"/>
+        </w:rPr>
+        <w:t xml:space="preserve">lbl_units</w:t>
+      </w:r>
+      <w:r>
+        <w:t xml:space="preserve">). Change a row and the pane follows on the next config load — nothing in the rail is hard-coded. The three packs carry the complete set, and </w:t>
+      </w:r>
+      <w:r>
+        <w:rPr>
+          <w:b/>
+          <w:bCs/>
+        </w:rPr>
+        <w:t xml:space="preserve">Download template CSV</w:t>
+      </w:r>
+      <w:r>
+        <w:t xml:space="preserve"> lists every key with its default, so the full surface is discoverable without reading the page source.</w:t>
+      </w:r>
+    </w:p>
+    <w:p>
+      <w:pPr>
+        <w:pStyle w:val="ListParagraph"/>
+        <w:numPr>
+          <w:ilvl w:val="0"/>
+          <w:numId w:val="3"/>
+        </w:numPr>
         <w:spacing w:after="100"/>
       </w:pPr>
       <w:r>

--- a/iwpb-sg-dashboard/IWPB_SG_Dashboard_README.docx
+++ b/iwpb-sg-dashboard/IWPB_SG_Dashboard_README.docx
@@ -7910,7 +7910,33 @@
         <w:t xml:space="preserve">US$bn</w:t>
       </w:r>
       <w:r>
-        <w:t xml:space="preserve"> — the last forecast month's closing position, never a sum of monthly balances — and mixed scopes total the P&amp;L side only, with balances stated separately. Simulations save by name (localStorage) for reload; the work-in-progress simulation survives refreshes.</w:t>
+        <w:t xml:space="preserve"> — the last forecast month's closing position, never a sum of monthly balances — and mixed scopes total the P&amp;L side only, with balances stated separately. A </w:t>
+      </w:r>
+      <w:r>
+        <w:rPr>
+          <w:b/>
+          <w:bCs/>
+        </w:rPr>
+        <w:t xml:space="preserve">Forecast by month</w:t>
+      </w:r>
+      <w:r>
+        <w:t xml:space="preserve"> table sits under the impact table: every forecast month with its prior forecast, its simulated figure and the movement between them. A P&amp;L foots to the sum of those months; a balance never does — each month is a closing position and the foot is the closing month, so the months are never added up.</w:t>
+      </w:r>
+    </w:p>
+    <w:p>
+      <w:pPr>
+        <w:spacing w:after="100"/>
+        <w:ind w:left="360"/>
+      </w:pPr>
+      <w:r>
+        <w:rPr>
+          <w:b/>
+          <w:bCs/>
+        </w:rPr>
+        <w:t xml:space="preserve">⤓ Excel</w:t>
+      </w:r>
+      <w:r>
+        <w:t xml:space="preserve"> carries both tables, the impact on one sheet and the month-by-month on another. Simulations save by name (localStorage) for reload; the work-in-progress simulation survives refreshes.</w:t>
       </w:r>
     </w:p>
     <w:p>

--- a/iwpb-sg-dashboard/IWPB_SG_Dashboard_README.docx
+++ b/iwpb-sg-dashboard/IWPB_SG_Dashboard_README.docx
@@ -7936,7 +7936,7 @@
         <w:t xml:space="preserve">⤓ Excel</w:t>
       </w:r>
       <w:r>
-        <w:t xml:space="preserve"> carries both tables, the impact on one sheet and the month-by-month on another. Simulations save by name (localStorage) for reload; the work-in-progress simulation survives refreshes.</w:t>
+        <w:t xml:space="preserve"> sits on the result itself and carries both tables, the impact on one sheet and the month-by-month on another. Each sheet opens with what was run and over what: the simulation's name and category, the scope in force (business, region, country, month), the basis and units, the forecast months and the source file — then a rule table setting out how it was applied, one row per rule with its scope, its second condition, the statement it touches, the adjustment, the change and the months — and then the figures. Simulations save by name (localStorage) for reload; the work-in-progress simulation survives refreshes.</w:t>
       </w:r>
     </w:p>
     <w:p>

--- a/iwpb-sg-dashboard/IWPB_SG_Dashboard_README.docx
+++ b/iwpb-sg-dashboard/IWPB_SG_Dashboard_README.docx
@@ -7936,7 +7936,43 @@
         <w:t xml:space="preserve">⤓ Excel</w:t>
       </w:r>
       <w:r>
-        <w:t xml:space="preserve"> sits on the result itself and carries both tables, the impact on one sheet and the month-by-month on another. Each sheet opens with what was run and over what: the simulation's name and category, the scope in force (business, region, country, month), the basis and units, the forecast months and the source file — then a rule table setting out how it was applied, one row per rule with its scope, its second condition, the statement it touches, the adjustment, the change and the months — and then the figures. Simulations save by name (localStorage) for reload; the work-in-progress simulation survives refreshes.</w:t>
+        <w:t xml:space="preserve"> sits on the result itself and carries both tables, the impact on one sheet and the month-by-month on another. Each sheet opens with what was run and over what: the simulation's name and category, the scope in force (business, region, country, month), the basis and units, the forecast months and the source file — then a rule table setting out how it was applied, one row per rule with its scope, its second condition, the statement it touches, the adjustment, the change and the months — and then the figures.</w:t>
+      </w:r>
+    </w:p>
+    <w:p>
+      <w:pPr>
+        <w:spacing w:after="100"/>
+        <w:ind w:left="360"/>
+      </w:pPr>
+      <w:r>
+        <w:rPr>
+          <w:b/>
+          <w:bCs/>
+        </w:rPr>
+        <w:t xml:space="preserve">Compare simulations</w:t>
+      </w:r>
+      <w:r>
+        <w:t xml:space="preserve"> runs any number of saved simulations side by side against the prior forecast — the picker groups them by their Category — with a chart, an FY outlook table and a </w:t>
+      </w:r>
+      <w:r>
+        <w:rPr>
+          <w:b/>
+          <w:bCs/>
+        </w:rPr>
+        <w:t xml:space="preserve">Comparison by month</w:t>
+      </w:r>
+      <w:r>
+        <w:t xml:space="preserve"> table: the prior forecast path with each simulation in its own column, footing to the sum of the forecast months. Its </w:t>
+      </w:r>
+      <w:r>
+        <w:rPr>
+          <w:b/>
+          <w:bCs/>
+        </w:rPr>
+        <w:t xml:space="preserve">⤓ Excel</w:t>
+      </w:r>
+      <w:r>
+        <w:t xml:space="preserve"> carries the FY comparison on one sheet and the month-by-month on another, each opening with the scope, units and a rule table naming how every simulation in the comparison is applied. Simulations save by name (localStorage) for reload; the work-in-progress simulation survives refreshes.</w:t>
       </w:r>
     </w:p>
     <w:p>

--- a/iwpb-sg-dashboard/IWPB_SG_Dashboard_README.docx
+++ b/iwpb-sg-dashboard/IWPB_SG_Dashboard_README.docx
@@ -8643,6 +8643,26 @@
         <w:t xml:space="preserve">CommentaryTemplates</w:t>
       </w:r>
       <w:r>
+        <w:t xml:space="preserve">, </w:t>
+      </w:r>
+      <w:r>
+        <w:rPr>
+          <w:rFonts w:ascii="Consolas" w:cs="Consolas" w:eastAsia="Consolas" w:hAnsi="Consolas"/>
+          <w:shd w:fill="F2F1ED" w:val="clear"/>
+        </w:rPr>
+        <w:t xml:space="preserve">Simulations</w:t>
+      </w:r>
+      <w:r>
+        <w:t xml:space="preserve">, </w:t>
+      </w:r>
+      <w:r>
+        <w:rPr>
+          <w:rFonts w:ascii="Consolas" w:cs="Consolas" w:eastAsia="Consolas" w:hAnsi="Consolas"/>
+          <w:shd w:fill="F2F1ED" w:val="clear"/>
+        </w:rPr>
+        <w:t xml:space="preserve">Rollup</w:t>
+      </w:r>
+      <w:r>
         <w:t xml:space="preserve">, the hierarchies. Everything the page does is driven from it. (A flat CSV with columns </w:t>
       </w:r>
       <w:r>
@@ -10441,6 +10461,323 @@
           <w:ilvl w:val="0"/>
           <w:numId w:val="3"/>
         </w:numPr>
+        <w:spacing w:after="100"/>
+      </w:pPr>
+      <w:r>
+        <w:rPr>
+          <w:b/>
+          <w:bCs/>
+        </w:rPr>
+        <w:t xml:space="preserve">Rollup</w:t>
+      </w:r>
+      <w:r>
+        <w:t xml:space="preserve"> — which lines foot to their children and which are taken as the file reports them, declared at MICA Level 1 and 2 (Level 3/4 accepted too). Columns: </w:t>
+      </w:r>
+      <w:r>
+        <w:rPr>
+          <w:rFonts w:ascii="Consolas" w:cs="Consolas" w:eastAsia="Consolas" w:hAnsi="Consolas"/>
+          <w:shd w:fill="F2F1ED" w:val="clear"/>
+        </w:rPr>
+        <w:t xml:space="preserve">Level | Line | Roll up | Basis | Grain | Match | Notes</w:t>
+      </w:r>
+      <w:r>
+        <w:t xml:space="preserve">. </w:t>
+      </w:r>
+      <w:r>
+        <w:rPr>
+          <w:rFonts w:ascii="Consolas" w:cs="Consolas" w:eastAsia="Consolas" w:hAnsi="Consolas"/>
+          <w:shd w:fill="F2F1ED" w:val="clear"/>
+        </w:rPr>
+        <w:t xml:space="preserve">Roll up</w:t>
+      </w:r>
+      <w:r>
+        <w:t xml:space="preserve"> is </w:t>
+      </w:r>
+      <w:r>
+        <w:rPr>
+          <w:rFonts w:ascii="Consolas" w:cs="Consolas" w:eastAsia="Consolas" w:hAnsi="Consolas"/>
+          <w:shd w:fill="F2F1ED" w:val="clear"/>
+        </w:rPr>
+        <w:t xml:space="preserve">Sum</w:t>
+      </w:r>
+      <w:r>
+        <w:t xml:space="preserve"> (the parent equals its components), </w:t>
+      </w:r>
+      <w:r>
+        <w:rPr>
+          <w:rFonts w:ascii="Consolas" w:cs="Consolas" w:eastAsia="Consolas" w:hAnsi="Consolas"/>
+          <w:shd w:fill="F2F1ED" w:val="clear"/>
+        </w:rPr>
+        <w:t xml:space="preserve">As reported</w:t>
+      </w:r>
+      <w:r>
+        <w:t xml:space="preserve"> (the row is authoritative and its children are information — a fee metric reported at country, region, global </w:t>
+      </w:r>
+      <w:r>
+        <w:rPr>
+          <w:i/>
+          <w:iCs/>
+        </w:rPr>
+        <w:t xml:space="preserve">and</w:t>
+      </w:r>
+      <w:r>
+        <w:t xml:space="preserve"> group belongs here), </w:t>
+      </w:r>
+      <w:r>
+        <w:rPr>
+          <w:rFonts w:ascii="Consolas" w:cs="Consolas" w:eastAsia="Consolas" w:hAnsi="Consolas"/>
+          <w:shd w:fill="F2F1ED" w:val="clear"/>
+        </w:rPr>
+        <w:t xml:space="preserve">Never</w:t>
+      </w:r>
+      <w:r>
+        <w:t xml:space="preserve"> (non-additive — a ratio) or </w:t>
+      </w:r>
+      <w:r>
+        <w:rPr>
+          <w:rFonts w:ascii="Consolas" w:cs="Consolas" w:eastAsia="Consolas" w:hAnsi="Consolas"/>
+          <w:shd w:fill="F2F1ED" w:val="clear"/>
+        </w:rPr>
+        <w:t xml:space="preserve">Memo</w:t>
+      </w:r>
+      <w:r>
+        <w:t xml:space="preserve"> (disclosure only; never contributes to a parent). </w:t>
+      </w:r>
+      <w:r>
+        <w:rPr>
+          <w:rFonts w:ascii="Consolas" w:cs="Consolas" w:eastAsia="Consolas" w:hAnsi="Consolas"/>
+          <w:shd w:fill="F2F1ED" w:val="clear"/>
+        </w:rPr>
+        <w:t xml:space="preserve">Basis</w:t>
+      </w:r>
+      <w:r>
+        <w:t xml:space="preserve"> is </w:t>
+      </w:r>
+      <w:r>
+        <w:rPr>
+          <w:rFonts w:ascii="Consolas" w:cs="Consolas" w:eastAsia="Consolas" w:hAnsi="Consolas"/>
+          <w:shd w:fill="F2F1ED" w:val="clear"/>
+        </w:rPr>
+        <w:t xml:space="preserve">P&amp;L</w:t>
+      </w:r>
+      <w:r>
+        <w:t xml:space="preserve">, </w:t>
+      </w:r>
+      <w:r>
+        <w:rPr>
+          <w:rFonts w:ascii="Consolas" w:cs="Consolas" w:eastAsia="Consolas" w:hAnsi="Consolas"/>
+          <w:shd w:fill="F2F1ED" w:val="clear"/>
+        </w:rPr>
+        <w:t xml:space="preserve">Balance</w:t>
+      </w:r>
+      <w:r>
+        <w:t xml:space="preserve"> or </w:t>
+      </w:r>
+      <w:r>
+        <w:rPr>
+          <w:rFonts w:ascii="Consolas" w:cs="Consolas" w:eastAsia="Consolas" w:hAnsi="Consolas"/>
+          <w:shd w:fill="F2F1ED" w:val="clear"/>
+        </w:rPr>
+        <w:t xml:space="preserve">Ratio</w:t>
+      </w:r>
+      <w:r>
+        <w:t xml:space="preserve">.</w:t>
+      </w:r>
+    </w:p>
+    <w:p>
+      <w:pPr>
+        <w:spacing w:after="100"/>
+        <w:ind w:left="360"/>
+      </w:pPr>
+      <w:r>
+        <w:rPr>
+          <w:rFonts w:ascii="Consolas" w:cs="Consolas" w:eastAsia="Consolas" w:hAnsi="Consolas"/>
+          <w:shd w:fill="F2F1ED" w:val="clear"/>
+        </w:rPr>
+        <w:t xml:space="preserve">Grain</w:t>
+      </w:r>
+      <w:r>
+        <w:t xml:space="preserve"> names the geographic levels a line may be read at — </w:t>
+      </w:r>
+      <w:r>
+        <w:rPr>
+          <w:rFonts w:ascii="Consolas" w:cs="Consolas" w:eastAsia="Consolas" w:hAnsi="Consolas"/>
+          <w:shd w:fill="F2F1ED" w:val="clear"/>
+        </w:rPr>
+        <w:t xml:space="preserve">Country, Region, Global, Group</w:t>
+      </w:r>
+      <w:r>
+        <w:t xml:space="preserve">, or </w:t>
+      </w:r>
+      <w:r>
+        <w:rPr>
+          <w:rFonts w:ascii="Consolas" w:cs="Consolas" w:eastAsia="Consolas" w:hAnsi="Consolas"/>
+          <w:shd w:fill="F2F1ED" w:val="clear"/>
+        </w:rPr>
+        <w:t xml:space="preserve">All</w:t>
+      </w:r>
+      <w:r>
+        <w:t xml:space="preserve"> — and nothing is ever apportioned below the finest grain declared. </w:t>
+      </w:r>
+      <w:r>
+        <w:rPr>
+          <w:rFonts w:ascii="Consolas" w:cs="Consolas" w:eastAsia="Consolas" w:hAnsi="Consolas"/>
+          <w:shd w:fill="F2F1ED" w:val="clear"/>
+        </w:rPr>
+        <w:t xml:space="preserve">Match</w:t>
+      </w:r>
+      <w:r>
+        <w:t xml:space="preserve"> lists alternative names for the same line, separated by </w:t>
+      </w:r>
+      <w:r>
+        <w:rPr>
+          <w:rFonts w:ascii="Consolas" w:cs="Consolas" w:eastAsia="Consolas" w:hAnsi="Consolas"/>
+          <w:shd w:fill="F2F1ED" w:val="clear"/>
+        </w:rPr>
+        <w:t xml:space="preserve">|</w:t>
+      </w:r>
+      <w:r>
+        <w:t xml:space="preserve">, so one declaration covers the naming a pack actually uses (</w:t>
+      </w:r>
+      <w:r>
+        <w:rPr>
+          <w:rFonts w:ascii="Consolas" w:cs="Consolas" w:eastAsia="Consolas" w:hAnsi="Consolas"/>
+          <w:shd w:fill="F2F1ED" w:val="clear"/>
+        </w:rPr>
+        <w:t xml:space="preserve">PBT|PBT ex Notables</w:t>
+      </w:r>
+      <w:r>
+        <w:t xml:space="preserve">). Calculated metrics belong here as well: a metric the </w:t>
+      </w:r>
+      <w:r>
+        <w:rPr>
+          <w:b/>
+          <w:bCs/>
+        </w:rPr>
+        <w:t xml:space="preserve">Definitions</w:t>
+      </w:r>
+      <w:r>
+        <w:t xml:space="preserve"> tab builds from other rows (Banking NII, for instance) is a view of those rows, so it is a </w:t>
+      </w:r>
+      <w:r>
+        <w:rPr>
+          <w:rFonts w:ascii="Consolas" w:cs="Consolas" w:eastAsia="Consolas" w:hAnsi="Consolas"/>
+          <w:shd w:fill="F2F1ED" w:val="clear"/>
+        </w:rPr>
+        <w:t xml:space="preserve">Memo</w:t>
+      </w:r>
+      <w:r>
+        <w:t xml:space="preserve"> — it is shown on its tile and never added beside its own components.</w:t>
+      </w:r>
+    </w:p>
+    <w:p>
+      <w:pPr>
+        <w:spacing w:after="140"/>
+        <w:ind w:left="360"/>
+      </w:pPr>
+      <w:r>
+        <w:t xml:space="preserve">Two things the sheet cannot vote away. A ratio is never additive, whatever it is declared as. And </w:t>
+      </w:r>
+      <w:r>
+        <w:rPr>
+          <w:b/>
+          <w:bCs/>
+        </w:rPr>
+        <w:t xml:space="preserve">a sum is taken on the file's own actuals YTD column for the month in hand</w:t>
+      </w:r>
+      <w:r>
+        <w:t xml:space="preserve"> — Jun YTD, May YTD — never by adding months together; where a month has no YTD column in the file the report says the figure was built from months, so the reader knows. Balances are read at one closing month and never accumulated across months, and a parent is footed against children of its own statement only: a balance is never added into a P&amp;L, whatever any sheet says.</w:t>
+      </w:r>
+    </w:p>
+    <w:p>
+      <w:pPr>
+        <w:spacing w:after="140"/>
+        <w:ind w:left="360"/>
+      </w:pPr>
+      <w:r>
+        <w:rPr>
+          <w:b/>
+          <w:bCs/>
+        </w:rPr>
+        <w:t xml:space="preserve">This phase reports, it does not yet drive the figures.</w:t>
+      </w:r>
+      <w:r>
+        <w:t xml:space="preserve"> Loading a file adds a </w:t>
+      </w:r>
+      <w:r>
+        <w:rPr>
+          <w:b/>
+          <w:bCs/>
+        </w:rPr>
+        <w:t xml:space="preserve">Roll-up</w:t>
+      </w:r>
+      <w:r>
+        <w:t xml:space="preserve"> row to the ingest report with a </w:t>
+      </w:r>
+      <w:r>
+        <w:rPr>
+          <w:b/>
+          <w:bCs/>
+        </w:rPr>
+        <w:t xml:space="preserve">⤓ Roll-up reconciliation (Excel)</w:t>
+      </w:r>
+      <w:r>
+        <w:t xml:space="preserve"> download, so the declarations can be proved against a real extract before anything on a page consults them. The workbook carries, in order: the YTD column against the months behind it (where they differ, the column is authoritative and the gap is sized); lines the file carries at more than one grain, with both totals, flagging any that have no </w:t>
+      </w:r>
+      <w:r>
+        <w:rPr>
+          <w:rFonts w:ascii="Consolas" w:cs="Consolas" w:eastAsia="Consolas" w:hAnsi="Consolas"/>
+          <w:shd w:fill="F2F1ED" w:val="clear"/>
+        </w:rPr>
+        <w:t xml:space="preserve">Grain</w:t>
+      </w:r>
+      <w:r>
+        <w:t xml:space="preserve"> declared — adding the finer rows there would double count the coarser one; mapping completeness, parent against children, month by month; parents whose children span both statements; declarations that match nothing in this file (a typo, not a policy); notes on calculated metrics, including a component the file does not carry, which contributes zero rather than a gap; and the grain declarations themselves.</w:t>
+      </w:r>
+    </w:p>
+    <w:p>
+      <w:pPr>
+        <w:spacing w:after="140"/>
+        <w:ind w:left="360"/>
+      </w:pPr>
+      <w:r>
+        <w:rPr>
+          <w:rFonts w:ascii="Consolas" w:cs="Consolas" w:eastAsia="Consolas" w:hAnsi="Consolas"/>
+          <w:shd w:fill="F2F1ED" w:val="clear"/>
+        </w:rPr>
+        <w:t xml:space="preserve">rollup_tolerance</w:t>
+      </w:r>
+      <w:r>
+        <w:t xml:space="preserve"> (default </w:t>
+      </w:r>
+      <w:r>
+        <w:rPr>
+          <w:rFonts w:ascii="Consolas" w:cs="Consolas" w:eastAsia="Consolas" w:hAnsi="Consolas"/>
+          <w:shd w:fill="F2F1ED" w:val="clear"/>
+        </w:rPr>
+        <w:t xml:space="preserve">0.5</w:t>
+      </w:r>
+      <w:r>
+        <w:t xml:space="preserve">, in the file's own units) sets how close a footing must be to count as tied. With no </w:t>
+      </w:r>
+      <w:r>
+        <w:rPr>
+          <w:rFonts w:ascii="Consolas" w:cs="Consolas" w:eastAsia="Consolas" w:hAnsi="Consolas"/>
+          <w:shd w:fill="F2F1ED" w:val="clear"/>
+        </w:rPr>
+        <w:t xml:space="preserve">Rollup</w:t>
+      </w:r>
+      <w:r>
+        <w:t xml:space="preserve"> sheet the report says so and every line aggregates exactly as it always has.</w:t>
+      </w:r>
+    </w:p>
+    <w:p>
+      <w:pPr>
+        <w:pStyle w:val="ListParagraph"/>
+        <w:numPr>
+          <w:ilvl w:val="0"/>
+          <w:numId w:val="3"/>
+        </w:numPr>
         <w:spacing w:after="80"/>
       </w:pPr>
       <w:r>
@@ -10591,6 +10928,41 @@
       </w:r>
       <w:r>
         <w:t xml:space="preserve"> is what the ⤓ Word download produces from that TM1 extract and pack together — a worked example of the six bases as a document.</w:t>
+      </w:r>
+    </w:p>
+    <w:p>
+      <w:pPr>
+        <w:spacing w:after="140"/>
+      </w:pPr>
+      <w:r>
+        <w:rPr>
+          <w:rFonts w:ascii="Consolas" w:cs="Consolas" w:eastAsia="Consolas" w:hAnsi="Consolas"/>
+          <w:shd w:fill="F2F1ED" w:val="clear"/>
+        </w:rPr>
+        <w:t xml:space="preserve">sample/IWPB_GrainMix_Driller.xlsx</w:t>
+      </w:r>
+      <w:r>
+        <w:t xml:space="preserve"> is the extract to load when checking the </w:t>
+      </w:r>
+      <w:r>
+        <w:rPr>
+          <w:b/>
+          <w:bCs/>
+        </w:rPr>
+        <w:t xml:space="preserve">Rollup</w:t>
+      </w:r>
+      <w:r>
+        <w:t xml:space="preserve"> declarations: it carries a </w:t>
+      </w:r>
+      <w:r>
+        <w:rPr>
+          <w:rFonts w:ascii="Consolas" w:cs="Consolas" w:eastAsia="Consolas" w:hAnsi="Consolas"/>
+          <w:shd w:fill="F2F1ED" w:val="clear"/>
+        </w:rPr>
+        <w:t xml:space="preserve">Global</w:t>
+      </w:r>
+      <w:r>
+        <w:t xml:space="preserve"> tab reporting the same MICA lines as its three country tabs, so the roll-up reconciliation flags every line that sits at two grains — and shows both totals, so the size of the double count that adding the finer rows would cause is on the page.</w:t>
       </w:r>
     </w:p>
     <w:p>

--- a/iwpb-sg-dashboard/IWPB_SG_Dashboard_README.docx
+++ b/iwpb-sg-dashboard/IWPB_SG_Dashboard_README.docx
@@ -177,6 +177,51 @@
       </w:r>
       <w:r>
         <w:t xml:space="preserve">.</w:t>
+      </w:r>
+    </w:p>
+    <w:p>
+      <w:pPr>
+        <w:spacing w:after="140"/>
+      </w:pPr>
+      <w:r>
+        <w:rPr>
+          <w:b/>
+          <w:bCs/>
+        </w:rPr>
+        <w:t xml:space="preserve">Two files, and nothing else.</w:t>
+      </w:r>
+      <w:r>
+        <w:t xml:space="preserve"> The app reads the </w:t>
+      </w:r>
+      <w:r>
+        <w:rPr>
+          <w:b/>
+          <w:bCs/>
+        </w:rPr>
+        <w:t xml:space="preserve">TM1 data extract</w:t>
+      </w:r>
+      <w:r>
+        <w:t xml:space="preserve"> and the </w:t>
+      </w:r>
+      <w:r>
+        <w:rPr>
+          <w:b/>
+          <w:bCs/>
+        </w:rPr>
+        <w:t xml:space="preserve">configuration pack</w:t>
+      </w:r>
+      <w:r>
+        <w:t xml:space="preserve"> — no other file is ingested. Each is recognised by what is inside it rather than by where it was dropped: the pack dropped on the ingest page is named and refused, with a pointer to </w:t>
+      </w:r>
+      <w:r>
+        <w:rPr>
+          <w:i/>
+          <w:iCs/>
+        </w:rPr>
+        <w:t xml:space="preserve">Configuration → Upload config</w:t>
+      </w:r>
+      <w:r>
+        <w:t xml:space="preserve">, instead of being parsed as data; an extract picked at Upload config is refused instead of replacing every rule with nothing, and the configuration in force is left untouched. Anything that is neither — a Word document, a PDF, a workbook of notes — is turned away by name before a byte of it is parsed, and more than one file at a time is refused rather than half-read.</w:t>
       </w:r>
     </w:p>
     <w:p>

--- a/iwpb-sg-dashboard/IWPB_SG_Dashboard_README.docx
+++ b/iwpb-sg-dashboard/IWPB_SG_Dashboard_README.docx
@@ -10523,10 +10523,20 @@
           <w:rFonts w:ascii="Consolas" w:cs="Consolas" w:eastAsia="Consolas" w:hAnsi="Consolas"/>
           <w:shd w:fill="F2F1ED" w:val="clear"/>
         </w:rPr>
-        <w:t xml:space="preserve">Level | Line | Roll up | Basis | Grain | Match | Notes</w:t>
-      </w:r>
-      <w:r>
-        <w:t xml:space="preserve">. </w:t>
+        <w:t xml:space="preserve">Level | Line | Roll up | Basis | Unit | Grain | Match | Notes</w:t>
+      </w:r>
+      <w:r>
+        <w:t xml:space="preserve">, </w:t>
+      </w:r>
+      <w:r>
+        <w:rPr>
+          <w:b/>
+          <w:bCs/>
+        </w:rPr>
+        <w:t xml:space="preserve">read by their headings</w:t>
+      </w:r>
+      <w:r>
+        <w:t xml:space="preserve">, so a column may be moved or a new one added without breaking a pack already in circulation. </w:t>
       </w:r>
       <w:r>
         <w:rPr>
@@ -10586,47 +10596,7 @@
         <w:t xml:space="preserve">Memo</w:t>
       </w:r>
       <w:r>
-        <w:t xml:space="preserve"> (disclosure only; never contributes to a parent). </w:t>
-      </w:r>
-      <w:r>
-        <w:rPr>
-          <w:rFonts w:ascii="Consolas" w:cs="Consolas" w:eastAsia="Consolas" w:hAnsi="Consolas"/>
-          <w:shd w:fill="F2F1ED" w:val="clear"/>
-        </w:rPr>
-        <w:t xml:space="preserve">Basis</w:t>
-      </w:r>
-      <w:r>
-        <w:t xml:space="preserve"> is </w:t>
-      </w:r>
-      <w:r>
-        <w:rPr>
-          <w:rFonts w:ascii="Consolas" w:cs="Consolas" w:eastAsia="Consolas" w:hAnsi="Consolas"/>
-          <w:shd w:fill="F2F1ED" w:val="clear"/>
-        </w:rPr>
-        <w:t xml:space="preserve">P&amp;L</w:t>
-      </w:r>
-      <w:r>
-        <w:t xml:space="preserve">, </w:t>
-      </w:r>
-      <w:r>
-        <w:rPr>
-          <w:rFonts w:ascii="Consolas" w:cs="Consolas" w:eastAsia="Consolas" w:hAnsi="Consolas"/>
-          <w:shd w:fill="F2F1ED" w:val="clear"/>
-        </w:rPr>
-        <w:t xml:space="preserve">Balance</w:t>
-      </w:r>
-      <w:r>
-        <w:t xml:space="preserve"> or </w:t>
-      </w:r>
-      <w:r>
-        <w:rPr>
-          <w:rFonts w:ascii="Consolas" w:cs="Consolas" w:eastAsia="Consolas" w:hAnsi="Consolas"/>
-          <w:shd w:fill="F2F1ED" w:val="clear"/>
-        </w:rPr>
-        <w:t xml:space="preserve">Ratio</w:t>
-      </w:r>
-      <w:r>
-        <w:t xml:space="preserve">.</w:t>
+        <w:t xml:space="preserve"> (disclosure only; never contributes to a parent).</w:t>
       </w:r>
     </w:p>
     <w:p>
@@ -10639,6 +10609,46 @@
           <w:rFonts w:ascii="Consolas" w:cs="Consolas" w:eastAsia="Consolas" w:hAnsi="Consolas"/>
           <w:shd w:fill="F2F1ED" w:val="clear"/>
         </w:rPr>
+        <w:t xml:space="preserve">Basis</w:t>
+      </w:r>
+      <w:r>
+        <w:t xml:space="preserve"> is </w:t>
+      </w:r>
+      <w:r>
+        <w:rPr>
+          <w:rFonts w:ascii="Consolas" w:cs="Consolas" w:eastAsia="Consolas" w:hAnsi="Consolas"/>
+          <w:shd w:fill="F2F1ED" w:val="clear"/>
+        </w:rPr>
+        <w:t xml:space="preserve">P&amp;L</w:t>
+      </w:r>
+      <w:r>
+        <w:t xml:space="preserve">, </w:t>
+      </w:r>
+      <w:r>
+        <w:rPr>
+          <w:rFonts w:ascii="Consolas" w:cs="Consolas" w:eastAsia="Consolas" w:hAnsi="Consolas"/>
+          <w:shd w:fill="F2F1ED" w:val="clear"/>
+        </w:rPr>
+        <w:t xml:space="preserve">Balance</w:t>
+      </w:r>
+      <w:r>
+        <w:t xml:space="preserve"> or </w:t>
+      </w:r>
+      <w:r>
+        <w:rPr>
+          <w:rFonts w:ascii="Consolas" w:cs="Consolas" w:eastAsia="Consolas" w:hAnsi="Consolas"/>
+          <w:shd w:fill="F2F1ED" w:val="clear"/>
+        </w:rPr>
+        <w:t xml:space="preserve">Ratio</w:t>
+      </w:r>
+      <w:r>
+        <w:t xml:space="preserve">. </w:t>
+      </w:r>
+      <w:r>
+        <w:rPr>
+          <w:rFonts w:ascii="Consolas" w:cs="Consolas" w:eastAsia="Consolas" w:hAnsi="Consolas"/>
+          <w:shd w:fill="F2F1ED" w:val="clear"/>
+        </w:rPr>
         <w:t xml:space="preserve">Grain</w:t>
       </w:r>
       <w:r>
@@ -10721,17 +10731,144 @@
         <w:ind w:left="360"/>
       </w:pPr>
       <w:r>
-        <w:t xml:space="preserve">Two things the sheet cannot vote away. A ratio is never additive, whatever it is declared as. And </w:t>
-      </w:r>
-      <w:r>
-        <w:rPr>
-          <w:b/>
-          <w:bCs/>
-        </w:rPr>
-        <w:t xml:space="preserve">a sum is taken on the file's own actuals YTD column for the month in hand</w:t>
-      </w:r>
-      <w:r>
-        <w:t xml:space="preserve"> — Jun YTD, May YTD — never by adding months together; where a month has no YTD column in the file the report says the figure was built from months, so the reader knows. Balances are read at one closing month and never accumulated across months, and a parent is footed against children of its own statement only: a balance is never added into a P&amp;L, whatever any sheet says.</w:t>
+        <w:rPr>
+          <w:b/>
+          <w:bCs/>
+        </w:rPr>
+        <w:t xml:space="preserve">`Unit` — what the line is reported in.</w:t>
+      </w:r>
+      <w:r>
+        <w:t xml:space="preserve"> </w:t>
+      </w:r>
+      <w:r>
+        <w:rPr>
+          <w:rFonts w:ascii="Consolas" w:cs="Consolas" w:eastAsia="Consolas" w:hAnsi="Consolas"/>
+          <w:shd w:fill="F2F1ED" w:val="clear"/>
+        </w:rPr>
+        <w:t xml:space="preserve">US$m</w:t>
+      </w:r>
+      <w:r>
+        <w:t xml:space="preserve"> (also </w:t>
+      </w:r>
+      <w:r>
+        <w:rPr>
+          <w:rFonts w:ascii="Consolas" w:cs="Consolas" w:eastAsia="Consolas" w:hAnsi="Consolas"/>
+          <w:shd w:fill="F2F1ED" w:val="clear"/>
+        </w:rPr>
+        <w:t xml:space="preserve">mn</w:t>
+      </w:r>
+      <w:r>
+        <w:t xml:space="preserve">, </w:t>
+      </w:r>
+      <w:r>
+        <w:rPr>
+          <w:rFonts w:ascii="Consolas" w:cs="Consolas" w:eastAsia="Consolas" w:hAnsi="Consolas"/>
+          <w:shd w:fill="F2F1ED" w:val="clear"/>
+        </w:rPr>
+        <w:t xml:space="preserve">millions</w:t>
+      </w:r>
+      <w:r>
+        <w:t xml:space="preserve">), </w:t>
+      </w:r>
+      <w:r>
+        <w:rPr>
+          <w:rFonts w:ascii="Consolas" w:cs="Consolas" w:eastAsia="Consolas" w:hAnsi="Consolas"/>
+          <w:shd w:fill="F2F1ED" w:val="clear"/>
+        </w:rPr>
+        <w:t xml:space="preserve">US$bn</w:t>
+      </w:r>
+      <w:r>
+        <w:t xml:space="preserve"> (</w:t>
+      </w:r>
+      <w:r>
+        <w:rPr>
+          <w:rFonts w:ascii="Consolas" w:cs="Consolas" w:eastAsia="Consolas" w:hAnsi="Consolas"/>
+          <w:shd w:fill="F2F1ED" w:val="clear"/>
+        </w:rPr>
+        <w:t xml:space="preserve">bn</w:t>
+      </w:r>
+      <w:r>
+        <w:t xml:space="preserve">, </w:t>
+      </w:r>
+      <w:r>
+        <w:rPr>
+          <w:rFonts w:ascii="Consolas" w:cs="Consolas" w:eastAsia="Consolas" w:hAnsi="Consolas"/>
+          <w:shd w:fill="F2F1ED" w:val="clear"/>
+        </w:rPr>
+        <w:t xml:space="preserve">billions</w:t>
+      </w:r>
+      <w:r>
+        <w:t xml:space="preserve">), </w:t>
+      </w:r>
+      <w:r>
+        <w:rPr>
+          <w:rFonts w:ascii="Consolas" w:cs="Consolas" w:eastAsia="Consolas" w:hAnsi="Consolas"/>
+          <w:shd w:fill="F2F1ED" w:val="clear"/>
+        </w:rPr>
+        <w:t xml:space="preserve">US$k</w:t>
+      </w:r>
+      <w:r>
+        <w:t xml:space="preserve"> (</w:t>
+      </w:r>
+      <w:r>
+        <w:rPr>
+          <w:rFonts w:ascii="Consolas" w:cs="Consolas" w:eastAsia="Consolas" w:hAnsi="Consolas"/>
+          <w:shd w:fill="F2F1ED" w:val="clear"/>
+        </w:rPr>
+        <w:t xml:space="preserve">000s</w:t>
+      </w:r>
+      <w:r>
+        <w:t xml:space="preserve">, </w:t>
+      </w:r>
+      <w:r>
+        <w:rPr>
+          <w:rFonts w:ascii="Consolas" w:cs="Consolas" w:eastAsia="Consolas" w:hAnsi="Consolas"/>
+          <w:shd w:fill="F2F1ED" w:val="clear"/>
+        </w:rPr>
+        <w:t xml:space="preserve">thousands</w:t>
+      </w:r>
+      <w:r>
+        <w:t xml:space="preserve">) or </w:t>
+      </w:r>
+      <w:r>
+        <w:rPr>
+          <w:rFonts w:ascii="Consolas" w:cs="Consolas" w:eastAsia="Consolas" w:hAnsi="Consolas"/>
+          <w:shd w:fill="F2F1ED" w:val="clear"/>
+        </w:rPr>
+        <w:t xml:space="preserve">As reported</w:t>
+      </w:r>
+      <w:r>
+        <w:t xml:space="preserve"> (</w:t>
+      </w:r>
+      <w:r>
+        <w:rPr>
+          <w:rFonts w:ascii="Consolas" w:cs="Consolas" w:eastAsia="Consolas" w:hAnsi="Consolas"/>
+          <w:shd w:fill="F2F1ED" w:val="clear"/>
+        </w:rPr>
+        <w:t xml:space="preserve">abs</w:t>
+      </w:r>
+      <w:r>
+        <w:t xml:space="preserve">, </w:t>
+      </w:r>
+      <w:r>
+        <w:rPr>
+          <w:rFonts w:ascii="Consolas" w:cs="Consolas" w:eastAsia="Consolas" w:hAnsi="Consolas"/>
+          <w:shd w:fill="F2F1ED" w:val="clear"/>
+        </w:rPr>
+        <w:t xml:space="preserve">as is</w:t>
+      </w:r>
+      <w:r>
+        <w:t xml:space="preserve"> — the unit the file itself carries), declared per line at MICA Level 1 and 2. This is the pack's policy, not the reader's preference: a declared unit governs that line wherever it is printed, exactly as </w:t>
+      </w:r>
+      <w:r>
+        <w:rPr>
+          <w:rFonts w:ascii="Consolas" w:cs="Consolas" w:eastAsia="Consolas" w:hAnsi="Consolas"/>
+          <w:shd w:fill="F2F1ED" w:val="clear"/>
+        </w:rPr>
+        <w:t xml:space="preserve">bs_unit</w:t>
+      </w:r>
+      <w:r>
+        <w:t xml:space="preserve"> governs a balance, and the unit picker at the top of the page does not override it. Two rules keep it honest.</w:t>
       </w:r>
     </w:p>
     <w:p>
@@ -10744,6 +10881,140 @@
           <w:b/>
           <w:bCs/>
         </w:rPr>
+        <w:t xml:space="preserve">It restates the unit, never the figure</w:t>
+      </w:r>
+      <w:r>
+        <w:t xml:space="preserve"> — a P&amp;L line is still the actuals YTD column for the month in hand, a balance still its closing month, taken exactly as the roll-up rules above describe. And </w:t>
+      </w:r>
+      <w:r>
+        <w:rPr>
+          <w:b/>
+          <w:bCs/>
+        </w:rPr>
+        <w:t xml:space="preserve">a declaration only changes what it has to</w:t>
+      </w:r>
+      <w:r>
+        <w:t xml:space="preserve">: naming the unit the file already carries (</w:t>
+      </w:r>
+      <w:r>
+        <w:rPr>
+          <w:rFonts w:ascii="Consolas" w:cs="Consolas" w:eastAsia="Consolas" w:hAnsi="Consolas"/>
+          <w:shd w:fill="F2F1ED" w:val="clear"/>
+        </w:rPr>
+        <w:t xml:space="preserve">US$m</w:t>
+      </w:r>
+      <w:r>
+        <w:t xml:space="preserve"> on a file stated in US$m) sets the label and leaves every figure formatted as before, while </w:t>
+      </w:r>
+      <w:r>
+        <w:rPr>
+          <w:rFonts w:ascii="Consolas" w:cs="Consolas" w:eastAsia="Consolas" w:hAnsi="Consolas"/>
+          <w:shd w:fill="F2F1ED" w:val="clear"/>
+        </w:rPr>
+        <w:t xml:space="preserve">As reported</w:t>
+      </w:r>
+      <w:r>
+        <w:t xml:space="preserve"> on a balance is what takes that line back out of billions. A row may carry a </w:t>
+      </w:r>
+      <w:r>
+        <w:rPr>
+          <w:rFonts w:ascii="Consolas" w:cs="Consolas" w:eastAsia="Consolas" w:hAnsi="Consolas"/>
+          <w:shd w:fill="F2F1ED" w:val="clear"/>
+        </w:rPr>
+        <w:t xml:space="preserve">Unit</w:t>
+      </w:r>
+      <w:r>
+        <w:t xml:space="preserve"> with the </w:t>
+      </w:r>
+      <w:r>
+        <w:rPr>
+          <w:rFonts w:ascii="Consolas" w:cs="Consolas" w:eastAsia="Consolas" w:hAnsi="Consolas"/>
+          <w:shd w:fill="F2F1ED" w:val="clear"/>
+        </w:rPr>
+        <w:t xml:space="preserve">Roll up</w:t>
+      </w:r>
+      <w:r>
+        <w:t xml:space="preserve"> column left blank — it then declares the unit and says nothing about how the line aggregates.</w:t>
+      </w:r>
+    </w:p>
+    <w:p>
+      <w:pPr>
+        <w:spacing w:after="140"/>
+        <w:ind w:left="360"/>
+      </w:pPr>
+      <w:r>
+        <w:t xml:space="preserve">This governs the KPI tiles and the KPI summary (including the scorecard and dashboard widgets), </w:t>
+      </w:r>
+      <w:r>
+        <w:rPr>
+          <w:b/>
+          <w:bCs/>
+        </w:rPr>
+        <w:t xml:space="preserve">Business performance</w:t>
+      </w:r>
+      <w:r>
+        <w:t xml:space="preserve"> — each column is cast and headed in its own line's unit — and the </w:t>
+      </w:r>
+      <w:r>
+        <w:rPr>
+          <w:b/>
+          <w:bCs/>
+        </w:rPr>
+        <w:t xml:space="preserve">Financial Summary</w:t>
+      </w:r>
+      <w:r>
+        <w:t xml:space="preserve"> on screen, in its Excel export, in its PowerPoint table and in the words it writes, with each block headed in the unit its lines are declared in. The simulation pages, the drag &amp; drop charts and the mix analysis still follow the P&amp;L / balance convention (</w:t>
+      </w:r>
+      <w:r>
+        <w:rPr>
+          <w:rFonts w:ascii="Consolas" w:cs="Consolas" w:eastAsia="Consolas" w:hAnsi="Consolas"/>
+          <w:shd w:fill="F2F1ED" w:val="clear"/>
+        </w:rPr>
+        <w:t xml:space="preserve">unit_label</w:t>
+      </w:r>
+      <w:r>
+        <w:t xml:space="preserve"> and </w:t>
+      </w:r>
+      <w:r>
+        <w:rPr>
+          <w:rFonts w:ascii="Consolas" w:cs="Consolas" w:eastAsia="Consolas" w:hAnsi="Consolas"/>
+          <w:shd w:fill="F2F1ED" w:val="clear"/>
+        </w:rPr>
+        <w:t xml:space="preserve">bs_unit</w:t>
+      </w:r>
+      <w:r>
+        <w:t xml:space="preserve">).</w:t>
+      </w:r>
+    </w:p>
+    <w:p>
+      <w:pPr>
+        <w:spacing w:after="140"/>
+        <w:ind w:left="360"/>
+      </w:pPr>
+      <w:r>
+        <w:t xml:space="preserve">Two things the sheet cannot vote away. A ratio is never additive, whatever it is declared as. And </w:t>
+      </w:r>
+      <w:r>
+        <w:rPr>
+          <w:b/>
+          <w:bCs/>
+        </w:rPr>
+        <w:t xml:space="preserve">a sum is taken on the file's own actuals YTD column for the month in hand</w:t>
+      </w:r>
+      <w:r>
+        <w:t xml:space="preserve"> — Jun YTD, May YTD — never by adding months together; where a month has no YTD column in the file the report says the figure was built from months, so the reader knows. Balances are read at one closing month and never accumulated across months, and a parent is footed against children of its own statement only: a balance is never added into a P&amp;L, whatever any sheet says.</w:t>
+      </w:r>
+    </w:p>
+    <w:p>
+      <w:pPr>
+        <w:spacing w:after="140"/>
+        <w:ind w:left="360"/>
+      </w:pPr>
+      <w:r>
+        <w:rPr>
+          <w:b/>
+          <w:bCs/>
+        </w:rPr>
         <w:t xml:space="preserve">This phase reports, it does not yet drive the figures.</w:t>
       </w:r>
       <w:r>
@@ -10777,7 +11048,7 @@
         <w:t xml:space="preserve">Grain</w:t>
       </w:r>
       <w:r>
-        <w:t xml:space="preserve"> declared — adding the finer rows there would double count the coarser one; mapping completeness, parent against children, month by month; parents whose children span both statements; declarations that match nothing in this file (a typo, not a policy); notes on calculated metrics, including a component the file does not carry, which contributes zero rather than a gap; and the grain declarations themselves.</w:t>
+        <w:t xml:space="preserve"> declared — adding the finer rows there would double count the coarser one; mapping completeness, parent against children, month by month; parents whose children span both statements; declarations that match nothing in this file (a typo, not a policy); notes on calculated metrics, including a component the file does not carry, which contributes zero rather than a gap; the unit each line is declared in with what it divides by, so a declaration that restates a figure is distinguishable from one that only names it; and the grain declarations themselves.</w:t>
       </w:r>
     </w:p>
     <w:p>

--- a/iwpb-sg-dashboard/IWPB_SG_Dashboard_README.docx
+++ b/iwpb-sg-dashboard/IWPB_SG_Dashboard_README.docx
@@ -10738,17 +10738,47 @@
         <w:t xml:space="preserve">`Unit` — what the line is reported in.</w:t>
       </w:r>
       <w:r>
-        <w:t xml:space="preserve"> </w:t>
-      </w:r>
-      <w:r>
-        <w:rPr>
-          <w:rFonts w:ascii="Consolas" w:cs="Consolas" w:eastAsia="Consolas" w:hAnsi="Consolas"/>
-          <w:shd w:fill="F2F1ED" w:val="clear"/>
-        </w:rPr>
-        <w:t xml:space="preserve">US$m</w:t>
-      </w:r>
-      <w:r>
-        <w:t xml:space="preserve"> (also </w:t>
+        <w:t xml:space="preserve"> A unit is two things and one cell states both: the </w:t>
+      </w:r>
+      <w:r>
+        <w:rPr>
+          <w:b/>
+          <w:bCs/>
+        </w:rPr>
+        <w:t xml:space="preserve">scale</w:t>
+      </w:r>
+      <w:r>
+        <w:t xml:space="preserve"> (millions, billions, thousands) and the </w:t>
+      </w:r>
+      <w:r>
+        <w:rPr>
+          <w:b/>
+          <w:bCs/>
+        </w:rPr>
+        <w:t xml:space="preserve">kind</w:t>
+      </w:r>
+      <w:r>
+        <w:t xml:space="preserve"> of thing being counted. </w:t>
+      </w:r>
+      <w:r>
+        <w:rPr>
+          <w:b/>
+          <w:bCs/>
+        </w:rPr>
+        <w:t xml:space="preserve">The currency symbol is what separates them</w:t>
+      </w:r>
+      <w:r>
+        <w:t xml:space="preserve"> — </w:t>
+      </w:r>
+      <w:r>
+        <w:rPr>
+          <w:rFonts w:ascii="Consolas" w:cs="Consolas" w:eastAsia="Consolas" w:hAnsi="Consolas"/>
+          <w:shd w:fill="F2F1ED" w:val="clear"/>
+        </w:rPr>
+        <w:t xml:space="preserve">$mn</w:t>
+      </w:r>
+      <w:r>
+        <w:t xml:space="preserve"> is money in millions, </w:t>
       </w:r>
       <w:r>
         <w:rPr>
@@ -10758,118 +10788,532 @@
         <w:t xml:space="preserve">mn</w:t>
       </w:r>
       <w:r>
-        <w:t xml:space="preserve">, </w:t>
-      </w:r>
-      <w:r>
-        <w:rPr>
-          <w:rFonts w:ascii="Consolas" w:cs="Consolas" w:eastAsia="Consolas" w:hAnsi="Consolas"/>
-          <w:shd w:fill="F2F1ED" w:val="clear"/>
-        </w:rPr>
-        <w:t xml:space="preserve">millions</w:t>
-      </w:r>
-      <w:r>
-        <w:t xml:space="preserve">), </w:t>
-      </w:r>
-      <w:r>
-        <w:rPr>
-          <w:rFonts w:ascii="Consolas" w:cs="Consolas" w:eastAsia="Consolas" w:hAnsi="Consolas"/>
-          <w:shd w:fill="F2F1ED" w:val="clear"/>
-        </w:rPr>
-        <w:t xml:space="preserve">US$bn</w:t>
-      </w:r>
-      <w:r>
-        <w:t xml:space="preserve"> (</w:t>
-      </w:r>
-      <w:r>
-        <w:rPr>
-          <w:rFonts w:ascii="Consolas" w:cs="Consolas" w:eastAsia="Consolas" w:hAnsi="Consolas"/>
-          <w:shd w:fill="F2F1ED" w:val="clear"/>
-        </w:rPr>
-        <w:t xml:space="preserve">bn</w:t>
-      </w:r>
-      <w:r>
-        <w:t xml:space="preserve">, </w:t>
-      </w:r>
-      <w:r>
-        <w:rPr>
-          <w:rFonts w:ascii="Consolas" w:cs="Consolas" w:eastAsia="Consolas" w:hAnsi="Consolas"/>
-          <w:shd w:fill="F2F1ED" w:val="clear"/>
-        </w:rPr>
-        <w:t xml:space="preserve">billions</w:t>
-      </w:r>
-      <w:r>
-        <w:t xml:space="preserve">), </w:t>
-      </w:r>
-      <w:r>
-        <w:rPr>
-          <w:rFonts w:ascii="Consolas" w:cs="Consolas" w:eastAsia="Consolas" w:hAnsi="Consolas"/>
-          <w:shd w:fill="F2F1ED" w:val="clear"/>
-        </w:rPr>
-        <w:t xml:space="preserve">US$k</w:t>
-      </w:r>
-      <w:r>
-        <w:t xml:space="preserve"> (</w:t>
-      </w:r>
-      <w:r>
-        <w:rPr>
-          <w:rFonts w:ascii="Consolas" w:cs="Consolas" w:eastAsia="Consolas" w:hAnsi="Consolas"/>
-          <w:shd w:fill="F2F1ED" w:val="clear"/>
-        </w:rPr>
-        <w:t xml:space="preserve">000s</w:t>
-      </w:r>
-      <w:r>
-        <w:t xml:space="preserve">, </w:t>
-      </w:r>
-      <w:r>
-        <w:rPr>
-          <w:rFonts w:ascii="Consolas" w:cs="Consolas" w:eastAsia="Consolas" w:hAnsi="Consolas"/>
-          <w:shd w:fill="F2F1ED" w:val="clear"/>
-        </w:rPr>
-        <w:t xml:space="preserve">thousands</w:t>
-      </w:r>
-      <w:r>
-        <w:t xml:space="preserve">) or </w:t>
-      </w:r>
-      <w:r>
-        <w:rPr>
-          <w:rFonts w:ascii="Consolas" w:cs="Consolas" w:eastAsia="Consolas" w:hAnsi="Consolas"/>
-          <w:shd w:fill="F2F1ED" w:val="clear"/>
-        </w:rPr>
-        <w:t xml:space="preserve">As reported</w:t>
-      </w:r>
-      <w:r>
-        <w:t xml:space="preserve"> (</w:t>
-      </w:r>
-      <w:r>
-        <w:rPr>
-          <w:rFonts w:ascii="Consolas" w:cs="Consolas" w:eastAsia="Consolas" w:hAnsi="Consolas"/>
-          <w:shd w:fill="F2F1ED" w:val="clear"/>
-        </w:rPr>
-        <w:t xml:space="preserve">abs</w:t>
-      </w:r>
-      <w:r>
-        <w:t xml:space="preserve">, </w:t>
-      </w:r>
-      <w:r>
-        <w:rPr>
-          <w:rFonts w:ascii="Consolas" w:cs="Consolas" w:eastAsia="Consolas" w:hAnsi="Consolas"/>
-          <w:shd w:fill="F2F1ED" w:val="clear"/>
-        </w:rPr>
-        <w:t xml:space="preserve">as is</w:t>
-      </w:r>
-      <w:r>
-        <w:t xml:space="preserve"> — the unit the file itself carries), declared per line at MICA Level 1 and 2. This is the pack's policy, not the reader's preference: a declared unit governs that line wherever it is printed, exactly as </w:t>
-      </w:r>
-      <w:r>
-        <w:rPr>
-          <w:rFonts w:ascii="Consolas" w:cs="Consolas" w:eastAsia="Consolas" w:hAnsi="Consolas"/>
-          <w:shd w:fill="F2F1ED" w:val="clear"/>
-        </w:rPr>
-        <w:t xml:space="preserve">bs_unit</w:t>
-      </w:r>
-      <w:r>
-        <w:t xml:space="preserve"> governs a balance, and the unit picker at the top of the page does not override it. Two rules keep it honest.</w:t>
-      </w:r>
+        <w:t xml:space="preserve"> on its own is a number in millions, and the two are never added together however alike their scales look.</w:t>
+      </w:r>
+    </w:p>
+    <w:tbl>
+      <w:tblPr>
+        <w:tblW w:type="pct" w:w="100%"/>
+        <w:tblBorders>
+          <w:top w:val="single" w:color="auto" w:sz="4"/>
+          <w:left w:val="single" w:color="auto" w:sz="4"/>
+          <w:bottom w:val="single" w:color="auto" w:sz="4"/>
+          <w:right w:val="single" w:color="auto" w:sz="4"/>
+          <w:insideH w:val="single" w:color="auto" w:sz="4"/>
+          <w:insideV w:val="single" w:color="auto" w:sz="4"/>
+        </w:tblBorders>
+      </w:tblPr>
+      <w:tblGrid>
+        <w:gridCol w:w="100"/>
+        <w:gridCol w:w="100"/>
+        <w:gridCol w:w="100"/>
+      </w:tblGrid>
+      <w:tr>
+        <w:trPr>
+          <w:tblHeader/>
+        </w:trPr>
+        <w:tc>
+          <w:tcPr>
+            <w:shd w:fill="F7E9EA" w:val="clear"/>
+            <w:tcMar>
+              <w:top w:type="dxa" w:w="60"/>
+              <w:left w:type="dxa" w:w="100"/>
+              <w:bottom w:type="dxa" w:w="60"/>
+              <w:right w:type="dxa" w:w="100"/>
+            </w:tcMar>
+          </w:tcPr>
+          <w:p>
+            <w:r>
+              <w:rPr>
+                <w:b/>
+                <w:bCs/>
+                <w:color w:val="DB0011"/>
+              </w:rPr>
+              <w:t xml:space="preserve">Written as</w:t>
+            </w:r>
+          </w:p>
+        </w:tc>
+        <w:tc>
+          <w:tcPr>
+            <w:shd w:fill="F7E9EA" w:val="clear"/>
+            <w:tcMar>
+              <w:top w:type="dxa" w:w="60"/>
+              <w:left w:type="dxa" w:w="100"/>
+              <w:bottom w:type="dxa" w:w="60"/>
+              <w:right w:type="dxa" w:w="100"/>
+            </w:tcMar>
+          </w:tcPr>
+          <w:p>
+            <w:r>
+              <w:rPr>
+                <w:b/>
+                <w:bCs/>
+                <w:color w:val="DB0011"/>
+              </w:rPr>
+              <w:t xml:space="preserve">Kind</w:t>
+            </w:r>
+          </w:p>
+        </w:tc>
+        <w:tc>
+          <w:tcPr>
+            <w:shd w:fill="F7E9EA" w:val="clear"/>
+            <w:tcMar>
+              <w:top w:type="dxa" w:w="60"/>
+              <w:left w:type="dxa" w:w="100"/>
+              <w:bottom w:type="dxa" w:w="60"/>
+              <w:right w:type="dxa" w:w="100"/>
+            </w:tcMar>
+          </w:tcPr>
+          <w:p>
+            <w:r>
+              <w:rPr>
+                <w:b/>
+                <w:bCs/>
+                <w:color w:val="DB0011"/>
+              </w:rPr>
+              <w:t xml:space="preserve">Reads as</w:t>
+            </w:r>
+          </w:p>
+        </w:tc>
+      </w:tr>
+      <w:tr>
+        <w:tc>
+          <w:tcPr>
+            <w:tcMar>
+              <w:top w:type="dxa" w:w="60"/>
+              <w:left w:type="dxa" w:w="100"/>
+              <w:bottom w:type="dxa" w:w="60"/>
+              <w:right w:type="dxa" w:w="100"/>
+            </w:tcMar>
+          </w:tcPr>
+          <w:p>
+            <w:pPr>
+              <w:spacing w:after="0"/>
+            </w:pPr>
+            <w:r>
+              <w:rPr>
+                <w:rFonts w:ascii="Consolas" w:cs="Consolas" w:eastAsia="Consolas" w:hAnsi="Consolas"/>
+                <w:shd w:fill="F2F1ED" w:val="clear"/>
+              </w:rPr>
+              <w:t xml:space="preserve">$mn</w:t>
+            </w:r>
+            <w:r>
+              <w:t xml:space="preserve">, </w:t>
+            </w:r>
+            <w:r>
+              <w:rPr>
+                <w:rFonts w:ascii="Consolas" w:cs="Consolas" w:eastAsia="Consolas" w:hAnsi="Consolas"/>
+                <w:shd w:fill="F2F1ED" w:val="clear"/>
+              </w:rPr>
+              <w:t xml:space="preserve">US$m</w:t>
+            </w:r>
+            <w:r>
+              <w:t xml:space="preserve">, </w:t>
+            </w:r>
+            <w:r>
+              <w:rPr>
+                <w:rFonts w:ascii="Consolas" w:cs="Consolas" w:eastAsia="Consolas" w:hAnsi="Consolas"/>
+                <w:shd w:fill="F2F1ED" w:val="clear"/>
+              </w:rPr>
+              <w:t xml:space="preserve">$bn</w:t>
+            </w:r>
+            <w:r>
+              <w:t xml:space="preserve">, </w:t>
+            </w:r>
+            <w:r>
+              <w:rPr>
+                <w:rFonts w:ascii="Consolas" w:cs="Consolas" w:eastAsia="Consolas" w:hAnsi="Consolas"/>
+                <w:shd w:fill="F2F1ED" w:val="clear"/>
+              </w:rPr>
+              <w:t xml:space="preserve">US$k</w:t>
+            </w:r>
+          </w:p>
+        </w:tc>
+        <w:tc>
+          <w:tcPr>
+            <w:tcMar>
+              <w:top w:type="dxa" w:w="60"/>
+              <w:left w:type="dxa" w:w="100"/>
+              <w:bottom w:type="dxa" w:w="60"/>
+              <w:right w:type="dxa" w:w="100"/>
+            </w:tcMar>
+          </w:tcPr>
+          <w:p>
+            <w:pPr>
+              <w:spacing w:after="0"/>
+            </w:pPr>
+            <w:r>
+              <w:t xml:space="preserve">money</w:t>
+            </w:r>
+          </w:p>
+        </w:tc>
+        <w:tc>
+          <w:tcPr>
+            <w:tcMar>
+              <w:top w:type="dxa" w:w="60"/>
+              <w:left w:type="dxa" w:w="100"/>
+              <w:bottom w:type="dxa" w:w="60"/>
+              <w:right w:type="dxa" w:w="100"/>
+            </w:tcMar>
+          </w:tcPr>
+          <w:p>
+            <w:pPr>
+              <w:spacing w:after="0"/>
+            </w:pPr>
+            <w:r>
+              <w:t xml:space="preserve">US$m, US$bn, US$k</w:t>
+            </w:r>
+          </w:p>
+        </w:tc>
+      </w:tr>
+      <w:tr>
+        <w:tc>
+          <w:tcPr>
+            <w:tcMar>
+              <w:top w:type="dxa" w:w="60"/>
+              <w:left w:type="dxa" w:w="100"/>
+              <w:bottom w:type="dxa" w:w="60"/>
+              <w:right w:type="dxa" w:w="100"/>
+            </w:tcMar>
+          </w:tcPr>
+          <w:p>
+            <w:pPr>
+              <w:spacing w:after="0"/>
+            </w:pPr>
+            <w:r>
+              <w:rPr>
+                <w:rFonts w:ascii="Consolas" w:cs="Consolas" w:eastAsia="Consolas" w:hAnsi="Consolas"/>
+                <w:shd w:fill="F2F1ED" w:val="clear"/>
+              </w:rPr>
+              <w:t xml:space="preserve">mn</w:t>
+            </w:r>
+            <w:r>
+              <w:t xml:space="preserve">, </w:t>
+            </w:r>
+            <w:r>
+              <w:rPr>
+                <w:rFonts w:ascii="Consolas" w:cs="Consolas" w:eastAsia="Consolas" w:hAnsi="Consolas"/>
+                <w:shd w:fill="F2F1ED" w:val="clear"/>
+              </w:rPr>
+              <w:t xml:space="preserve">bn</w:t>
+            </w:r>
+            <w:r>
+              <w:t xml:space="preserve">, </w:t>
+            </w:r>
+            <w:r>
+              <w:rPr>
+                <w:rFonts w:ascii="Consolas" w:cs="Consolas" w:eastAsia="Consolas" w:hAnsi="Consolas"/>
+                <w:shd w:fill="F2F1ED" w:val="clear"/>
+              </w:rPr>
+              <w:t xml:space="preserve">000s</w:t>
+            </w:r>
+            <w:r>
+              <w:t xml:space="preserve"> (no currency)</w:t>
+            </w:r>
+          </w:p>
+        </w:tc>
+        <w:tc>
+          <w:tcPr>
+            <w:tcMar>
+              <w:top w:type="dxa" w:w="60"/>
+              <w:left w:type="dxa" w:w="100"/>
+              <w:bottom w:type="dxa" w:w="60"/>
+              <w:right w:type="dxa" w:w="100"/>
+            </w:tcMar>
+          </w:tcPr>
+          <w:p>
+            <w:pPr>
+              <w:spacing w:after="0"/>
+            </w:pPr>
+            <w:r>
+              <w:t xml:space="preserve">number</w:t>
+            </w:r>
+          </w:p>
+        </w:tc>
+        <w:tc>
+          <w:tcPr>
+            <w:tcMar>
+              <w:top w:type="dxa" w:w="60"/>
+              <w:left w:type="dxa" w:w="100"/>
+              <w:bottom w:type="dxa" w:w="60"/>
+              <w:right w:type="dxa" w:w="100"/>
+            </w:tcMar>
+          </w:tcPr>
+          <w:p>
+            <w:pPr>
+              <w:spacing w:after="0"/>
+            </w:pPr>
+            <w:r>
+              <w:t xml:space="preserve">m, bn, k</w:t>
+            </w:r>
+          </w:p>
+        </w:tc>
+      </w:tr>
+      <w:tr>
+        <w:tc>
+          <w:tcPr>
+            <w:tcMar>
+              <w:top w:type="dxa" w:w="60"/>
+              <w:left w:type="dxa" w:w="100"/>
+              <w:bottom w:type="dxa" w:w="60"/>
+              <w:right w:type="dxa" w:w="100"/>
+            </w:tcMar>
+          </w:tcPr>
+          <w:p>
+            <w:pPr>
+              <w:spacing w:after="0"/>
+            </w:pPr>
+            <w:r>
+              <w:rPr>
+                <w:rFonts w:ascii="Consolas" w:cs="Consolas" w:eastAsia="Consolas" w:hAnsi="Consolas"/>
+                <w:shd w:fill="F2F1ED" w:val="clear"/>
+              </w:rPr>
+              <w:t xml:space="preserve">Absolute</w:t>
+            </w:r>
+            <w:r>
+              <w:t xml:space="preserve">, </w:t>
+            </w:r>
+            <w:r>
+              <w:rPr>
+                <w:rFonts w:ascii="Consolas" w:cs="Consolas" w:eastAsia="Consolas" w:hAnsi="Consolas"/>
+                <w:shd w:fill="F2F1ED" w:val="clear"/>
+              </w:rPr>
+              <w:t xml:space="preserve">Number</w:t>
+            </w:r>
+            <w:r>
+              <w:t xml:space="preserve">, </w:t>
+            </w:r>
+            <w:r>
+              <w:rPr>
+                <w:rFonts w:ascii="Consolas" w:cs="Consolas" w:eastAsia="Consolas" w:hAnsi="Consolas"/>
+                <w:shd w:fill="F2F1ED" w:val="clear"/>
+              </w:rPr>
+              <w:t xml:space="preserve">Count</w:t>
+            </w:r>
+            <w:r>
+              <w:t xml:space="preserve">, </w:t>
+            </w:r>
+            <w:r>
+              <w:rPr>
+                <w:rFonts w:ascii="Consolas" w:cs="Consolas" w:eastAsia="Consolas" w:hAnsi="Consolas"/>
+                <w:shd w:fill="F2F1ED" w:val="clear"/>
+              </w:rPr>
+              <w:t xml:space="preserve">FTE</w:t>
+            </w:r>
+            <w:r>
+              <w:t xml:space="preserve">, </w:t>
+            </w:r>
+            <w:r>
+              <w:rPr>
+                <w:rFonts w:ascii="Consolas" w:cs="Consolas" w:eastAsia="Consolas" w:hAnsi="Consolas"/>
+                <w:shd w:fill="F2F1ED" w:val="clear"/>
+              </w:rPr>
+              <w:t xml:space="preserve">Nos</w:t>
+            </w:r>
+          </w:p>
+        </w:tc>
+        <w:tc>
+          <w:tcPr>
+            <w:tcMar>
+              <w:top w:type="dxa" w:w="60"/>
+              <w:left w:type="dxa" w:w="100"/>
+              <w:bottom w:type="dxa" w:w="60"/>
+              <w:right w:type="dxa" w:w="100"/>
+            </w:tcMar>
+          </w:tcPr>
+          <w:p>
+            <w:pPr>
+              <w:spacing w:after="0"/>
+            </w:pPr>
+            <w:r>
+              <w:t xml:space="preserve">number</w:t>
+            </w:r>
+          </w:p>
+        </w:tc>
+        <w:tc>
+          <w:tcPr>
+            <w:tcMar>
+              <w:top w:type="dxa" w:w="60"/>
+              <w:left w:type="dxa" w:w="100"/>
+              <w:bottom w:type="dxa" w:w="60"/>
+              <w:right w:type="dxa" w:w="100"/>
+            </w:tcMar>
+          </w:tcPr>
+          <w:p>
+            <w:pPr>
+              <w:spacing w:after="0"/>
+            </w:pPr>
+            <w:r>
+              <w:t xml:space="preserve">a plain number</w:t>
+            </w:r>
+          </w:p>
+        </w:tc>
+      </w:tr>
+      <w:tr>
+        <w:tc>
+          <w:tcPr>
+            <w:tcMar>
+              <w:top w:type="dxa" w:w="60"/>
+              <w:left w:type="dxa" w:w="100"/>
+              <w:bottom w:type="dxa" w:w="60"/>
+              <w:right w:type="dxa" w:w="100"/>
+            </w:tcMar>
+          </w:tcPr>
+          <w:p>
+            <w:pPr>
+              <w:spacing w:after="0"/>
+            </w:pPr>
+            <w:r>
+              <w:rPr>
+                <w:rFonts w:ascii="Consolas" w:cs="Consolas" w:eastAsia="Consolas" w:hAnsi="Consolas"/>
+                <w:shd w:fill="F2F1ED" w:val="clear"/>
+              </w:rPr>
+              <w:t xml:space="preserve">%</w:t>
+            </w:r>
+            <w:r>
+              <w:t xml:space="preserve">, </w:t>
+            </w:r>
+            <w:r>
+              <w:rPr>
+                <w:rFonts w:ascii="Consolas" w:cs="Consolas" w:eastAsia="Consolas" w:hAnsi="Consolas"/>
+                <w:shd w:fill="F2F1ED" w:val="clear"/>
+              </w:rPr>
+              <w:t xml:space="preserve">pct</w:t>
+            </w:r>
+            <w:r>
+              <w:t xml:space="preserve">, </w:t>
+            </w:r>
+            <w:r>
+              <w:rPr>
+                <w:rFonts w:ascii="Consolas" w:cs="Consolas" w:eastAsia="Consolas" w:hAnsi="Consolas"/>
+                <w:shd w:fill="F2F1ED" w:val="clear"/>
+              </w:rPr>
+              <w:t xml:space="preserve">bps</w:t>
+            </w:r>
+            <w:r>
+              <w:t xml:space="preserve">, </w:t>
+            </w:r>
+            <w:r>
+              <w:rPr>
+                <w:rFonts w:ascii="Consolas" w:cs="Consolas" w:eastAsia="Consolas" w:hAnsi="Consolas"/>
+                <w:shd w:fill="F2F1ED" w:val="clear"/>
+              </w:rPr>
+              <w:t xml:space="preserve">ratio</w:t>
+            </w:r>
+          </w:p>
+        </w:tc>
+        <w:tc>
+          <w:tcPr>
+            <w:tcMar>
+              <w:top w:type="dxa" w:w="60"/>
+              <w:left w:type="dxa" w:w="100"/>
+              <w:bottom w:type="dxa" w:w="60"/>
+              <w:right w:type="dxa" w:w="100"/>
+            </w:tcMar>
+          </w:tcPr>
+          <w:p>
+            <w:pPr>
+              <w:spacing w:after="0"/>
+            </w:pPr>
+            <w:r>
+              <w:t xml:space="preserve">ratio</w:t>
+            </w:r>
+          </w:p>
+        </w:tc>
+        <w:tc>
+          <w:tcPr>
+            <w:tcMar>
+              <w:top w:type="dxa" w:w="60"/>
+              <w:left w:type="dxa" w:w="100"/>
+              <w:bottom w:type="dxa" w:w="60"/>
+              <w:right w:type="dxa" w:w="100"/>
+            </w:tcMar>
+          </w:tcPr>
+          <w:p>
+            <w:pPr>
+              <w:spacing w:after="0"/>
+            </w:pPr>
+            <w:r>
+              <w:t xml:space="preserve">a ratio — never additive</w:t>
+            </w:r>
+          </w:p>
+        </w:tc>
+      </w:tr>
+      <w:tr>
+        <w:tc>
+          <w:tcPr>
+            <w:tcMar>
+              <w:top w:type="dxa" w:w="60"/>
+              <w:left w:type="dxa" w:w="100"/>
+              <w:bottom w:type="dxa" w:w="60"/>
+              <w:right w:type="dxa" w:w="100"/>
+            </w:tcMar>
+          </w:tcPr>
+          <w:p>
+            <w:pPr>
+              <w:spacing w:after="0"/>
+            </w:pPr>
+            <w:r>
+              <w:rPr>
+                <w:rFonts w:ascii="Consolas" w:cs="Consolas" w:eastAsia="Consolas" w:hAnsi="Consolas"/>
+                <w:shd w:fill="F2F1ED" w:val="clear"/>
+              </w:rPr>
+              <w:t xml:space="preserve">$ as is</w:t>
+            </w:r>
+            <w:r>
+              <w:t xml:space="preserve">, </w:t>
+            </w:r>
+            <w:r>
+              <w:rPr>
+                <w:rFonts w:ascii="Consolas" w:cs="Consolas" w:eastAsia="Consolas" w:hAnsi="Consolas"/>
+                <w:shd w:fill="F2F1ED" w:val="clear"/>
+              </w:rPr>
+              <w:t xml:space="preserve">as reported</w:t>
+            </w:r>
+          </w:p>
+        </w:tc>
+        <w:tc>
+          <w:tcPr>
+            <w:tcMar>
+              <w:top w:type="dxa" w:w="60"/>
+              <w:left w:type="dxa" w:w="100"/>
+              <w:bottom w:type="dxa" w:w="60"/>
+              <w:right w:type="dxa" w:w="100"/>
+            </w:tcMar>
+          </w:tcPr>
+          <w:p>
+            <w:pPr>
+              <w:spacing w:after="0"/>
+            </w:pPr>
+            <w:r>
+              <w:t xml:space="preserve">money</w:t>
+            </w:r>
+          </w:p>
+        </w:tc>
+        <w:tc>
+          <w:tcPr>
+            <w:tcMar>
+              <w:top w:type="dxa" w:w="60"/>
+              <w:left w:type="dxa" w:w="100"/>
+              <w:bottom w:type="dxa" w:w="60"/>
+              <w:right w:type="dxa" w:w="100"/>
+            </w:tcMar>
+          </w:tcPr>
+          <w:p>
+            <w:pPr>
+              <w:spacing w:after="0"/>
+            </w:pPr>
+            <w:r>
+              <w:t xml:space="preserve">the unit the file itself carries</w:t>
+            </w:r>
+          </w:p>
+        </w:tc>
+      </w:tr>
+    </w:tbl>
+    <w:p>
+      <w:pPr>
+        <w:spacing w:after="160"/>
+      </w:pPr>
     </w:p>
     <w:p>
       <w:pPr>
@@ -10877,64 +11321,17 @@
         <w:ind w:left="360"/>
       </w:pPr>
       <w:r>
-        <w:rPr>
-          <w:b/>
-          <w:bCs/>
-        </w:rPr>
-        <w:t xml:space="preserve">It restates the unit, never the figure</w:t>
-      </w:r>
-      <w:r>
-        <w:t xml:space="preserve"> — a P&amp;L line is still the actuals YTD column for the month in hand, a balance still its closing month, taken exactly as the roll-up rules above describe. And </w:t>
-      </w:r>
-      <w:r>
-        <w:rPr>
-          <w:b/>
-          <w:bCs/>
-        </w:rPr>
-        <w:t xml:space="preserve">a declaration only changes what it has to</w:t>
-      </w:r>
-      <w:r>
-        <w:t xml:space="preserve">: naming the unit the file already carries (</w:t>
-      </w:r>
-      <w:r>
-        <w:rPr>
-          <w:rFonts w:ascii="Consolas" w:cs="Consolas" w:eastAsia="Consolas" w:hAnsi="Consolas"/>
-          <w:shd w:fill="F2F1ED" w:val="clear"/>
-        </w:rPr>
-        <w:t xml:space="preserve">US$m</w:t>
-      </w:r>
-      <w:r>
-        <w:t xml:space="preserve"> on a file stated in US$m) sets the label and leaves every figure formatted as before, while </w:t>
-      </w:r>
-      <w:r>
-        <w:rPr>
-          <w:rFonts w:ascii="Consolas" w:cs="Consolas" w:eastAsia="Consolas" w:hAnsi="Consolas"/>
-          <w:shd w:fill="F2F1ED" w:val="clear"/>
-        </w:rPr>
-        <w:t xml:space="preserve">As reported</w:t>
-      </w:r>
-      <w:r>
-        <w:t xml:space="preserve"> on a balance is what takes that line back out of billions. A row may carry a </w:t>
-      </w:r>
-      <w:r>
-        <w:rPr>
-          <w:rFonts w:ascii="Consolas" w:cs="Consolas" w:eastAsia="Consolas" w:hAnsi="Consolas"/>
-          <w:shd w:fill="F2F1ED" w:val="clear"/>
-        </w:rPr>
-        <w:t xml:space="preserve">Unit</w:t>
-      </w:r>
-      <w:r>
-        <w:t xml:space="preserve"> with the </w:t>
-      </w:r>
-      <w:r>
-        <w:rPr>
-          <w:rFonts w:ascii="Consolas" w:cs="Consolas" w:eastAsia="Consolas" w:hAnsi="Consolas"/>
-          <w:shd w:fill="F2F1ED" w:val="clear"/>
-        </w:rPr>
-        <w:t xml:space="preserve">Roll up</w:t>
-      </w:r>
-      <w:r>
-        <w:t xml:space="preserve"> column left blank — it then declares the unit and says nothing about how the line aggregates.</w:t>
+        <w:t xml:space="preserve">Declared per line at MICA Level 1 and 2. This is the pack's policy, not the reader's preference: a declared unit governs that line wherever it is printed, exactly as </w:t>
+      </w:r>
+      <w:r>
+        <w:rPr>
+          <w:rFonts w:ascii="Consolas" w:cs="Consolas" w:eastAsia="Consolas" w:hAnsi="Consolas"/>
+          <w:shd w:fill="F2F1ED" w:val="clear"/>
+        </w:rPr>
+        <w:t xml:space="preserve">bs_unit</w:t>
+      </w:r>
+      <w:r>
+        <w:t xml:space="preserve"> governs a balance, and the unit picker at the top of the page does not override it. Two rules keep it honest.</w:t>
       </w:r>
     </w:p>
     <w:p>
@@ -10943,6 +11340,72 @@
         <w:ind w:left="360"/>
       </w:pPr>
       <w:r>
+        <w:rPr>
+          <w:b/>
+          <w:bCs/>
+        </w:rPr>
+        <w:t xml:space="preserve">It restates the unit, never the figure</w:t>
+      </w:r>
+      <w:r>
+        <w:t xml:space="preserve"> — a P&amp;L line is still the actuals YTD column for the month in hand, a balance still its closing month, taken exactly as the roll-up rules above describe. And </w:t>
+      </w:r>
+      <w:r>
+        <w:rPr>
+          <w:b/>
+          <w:bCs/>
+        </w:rPr>
+        <w:t xml:space="preserve">a declaration only changes what it has to</w:t>
+      </w:r>
+      <w:r>
+        <w:t xml:space="preserve">: naming the unit the file already carries (</w:t>
+      </w:r>
+      <w:r>
+        <w:rPr>
+          <w:rFonts w:ascii="Consolas" w:cs="Consolas" w:eastAsia="Consolas" w:hAnsi="Consolas"/>
+          <w:shd w:fill="F2F1ED" w:val="clear"/>
+        </w:rPr>
+        <w:t xml:space="preserve">US$m</w:t>
+      </w:r>
+      <w:r>
+        <w:t xml:space="preserve"> on a file stated in US$m) sets the label and leaves every figure formatted as before, while </w:t>
+      </w:r>
+      <w:r>
+        <w:rPr>
+          <w:rFonts w:ascii="Consolas" w:cs="Consolas" w:eastAsia="Consolas" w:hAnsi="Consolas"/>
+          <w:shd w:fill="F2F1ED" w:val="clear"/>
+        </w:rPr>
+        <w:t xml:space="preserve">As reported</w:t>
+      </w:r>
+      <w:r>
+        <w:t xml:space="preserve"> on a balance is what takes that line back out of billions. A row may carry a </w:t>
+      </w:r>
+      <w:r>
+        <w:rPr>
+          <w:rFonts w:ascii="Consolas" w:cs="Consolas" w:eastAsia="Consolas" w:hAnsi="Consolas"/>
+          <w:shd w:fill="F2F1ED" w:val="clear"/>
+        </w:rPr>
+        <w:t xml:space="preserve">Unit</w:t>
+      </w:r>
+      <w:r>
+        <w:t xml:space="preserve"> with the </w:t>
+      </w:r>
+      <w:r>
+        <w:rPr>
+          <w:rFonts w:ascii="Consolas" w:cs="Consolas" w:eastAsia="Consolas" w:hAnsi="Consolas"/>
+          <w:shd w:fill="F2F1ED" w:val="clear"/>
+        </w:rPr>
+        <w:t xml:space="preserve">Roll up</w:t>
+      </w:r>
+      <w:r>
+        <w:t xml:space="preserve"> column left blank — it then declares the unit and says nothing about how the line aggregates.</w:t>
+      </w:r>
+    </w:p>
+    <w:p>
+      <w:pPr>
+        <w:spacing w:after="140"/>
+        <w:ind w:left="360"/>
+      </w:pPr>
+      <w:r>
         <w:t xml:space="preserve">This governs the KPI tiles and the KPI summary (including the scorecard and dashboard widgets), </w:t>
       </w:r>
       <w:r>
@@ -10984,6 +11447,156 @@
       </w:r>
       <w:r>
         <w:t xml:space="preserve">).</w:t>
+      </w:r>
+    </w:p>
+    <w:p>
+      <w:pPr>
+        <w:spacing w:after="140"/>
+        <w:ind w:left="360"/>
+      </w:pPr>
+      <w:r>
+        <w:rPr>
+          <w:b/>
+          <w:bCs/>
+        </w:rPr>
+        <w:t xml:space="preserve">The extract may state its own units.</w:t>
+      </w:r>
+      <w:r>
+        <w:t xml:space="preserve"> Where the TM1 extract carries a </w:t>
+      </w:r>
+      <w:r>
+        <w:rPr>
+          <w:rFonts w:ascii="Consolas" w:cs="Consolas" w:eastAsia="Consolas" w:hAnsi="Consolas"/>
+          <w:shd w:fill="F2F1ED" w:val="clear"/>
+        </w:rPr>
+        <w:t xml:space="preserve">Unit</w:t>
+      </w:r>
+      <w:r>
+        <w:t xml:space="preserve"> column beside the hierarchy (also </w:t>
+      </w:r>
+      <w:r>
+        <w:rPr>
+          <w:rFonts w:ascii="Consolas" w:cs="Consolas" w:eastAsia="Consolas" w:hAnsi="Consolas"/>
+          <w:shd w:fill="F2F1ED" w:val="clear"/>
+        </w:rPr>
+        <w:t xml:space="preserve">Units</w:t>
+      </w:r>
+      <w:r>
+        <w:t xml:space="preserve">, </w:t>
+      </w:r>
+      <w:r>
+        <w:rPr>
+          <w:rFonts w:ascii="Consolas" w:cs="Consolas" w:eastAsia="Consolas" w:hAnsi="Consolas"/>
+          <w:shd w:fill="F2F1ED" w:val="clear"/>
+        </w:rPr>
+        <w:t xml:space="preserve">UOM</w:t>
+      </w:r>
+      <w:r>
+        <w:t xml:space="preserve">, </w:t>
+      </w:r>
+      <w:r>
+        <w:rPr>
+          <w:rFonts w:ascii="Consolas" w:cs="Consolas" w:eastAsia="Consolas" w:hAnsi="Consolas"/>
+          <w:shd w:fill="F2F1ED" w:val="clear"/>
+        </w:rPr>
+        <w:t xml:space="preserve">Reported in</w:t>
+      </w:r>
+      <w:r>
+        <w:t xml:space="preserve">, </w:t>
+      </w:r>
+      <w:r>
+        <w:rPr>
+          <w:rFonts w:ascii="Consolas" w:cs="Consolas" w:eastAsia="Consolas" w:hAnsi="Consolas"/>
+          <w:shd w:fill="F2F1ED" w:val="clear"/>
+        </w:rPr>
+        <w:t xml:space="preserve">Scale</w:t>
+      </w:r>
+      <w:r>
+        <w:t xml:space="preserve">) — one value per line, exactly as a reporting pack writes it — the app reads it and resolves each line's unit from it. It is not offered as a dimension to slice by; it is what the figures beside it mean.</w:t>
+      </w:r>
+    </w:p>
+    <w:p>
+      <w:pPr>
+        <w:spacing w:after="140"/>
+        <w:ind w:left="360"/>
+      </w:pPr>
+      <w:r>
+        <w:t xml:space="preserve">Precedence: </w:t>
+      </w:r>
+      <w:r>
+        <w:rPr>
+          <w:b/>
+          <w:bCs/>
+        </w:rPr>
+        <w:t xml:space="preserve">the pack's declaration first</w:t>
+      </w:r>
+      <w:r>
+        <w:t xml:space="preserve"> (that is policy, and it is how a typo or an inconsistency in the extract gets overruled), </w:t>
+      </w:r>
+      <w:r>
+        <w:rPr>
+          <w:b/>
+          <w:bCs/>
+        </w:rPr>
+        <w:t xml:space="preserve">then the file's own column</w:t>
+      </w:r>
+      <w:r>
+        <w:t xml:space="preserve">, </w:t>
+      </w:r>
+      <w:r>
+        <w:rPr>
+          <w:b/>
+          <w:bCs/>
+        </w:rPr>
+        <w:t xml:space="preserve">then the P&amp;L / balance convention.</w:t>
+      </w:r>
+      <w:r>
+        <w:t xml:space="preserve"> A line whose rows disagree on their unit is taken from neither, a token the app cannot read (</w:t>
+      </w:r>
+      <w:r>
+        <w:rPr>
+          <w:rFonts w:ascii="Consolas" w:cs="Consolas" w:eastAsia="Consolas" w:hAnsi="Consolas"/>
+          <w:shd w:fill="F2F1ED" w:val="clear"/>
+        </w:rPr>
+        <w:t xml:space="preserve">$mb</w:t>
+      </w:r>
+      <w:r>
+        <w:t xml:space="preserve">) is named in the ingest report rather than guessed at, and the report lists the money, number and ratio units it found.</w:t>
+      </w:r>
+    </w:p>
+    <w:p>
+      <w:pPr>
+        <w:spacing w:after="140"/>
+        <w:ind w:left="360"/>
+      </w:pPr>
+      <w:r>
+        <w:rPr>
+          <w:b/>
+          <w:bCs/>
+        </w:rPr>
+        <w:t xml:space="preserve">Nothing is totalled across kinds.</w:t>
+      </w:r>
+      <w:r>
+        <w:t xml:space="preserve"> Money, a count and a ratio share a column in the extract and mean three different things, so a scope carrying more than one kind draws no total — on the tiles, in the drill-down, in the Financial Summary and in every export — and the page names the kinds it found. A parent line over mixed kinds shows no figure at all, </w:t>
+      </w:r>
+      <w:r>
+        <w:rPr>
+          <w:b/>
+          <w:bCs/>
+        </w:rPr>
+        <w:t xml:space="preserve">including the percentages worked out from it</w:t>
+      </w:r>
+      <w:r>
+        <w:t xml:space="preserve">, which would be the same false sum wearing a percent sign.</w:t>
+      </w:r>
+    </w:p>
+    <w:p>
+      <w:pPr>
+        <w:spacing w:after="140"/>
+        <w:ind w:left="360"/>
+      </w:pPr>
+      <w:r>
+        <w:t xml:space="preserve">Two more that look additive and are not: counts of different things (staff and customers), and a ratio over more than one row — an average of ratios is not the ratio of the whole. Scales are different: money in millions and money in billions are one kind, held in the file's own unit and divided only when printed, so they still add.</w:t>
       </w:r>
     </w:p>
     <w:p>
@@ -11244,6 +11857,101 @@
       </w:r>
       <w:r>
         <w:t xml:space="preserve"> is what the ⤓ Word download produces from that TM1 extract and pack together — a worked example of the six bases as a document.</w:t>
+      </w:r>
+    </w:p>
+    <w:p>
+      <w:pPr>
+        <w:spacing w:after="140"/>
+      </w:pPr>
+      <w:r>
+        <w:rPr>
+          <w:rFonts w:ascii="Consolas" w:cs="Consolas" w:eastAsia="Consolas" w:hAnsi="Consolas"/>
+          <w:shd w:fill="F2F1ED" w:val="clear"/>
+        </w:rPr>
+        <w:t xml:space="preserve">sample/IWPB_UnitColumn_Driller.xlsx</w:t>
+      </w:r>
+      <w:r>
+        <w:t xml:space="preserve"> is a reporting extract that states each line's unit in a </w:t>
+      </w:r>
+      <w:r>
+        <w:rPr>
+          <w:rFonts w:ascii="Consolas" w:cs="Consolas" w:eastAsia="Consolas" w:hAnsi="Consolas"/>
+          <w:shd w:fill="F2F1ED" w:val="clear"/>
+        </w:rPr>
+        <w:t xml:space="preserve">Unit</w:t>
+      </w:r>
+      <w:r>
+        <w:t xml:space="preserve"> column — </w:t>
+      </w:r>
+      <w:r>
+        <w:rPr>
+          <w:rFonts w:ascii="Consolas" w:cs="Consolas" w:eastAsia="Consolas" w:hAnsi="Consolas"/>
+          <w:shd w:fill="F2F1ED" w:val="clear"/>
+        </w:rPr>
+        <w:t xml:space="preserve">$mn</w:t>
+      </w:r>
+      <w:r>
+        <w:t xml:space="preserve">, </w:t>
+      </w:r>
+      <w:r>
+        <w:rPr>
+          <w:rFonts w:ascii="Consolas" w:cs="Consolas" w:eastAsia="Consolas" w:hAnsi="Consolas"/>
+          <w:shd w:fill="F2F1ED" w:val="clear"/>
+        </w:rPr>
+        <w:t xml:space="preserve">$Bn</w:t>
+      </w:r>
+      <w:r>
+        <w:t xml:space="preserve">, </w:t>
+      </w:r>
+      <w:r>
+        <w:rPr>
+          <w:rFonts w:ascii="Consolas" w:cs="Consolas" w:eastAsia="Consolas" w:hAnsi="Consolas"/>
+          <w:shd w:fill="F2F1ED" w:val="clear"/>
+        </w:rPr>
+        <w:t xml:space="preserve">mn</w:t>
+      </w:r>
+      <w:r>
+        <w:t xml:space="preserve">, </w:t>
+      </w:r>
+      <w:r>
+        <w:rPr>
+          <w:rFonts w:ascii="Consolas" w:cs="Consolas" w:eastAsia="Consolas" w:hAnsi="Consolas"/>
+          <w:shd w:fill="F2F1ED" w:val="clear"/>
+        </w:rPr>
+        <w:t xml:space="preserve">Absolute</w:t>
+      </w:r>
+      <w:r>
+        <w:t xml:space="preserve">, </w:t>
+      </w:r>
+      <w:r>
+        <w:rPr>
+          <w:rFonts w:ascii="Consolas" w:cs="Consolas" w:eastAsia="Consolas" w:hAnsi="Consolas"/>
+          <w:shd w:fill="F2F1ED" w:val="clear"/>
+        </w:rPr>
+        <w:t xml:space="preserve">%</w:t>
+      </w:r>
+      <w:r>
+        <w:t xml:space="preserve"> — with a </w:t>
+      </w:r>
+      <w:r>
+        <w:rPr>
+          <w:rFonts w:ascii="Consolas" w:cs="Consolas" w:eastAsia="Consolas" w:hAnsi="Consolas"/>
+          <w:shd w:fill="F2F1ED" w:val="clear"/>
+        </w:rPr>
+        <w:t xml:space="preserve">Key Metrics</w:t>
+      </w:r>
+      <w:r>
+        <w:t xml:space="preserve"> block that mixes all of them, and one deliberate typo (</w:t>
+      </w:r>
+      <w:r>
+        <w:rPr>
+          <w:rFonts w:ascii="Consolas" w:cs="Consolas" w:eastAsia="Consolas" w:hAnsi="Consolas"/>
+          <w:shd w:fill="F2F1ED" w:val="clear"/>
+        </w:rPr>
+        <w:t xml:space="preserve">$mb</w:t>
+      </w:r>
+      <w:r>
+        <w:t xml:space="preserve">). Load it to see each line printed in its own unit, the typo named in the ingest report, and the mixed parent refusing to draw a total.</w:t>
       </w:r>
     </w:p>
     <w:p>

--- a/iwpb-sg-dashboard/IWPB_SG_Dashboard_README.docx
+++ b/iwpb-sg-dashboard/IWPB_SG_Dashboard_README.docx
@@ -11574,6 +11574,677 @@
           <w:b/>
           <w:bCs/>
         </w:rPr>
+        <w:t xml:space="preserve">A ratio is never carried up.</w:t>
+      </w:r>
+      <w:r>
+        <w:t xml:space="preserve"> By default it is shown exactly as the file reports it, at the level the file reports it, and is never added, averaged or rolled into anything — Group CER is not the mean of the countries' CERs, so the page does not offer one.</w:t>
+      </w:r>
+    </w:p>
+    <w:p>
+      <w:pPr>
+        <w:spacing w:after="140"/>
+        <w:ind w:left="360"/>
+      </w:pPr>
+      <w:r>
+        <w:rPr>
+          <w:b/>
+          <w:bCs/>
+        </w:rPr>
+        <w:t xml:space="preserve">`ratio_recompute` (off by default)</w:t>
+      </w:r>
+      <w:r>
+        <w:t xml:space="preserve"> turns on the alternative: rebuilding the ratio at whatever level is asked for, from its components. The </w:t>
+      </w:r>
+      <w:r>
+        <w:rPr>
+          <w:b/>
+          <w:bCs/>
+        </w:rPr>
+        <w:t xml:space="preserve">Definitions</w:t>
+      </w:r>
+      <w:r>
+        <w:t xml:space="preserve"> tab states it in the lineage form already used for calculated metrics, with one addition — a component whose </w:t>
+      </w:r>
+      <w:r>
+        <w:rPr>
+          <w:rFonts w:ascii="Consolas" w:cs="Consolas" w:eastAsia="Consolas" w:hAnsi="Consolas"/>
+          <w:shd w:fill="F2F1ED" w:val="clear"/>
+        </w:rPr>
+        <w:t xml:space="preserve">Include</w:t>
+      </w:r>
+      <w:r>
+        <w:t xml:space="preserve"> cell reads </w:t>
+      </w:r>
+      <w:r>
+        <w:rPr>
+          <w:b/>
+          <w:bCs/>
+        </w:rPr>
+        <w:t xml:space="preserve">`/`</w:t>
+      </w:r>
+      <w:r>
+        <w:t xml:space="preserve"> (or </w:t>
+      </w:r>
+      <w:r>
+        <w:rPr>
+          <w:rFonts w:ascii="Consolas" w:cs="Consolas" w:eastAsia="Consolas" w:hAnsi="Consolas"/>
+          <w:shd w:fill="F2F1ED" w:val="clear"/>
+        </w:rPr>
+        <w:t xml:space="preserve">÷</w:t>
+      </w:r>
+      <w:r>
+        <w:t xml:space="preserve">, </w:t>
+      </w:r>
+      <w:r>
+        <w:rPr>
+          <w:rFonts w:ascii="Consolas" w:cs="Consolas" w:eastAsia="Consolas" w:hAnsi="Consolas"/>
+          <w:shd w:fill="F2F1ED" w:val="clear"/>
+        </w:rPr>
+        <w:t xml:space="preserve">den</w:t>
+      </w:r>
+      <w:r>
+        <w:t xml:space="preserve">, </w:t>
+      </w:r>
+      <w:r>
+        <w:rPr>
+          <w:rFonts w:ascii="Consolas" w:cs="Consolas" w:eastAsia="Consolas" w:hAnsi="Consolas"/>
+          <w:shd w:fill="F2F1ED" w:val="clear"/>
+        </w:rPr>
+        <w:t xml:space="preserve">over</w:t>
+      </w:r>
+      <w:r>
+        <w:t xml:space="preserve">) is the </w:t>
+      </w:r>
+      <w:r>
+        <w:rPr>
+          <w:b/>
+          <w:bCs/>
+        </w:rPr>
+        <w:t xml:space="preserve">denominator</w:t>
+      </w:r>
+      <w:r>
+        <w:t xml:space="preserve">, and the </w:t>
+      </w:r>
+      <w:r>
+        <w:rPr>
+          <w:rFonts w:ascii="Consolas" w:cs="Consolas" w:eastAsia="Consolas" w:hAnsi="Consolas"/>
+          <w:shd w:fill="F2F1ED" w:val="clear"/>
+        </w:rPr>
+        <w:t xml:space="preserve">+</w:t>
+      </w:r>
+      <w:r>
+        <w:t xml:space="preserve"> / </w:t>
+      </w:r>
+      <w:r>
+        <w:rPr>
+          <w:rFonts w:ascii="Consolas" w:cs="Consolas" w:eastAsia="Consolas" w:hAnsi="Consolas"/>
+          <w:shd w:fill="F2F1ED" w:val="clear"/>
+        </w:rPr>
+        <w:t xml:space="preserve">−</w:t>
+      </w:r>
+      <w:r>
+        <w:t xml:space="preserve"> components are the numerator.</w:t>
+      </w:r>
+    </w:p>
+    <w:tbl>
+      <w:tblPr>
+        <w:tblW w:type="pct" w:w="100%"/>
+        <w:tblBorders>
+          <w:top w:val="single" w:color="auto" w:sz="4"/>
+          <w:left w:val="single" w:color="auto" w:sz="4"/>
+          <w:bottom w:val="single" w:color="auto" w:sz="4"/>
+          <w:right w:val="single" w:color="auto" w:sz="4"/>
+          <w:insideH w:val="single" w:color="auto" w:sz="4"/>
+          <w:insideV w:val="single" w:color="auto" w:sz="4"/>
+        </w:tblBorders>
+      </w:tblPr>
+      <w:tblGrid>
+        <w:gridCol w:w="100"/>
+        <w:gridCol w:w="100"/>
+        <w:gridCol w:w="100"/>
+        <w:gridCol w:w="100"/>
+        <w:gridCol w:w="100"/>
+      </w:tblGrid>
+      <w:tr>
+        <w:trPr>
+          <w:tblHeader/>
+        </w:trPr>
+        <w:tc>
+          <w:tcPr>
+            <w:shd w:fill="F7E9EA" w:val="clear"/>
+            <w:tcMar>
+              <w:top w:type="dxa" w:w="60"/>
+              <w:left w:type="dxa" w:w="100"/>
+              <w:bottom w:type="dxa" w:w="60"/>
+              <w:right w:type="dxa" w:w="100"/>
+            </w:tcMar>
+          </w:tcPr>
+          <w:p>
+            <w:r>
+              <w:rPr>
+                <w:b/>
+                <w:bCs/>
+                <w:color w:val="DB0011"/>
+              </w:rPr>
+              <w:t xml:space="preserve">Calculation</w:t>
+            </w:r>
+          </w:p>
+        </w:tc>
+        <w:tc>
+          <w:tcPr>
+            <w:shd w:fill="F7E9EA" w:val="clear"/>
+            <w:tcMar>
+              <w:top w:type="dxa" w:w="60"/>
+              <w:left w:type="dxa" w:w="100"/>
+              <w:bottom w:type="dxa" w:w="60"/>
+              <w:right w:type="dxa" w:w="100"/>
+            </w:tcMar>
+          </w:tcPr>
+          <w:p>
+            <w:r>
+              <w:rPr>
+                <w:b/>
+                <w:bCs/>
+                <w:color w:val="DB0011"/>
+              </w:rPr>
+              <w:t xml:space="preserve">Business</w:t>
+            </w:r>
+          </w:p>
+        </w:tc>
+        <w:tc>
+          <w:tcPr>
+            <w:shd w:fill="F7E9EA" w:val="clear"/>
+            <w:tcMar>
+              <w:top w:type="dxa" w:w="60"/>
+              <w:left w:type="dxa" w:w="100"/>
+              <w:bottom w:type="dxa" w:w="60"/>
+              <w:right w:type="dxa" w:w="100"/>
+            </w:tcMar>
+          </w:tcPr>
+          <w:p>
+            <w:r>
+              <w:rPr>
+                <w:b/>
+                <w:bCs/>
+                <w:color w:val="DB0011"/>
+              </w:rPr>
+              <w:t xml:space="preserve">Line</w:t>
+            </w:r>
+          </w:p>
+        </w:tc>
+        <w:tc>
+          <w:tcPr>
+            <w:shd w:fill="F7E9EA" w:val="clear"/>
+            <w:tcMar>
+              <w:top w:type="dxa" w:w="60"/>
+              <w:left w:type="dxa" w:w="100"/>
+              <w:bottom w:type="dxa" w:w="60"/>
+              <w:right w:type="dxa" w:w="100"/>
+            </w:tcMar>
+          </w:tcPr>
+          <w:p>
+            <w:r>
+              <w:rPr>
+                <w:b/>
+                <w:bCs/>
+                <w:color w:val="DB0011"/>
+              </w:rPr>
+              <w:t xml:space="preserve">Include</w:t>
+            </w:r>
+          </w:p>
+        </w:tc>
+        <w:tc>
+          <w:tcPr>
+            <w:shd w:fill="F7E9EA" w:val="clear"/>
+            <w:tcMar>
+              <w:top w:type="dxa" w:w="60"/>
+              <w:left w:type="dxa" w:w="100"/>
+              <w:bottom w:type="dxa" w:w="60"/>
+              <w:right w:type="dxa" w:w="100"/>
+            </w:tcMar>
+          </w:tcPr>
+          <w:p>
+            <w:r>
+              <w:rPr>
+                <w:b/>
+                <w:bCs/>
+                <w:color w:val="DB0011"/>
+              </w:rPr>
+              <w:t xml:space="preserve">MICA level</w:t>
+            </w:r>
+          </w:p>
+        </w:tc>
+      </w:tr>
+      <w:tr>
+        <w:tc>
+          <w:tcPr>
+            <w:tcMar>
+              <w:top w:type="dxa" w:w="60"/>
+              <w:left w:type="dxa" w:w="100"/>
+              <w:bottom w:type="dxa" w:w="60"/>
+              <w:right w:type="dxa" w:w="100"/>
+            </w:tcMar>
+          </w:tcPr>
+          <w:p>
+            <w:pPr>
+              <w:spacing w:after="0"/>
+            </w:pPr>
+            <w:r>
+              <w:t xml:space="preserve">CER</w:t>
+            </w:r>
+          </w:p>
+        </w:tc>
+        <w:tc>
+          <w:tcPr>
+            <w:tcMar>
+              <w:top w:type="dxa" w:w="60"/>
+              <w:left w:type="dxa" w:w="100"/>
+              <w:bottom w:type="dxa" w:w="60"/>
+              <w:right w:type="dxa" w:w="100"/>
+            </w:tcMar>
+          </w:tcPr>
+          <w:p>
+            <w:pPr>
+              <w:spacing w:after="0"/>
+            </w:pPr>
+            <w:r>
+              <w:t xml:space="preserve"> </w:t>
+            </w:r>
+          </w:p>
+        </w:tc>
+        <w:tc>
+          <w:tcPr>
+            <w:tcMar>
+              <w:top w:type="dxa" w:w="60"/>
+              <w:left w:type="dxa" w:w="100"/>
+              <w:bottom w:type="dxa" w:w="60"/>
+              <w:right w:type="dxa" w:w="100"/>
+            </w:tcMar>
+          </w:tcPr>
+          <w:p>
+            <w:pPr>
+              <w:spacing w:after="0"/>
+            </w:pPr>
+            <w:r>
+              <w:t xml:space="preserve">Total Direct Cost</w:t>
+            </w:r>
+          </w:p>
+        </w:tc>
+        <w:tc>
+          <w:tcPr>
+            <w:tcMar>
+              <w:top w:type="dxa" w:w="60"/>
+              <w:left w:type="dxa" w:w="100"/>
+              <w:bottom w:type="dxa" w:w="60"/>
+              <w:right w:type="dxa" w:w="100"/>
+            </w:tcMar>
+          </w:tcPr>
+          <w:p>
+            <w:pPr>
+              <w:spacing w:after="0"/>
+            </w:pPr>
+            <w:r>
+              <w:t xml:space="preserve">+</w:t>
+            </w:r>
+          </w:p>
+        </w:tc>
+        <w:tc>
+          <w:tcPr>
+            <w:tcMar>
+              <w:top w:type="dxa" w:w="60"/>
+              <w:left w:type="dxa" w:w="100"/>
+              <w:bottom w:type="dxa" w:w="60"/>
+              <w:right w:type="dxa" w:w="100"/>
+            </w:tcMar>
+          </w:tcPr>
+          <w:p>
+            <w:pPr>
+              <w:spacing w:after="0"/>
+            </w:pPr>
+            <w:r>
+              <w:t xml:space="preserve">L2</w:t>
+            </w:r>
+          </w:p>
+        </w:tc>
+      </w:tr>
+      <w:tr>
+        <w:tc>
+          <w:tcPr>
+            <w:tcMar>
+              <w:top w:type="dxa" w:w="60"/>
+              <w:left w:type="dxa" w:w="100"/>
+              <w:bottom w:type="dxa" w:w="60"/>
+              <w:right w:type="dxa" w:w="100"/>
+            </w:tcMar>
+          </w:tcPr>
+          <w:p>
+            <w:pPr>
+              <w:spacing w:after="0"/>
+            </w:pPr>
+            <w:r>
+              <w:t xml:space="preserve">CER</w:t>
+            </w:r>
+          </w:p>
+        </w:tc>
+        <w:tc>
+          <w:tcPr>
+            <w:tcMar>
+              <w:top w:type="dxa" w:w="60"/>
+              <w:left w:type="dxa" w:w="100"/>
+              <w:bottom w:type="dxa" w:w="60"/>
+              <w:right w:type="dxa" w:w="100"/>
+            </w:tcMar>
+          </w:tcPr>
+          <w:p>
+            <w:pPr>
+              <w:spacing w:after="0"/>
+            </w:pPr>
+            <w:r>
+              <w:t xml:space="preserve"> </w:t>
+            </w:r>
+          </w:p>
+        </w:tc>
+        <w:tc>
+          <w:tcPr>
+            <w:tcMar>
+              <w:top w:type="dxa" w:w="60"/>
+              <w:left w:type="dxa" w:w="100"/>
+              <w:bottom w:type="dxa" w:w="60"/>
+              <w:right w:type="dxa" w:w="100"/>
+            </w:tcMar>
+          </w:tcPr>
+          <w:p>
+            <w:pPr>
+              <w:spacing w:after="0"/>
+            </w:pPr>
+            <w:r>
+              <w:t xml:space="preserve">Total Indirect Costs</w:t>
+            </w:r>
+          </w:p>
+        </w:tc>
+        <w:tc>
+          <w:tcPr>
+            <w:tcMar>
+              <w:top w:type="dxa" w:w="60"/>
+              <w:left w:type="dxa" w:w="100"/>
+              <w:bottom w:type="dxa" w:w="60"/>
+              <w:right w:type="dxa" w:w="100"/>
+            </w:tcMar>
+          </w:tcPr>
+          <w:p>
+            <w:pPr>
+              <w:spacing w:after="0"/>
+            </w:pPr>
+            <w:r>
+              <w:t xml:space="preserve">+</w:t>
+            </w:r>
+          </w:p>
+        </w:tc>
+        <w:tc>
+          <w:tcPr>
+            <w:tcMar>
+              <w:top w:type="dxa" w:w="60"/>
+              <w:left w:type="dxa" w:w="100"/>
+              <w:bottom w:type="dxa" w:w="60"/>
+              <w:right w:type="dxa" w:w="100"/>
+            </w:tcMar>
+          </w:tcPr>
+          <w:p>
+            <w:pPr>
+              <w:spacing w:after="0"/>
+            </w:pPr>
+            <w:r>
+              <w:t xml:space="preserve">L2</w:t>
+            </w:r>
+          </w:p>
+        </w:tc>
+      </w:tr>
+      <w:tr>
+        <w:tc>
+          <w:tcPr>
+            <w:tcMar>
+              <w:top w:type="dxa" w:w="60"/>
+              <w:left w:type="dxa" w:w="100"/>
+              <w:bottom w:type="dxa" w:w="60"/>
+              <w:right w:type="dxa" w:w="100"/>
+            </w:tcMar>
+          </w:tcPr>
+          <w:p>
+            <w:pPr>
+              <w:spacing w:after="0"/>
+            </w:pPr>
+            <w:r>
+              <w:t xml:space="preserve">CER</w:t>
+            </w:r>
+          </w:p>
+        </w:tc>
+        <w:tc>
+          <w:tcPr>
+            <w:tcMar>
+              <w:top w:type="dxa" w:w="60"/>
+              <w:left w:type="dxa" w:w="100"/>
+              <w:bottom w:type="dxa" w:w="60"/>
+              <w:right w:type="dxa" w:w="100"/>
+            </w:tcMar>
+          </w:tcPr>
+          <w:p>
+            <w:pPr>
+              <w:spacing w:after="0"/>
+            </w:pPr>
+            <w:r>
+              <w:t xml:space="preserve"> </w:t>
+            </w:r>
+          </w:p>
+        </w:tc>
+        <w:tc>
+          <w:tcPr>
+            <w:tcMar>
+              <w:top w:type="dxa" w:w="60"/>
+              <w:left w:type="dxa" w:w="100"/>
+              <w:bottom w:type="dxa" w:w="60"/>
+              <w:right w:type="dxa" w:w="100"/>
+            </w:tcMar>
+          </w:tcPr>
+          <w:p>
+            <w:pPr>
+              <w:spacing w:after="0"/>
+            </w:pPr>
+            <w:r>
+              <w:t xml:space="preserve">Revenue</w:t>
+            </w:r>
+          </w:p>
+        </w:tc>
+        <w:tc>
+          <w:tcPr>
+            <w:tcMar>
+              <w:top w:type="dxa" w:w="60"/>
+              <w:left w:type="dxa" w:w="100"/>
+              <w:bottom w:type="dxa" w:w="60"/>
+              <w:right w:type="dxa" w:w="100"/>
+            </w:tcMar>
+          </w:tcPr>
+          <w:p>
+            <w:pPr>
+              <w:spacing w:after="0"/>
+            </w:pPr>
+            <w:r>
+              <w:t xml:space="preserve">/</w:t>
+            </w:r>
+          </w:p>
+        </w:tc>
+        <w:tc>
+          <w:tcPr>
+            <w:tcMar>
+              <w:top w:type="dxa" w:w="60"/>
+              <w:left w:type="dxa" w:w="100"/>
+              <w:bottom w:type="dxa" w:w="60"/>
+              <w:right w:type="dxa" w:w="100"/>
+            </w:tcMar>
+          </w:tcPr>
+          <w:p>
+            <w:pPr>
+              <w:spacing w:after="0"/>
+            </w:pPr>
+            <w:r>
+              <w:t xml:space="preserve">L2</w:t>
+            </w:r>
+          </w:p>
+        </w:tc>
+      </w:tr>
+    </w:tbl>
+    <w:p>
+      <w:pPr>
+        <w:spacing w:after="160"/>
+      </w:pPr>
+    </w:p>
+    <w:p>
+      <w:pPr>
+        <w:spacing w:after="140"/>
+        <w:ind w:left="360"/>
+      </w:pPr>
+      <w:r>
+        <w:t xml:space="preserve">With it on, wherever that line appears, at whatever scope, it is worked out again from the lines in that scope — the KPI tile, the drill-down, each Business performance cell, each Financial Summary row — and </w:t>
+      </w:r>
+      <w:r>
+        <w:rPr>
+          <w:b/>
+          <w:bCs/>
+        </w:rPr>
+        <w:t xml:space="preserve">every basis with it</w:t>
+      </w:r>
+      <w:r>
+        <w:t xml:space="preserve">: the prior year ratio is PY cost over PY revenue, the target ratio is target over target, and the monthly path is a ratio month by month rather than a running sum. Three details the pack does not have to state: a file carrying costs as negatives still prints a positive ratio (opposite-signed sides are taken on their magnitudes); direction follows the numerator, so a rising CER rates unfavourable while a rising ROTE does not; and a line the extract calls </w:t>
+      </w:r>
+      <w:r>
+        <w:rPr>
+          <w:rFonts w:ascii="Consolas" w:cs="Consolas" w:eastAsia="Consolas" w:hAnsi="Consolas"/>
+          <w:shd w:fill="F2F1ED" w:val="clear"/>
+        </w:rPr>
+        <w:t xml:space="preserve">CER%</w:t>
+      </w:r>
+      <w:r>
+        <w:t xml:space="preserve"> resolves to a definition written as </w:t>
+      </w:r>
+      <w:r>
+        <w:rPr>
+          <w:rFonts w:ascii="Consolas" w:cs="Consolas" w:eastAsia="Consolas" w:hAnsi="Consolas"/>
+          <w:shd w:fill="F2F1ED" w:val="clear"/>
+        </w:rPr>
+        <w:t xml:space="preserve">CER</w:t>
+      </w:r>
+      <w:r>
+        <w:t xml:space="preserve"> — punctuation and a trailing per-cent sign are not a different metric, and the </w:t>
+      </w:r>
+      <w:r>
+        <w:rPr>
+          <w:rFonts w:ascii="Consolas" w:cs="Consolas" w:eastAsia="Consolas" w:hAnsi="Consolas"/>
+          <w:shd w:fill="F2F1ED" w:val="clear"/>
+        </w:rPr>
+        <w:t xml:space="preserve">Match</w:t>
+      </w:r>
+      <w:r>
+        <w:t xml:space="preserve"> column names the rest.</w:t>
+      </w:r>
+    </w:p>
+    <w:p>
+      <w:pPr>
+        <w:spacing w:after="140"/>
+        <w:ind w:left="360"/>
+      </w:pPr>
+      <w:r>
+        <w:t xml:space="preserve">Where the file </w:t>
+      </w:r>
+      <w:r>
+        <w:rPr>
+          <w:i/>
+          <w:iCs/>
+        </w:rPr>
+        <w:t xml:space="preserve">also</w:t>
+      </w:r>
+      <w:r>
+        <w:t xml:space="preserve"> reports the line, the reconciliation says so, so the two can be compared rather than one quietly winning — on the sample extract the reported CER% reads 0.52 against 0.5096 rebuilt from its own cost and revenue lines. </w:t>
+      </w:r>
+      <w:r>
+        <w:rPr>
+          <w:rFonts w:ascii="Consolas" w:cs="Consolas" w:eastAsia="Consolas" w:hAnsi="Consolas"/>
+          <w:shd w:fill="F2F1ED" w:val="clear"/>
+        </w:rPr>
+        <w:t xml:space="preserve">ratio_display</w:t>
+      </w:r>
+      <w:r>
+        <w:t xml:space="preserve"> (</w:t>
+      </w:r>
+      <w:r>
+        <w:rPr>
+          <w:rFonts w:ascii="Consolas" w:cs="Consolas" w:eastAsia="Consolas" w:hAnsi="Consolas"/>
+          <w:shd w:fill="F2F1ED" w:val="clear"/>
+        </w:rPr>
+        <w:t xml:space="preserve">as reported</w:t>
+      </w:r>
+      <w:r>
+        <w:t xml:space="preserve"> by default, or </w:t>
+      </w:r>
+      <w:r>
+        <w:rPr>
+          <w:rFonts w:ascii="Consolas" w:cs="Consolas" w:eastAsia="Consolas" w:hAnsi="Consolas"/>
+          <w:shd w:fill="F2F1ED" w:val="clear"/>
+        </w:rPr>
+        <w:t xml:space="preserve">percent</w:t>
+      </w:r>
+      <w:r>
+        <w:t xml:space="preserve">) decides whether </w:t>
+      </w:r>
+      <w:r>
+        <w:rPr>
+          <w:rFonts w:ascii="Consolas" w:cs="Consolas" w:eastAsia="Consolas" w:hAnsi="Consolas"/>
+          <w:shd w:fill="F2F1ED" w:val="clear"/>
+        </w:rPr>
+        <w:t xml:space="preserve">0.51</w:t>
+      </w:r>
+      <w:r>
+        <w:t xml:space="preserve"> prints as </w:t>
+      </w:r>
+      <w:r>
+        <w:rPr>
+          <w:rFonts w:ascii="Consolas" w:cs="Consolas" w:eastAsia="Consolas" w:hAnsi="Consolas"/>
+          <w:shd w:fill="F2F1ED" w:val="clear"/>
+        </w:rPr>
+        <w:t xml:space="preserve">0.51</w:t>
+      </w:r>
+      <w:r>
+        <w:t xml:space="preserve"> or </w:t>
+      </w:r>
+      <w:r>
+        <w:rPr>
+          <w:rFonts w:ascii="Consolas" w:cs="Consolas" w:eastAsia="Consolas" w:hAnsi="Consolas"/>
+          <w:shd w:fill="F2F1ED" w:val="clear"/>
+        </w:rPr>
+        <w:t xml:space="preserve">51.0%</w:t>
+      </w:r>
+      <w:r>
+        <w:t xml:space="preserve">, whichever mode is in force. With </w:t>
+      </w:r>
+      <w:r>
+        <w:rPr>
+          <w:rFonts w:ascii="Consolas" w:cs="Consolas" w:eastAsia="Consolas" w:hAnsi="Consolas"/>
+          <w:shd w:fill="F2F1ED" w:val="clear"/>
+        </w:rPr>
+        <w:t xml:space="preserve">ratio_recompute</w:t>
+      </w:r>
+      <w:r>
+        <w:t xml:space="preserve"> off — the shipped setting — none of this runs: the ratio is the file's figure, and it is still never summed.</w:t>
+      </w:r>
+    </w:p>
+    <w:p>
+      <w:pPr>
+        <w:spacing w:after="140"/>
+        <w:ind w:left="360"/>
+      </w:pPr>
+      <w:r>
+        <w:rPr>
+          <w:b/>
+          <w:bCs/>
+        </w:rPr>
         <w:t xml:space="preserve">Nothing is totalled across kinds.</w:t>
       </w:r>
       <w:r>

--- a/iwpb-sg-dashboard/IWPB_SG_Dashboard_README.docx
+++ b/iwpb-sg-dashboard/IWPB_SG_Dashboard_README.docx
@@ -11044,7 +11044,7 @@
               <w:spacing w:after="0"/>
             </w:pPr>
             <w:r>
-              <w:t xml:space="preserve">m, bn, k</w:t>
+              <w:t xml:space="preserve">mn, bn, k</w:t>
             </w:r>
           </w:p>
         </w:tc>
@@ -11314,6 +11314,82 @@
       <w:pPr>
         <w:spacing w:after="160"/>
       </w:pPr>
+    </w:p>
+    <w:p>
+      <w:pPr>
+        <w:spacing w:after="140"/>
+        <w:ind w:left="360"/>
+      </w:pPr>
+      <w:r>
+        <w:rPr>
+          <w:b/>
+          <w:bCs/>
+        </w:rPr>
+        <w:t xml:space="preserve">The two kinds scale from different bases</w:t>
+      </w:r>
+      <w:r>
+        <w:t xml:space="preserve">, because they start from different places. Money is stated against the file's own unit — a file in US$m carrying a line declared </w:t>
+      </w:r>
+      <w:r>
+        <w:rPr>
+          <w:rFonts w:ascii="Consolas" w:cs="Consolas" w:eastAsia="Consolas" w:hAnsi="Consolas"/>
+          <w:shd w:fill="F2F1ED" w:val="clear"/>
+        </w:rPr>
+        <w:t xml:space="preserve">US$m</w:t>
+      </w:r>
+      <w:r>
+        <w:t xml:space="preserve"> divides by one, and one declared </w:t>
+      </w:r>
+      <w:r>
+        <w:rPr>
+          <w:rFonts w:ascii="Consolas" w:cs="Consolas" w:eastAsia="Consolas" w:hAnsi="Consolas"/>
+          <w:shd w:fill="F2F1ED" w:val="clear"/>
+        </w:rPr>
+        <w:t xml:space="preserve">US$bn</w:t>
+      </w:r>
+      <w:r>
+        <w:t xml:space="preserve"> by a thousand. A count has no such base: 162,369 customers is 162,369 units, so a count declared </w:t>
+      </w:r>
+      <w:r>
+        <w:rPr>
+          <w:rFonts w:ascii="Consolas" w:cs="Consolas" w:eastAsia="Consolas" w:hAnsi="Consolas"/>
+          <w:shd w:fill="F2F1ED" w:val="clear"/>
+        </w:rPr>
+        <w:t xml:space="preserve">mn</w:t>
+      </w:r>
+      <w:r>
+        <w:t xml:space="preserve"> divides by a </w:t>
+      </w:r>
+      <w:r>
+        <w:rPr>
+          <w:b/>
+          <w:bCs/>
+        </w:rPr>
+        <w:t xml:space="preserve">million</w:t>
+      </w:r>
+      <w:r>
+        <w:t xml:space="preserve"> and prints as </w:t>
+      </w:r>
+      <w:r>
+        <w:rPr>
+          <w:rFonts w:ascii="Consolas" w:cs="Consolas" w:eastAsia="Consolas" w:hAnsi="Consolas"/>
+          <w:shd w:fill="F2F1ED" w:val="clear"/>
+        </w:rPr>
+        <w:t xml:space="preserve">0.16mn</w:t>
+      </w:r>
+      <w:r>
+        <w:t xml:space="preserve">. A count declared </w:t>
+      </w:r>
+      <w:r>
+        <w:rPr>
+          <w:rFonts w:ascii="Consolas" w:cs="Consolas" w:eastAsia="Consolas" w:hAnsi="Consolas"/>
+          <w:shd w:fill="F2F1ED" w:val="clear"/>
+        </w:rPr>
+        <w:t xml:space="preserve">Absolute</w:t>
+      </w:r>
+      <w:r>
+        <w:t xml:space="preserve"> divides by one. A figure scaled below one keeps two decimals rather than rounding itself away.</w:t>
+      </w:r>
     </w:p>
     <w:p>
       <w:pPr>

--- a/iwpb-sg-dashboard/IWPB_SG_Dashboard_README.docx
+++ b/iwpb-sg-dashboard/IWPB_SG_Dashboard_README.docx
@@ -1746,7 +1746,7 @@
         <w:t xml:space="preserve">↺</w:t>
       </w:r>
       <w:r>
-        <w:t xml:space="preserve"> on a dimmed tile restores it to the grid. The choice is remembered in the browser (alongside the drag-to-reorder order) and the PowerPoint tile grid follows the page, so a parked line is off the one-pager too. Nothing is recalculated by hiding — a parked tile is only out of view, and the reporting pack, the Financial Summary and the KPI scorecard still carry the line in full.</w:t>
+        <w:t xml:space="preserve"> on a dimmed tile restores it to the grid. The choice is remembered in the browser (alongside the drag-to-reorder order) and the PowerPoint tile grid follows the page, so a parked line is off the one-pager too.</w:t>
       </w:r>
     </w:p>
     <w:p>
@@ -1755,7 +1755,7 @@
         <w:ind w:left="360"/>
       </w:pPr>
       <w:r>
-        <w:t xml:space="preserve">Set </w:t>
+        <w:t xml:space="preserve">Nothing is recalculated by hiding — a parked tile is only out of view, and the reporting pack, the Financial Summary and the KPI scorecard still carry the line in full. Set </w:t>
       </w:r>
       <w:r>
         <w:rPr>
@@ -1795,7 +1795,364 @@
         <w:t xml:space="preserve">Tiles</w:t>
       </w:r>
       <w:r>
-        <w:t xml:space="preserve"> tab of the configuration workbook: one row per tile, </w:t>
+        <w:t xml:space="preserve"> tab of the configuration workbook, which puts each tile in one of </w:t>
+      </w:r>
+      <w:r>
+        <w:rPr>
+          <w:b/>
+          <w:bCs/>
+        </w:rPr>
+        <w:t xml:space="preserve">three states</w:t>
+      </w:r>
+      <w:r>
+        <w:t xml:space="preserve">:</w:t>
+      </w:r>
+    </w:p>
+    <w:tbl>
+      <w:tblPr>
+        <w:tblW w:type="pct" w:w="100%"/>
+        <w:tblBorders>
+          <w:top w:val="single" w:color="auto" w:sz="4"/>
+          <w:left w:val="single" w:color="auto" w:sz="4"/>
+          <w:bottom w:val="single" w:color="auto" w:sz="4"/>
+          <w:right w:val="single" w:color="auto" w:sz="4"/>
+          <w:insideH w:val="single" w:color="auto" w:sz="4"/>
+          <w:insideV w:val="single" w:color="auto" w:sz="4"/>
+        </w:tblBorders>
+      </w:tblPr>
+      <w:tblGrid>
+        <w:gridCol w:w="100"/>
+        <w:gridCol w:w="100"/>
+      </w:tblGrid>
+      <w:tr>
+        <w:trPr>
+          <w:tblHeader/>
+        </w:trPr>
+        <w:tc>
+          <w:tcPr>
+            <w:shd w:fill="F7E9EA" w:val="clear"/>
+            <w:tcMar>
+              <w:top w:type="dxa" w:w="60"/>
+              <w:left w:type="dxa" w:w="100"/>
+              <w:bottom w:type="dxa" w:w="60"/>
+              <w:right w:type="dxa" w:w="100"/>
+            </w:tcMar>
+          </w:tcPr>
+          <w:p>
+            <w:r>
+              <w:rPr>
+                <w:rFonts w:ascii="Consolas" w:cs="Consolas" w:eastAsia="Consolas" w:hAnsi="Consolas"/>
+                <w:b/>
+                <w:bCs/>
+                <w:color w:val="DB0011"/>
+                <w:shd w:fill="F2F1ED" w:val="clear"/>
+              </w:rPr>
+              <w:t xml:space="preserve">Show</w:t>
+            </w:r>
+            <w:r>
+              <w:rPr>
+                <w:b/>
+                <w:bCs/>
+                <w:color w:val="DB0011"/>
+              </w:rPr>
+              <w:t xml:space="preserve"> cell</w:t>
+            </w:r>
+          </w:p>
+        </w:tc>
+        <w:tc>
+          <w:tcPr>
+            <w:shd w:fill="F7E9EA" w:val="clear"/>
+            <w:tcMar>
+              <w:top w:type="dxa" w:w="60"/>
+              <w:left w:type="dxa" w:w="100"/>
+              <w:bottom w:type="dxa" w:w="60"/>
+              <w:right w:type="dxa" w:w="100"/>
+            </w:tcMar>
+          </w:tcPr>
+          <w:p>
+            <w:r>
+              <w:rPr>
+                <w:b/>
+                <w:bCs/>
+                <w:color w:val="DB0011"/>
+              </w:rPr>
+              <w:t xml:space="preserve">What happens</w:t>
+            </w:r>
+          </w:p>
+        </w:tc>
+      </w:tr>
+      <w:tr>
+        <w:tc>
+          <w:tcPr>
+            <w:tcMar>
+              <w:top w:type="dxa" w:w="60"/>
+              <w:left w:type="dxa" w:w="100"/>
+              <w:bottom w:type="dxa" w:w="60"/>
+              <w:right w:type="dxa" w:w="100"/>
+            </w:tcMar>
+          </w:tcPr>
+          <w:p>
+            <w:pPr>
+              <w:spacing w:after="0"/>
+            </w:pPr>
+            <w:r>
+              <w:rPr>
+                <w:rFonts w:ascii="Consolas" w:cs="Consolas" w:eastAsia="Consolas" w:hAnsi="Consolas"/>
+                <w:shd w:fill="F2F1ED" w:val="clear"/>
+              </w:rPr>
+              <w:t xml:space="preserve">Y</w:t>
+            </w:r>
+            <w:r>
+              <w:t xml:space="preserve"> (also </w:t>
+            </w:r>
+            <w:r>
+              <w:rPr>
+                <w:rFonts w:ascii="Consolas" w:cs="Consolas" w:eastAsia="Consolas" w:hAnsi="Consolas"/>
+                <w:shd w:fill="F2F1ED" w:val="clear"/>
+              </w:rPr>
+              <w:t xml:space="preserve">Yes</w:t>
+            </w:r>
+            <w:r>
+              <w:t xml:space="preserve">, </w:t>
+            </w:r>
+            <w:r>
+              <w:rPr>
+                <w:rFonts w:ascii="Consolas" w:cs="Consolas" w:eastAsia="Consolas" w:hAnsi="Consolas"/>
+                <w:shd w:fill="F2F1ED" w:val="clear"/>
+              </w:rPr>
+              <w:t xml:space="preserve">Show</w:t>
+            </w:r>
+            <w:r>
+              <w:t xml:space="preserve">, or blank)</w:t>
+            </w:r>
+          </w:p>
+        </w:tc>
+        <w:tc>
+          <w:tcPr>
+            <w:tcMar>
+              <w:top w:type="dxa" w:w="60"/>
+              <w:left w:type="dxa" w:w="100"/>
+              <w:bottom w:type="dxa" w:w="60"/>
+              <w:right w:type="dxa" w:w="100"/>
+            </w:tcMar>
+          </w:tcPr>
+          <w:p>
+            <w:pPr>
+              <w:spacing w:after="0"/>
+            </w:pPr>
+            <w:r>
+              <w:t xml:space="preserve">the tile is on the grid</w:t>
+            </w:r>
+          </w:p>
+        </w:tc>
+      </w:tr>
+      <w:tr>
+        <w:tc>
+          <w:tcPr>
+            <w:tcMar>
+              <w:top w:type="dxa" w:w="60"/>
+              <w:left w:type="dxa" w:w="100"/>
+              <w:bottom w:type="dxa" w:w="60"/>
+              <w:right w:type="dxa" w:w="100"/>
+            </w:tcMar>
+          </w:tcPr>
+          <w:p>
+            <w:pPr>
+              <w:spacing w:after="0"/>
+            </w:pPr>
+            <w:r>
+              <w:rPr>
+                <w:rFonts w:ascii="Consolas" w:cs="Consolas" w:eastAsia="Consolas" w:hAnsi="Consolas"/>
+                <w:shd w:fill="F2F1ED" w:val="clear"/>
+              </w:rPr>
+              <w:t xml:space="preserve">N</w:t>
+            </w:r>
+            <w:r>
+              <w:t xml:space="preserve"> (also </w:t>
+            </w:r>
+            <w:r>
+              <w:rPr>
+                <w:rFonts w:ascii="Consolas" w:cs="Consolas" w:eastAsia="Consolas" w:hAnsi="Consolas"/>
+                <w:shd w:fill="F2F1ED" w:val="clear"/>
+              </w:rPr>
+              <w:t xml:space="preserve">No</w:t>
+            </w:r>
+            <w:r>
+              <w:t xml:space="preserve">, </w:t>
+            </w:r>
+            <w:r>
+              <w:rPr>
+                <w:rFonts w:ascii="Consolas" w:cs="Consolas" w:eastAsia="Consolas" w:hAnsi="Consolas"/>
+                <w:shd w:fill="F2F1ED" w:val="clear"/>
+              </w:rPr>
+              <w:t xml:space="preserve">Hide</w:t>
+            </w:r>
+            <w:r>
+              <w:t xml:space="preserve">, </w:t>
+            </w:r>
+            <w:r>
+              <w:rPr>
+                <w:rFonts w:ascii="Consolas" w:cs="Consolas" w:eastAsia="Consolas" w:hAnsi="Consolas"/>
+                <w:shd w:fill="F2F1ED" w:val="clear"/>
+              </w:rPr>
+              <w:t xml:space="preserve">Park</w:t>
+            </w:r>
+            <w:r>
+              <w:t xml:space="preserve">)</w:t>
+            </w:r>
+          </w:p>
+        </w:tc>
+        <w:tc>
+          <w:tcPr>
+            <w:tcMar>
+              <w:top w:type="dxa" w:w="60"/>
+              <w:left w:type="dxa" w:w="100"/>
+              <w:bottom w:type="dxa" w:w="60"/>
+              <w:right w:type="dxa" w:w="100"/>
+            </w:tcMar>
+          </w:tcPr>
+          <w:p>
+            <w:pPr>
+              <w:spacing w:after="0"/>
+            </w:pPr>
+            <w:r>
+              <w:rPr>
+                <w:b/>
+                <w:bCs/>
+              </w:rPr>
+              <w:t xml:space="preserve">parked</w:t>
+            </w:r>
+            <w:r>
+              <w:t xml:space="preserve"> — off the grid, but the page offers </w:t>
+            </w:r>
+            <w:r>
+              <w:rPr>
+                <w:i/>
+                <w:iCs/>
+              </w:rPr>
+              <w:t xml:space="preserve">"N hidden tiles — show"</w:t>
+            </w:r>
+            <w:r>
+              <w:t xml:space="preserve"> and the reader can bring it back</w:t>
+            </w:r>
+          </w:p>
+        </w:tc>
+      </w:tr>
+      <w:tr>
+        <w:tc>
+          <w:tcPr>
+            <w:tcMar>
+              <w:top w:type="dxa" w:w="60"/>
+              <w:left w:type="dxa" w:w="100"/>
+              <w:bottom w:type="dxa" w:w="60"/>
+              <w:right w:type="dxa" w:w="100"/>
+            </w:tcMar>
+          </w:tcPr>
+          <w:p>
+            <w:pPr>
+              <w:spacing w:after="0"/>
+            </w:pPr>
+            <w:r>
+              <w:rPr>
+                <w:rFonts w:ascii="Consolas" w:cs="Consolas" w:eastAsia="Consolas" w:hAnsi="Consolas"/>
+                <w:shd w:fill="F2F1ED" w:val="clear"/>
+              </w:rPr>
+              <w:t xml:space="preserve">X</w:t>
+            </w:r>
+            <w:r>
+              <w:t xml:space="preserve"> (also </w:t>
+            </w:r>
+            <w:r>
+              <w:rPr>
+                <w:rFonts w:ascii="Consolas" w:cs="Consolas" w:eastAsia="Consolas" w:hAnsi="Consolas"/>
+                <w:shd w:fill="F2F1ED" w:val="clear"/>
+              </w:rPr>
+              <w:t xml:space="preserve">Never</w:t>
+            </w:r>
+            <w:r>
+              <w:t xml:space="preserve">, </w:t>
+            </w:r>
+            <w:r>
+              <w:rPr>
+                <w:rFonts w:ascii="Consolas" w:cs="Consolas" w:eastAsia="Consolas" w:hAnsi="Consolas"/>
+                <w:shd w:fill="F2F1ED" w:val="clear"/>
+              </w:rPr>
+              <w:t xml:space="preserve">Off</w:t>
+            </w:r>
+            <w:r>
+              <w:t xml:space="preserve">, </w:t>
+            </w:r>
+            <w:r>
+              <w:rPr>
+                <w:rFonts w:ascii="Consolas" w:cs="Consolas" w:eastAsia="Consolas" w:hAnsi="Consolas"/>
+                <w:shd w:fill="F2F1ED" w:val="clear"/>
+              </w:rPr>
+              <w:t xml:space="preserve">Exclude</w:t>
+            </w:r>
+            <w:r>
+              <w:t xml:space="preserve">, </w:t>
+            </w:r>
+            <w:r>
+              <w:rPr>
+                <w:rFonts w:ascii="Consolas" w:cs="Consolas" w:eastAsia="Consolas" w:hAnsi="Consolas"/>
+                <w:shd w:fill="F2F1ED" w:val="clear"/>
+              </w:rPr>
+              <w:t xml:space="preserve">Remove</w:t>
+            </w:r>
+            <w:r>
+              <w:t xml:space="preserve">, </w:t>
+            </w:r>
+            <w:r>
+              <w:rPr>
+                <w:rFonts w:ascii="Consolas" w:cs="Consolas" w:eastAsia="Consolas" w:hAnsi="Consolas"/>
+                <w:shd w:fill="F2F1ED" w:val="clear"/>
+              </w:rPr>
+              <w:t xml:space="preserve">None</w:t>
+            </w:r>
+            <w:r>
+              <w:t xml:space="preserve">)</w:t>
+            </w:r>
+          </w:p>
+        </w:tc>
+        <w:tc>
+          <w:tcPr>
+            <w:tcMar>
+              <w:top w:type="dxa" w:w="60"/>
+              <w:left w:type="dxa" w:w="100"/>
+              <w:bottom w:type="dxa" w:w="60"/>
+              <w:right w:type="dxa" w:w="100"/>
+            </w:tcMar>
+          </w:tcPr>
+          <w:p>
+            <w:pPr>
+              <w:spacing w:after="0"/>
+            </w:pPr>
+            <w:r>
+              <w:rPr>
+                <w:b/>
+                <w:bCs/>
+              </w:rPr>
+              <w:t xml:space="preserve">not on the page at all</w:t>
+            </w:r>
+            <w:r>
+              <w:t xml:space="preserve"> — off the grid, out of the parked list, out of the left-rail KPI list, out of the PowerPoint deck and out of the Business performance columns, and no reader setting can bring it back</w:t>
+            </w:r>
+          </w:p>
+        </w:tc>
+      </w:tr>
+    </w:tbl>
+    <w:p>
+      <w:pPr>
+        <w:spacing w:after="160"/>
+      </w:pPr>
+    </w:p>
+    <w:p>
+      <w:pPr>
+        <w:spacing w:after="140"/>
+        <w:ind w:left="360"/>
+      </w:pPr>
+      <w:r>
+        <w:t xml:space="preserve">A tab of only-</w:t>
       </w:r>
       <w:r>
         <w:rPr>
@@ -1805,27 +2162,7 @@
         <w:t xml:space="preserve">Y</w:t>
       </w:r>
       <w:r>
-        <w:t xml:space="preserve"> to show, </w:t>
-      </w:r>
-      <w:r>
-        <w:rPr>
-          <w:rFonts w:ascii="Consolas" w:cs="Consolas" w:eastAsia="Consolas" w:hAnsi="Consolas"/>
-          <w:shd w:fill="F2F1ED" w:val="clear"/>
-        </w:rPr>
-        <w:t xml:space="preserve">N</w:t>
-      </w:r>
-      <w:r>
-        <w:t xml:space="preserve"> to hide (a tab of only-</w:t>
-      </w:r>
-      <w:r>
-        <w:rPr>
-          <w:rFonts w:ascii="Consolas" w:cs="Consolas" w:eastAsia="Consolas" w:hAnsi="Consolas"/>
-          <w:shd w:fill="F2F1ED" w:val="clear"/>
-        </w:rPr>
-        <w:t xml:space="preserve">Y</w:t>
-      </w:r>
-      <w:r>
-        <w:t xml:space="preserve"> rows shows just those), and </w:t>
+        <w:t xml:space="preserve"> rows shows just those. </w:t>
       </w:r>
       <w:r>
         <w:rPr>
@@ -1835,14 +2172,14 @@
         <w:t xml:space="preserve">+</w:t>
       </w:r>
       <w:r>
-        <w:t xml:space="preserve"> to </w:t>
-      </w:r>
-      <w:r>
-        <w:rPr>
-          <w:b/>
-          <w:bCs/>
-        </w:rPr>
-        <w:t xml:space="preserve">add</w:t>
+        <w:t xml:space="preserve"> </w:t>
+      </w:r>
+      <w:r>
+        <w:rPr>
+          <w:b/>
+          <w:bCs/>
+        </w:rPr>
+        <w:t xml:space="preserve">adds</w:t>
       </w:r>
       <w:r>
         <w:t xml:space="preserve"> a line the default grid does not carry — resolved from the </w:t>
@@ -1875,16 +2212,7 @@
         <w:t xml:space="preserve">Nets with</w:t>
       </w:r>
       <w:r>
-        <w:t xml:space="preserve"> column names the lines a tile nets in.</w:t>
-      </w:r>
-    </w:p>
-    <w:p>
-      <w:pPr>
-        <w:spacing w:after="100"/>
-        <w:ind w:left="360"/>
-      </w:pPr>
-      <w:r>
-        <w:t xml:space="preserve">A </w:t>
+        <w:t xml:space="preserve"> column names the lines a tile nets in. A </w:t>
       </w:r>
       <w:r>
         <w:rPr>
@@ -1939,7 +2267,7 @@
     </w:p>
     <w:p>
       <w:pPr>
-        <w:spacing w:after="100"/>
+        <w:spacing w:after="140"/>
         <w:ind w:left="360"/>
       </w:pPr>
       <w:r>

--- a/iwpb-sg-dashboard/IWPB_SG_Dashboard_README.docx
+++ b/iwpb-sg-dashboard/IWPB_SG_Dashboard_README.docx
@@ -12943,6 +12943,21 @@
           <w:rFonts w:ascii="Consolas" w:cs="Consolas" w:eastAsia="Consolas" w:hAnsi="Consolas"/>
           <w:shd w:fill="F2F1ED" w:val="clear"/>
         </w:rPr>
+        <w:t xml:space="preserve">sample/IWPB_CER_ThreeCountries.xlsx</w:t>
+      </w:r>
+      <w:r>
+        <w:t xml:space="preserve"> is the same extract split across Singapore, Malaysia and Vietnam, each reporting its own CER%. Load it to see a ratio refuse to roll up: the three read 0.4526, 0.5470 and 0.5583, and the Group tile shows no figure at all rather than the 1.5579 they would sum to.</w:t>
+      </w:r>
+    </w:p>
+    <w:p>
+      <w:pPr>
+        <w:spacing w:after="140"/>
+      </w:pPr>
+      <w:r>
+        <w:rPr>
+          <w:rFonts w:ascii="Consolas" w:cs="Consolas" w:eastAsia="Consolas" w:hAnsi="Consolas"/>
+          <w:shd w:fill="F2F1ED" w:val="clear"/>
+        </w:rPr>
         <w:t xml:space="preserve">sample/IWPB_UnitColumn_Driller.xlsx</w:t>
       </w:r>
       <w:r>

--- a/iwpb-sg-dashboard/IWPB_SG_Dashboard_README.docx
+++ b/iwpb-sg-dashboard/IWPB_SG_Dashboard_README.docx
@@ -12637,6 +12637,294 @@
       </w:r>
       <w:r>
         <w:t xml:space="preserve"> off — the shipped setting — none of this runs: the ratio is the file's figure, and it is still never summed.</w:t>
+      </w:r>
+    </w:p>
+    <w:p>
+      <w:pPr>
+        <w:spacing w:after="140"/>
+        <w:ind w:left="360"/>
+      </w:pPr>
+      <w:r>
+        <w:rPr>
+          <w:b/>
+          <w:bCs/>
+        </w:rPr>
+        <w:t xml:space="preserve">A metric reported at Group is read at Group.</w:t>
+      </w:r>
+      <w:r>
+        <w:t xml:space="preserve"> Where the extract carries a line at </w:t>
+      </w:r>
+      <w:r>
+        <w:rPr>
+          <w:rFonts w:ascii="Consolas" w:cs="Consolas" w:eastAsia="Consolas" w:hAnsi="Consolas"/>
+          <w:shd w:fill="F2F1ED" w:val="clear"/>
+        </w:rPr>
+        <w:t xml:space="preserve">Global</w:t>
+      </w:r>
+      <w:r>
+        <w:t xml:space="preserve"> or </w:t>
+      </w:r>
+      <w:r>
+        <w:rPr>
+          <w:rFonts w:ascii="Consolas" w:cs="Consolas" w:eastAsia="Consolas" w:hAnsi="Consolas"/>
+          <w:shd w:fill="F2F1ED" w:val="clear"/>
+        </w:rPr>
+        <w:t xml:space="preserve">Group</w:t>
+      </w:r>
+      <w:r>
+        <w:t xml:space="preserve"> </w:t>
+      </w:r>
+      <w:r>
+        <w:rPr>
+          <w:b/>
+          <w:bCs/>
+        </w:rPr>
+        <w:t xml:space="preserve">as well as</w:t>
+      </w:r>
+      <w:r>
+        <w:t xml:space="preserve"> by country — the shape a reporting pack uses when a metric is owned centrally — adding both counts it twice. Which row to read follows from what is being asked:</w:t>
+      </w:r>
+    </w:p>
+    <w:tbl>
+      <w:tblPr>
+        <w:tblW w:type="pct" w:w="100%"/>
+        <w:tblBorders>
+          <w:top w:val="single" w:color="auto" w:sz="4"/>
+          <w:left w:val="single" w:color="auto" w:sz="4"/>
+          <w:bottom w:val="single" w:color="auto" w:sz="4"/>
+          <w:right w:val="single" w:color="auto" w:sz="4"/>
+          <w:insideH w:val="single" w:color="auto" w:sz="4"/>
+          <w:insideV w:val="single" w:color="auto" w:sz="4"/>
+        </w:tblBorders>
+      </w:tblPr>
+      <w:tblGrid>
+        <w:gridCol w:w="100"/>
+        <w:gridCol w:w="100"/>
+      </w:tblGrid>
+      <w:tr>
+        <w:trPr>
+          <w:tblHeader/>
+        </w:trPr>
+        <w:tc>
+          <w:tcPr>
+            <w:shd w:fill="F7E9EA" w:val="clear"/>
+            <w:tcMar>
+              <w:top w:type="dxa" w:w="60"/>
+              <w:left w:type="dxa" w:w="100"/>
+              <w:bottom w:type="dxa" w:w="60"/>
+              <w:right w:type="dxa" w:w="100"/>
+            </w:tcMar>
+          </w:tcPr>
+          <w:p>
+            <w:r>
+              <w:rPr>
+                <w:b/>
+                <w:bCs/>
+                <w:color w:val="DB0011"/>
+              </w:rPr>
+              <w:t xml:space="preserve">The view</w:t>
+            </w:r>
+          </w:p>
+        </w:tc>
+        <w:tc>
+          <w:tcPr>
+            <w:shd w:fill="F7E9EA" w:val="clear"/>
+            <w:tcMar>
+              <w:top w:type="dxa" w:w="60"/>
+              <w:left w:type="dxa" w:w="100"/>
+              <w:bottom w:type="dxa" w:w="60"/>
+              <w:right w:type="dxa" w:w="100"/>
+            </w:tcMar>
+          </w:tcPr>
+          <w:p>
+            <w:r>
+              <w:rPr>
+                <w:b/>
+                <w:bCs/>
+                <w:color w:val="DB0011"/>
+              </w:rPr>
+              <w:t xml:space="preserve">Reads</w:t>
+            </w:r>
+          </w:p>
+        </w:tc>
+      </w:tr>
+      <w:tr>
+        <w:tc>
+          <w:tcPr>
+            <w:tcMar>
+              <w:top w:type="dxa" w:w="60"/>
+              <w:left w:type="dxa" w:w="100"/>
+              <w:bottom w:type="dxa" w:w="60"/>
+              <w:right w:type="dxa" w:w="100"/>
+            </w:tcMar>
+          </w:tcPr>
+          <w:p>
+            <w:pPr>
+              <w:spacing w:after="0"/>
+            </w:pPr>
+            <w:r>
+              <w:t xml:space="preserve">the group view (nothing scoped)</w:t>
+            </w:r>
+          </w:p>
+        </w:tc>
+        <w:tc>
+          <w:tcPr>
+            <w:tcMar>
+              <w:top w:type="dxa" w:w="60"/>
+              <w:left w:type="dxa" w:w="100"/>
+              <w:bottom w:type="dxa" w:w="60"/>
+              <w:right w:type="dxa" w:w="100"/>
+            </w:tcMar>
+          </w:tcPr>
+          <w:p>
+            <w:pPr>
+              <w:spacing w:after="0"/>
+            </w:pPr>
+            <w:r>
+              <w:t xml:space="preserve">the </w:t>
+            </w:r>
+            <w:r>
+              <w:rPr>
+                <w:b/>
+                <w:bCs/>
+              </w:rPr>
+              <w:t xml:space="preserve">reported Global / Group row</w:t>
+            </w:r>
+            <w:r>
+              <w:t xml:space="preserve">; the country rows are set aside</w:t>
+            </w:r>
+          </w:p>
+        </w:tc>
+      </w:tr>
+      <w:tr>
+        <w:tc>
+          <w:tcPr>
+            <w:tcMar>
+              <w:top w:type="dxa" w:w="60"/>
+              <w:left w:type="dxa" w:w="100"/>
+              <w:bottom w:type="dxa" w:w="60"/>
+              <w:right w:type="dxa" w:w="100"/>
+            </w:tcMar>
+          </w:tcPr>
+          <w:p>
+            <w:pPr>
+              <w:spacing w:after="0"/>
+            </w:pPr>
+            <w:r>
+              <w:t xml:space="preserve">a breakdown by geography (a chart or table by country)</w:t>
+            </w:r>
+          </w:p>
+        </w:tc>
+        <w:tc>
+          <w:tcPr>
+            <w:tcMar>
+              <w:top w:type="dxa" w:w="60"/>
+              <w:left w:type="dxa" w:w="100"/>
+              <w:bottom w:type="dxa" w:w="60"/>
+              <w:right w:type="dxa" w:w="100"/>
+            </w:tcMar>
+          </w:tcPr>
+          <w:p>
+            <w:pPr>
+              <w:spacing w:after="0"/>
+            </w:pPr>
+            <w:r>
+              <w:t xml:space="preserve">the </w:t>
+            </w:r>
+            <w:r>
+              <w:rPr>
+                <w:b/>
+                <w:bCs/>
+              </w:rPr>
+              <w:t xml:space="preserve">country rows</w:t>
+            </w:r>
+            <w:r>
+              <w:t xml:space="preserve">; the group row is set aside, so it never stands beside them as a phantom country</w:t>
+            </w:r>
+          </w:p>
+        </w:tc>
+      </w:tr>
+      <w:tr>
+        <w:tc>
+          <w:tcPr>
+            <w:tcMar>
+              <w:top w:type="dxa" w:w="60"/>
+              <w:left w:type="dxa" w:w="100"/>
+              <w:bottom w:type="dxa" w:w="60"/>
+              <w:right w:type="dxa" w:w="100"/>
+            </w:tcMar>
+          </w:tcPr>
+          <w:p>
+            <w:pPr>
+              <w:spacing w:after="0"/>
+            </w:pPr>
+            <w:r>
+              <w:t xml:space="preserve">scoped to a country or region</w:t>
+            </w:r>
+          </w:p>
+        </w:tc>
+        <w:tc>
+          <w:tcPr>
+            <w:tcMar>
+              <w:top w:type="dxa" w:w="60"/>
+              <w:left w:type="dxa" w:w="100"/>
+              <w:bottom w:type="dxa" w:w="60"/>
+              <w:right w:type="dxa" w:w="100"/>
+            </w:tcMar>
+          </w:tcPr>
+          <w:p>
+            <w:pPr>
+              <w:spacing w:after="0"/>
+            </w:pPr>
+            <w:r>
+              <w:t xml:space="preserve">that scope's own rows</w:t>
+            </w:r>
+          </w:p>
+        </w:tc>
+      </w:tr>
+    </w:tbl>
+    <w:p>
+      <w:pPr>
+        <w:spacing w:after="160"/>
+      </w:pPr>
+    </w:p>
+    <w:p>
+      <w:pPr>
+        <w:spacing w:after="140"/>
+        <w:ind w:left="360"/>
+      </w:pPr>
+      <w:r>
+        <w:t xml:space="preserve">The two are never added together and nothing is ever apportioned downwards. The ingest report names the lines this affects and says which row each view takes; </w:t>
+      </w:r>
+      <w:r>
+        <w:rPr>
+          <w:rFonts w:ascii="Consolas" w:cs="Consolas" w:eastAsia="Consolas" w:hAnsi="Consolas"/>
+          <w:shd w:fill="F2F1ED" w:val="clear"/>
+        </w:rPr>
+        <w:t xml:space="preserve">grain_reported: N</w:t>
+      </w:r>
+      <w:r>
+        <w:t xml:space="preserve"> switches it off, and then both grains sit in scope together exactly as they did before. This is the acting-on of what the roll-up reconciliation's grain section reports, and it is separate from </w:t>
+      </w:r>
+      <w:r>
+        <w:rPr>
+          <w:rFonts w:ascii="Consolas" w:cs="Consolas" w:eastAsia="Consolas" w:hAnsi="Consolas"/>
+          <w:shd w:fill="F2F1ED" w:val="clear"/>
+        </w:rPr>
+        <w:t xml:space="preserve">group_consolidation</w:t>
+      </w:r>
+      <w:r>
+        <w:t xml:space="preserve">, which handles a Group </w:t>
+      </w:r>
+      <w:r>
+        <w:rPr>
+          <w:b/>
+          <w:bCs/>
+        </w:rPr>
+        <w:t xml:space="preserve">tab</w:t>
+      </w:r>
+      <w:r>
+        <w:t xml:space="preserve"> rather than a group row inside a tab.</w:t>
       </w:r>
     </w:p>
     <w:p>

--- a/iwpb-sg-dashboard/IWPB_SG_Dashboard_README.docx
+++ b/iwpb-sg-dashboard/IWPB_SG_Dashboard_README.docx
@@ -12894,7 +12894,112 @@
         <w:ind w:left="360"/>
       </w:pPr>
       <w:r>
-        <w:t xml:space="preserve">The two are never added together and nothing is ever apportioned downwards. The ingest report names the lines this affects and says which row each view takes; </w:t>
+        <w:t xml:space="preserve">The two are never added together and nothing is ever apportioned downwards.</w:t>
+      </w:r>
+    </w:p>
+    <w:p>
+      <w:pPr>
+        <w:spacing w:after="140"/>
+        <w:ind w:left="360"/>
+      </w:pPr>
+      <w:r>
+        <w:rPr>
+          <w:b/>
+          <w:bCs/>
+        </w:rPr>
+        <w:t xml:space="preserve">The unit follows the grain</w:t>
+      </w:r>
+      <w:r>
+        <w:t xml:space="preserve">, on the same </w:t>
+      </w:r>
+      <w:r>
+        <w:rPr>
+          <w:rFonts w:ascii="Consolas" w:cs="Consolas" w:eastAsia="Consolas" w:hAnsi="Consolas"/>
+          <w:shd w:fill="F2F1ED" w:val="clear"/>
+        </w:rPr>
+        <w:t xml:space="preserve">mn</w:t>
+      </w:r>
+      <w:r>
+        <w:t xml:space="preserve"> / </w:t>
+      </w:r>
+      <w:r>
+        <w:rPr>
+          <w:rFonts w:ascii="Consolas" w:cs="Consolas" w:eastAsia="Consolas" w:hAnsi="Consolas"/>
+          <w:shd w:fill="F2F1ED" w:val="clear"/>
+        </w:rPr>
+        <w:t xml:space="preserve">bn</w:t>
+      </w:r>
+      <w:r>
+        <w:t xml:space="preserve"> / </w:t>
+      </w:r>
+      <w:r>
+        <w:rPr>
+          <w:rFonts w:ascii="Consolas" w:cs="Consolas" w:eastAsia="Consolas" w:hAnsi="Consolas"/>
+          <w:shd w:fill="F2F1ED" w:val="clear"/>
+        </w:rPr>
+        <w:t xml:space="preserve">Absolute</w:t>
+      </w:r>
+      <w:r>
+        <w:t xml:space="preserve"> logic as everywhere else. A pack may report a line in </w:t>
+      </w:r>
+      <w:r>
+        <w:rPr>
+          <w:rFonts w:ascii="Consolas" w:cs="Consolas" w:eastAsia="Consolas" w:hAnsi="Consolas"/>
+          <w:shd w:fill="F2F1ED" w:val="clear"/>
+        </w:rPr>
+        <w:t xml:space="preserve">$Bn</w:t>
+      </w:r>
+      <w:r>
+        <w:t xml:space="preserve"> at Group and </w:t>
+      </w:r>
+      <w:r>
+        <w:rPr>
+          <w:rFonts w:ascii="Consolas" w:cs="Consolas" w:eastAsia="Consolas" w:hAnsi="Consolas"/>
+          <w:shd w:fill="F2F1ED" w:val="clear"/>
+        </w:rPr>
+        <w:t xml:space="preserve">$mn</w:t>
+      </w:r>
+      <w:r>
+        <w:t xml:space="preserve"> by country — that is two statements, each true of its own rows, not a disagreement — so each view is stated in the unit of the rows it reads and neither is labelled with the other's. The group view of such a line reads </w:t>
+      </w:r>
+      <w:r>
+        <w:rPr>
+          <w:rFonts w:ascii="Consolas" w:cs="Consolas" w:eastAsia="Consolas" w:hAnsi="Consolas"/>
+          <w:shd w:fill="F2F1ED" w:val="clear"/>
+        </w:rPr>
+        <w:t xml:space="preserve">US$bn 3.6</w:t>
+      </w:r>
+      <w:r>
+        <w:t xml:space="preserve"> where Singapore reads </w:t>
+      </w:r>
+      <w:r>
+        <w:rPr>
+          <w:rFonts w:ascii="Consolas" w:cs="Consolas" w:eastAsia="Consolas" w:hAnsi="Consolas"/>
+          <w:shd w:fill="F2F1ED" w:val="clear"/>
+        </w:rPr>
+        <w:t xml:space="preserve">US$m 1,401</w:t>
+      </w:r>
+      <w:r>
+        <w:t xml:space="preserve">.</w:t>
+      </w:r>
+    </w:p>
+    <w:p>
+      <w:pPr>
+        <w:spacing w:after="140"/>
+        <w:ind w:left="360"/>
+      </w:pPr>
+      <w:r>
+        <w:t xml:space="preserve">Two units under one name at the </w:t>
+      </w:r>
+      <w:r>
+        <w:rPr>
+          <w:b/>
+          <w:bCs/>
+        </w:rPr>
+        <w:t xml:space="preserve">same</w:t>
+      </w:r>
+      <w:r>
+        <w:t xml:space="preserve"> grain is a genuine disagreement, and there neither is taken. The ingest report names the lines this affects and says which row each view takes; </w:t>
       </w:r>
       <w:r>
         <w:rPr>
@@ -13220,6 +13325,71 @@
       </w:r>
       <w:r>
         <w:t xml:space="preserve"> is what the ⤓ Word download produces from that TM1 extract and pack together — a worked example of the six bases as a document.</w:t>
+      </w:r>
+    </w:p>
+    <w:p>
+      <w:pPr>
+        <w:spacing w:after="140"/>
+      </w:pPr>
+      <w:r>
+        <w:rPr>
+          <w:rFonts w:ascii="Consolas" w:cs="Consolas" w:eastAsia="Consolas" w:hAnsi="Consolas"/>
+          <w:shd w:fill="F2F1ED" w:val="clear"/>
+        </w:rPr>
+        <w:t xml:space="preserve">sample/IWPB_GrainUnits_Driller.xlsx</w:t>
+      </w:r>
+      <w:r>
+        <w:t xml:space="preserve"> is the grain-mix extract with a </w:t>
+      </w:r>
+      <w:r>
+        <w:rPr>
+          <w:rFonts w:ascii="Consolas" w:cs="Consolas" w:eastAsia="Consolas" w:hAnsi="Consolas"/>
+          <w:shd w:fill="F2F1ED" w:val="clear"/>
+        </w:rPr>
+        <w:t xml:space="preserve">Unit</w:t>
+      </w:r>
+      <w:r>
+        <w:t xml:space="preserve"> column that reports the Global rows in </w:t>
+      </w:r>
+      <w:r>
+        <w:rPr>
+          <w:rFonts w:ascii="Consolas" w:cs="Consolas" w:eastAsia="Consolas" w:hAnsi="Consolas"/>
+          <w:shd w:fill="F2F1ED" w:val="clear"/>
+        </w:rPr>
+        <w:t xml:space="preserve">$Bn</w:t>
+      </w:r>
+      <w:r>
+        <w:t xml:space="preserve"> and the country rows in </w:t>
+      </w:r>
+      <w:r>
+        <w:rPr>
+          <w:rFonts w:ascii="Consolas" w:cs="Consolas" w:eastAsia="Consolas" w:hAnsi="Consolas"/>
+          <w:shd w:fill="F2F1ED" w:val="clear"/>
+        </w:rPr>
+        <w:t xml:space="preserve">$mn</w:t>
+      </w:r>
+      <w:r>
+        <w:t xml:space="preserve"> — load it to see the same line read </w:t>
+      </w:r>
+      <w:r>
+        <w:rPr>
+          <w:rFonts w:ascii="Consolas" w:cs="Consolas" w:eastAsia="Consolas" w:hAnsi="Consolas"/>
+          <w:shd w:fill="F2F1ED" w:val="clear"/>
+        </w:rPr>
+        <w:t xml:space="preserve">US$bn 3.6</w:t>
+      </w:r>
+      <w:r>
+        <w:t xml:space="preserve"> at Group and </w:t>
+      </w:r>
+      <w:r>
+        <w:rPr>
+          <w:rFonts w:ascii="Consolas" w:cs="Consolas" w:eastAsia="Consolas" w:hAnsi="Consolas"/>
+          <w:shd w:fill="F2F1ED" w:val="clear"/>
+        </w:rPr>
+        <w:t xml:space="preserve">US$m 1,401</w:t>
+      </w:r>
+      <w:r>
+        <w:t xml:space="preserve"> for Singapore.</w:t>
       </w:r>
     </w:p>
     <w:p>

--- a/iwpb-sg-dashboard/IWPB_SG_Dashboard_README.docx
+++ b/iwpb-sg-dashboard/IWPB_SG_Dashboard_README.docx
@@ -12887,6 +12887,101 @@
       <w:pPr>
         <w:spacing w:after="160"/>
       </w:pPr>
+    </w:p>
+    <w:p>
+      <w:pPr>
+        <w:spacing w:after="140"/>
+        <w:ind w:left="360"/>
+      </w:pPr>
+      <w:r>
+        <w:rPr>
+          <w:b/>
+          <w:bCs/>
+        </w:rPr>
+        <w:t xml:space="preserve">A reported row always wins; otherwise the `Roll up` column decides.</w:t>
+      </w:r>
+      <w:r>
+        <w:t xml:space="preserve"> A line the sheet declares </w:t>
+      </w:r>
+      <w:r>
+        <w:rPr>
+          <w:rFonts w:ascii="Consolas" w:cs="Consolas" w:eastAsia="Consolas" w:hAnsi="Consolas"/>
+          <w:shd w:fill="F2F1ED" w:val="clear"/>
+        </w:rPr>
+        <w:t xml:space="preserve">Sum</w:t>
+      </w:r>
+      <w:r>
+        <w:t xml:space="preserve"> is built up from the countries at Group — that is what rolling up means. A line declared </w:t>
+      </w:r>
+      <w:r>
+        <w:rPr>
+          <w:rFonts w:ascii="Consolas" w:cs="Consolas" w:eastAsia="Consolas" w:hAnsi="Consolas"/>
+          <w:shd w:fill="F2F1ED" w:val="clear"/>
+        </w:rPr>
+        <w:t xml:space="preserve">As reported</w:t>
+      </w:r>
+      <w:r>
+        <w:t xml:space="preserve"> or </w:t>
+      </w:r>
+      <w:r>
+        <w:rPr>
+          <w:rFonts w:ascii="Consolas" w:cs="Consolas" w:eastAsia="Consolas" w:hAnsi="Consolas"/>
+          <w:shd w:fill="F2F1ED" w:val="clear"/>
+        </w:rPr>
+        <w:t xml:space="preserve">Never</w:t>
+      </w:r>
+      <w:r>
+        <w:t xml:space="preserve"> is not: it has a figure at a level only where the file reports one there, and where it does not, the tile shows a dash and says </w:t>
+      </w:r>
+      <w:r>
+        <w:rPr>
+          <w:i/>
+          <w:iCs/>
+        </w:rPr>
+        <w:t xml:space="preserve">"reported below this level only — never carried up"</w:t>
+      </w:r>
+      <w:r>
+        <w:t xml:space="preserve"> rather than inventing one from the parts. This is how a metric calculated somewhere else behaves — </w:t>
+      </w:r>
+      <w:r>
+        <w:rPr>
+          <w:b/>
+          <w:bCs/>
+        </w:rPr>
+        <w:t xml:space="preserve">CER and ROTE</w:t>
+      </w:r>
+      <w:r>
+        <w:t xml:space="preserve"> come from their own source and arrive as their own rows, so where such a row exists it is the figure and where it does not there is none.</w:t>
+      </w:r>
+    </w:p>
+    <w:p>
+      <w:pPr>
+        <w:spacing w:after="140"/>
+        <w:ind w:left="360"/>
+      </w:pPr>
+      <w:r>
+        <w:t xml:space="preserve">Its rows still belong to their parent: a fee line taken as reported is still inside Revenue when Revenue rolls up, so casting is unaffected. And coverage is </w:t>
+      </w:r>
+      <w:r>
+        <w:rPr>
+          <w:b/>
+          <w:bCs/>
+        </w:rPr>
+        <w:t xml:space="preserve">per line, not per file</w:t>
+      </w:r>
+      <w:r>
+        <w:t xml:space="preserve"> — a Group tab carrying only CER and a fee metric speaks for the Group on those two lines and leaves everything else to roll up from the countries exactly as before. </w:t>
+      </w:r>
+      <w:r>
+        <w:rPr>
+          <w:rFonts w:ascii="Consolas" w:cs="Consolas" w:eastAsia="Consolas" w:hAnsi="Consolas"/>
+          <w:shd w:fill="F2F1ED" w:val="clear"/>
+        </w:rPr>
+        <w:t xml:space="preserve">grain_declared: N</w:t>
+      </w:r>
+      <w:r>
+        <w:t xml:space="preserve"> switches the declaration side off.</w:t>
+      </w:r>
     </w:p>
     <w:p>
       <w:pPr>

--- a/iwpb-sg-dashboard/IWPB_SG_Dashboard_README.docx
+++ b/iwpb-sg-dashboard/IWPB_SG_Dashboard_README.docx
@@ -11966,6 +11966,91 @@
       </w:r>
       <w:r>
         <w:t xml:space="preserve">) is named in the ingest report rather than guessed at, and the report lists the money, number and ratio units it found.</w:t>
+      </w:r>
+    </w:p>
+    <w:p>
+      <w:pPr>
+        <w:spacing w:after="140"/>
+        <w:ind w:left="360"/>
+      </w:pPr>
+      <w:r>
+        <w:rPr>
+          <w:b/>
+          <w:bCs/>
+        </w:rPr>
+        <w:t xml:space="preserve">A ratio is never printed on a money basis.</w:t>
+      </w:r>
+      <w:r>
+        <w:t xml:space="preserve"> Three things can say a line is a ratio, and any one is enough: the file states its unit as </w:t>
+      </w:r>
+      <w:r>
+        <w:rPr>
+          <w:rFonts w:ascii="Consolas" w:cs="Consolas" w:eastAsia="Consolas" w:hAnsi="Consolas"/>
+          <w:shd w:fill="F2F1ED" w:val="clear"/>
+        </w:rPr>
+        <w:t xml:space="preserve">%</w:t>
+      </w:r>
+      <w:r>
+        <w:t xml:space="preserve">, the pack declares its </w:t>
+      </w:r>
+      <w:r>
+        <w:rPr>
+          <w:rFonts w:ascii="Consolas" w:cs="Consolas" w:eastAsia="Consolas" w:hAnsi="Consolas"/>
+          <w:shd w:fill="F2F1ED" w:val="clear"/>
+        </w:rPr>
+        <w:t xml:space="preserve">Basis</w:t>
+      </w:r>
+      <w:r>
+        <w:t xml:space="preserve"> as </w:t>
+      </w:r>
+      <w:r>
+        <w:rPr>
+          <w:rFonts w:ascii="Consolas" w:cs="Consolas" w:eastAsia="Consolas" w:hAnsi="Consolas"/>
+          <w:shd w:fill="F2F1ED" w:val="clear"/>
+        </w:rPr>
+        <w:t xml:space="preserve">Ratio</w:t>
+      </w:r>
+      <w:r>
+        <w:t xml:space="preserve">, or the name itself says so (</w:t>
+      </w:r>
+      <w:r>
+        <w:rPr>
+          <w:rFonts w:ascii="Consolas" w:cs="Consolas" w:eastAsia="Consolas" w:hAnsi="Consolas"/>
+          <w:shd w:fill="F2F1ED" w:val="clear"/>
+        </w:rPr>
+        <w:t xml:space="preserve">ratio_patterns</w:t>
+      </w:r>
+      <w:r>
+        <w:t xml:space="preserve"> — CER, ROTE, bps, %). Such a line is shown as the ratio it is — no currency, no restatement into billions because its rows happen to sit beside the balance sheet, and read year to date rather than as a closing balance, since a ratio is not a stock.</w:t>
+      </w:r>
+    </w:p>
+    <w:p>
+      <w:pPr>
+        <w:spacing w:after="140"/>
+        <w:ind w:left="360"/>
+      </w:pPr>
+      <w:r>
+        <w:t xml:space="preserve">Its movements are in ratio points (</w:t>
+      </w:r>
+      <w:r>
+        <w:rPr>
+          <w:rFonts w:ascii="Consolas" w:cs="Consolas" w:eastAsia="Consolas" w:hAnsi="Consolas"/>
+          <w:shd w:fill="F2F1ED" w:val="clear"/>
+        </w:rPr>
+        <w:t xml:space="preserve">▼0.01</w:t>
+      </w:r>
+      <w:r>
+        <w:t xml:space="preserve">) with the percentage change beside them. The same precedence applies here as everywhere: what the pack declares, then what the file states, and only then the name patterns — so a line the file calls </w:t>
+      </w:r>
+      <w:r>
+        <w:rPr>
+          <w:rFonts w:ascii="Consolas" w:cs="Consolas" w:eastAsia="Consolas" w:hAnsi="Consolas"/>
+          <w:shd w:fill="F2F1ED" w:val="clear"/>
+        </w:rPr>
+        <w:t xml:space="preserve">Absolute</w:t>
+      </w:r>
+      <w:r>
+        <w:t xml:space="preserve"> is a count even if the patterns would have caught its name.</w:t>
       </w:r>
     </w:p>
     <w:p>

--- a/iwpb-sg-dashboard/IWPB_SG_Dashboard_README.docx
+++ b/iwpb-sg-dashboard/IWPB_SG_Dashboard_README.docx
@@ -11966,6 +11966,188 @@
       </w:r>
       <w:r>
         <w:t xml:space="preserve">) is named in the ingest report rather than guessed at, and the report lists the money, number and ratio units it found.</w:t>
+      </w:r>
+    </w:p>
+    <w:p>
+      <w:pPr>
+        <w:spacing w:after="140"/>
+        <w:ind w:left="360"/>
+      </w:pPr>
+      <w:r>
+        <w:rPr>
+          <w:b/>
+          <w:bCs/>
+        </w:rPr>
+        <w:t xml:space="preserve">A metric cannot exceed the line it is defined from.</w:t>
+      </w:r>
+      <w:r>
+        <w:t xml:space="preserve"> Where a definition starts from a line — </w:t>
+      </w:r>
+      <w:r>
+        <w:rPr>
+          <w:rFonts w:ascii="Consolas" w:cs="Consolas" w:eastAsia="Consolas" w:hAnsi="Consolas"/>
+          <w:shd w:fill="F2F1ED" w:val="clear"/>
+        </w:rPr>
+        <w:t xml:space="preserve">Banking NII = Revenue less Net Insurance Revenue</w:t>
+      </w:r>
+      <w:r>
+        <w:t xml:space="preserve"> — the ingest report compares the two on the loaded file, per business, and says so if the metric comes out larger: </w:t>
+      </w:r>
+      <w:r>
+        <w:rPr>
+          <w:i/>
+          <w:iCs/>
+        </w:rPr>
+        <w:t xml:space="preserve">"Banking NII (IWPB) reads 750 against Revenue at 650 — a metric defined from a line cannot exceed it. It subtracts Net Insurance Revenue: check the sign the file carries that line with — subtracting a negative adds it."</w:t>
+      </w:r>
+      <w:r>
+        <w:t xml:space="preserve"> That last point is the usual cause: a line the extract already carries as a negative, subtracted again by the definition, is added instead.</w:t>
+      </w:r>
+    </w:p>
+    <w:p>
+      <w:pPr>
+        <w:spacing w:after="140"/>
+        <w:ind w:left="360"/>
+      </w:pPr>
+      <w:r>
+        <w:rPr>
+          <w:b/>
+          <w:bCs/>
+        </w:rPr>
+        <w:t xml:space="preserve">A count is not money either.</w:t>
+      </w:r>
+      <w:r>
+        <w:t xml:space="preserve"> </w:t>
+      </w:r>
+      <w:r>
+        <w:rPr>
+          <w:rFonts w:ascii="Consolas" w:cs="Consolas" w:eastAsia="Consolas" w:hAnsi="Consolas"/>
+          <w:shd w:fill="F2F1ED" w:val="clear"/>
+        </w:rPr>
+        <w:t xml:space="preserve">count_patterns</w:t>
+      </w:r>
+      <w:r>
+        <w:t xml:space="preserve"> (default: </w:t>
+      </w:r>
+      <w:r>
+        <w:rPr>
+          <w:rFonts w:ascii="Consolas" w:cs="Consolas" w:eastAsia="Consolas" w:hAnsi="Consolas"/>
+          <w:shd w:fill="F2F1ED" w:val="clear"/>
+        </w:rPr>
+        <w:t xml:space="preserve">headcount</w:t>
+      </w:r>
+      <w:r>
+        <w:t xml:space="preserve">, </w:t>
+      </w:r>
+      <w:r>
+        <w:rPr>
+          <w:rFonts w:ascii="Consolas" w:cs="Consolas" w:eastAsia="Consolas" w:hAnsi="Consolas"/>
+          <w:shd w:fill="F2F1ED" w:val="clear"/>
+        </w:rPr>
+        <w:t xml:space="preserve">fte</w:t>
+      </w:r>
+      <w:r>
+        <w:t xml:space="preserve">, </w:t>
+      </w:r>
+      <w:r>
+        <w:rPr>
+          <w:rFonts w:ascii="Consolas" w:cs="Consolas" w:eastAsia="Consolas" w:hAnsi="Consolas"/>
+          <w:shd w:fill="F2F1ED" w:val="clear"/>
+        </w:rPr>
+        <w:t xml:space="preserve">count(s)</w:t>
+      </w:r>
+      <w:r>
+        <w:t xml:space="preserve">, </w:t>
+      </w:r>
+      <w:r>
+        <w:rPr>
+          <w:rFonts w:ascii="Consolas" w:cs="Consolas" w:eastAsia="Consolas" w:hAnsi="Consolas"/>
+          <w:shd w:fill="F2F1ED" w:val="clear"/>
+        </w:rPr>
+        <w:t xml:space="preserve">customers</w:t>
+      </w:r>
+      <w:r>
+        <w:t xml:space="preserve">, </w:t>
+      </w:r>
+      <w:r>
+        <w:rPr>
+          <w:rFonts w:ascii="Consolas" w:cs="Consolas" w:eastAsia="Consolas" w:hAnsi="Consolas"/>
+          <w:shd w:fill="F2F1ED" w:val="clear"/>
+        </w:rPr>
+        <w:t xml:space="preserve">nos</w:t>
+      </w:r>
+      <w:r>
+        <w:t xml:space="preserve">, </w:t>
+      </w:r>
+      <w:r>
+        <w:rPr>
+          <w:rFonts w:ascii="Consolas" w:cs="Consolas" w:eastAsia="Consolas" w:hAnsi="Consolas"/>
+          <w:shd w:fill="F2F1ED" w:val="clear"/>
+        </w:rPr>
+        <w:t xml:space="preserve">number</w:t>
+      </w:r>
+      <w:r>
+        <w:t xml:space="preserve">, </w:t>
+      </w:r>
+      <w:r>
+        <w:rPr>
+          <w:rFonts w:ascii="Consolas" w:cs="Consolas" w:eastAsia="Consolas" w:hAnsi="Consolas"/>
+          <w:shd w:fill="F2F1ED" w:val="clear"/>
+        </w:rPr>
+        <w:t xml:space="preserve">heads</w:t>
+      </w:r>
+      <w:r>
+        <w:t xml:space="preserve">) names the lines that are a number of things rather than an amount of money. Such a line is printed as a plain number — no currency, no restatement into millions or billions because its rows sit under a Key Metrics or memo heading — and it never joins a money total. This is what the </w:t>
+      </w:r>
+      <w:r>
+        <w:rPr>
+          <w:rFonts w:ascii="Consolas" w:cs="Consolas" w:eastAsia="Consolas" w:hAnsi="Consolas"/>
+          <w:shd w:fill="F2F1ED" w:val="clear"/>
+        </w:rPr>
+        <w:t xml:space="preserve">Unit</w:t>
+      </w:r>
+      <w:r>
+        <w:t xml:space="preserve"> column says explicitly where a file carries one; the patterns are how a file that carries no units is still read correctly. (</w:t>
+      </w:r>
+      <w:r>
+        <w:rPr>
+          <w:rFonts w:ascii="Consolas" w:cs="Consolas" w:eastAsia="Consolas" w:hAnsi="Consolas"/>
+          <w:shd w:fill="F2F1ED" w:val="clear"/>
+        </w:rPr>
+        <w:t xml:space="preserve">fte</w:t>
+      </w:r>
+      <w:r>
+        <w:t xml:space="preserve">, </w:t>
+      </w:r>
+      <w:r>
+        <w:rPr>
+          <w:rFonts w:ascii="Consolas" w:cs="Consolas" w:eastAsia="Consolas" w:hAnsi="Consolas"/>
+          <w:shd w:fill="F2F1ED" w:val="clear"/>
+        </w:rPr>
+        <w:t xml:space="preserve">headcount</w:t>
+      </w:r>
+      <w:r>
+        <w:t xml:space="preserve"> and </w:t>
+      </w:r>
+      <w:r>
+        <w:rPr>
+          <w:rFonts w:ascii="Consolas" w:cs="Consolas" w:eastAsia="Consolas" w:hAnsi="Consolas"/>
+          <w:shd w:fill="F2F1ED" w:val="clear"/>
+        </w:rPr>
+        <w:t xml:space="preserve">count</w:t>
+      </w:r>
+      <w:r>
+        <w:t xml:space="preserve"> used to sit in </w:t>
+      </w:r>
+      <w:r>
+        <w:rPr>
+          <w:rFonts w:ascii="Consolas" w:cs="Consolas" w:eastAsia="Consolas" w:hAnsi="Consolas"/>
+          <w:shd w:fill="F2F1ED" w:val="clear"/>
+        </w:rPr>
+        <w:t xml:space="preserve">ratio_patterns</w:t>
+      </w:r>
+      <w:r>
+        <w:t xml:space="preserve">, which made a headcount a ratio; they now have their own setting.)</w:t>
       </w:r>
     </w:p>
     <w:p>

--- a/iwpb-sg-dashboard/IWPB_SG_Dashboard_README.docx
+++ b/iwpb-sg-dashboard/IWPB_SG_Dashboard_README.docx
@@ -11978,6 +11978,195 @@
           <w:b/>
           <w:bCs/>
         </w:rPr>
+        <w:t xml:space="preserve">How a component names its line.</w:t>
+      </w:r>
+      <w:r>
+        <w:t xml:space="preserve"> The </w:t>
+      </w:r>
+      <w:r>
+        <w:rPr>
+          <w:rFonts w:ascii="Consolas" w:cs="Consolas" w:eastAsia="Consolas" w:hAnsi="Consolas"/>
+          <w:shd w:fill="F2F1ED" w:val="clear"/>
+        </w:rPr>
+        <w:t xml:space="preserve">MICA level</w:t>
+      </w:r>
+      <w:r>
+        <w:t xml:space="preserve"> column names the column the line lives in, written however the extract heads it — </w:t>
+      </w:r>
+      <w:r>
+        <w:rPr>
+          <w:rFonts w:ascii="Consolas" w:cs="Consolas" w:eastAsia="Consolas" w:hAnsi="Consolas"/>
+          <w:shd w:fill="F2F1ED" w:val="clear"/>
+        </w:rPr>
+        <w:t xml:space="preserve">L3</w:t>
+      </w:r>
+      <w:r>
+        <w:t xml:space="preserve">, </w:t>
+      </w:r>
+      <w:r>
+        <w:rPr>
+          <w:rFonts w:ascii="Consolas" w:cs="Consolas" w:eastAsia="Consolas" w:hAnsi="Consolas"/>
+          <w:shd w:fill="F2F1ED" w:val="clear"/>
+        </w:rPr>
+        <w:t xml:space="preserve">MICA_Level_3</w:t>
+      </w:r>
+      <w:r>
+        <w:t xml:space="preserve">, </w:t>
+      </w:r>
+      <w:r>
+        <w:rPr>
+          <w:rFonts w:ascii="Consolas" w:cs="Consolas" w:eastAsia="Consolas" w:hAnsi="Consolas"/>
+          <w:shd w:fill="F2F1ED" w:val="clear"/>
+        </w:rPr>
+        <w:t xml:space="preserve">Product_Level_7</w:t>
+      </w:r>
+      <w:r>
+        <w:t xml:space="preserve">, </w:t>
+      </w:r>
+      <w:r>
+        <w:rPr>
+          <w:rFonts w:ascii="Consolas" w:cs="Consolas" w:eastAsia="Consolas" w:hAnsi="Consolas"/>
+          <w:shd w:fill="F2F1ED" w:val="clear"/>
+        </w:rPr>
+        <w:t xml:space="preserve">CG_Level_2</w:t>
+      </w:r>
+      <w:r>
+        <w:t xml:space="preserve">, </w:t>
+      </w:r>
+      <w:r>
+        <w:rPr>
+          <w:rFonts w:ascii="Consolas" w:cs="Consolas" w:eastAsia="Consolas" w:hAnsi="Consolas"/>
+          <w:shd w:fill="F2F1ED" w:val="clear"/>
+        </w:rPr>
+        <w:t xml:space="preserve">Function_Level_1</w:t>
+      </w:r>
+      <w:r>
+        <w:t xml:space="preserve">, </w:t>
+      </w:r>
+      <w:r>
+        <w:rPr>
+          <w:rFonts w:ascii="Consolas" w:cs="Consolas" w:eastAsia="Consolas" w:hAnsi="Consolas"/>
+          <w:shd w:fill="F2F1ED" w:val="clear"/>
+        </w:rPr>
+        <w:t xml:space="preserve">accH3</w:t>
+      </w:r>
+      <w:r>
+        <w:t xml:space="preserve"> all resolve. An optional </w:t>
+      </w:r>
+      <w:r>
+        <w:rPr>
+          <w:b/>
+          <w:bCs/>
+        </w:rPr>
+        <w:t xml:space="preserve">`Product Level`</w:t>
+      </w:r>
+      <w:r>
+        <w:t xml:space="preserve"> column qualifies the component further, in either of two forms: a bare column name (</w:t>
+      </w:r>
+      <w:r>
+        <w:rPr>
+          <w:rFonts w:ascii="Consolas" w:cs="Consolas" w:eastAsia="Consolas" w:hAnsi="Consolas"/>
+          <w:shd w:fill="F2F1ED" w:val="clear"/>
+        </w:rPr>
+        <w:t xml:space="preserve">Product_Level_7</w:t>
+      </w:r>
+      <w:r>
+        <w:t xml:space="preserve">) lets the same line be found in that column as well, for a pack whose line sits in the product hierarchy rather than the MICA one; and </w:t>
+      </w:r>
+      <w:r>
+        <w:rPr>
+          <w:rFonts w:ascii="Consolas" w:cs="Consolas" w:eastAsia="Consolas" w:hAnsi="Consolas"/>
+          <w:shd w:fill="F2F1ED" w:val="clear"/>
+        </w:rPr>
+        <w:t xml:space="preserve">Product_Level_7 = Wealth</w:t>
+      </w:r>
+      <w:r>
+        <w:t xml:space="preserve"> restricts the component to rows holding that value. The sheet is read by its headings, so a column may be added or moved without shifting the ones behind it.</w:t>
+      </w:r>
+    </w:p>
+    <w:p>
+      <w:pPr>
+        <w:spacing w:after="140"/>
+        <w:ind w:left="360"/>
+      </w:pPr>
+      <w:r>
+        <w:rPr>
+          <w:b/>
+          <w:bCs/>
+        </w:rPr>
+        <w:t xml:space="preserve">What `−` does, and when it does nothing.</w:t>
+      </w:r>
+      <w:r>
+        <w:t xml:space="preserve"> A </w:t>
+      </w:r>
+      <w:r>
+        <w:rPr>
+          <w:rFonts w:ascii="Consolas" w:cs="Consolas" w:eastAsia="Consolas" w:hAnsi="Consolas"/>
+          <w:shd w:fill="F2F1ED" w:val="clear"/>
+        </w:rPr>
+        <w:t xml:space="preserve">−</w:t>
+      </w:r>
+      <w:r>
+        <w:t xml:space="preserve"> component </w:t>
+      </w:r>
+      <w:r>
+        <w:rPr>
+          <w:b/>
+          <w:bCs/>
+        </w:rPr>
+        <w:t xml:space="preserve">removes rows from the selection</w:t>
+      </w:r>
+      <w:r>
+        <w:t xml:space="preserve"> — it does not subtract a value. So it only bites where those rows were in the selection to begin with: carving </w:t>
+      </w:r>
+      <w:r>
+        <w:rPr>
+          <w:rFonts w:ascii="Consolas" w:cs="Consolas" w:eastAsia="Consolas" w:hAnsi="Consolas"/>
+          <w:shd w:fill="F2F1ED" w:val="clear"/>
+        </w:rPr>
+        <w:t xml:space="preserve">Net Insurance Revenue</w:t>
+      </w:r>
+      <w:r>
+        <w:t xml:space="preserve"> out of </w:t>
+      </w:r>
+      <w:r>
+        <w:rPr>
+          <w:rFonts w:ascii="Consolas" w:cs="Consolas" w:eastAsia="Consolas" w:hAnsi="Consolas"/>
+          <w:shd w:fill="F2F1ED" w:val="clear"/>
+        </w:rPr>
+        <w:t xml:space="preserve">Revenue</w:t>
+      </w:r>
+      <w:r>
+        <w:t xml:space="preserve"> works, because insurance sits inside Revenue; carving it out of </w:t>
+      </w:r>
+      <w:r>
+        <w:rPr>
+          <w:rFonts w:ascii="Consolas" w:cs="Consolas" w:eastAsia="Consolas" w:hAnsi="Consolas"/>
+          <w:shd w:fill="F2F1ED" w:val="clear"/>
+        </w:rPr>
+        <w:t xml:space="preserve">NII - Net Interest Income</w:t>
+      </w:r>
+      <w:r>
+        <w:t xml:space="preserve"> removes nothing, because insurance was never an NII row, and the calculation reads the same with or without that line. The ingest report says so, with the value that was expected to come out: </w:t>
+      </w:r>
+      <w:r>
+        <w:rPr>
+          <w:i/>
+          <w:iCs/>
+        </w:rPr>
+        <w:t xml:space="preserve">"taking out 'Net Insurance Revenue' removes nothing — its 2 rows, worth (396), are not inside NII - Net Interest Income."</w:t>
+      </w:r>
+    </w:p>
+    <w:p>
+      <w:pPr>
+        <w:spacing w:after="140"/>
+        <w:ind w:left="360"/>
+      </w:pPr>
+      <w:r>
+        <w:rPr>
+          <w:b/>
+          <w:bCs/>
+        </w:rPr>
         <w:t xml:space="preserve">A metric cannot exceed the line it is defined from.</w:t>
       </w:r>
       <w:r>

--- a/iwpb-sg-dashboard/IWPB_SG_Dashboard_README.docx
+++ b/iwpb-sg-dashboard/IWPB_SG_Dashboard_README.docx
@@ -2345,7 +2345,7 @@
           <w:sz w:val="18"/>
           <w:szCs w:val="18"/>
         </w:rPr>
-        <w:t xml:space="preserve">Calculation  | Business | Line                   | Include | MICA level | Tile</w:t>
+        <w:t xml:space="preserve">Calculation  | Business | Line                   | Include | MICA level | Product Level   | Tile</w:t>
       </w:r>
     </w:p>
     <w:p>
@@ -2359,7 +2359,7 @@
           <w:sz w:val="18"/>
           <w:szCs w:val="18"/>
         </w:rPr>
-        <w:t xml:space="preserve">Banking NII  | IWPB     | Revenue                |   +     |    L2      |</w:t>
+        <w:t xml:space="preserve">Banking NII  | IWPB     | Revenue                |   +     |    L2      |                 |</w:t>
       </w:r>
     </w:p>
     <w:p>
@@ -2373,7 +2373,7 @@
           <w:sz w:val="18"/>
           <w:szCs w:val="18"/>
         </w:rPr>
-        <w:t xml:space="preserve">Banking NII  | IWPB     | Net Insurance Revenue  |   −     |    L3      |</w:t>
+        <w:t xml:space="preserve">Banking NII  | IWPB     | Net Insurance Revenue  |   −     |    L3      | Product_Level_7 |</w:t>
       </w:r>
     </w:p>
     <w:p>
@@ -2387,7 +2387,7 @@
           <w:sz w:val="18"/>
           <w:szCs w:val="18"/>
         </w:rPr>
-        <w:t xml:space="preserve">Banking NII  | CIB      | Banking NII            |   +     |   accH3    |</w:t>
+        <w:t xml:space="preserve">Banking NII  | CIB      | Banking NII            |   +     |   accH3    |                 |</w:t>
       </w:r>
     </w:p>
     <w:p>
@@ -2459,6 +2459,92 @@
       </w:r>
       <w:r>
         <w:t xml:space="preserve"> — so a name that exists at two levels is never guessed (blank searches every level).</w:t>
+      </w:r>
+    </w:p>
+    <w:p>
+      <w:pPr>
+        <w:spacing w:after="140"/>
+        <w:ind w:left="360"/>
+      </w:pPr>
+      <w:r>
+        <w:rPr>
+          <w:b/>
+          <w:bCs/>
+        </w:rPr>
+        <w:t xml:space="preserve">Product Level</w:t>
+      </w:r>
+      <w:r>
+        <w:t xml:space="preserve"> qualifies a component further: a bare column name lets the line be found in that column too, </w:t>
+      </w:r>
+      <w:r>
+        <w:rPr>
+          <w:rFonts w:ascii="Consolas" w:cs="Consolas" w:eastAsia="Consolas" w:hAnsi="Consolas"/>
+          <w:shd w:fill="F2F1ED" w:val="clear"/>
+        </w:rPr>
+        <w:t xml:space="preserve">Product_Level_7 = Wealth</w:t>
+      </w:r>
+      <w:r>
+        <w:t xml:space="preserve"> restricts it to rows holding that value. A </w:t>
+      </w:r>
+      <w:r>
+        <w:rPr>
+          <w:rFonts w:ascii="Consolas" w:cs="Consolas" w:eastAsia="Consolas" w:hAnsi="Consolas"/>
+          <w:shd w:fill="F2F1ED" w:val="clear"/>
+        </w:rPr>
+        <w:t xml:space="preserve">−</w:t>
+      </w:r>
+      <w:r>
+        <w:t xml:space="preserve"> line </w:t>
+      </w:r>
+      <w:r>
+        <w:rPr>
+          <w:b/>
+          <w:bCs/>
+        </w:rPr>
+        <w:t xml:space="preserve">inside</w:t>
+      </w:r>
+      <w:r>
+        <w:t xml:space="preserve"> the base is removed from the selection; one </w:t>
+      </w:r>
+      <w:r>
+        <w:rPr>
+          <w:b/>
+          <w:bCs/>
+        </w:rPr>
+        <w:t xml:space="preserve">outside</w:t>
+      </w:r>
+      <w:r>
+        <w:t xml:space="preserve"> it — insurance carved out of </w:t>
+      </w:r>
+      <w:r>
+        <w:rPr>
+          <w:rFonts w:ascii="Consolas" w:cs="Consolas" w:eastAsia="Consolas" w:hAnsi="Consolas"/>
+          <w:shd w:fill="F2F1ED" w:val="clear"/>
+        </w:rPr>
+        <w:t xml:space="preserve">NII - Net Interest Income</w:t>
+      </w:r>
+      <w:r>
+        <w:t xml:space="preserve"> rather than out of </w:t>
+      </w:r>
+      <w:r>
+        <w:rPr>
+          <w:rFonts w:ascii="Consolas" w:cs="Consolas" w:eastAsia="Consolas" w:hAnsi="Consolas"/>
+          <w:shd w:fill="F2F1ED" w:val="clear"/>
+        </w:rPr>
+        <w:t xml:space="preserve">Revenue</w:t>
+      </w:r>
+      <w:r>
+        <w:t xml:space="preserve"> — has its value subtracted instead, since there is nothing there to remove. Both read as </w:t>
+      </w:r>
+      <w:r>
+        <w:rPr>
+          <w:i/>
+          <w:iCs/>
+        </w:rPr>
+        <w:t xml:space="preserve">the base, less that line</w:t>
+      </w:r>
+      <w:r>
+        <w:t xml:space="preserve">, and the ingest report says which applied.</w:t>
       </w:r>
     </w:p>
     <w:p>
@@ -12094,68 +12180,218 @@
           <w:b/>
           <w:bCs/>
         </w:rPr>
-        <w:t xml:space="preserve">What `−` does, and when it does nothing.</w:t>
-      </w:r>
-      <w:r>
-        <w:t xml:space="preserve"> A </w:t>
-      </w:r>
-      <w:r>
-        <w:rPr>
-          <w:rFonts w:ascii="Consolas" w:cs="Consolas" w:eastAsia="Consolas" w:hAnsi="Consolas"/>
-          <w:shd w:fill="F2F1ED" w:val="clear"/>
-        </w:rPr>
-        <w:t xml:space="preserve">−</w:t>
-      </w:r>
-      <w:r>
-        <w:t xml:space="preserve"> component </w:t>
-      </w:r>
-      <w:r>
-        <w:rPr>
-          <w:b/>
-          <w:bCs/>
-        </w:rPr>
-        <w:t xml:space="preserve">removes rows from the selection</w:t>
-      </w:r>
-      <w:r>
-        <w:t xml:space="preserve"> — it does not subtract a value. So it only bites where those rows were in the selection to begin with: carving </w:t>
-      </w:r>
-      <w:r>
-        <w:rPr>
-          <w:rFonts w:ascii="Consolas" w:cs="Consolas" w:eastAsia="Consolas" w:hAnsi="Consolas"/>
-          <w:shd w:fill="F2F1ED" w:val="clear"/>
-        </w:rPr>
-        <w:t xml:space="preserve">Net Insurance Revenue</w:t>
-      </w:r>
-      <w:r>
-        <w:t xml:space="preserve"> out of </w:t>
-      </w:r>
-      <w:r>
-        <w:rPr>
-          <w:rFonts w:ascii="Consolas" w:cs="Consolas" w:eastAsia="Consolas" w:hAnsi="Consolas"/>
-          <w:shd w:fill="F2F1ED" w:val="clear"/>
-        </w:rPr>
-        <w:t xml:space="preserve">Revenue</w:t>
-      </w:r>
-      <w:r>
-        <w:t xml:space="preserve"> works, because insurance sits inside Revenue; carving it out of </w:t>
-      </w:r>
-      <w:r>
-        <w:rPr>
-          <w:rFonts w:ascii="Consolas" w:cs="Consolas" w:eastAsia="Consolas" w:hAnsi="Consolas"/>
-          <w:shd w:fill="F2F1ED" w:val="clear"/>
-        </w:rPr>
-        <w:t xml:space="preserve">NII - Net Interest Income</w:t>
-      </w:r>
-      <w:r>
-        <w:t xml:space="preserve"> removes nothing, because insurance was never an NII row, and the calculation reads the same with or without that line. The ingest report says so, with the value that was expected to come out: </w:t>
+        <w:t xml:space="preserve">What `−` does.</w:t>
+      </w:r>
+      <w:r>
+        <w:t xml:space="preserve"> It reads as one sentence — </w:t>
       </w:r>
       <w:r>
         <w:rPr>
           <w:i/>
           <w:iCs/>
         </w:rPr>
-        <w:t xml:space="preserve">"taking out 'Net Insurance Revenue' removes nothing — its 2 rows, worth (396), are not inside NII - Net Interest Income."</w:t>
-      </w:r>
+        <w:t xml:space="preserve">the base, less that line</w:t>
+      </w:r>
+      <w:r>
+        <w:t xml:space="preserve"> — and takes whichever of two forms the data calls for:</w:t>
+      </w:r>
+    </w:p>
+    <w:tbl>
+      <w:tblPr>
+        <w:tblW w:type="pct" w:w="100%"/>
+        <w:tblBorders>
+          <w:top w:val="single" w:color="auto" w:sz="4"/>
+          <w:left w:val="single" w:color="auto" w:sz="4"/>
+          <w:bottom w:val="single" w:color="auto" w:sz="4"/>
+          <w:right w:val="single" w:color="auto" w:sz="4"/>
+          <w:insideH w:val="single" w:color="auto" w:sz="4"/>
+          <w:insideV w:val="single" w:color="auto" w:sz="4"/>
+        </w:tblBorders>
+      </w:tblPr>
+      <w:tblGrid>
+        <w:gridCol w:w="100"/>
+        <w:gridCol w:w="100"/>
+      </w:tblGrid>
+      <w:tr>
+        <w:trPr>
+          <w:tblHeader/>
+        </w:trPr>
+        <w:tc>
+          <w:tcPr>
+            <w:shd w:fill="F7E9EA" w:val="clear"/>
+            <w:tcMar>
+              <w:top w:type="dxa" w:w="60"/>
+              <w:left w:type="dxa" w:w="100"/>
+              <w:bottom w:type="dxa" w:w="60"/>
+              <w:right w:type="dxa" w:w="100"/>
+            </w:tcMar>
+          </w:tcPr>
+          <w:p>
+            <w:r>
+              <w:rPr>
+                <w:b/>
+                <w:bCs/>
+                <w:color w:val="DB0011"/>
+              </w:rPr>
+              <w:t xml:space="preserve">Where the line taken out sits</w:t>
+            </w:r>
+          </w:p>
+        </w:tc>
+        <w:tc>
+          <w:tcPr>
+            <w:shd w:fill="F7E9EA" w:val="clear"/>
+            <w:tcMar>
+              <w:top w:type="dxa" w:w="60"/>
+              <w:left w:type="dxa" w:w="100"/>
+              <w:bottom w:type="dxa" w:w="60"/>
+              <w:right w:type="dxa" w:w="100"/>
+            </w:tcMar>
+          </w:tcPr>
+          <w:p>
+            <w:r>
+              <w:rPr>
+                <w:b/>
+                <w:bCs/>
+                <w:color w:val="DB0011"/>
+              </w:rPr>
+              <w:t xml:space="preserve">What happens</w:t>
+            </w:r>
+          </w:p>
+        </w:tc>
+      </w:tr>
+      <w:tr>
+        <w:tc>
+          <w:tcPr>
+            <w:tcMar>
+              <w:top w:type="dxa" w:w="60"/>
+              <w:left w:type="dxa" w:w="100"/>
+              <w:bottom w:type="dxa" w:w="60"/>
+              <w:right w:type="dxa" w:w="100"/>
+            </w:tcMar>
+          </w:tcPr>
+          <w:p>
+            <w:pPr>
+              <w:spacing w:after="0"/>
+            </w:pPr>
+            <w:r>
+              <w:rPr>
+                <w:b/>
+                <w:bCs/>
+              </w:rPr>
+              <w:t xml:space="preserve">inside the base</w:t>
+            </w:r>
+            <w:r>
+              <w:t xml:space="preserve"> — </w:t>
+            </w:r>
+            <w:r>
+              <w:rPr>
+                <w:rFonts w:ascii="Consolas" w:cs="Consolas" w:eastAsia="Consolas" w:hAnsi="Consolas"/>
+                <w:shd w:fill="F2F1ED" w:val="clear"/>
+              </w:rPr>
+              <w:t xml:space="preserve">Net Insurance Revenue</w:t>
+            </w:r>
+            <w:r>
+              <w:t xml:space="preserve"> carved out of </w:t>
+            </w:r>
+            <w:r>
+              <w:rPr>
+                <w:rFonts w:ascii="Consolas" w:cs="Consolas" w:eastAsia="Consolas" w:hAnsi="Consolas"/>
+                <w:shd w:fill="F2F1ED" w:val="clear"/>
+              </w:rPr>
+              <w:t xml:space="preserve">Revenue</w:t>
+            </w:r>
+          </w:p>
+        </w:tc>
+        <w:tc>
+          <w:tcPr>
+            <w:tcMar>
+              <w:top w:type="dxa" w:w="60"/>
+              <w:left w:type="dxa" w:w="100"/>
+              <w:bottom w:type="dxa" w:w="60"/>
+              <w:right w:type="dxa" w:w="100"/>
+            </w:tcMar>
+          </w:tcPr>
+          <w:p>
+            <w:pPr>
+              <w:spacing w:after="0"/>
+            </w:pPr>
+            <w:r>
+              <w:t xml:space="preserve">its rows are </w:t>
+            </w:r>
+            <w:r>
+              <w:rPr>
+                <w:b/>
+                <w:bCs/>
+              </w:rPr>
+              <w:t xml:space="preserve">removed from the selection</w:t>
+            </w:r>
+          </w:p>
+        </w:tc>
+      </w:tr>
+      <w:tr>
+        <w:tc>
+          <w:tcPr>
+            <w:tcMar>
+              <w:top w:type="dxa" w:w="60"/>
+              <w:left w:type="dxa" w:w="100"/>
+              <w:bottom w:type="dxa" w:w="60"/>
+              <w:right w:type="dxa" w:w="100"/>
+            </w:tcMar>
+          </w:tcPr>
+          <w:p>
+            <w:pPr>
+              <w:spacing w:after="0"/>
+            </w:pPr>
+            <w:r>
+              <w:rPr>
+                <w:b/>
+                <w:bCs/>
+              </w:rPr>
+              <w:t xml:space="preserve">outside the base</w:t>
+            </w:r>
+            <w:r>
+              <w:t xml:space="preserve"> — the same line carved out of </w:t>
+            </w:r>
+            <w:r>
+              <w:rPr>
+                <w:rFonts w:ascii="Consolas" w:cs="Consolas" w:eastAsia="Consolas" w:hAnsi="Consolas"/>
+                <w:shd w:fill="F2F1ED" w:val="clear"/>
+              </w:rPr>
+              <w:t xml:space="preserve">NII - Net Interest Income</w:t>
+            </w:r>
+          </w:p>
+        </w:tc>
+        <w:tc>
+          <w:tcPr>
+            <w:tcMar>
+              <w:top w:type="dxa" w:w="60"/>
+              <w:left w:type="dxa" w:w="100"/>
+              <w:bottom w:type="dxa" w:w="60"/>
+              <w:right w:type="dxa" w:w="100"/>
+            </w:tcMar>
+          </w:tcPr>
+          <w:p>
+            <w:pPr>
+              <w:spacing w:after="0"/>
+            </w:pPr>
+            <w:r>
+              <w:t xml:space="preserve">there is nothing to remove, so its </w:t>
+            </w:r>
+            <w:r>
+              <w:rPr>
+                <w:b/>
+                <w:bCs/>
+              </w:rPr>
+              <w:t xml:space="preserve">value is subtracted</w:t>
+            </w:r>
+          </w:p>
+        </w:tc>
+      </w:tr>
+    </w:tbl>
+    <w:p>
+      <w:pPr>
+        <w:spacing w:after="160"/>
+      </w:pPr>
     </w:p>
     <w:p>
       <w:pPr>
@@ -12163,11 +12399,40 @@
         <w:ind w:left="360"/>
       </w:pPr>
       <w:r>
-        <w:rPr>
-          <w:b/>
-          <w:bCs/>
-        </w:rPr>
-        <w:t xml:space="preserve">A metric cannot exceed the line it is defined from.</w:t>
+        <w:t xml:space="preserve">Both give "the base less that line". The second is carried as a row of its own, named </w:t>
+      </w:r>
+      <w:r>
+        <w:rPr>
+          <w:rFonts w:ascii="Consolas" w:cs="Consolas" w:eastAsia="Consolas" w:hAnsi="Consolas"/>
+          <w:shd w:fill="F2F1ED" w:val="clear"/>
+        </w:rPr>
+        <w:t xml:space="preserve">less &lt;line&gt;</w:t>
+      </w:r>
+      <w:r>
+        <w:t xml:space="preserve">, so every figure downstream sums it exactly as it sums everything else and a drill-down shows it rather than hiding it. The ingest report says which form applied and what it was worth. Note that where the line removed is itself negative, "less" </w:t>
+      </w:r>
+      <w:r>
+        <w:rPr>
+          <w:b/>
+          <w:bCs/>
+        </w:rPr>
+        <w:t xml:space="preserve">raises</w:t>
+      </w:r>
+      <w:r>
+        <w:t xml:space="preserve"> the total — insurance at (396) taken out of NII of 1,100 gives 1,496 — which is arithmetic, not a fault.</w:t>
+      </w:r>
+    </w:p>
+    <w:p>
+      <w:pPr>
+        <w:spacing w:after="140"/>
+        <w:ind w:left="360"/>
+      </w:pPr>
+      <w:r>
+        <w:rPr>
+          <w:b/>
+          <w:bCs/>
+        </w:rPr>
+        <w:t xml:space="preserve">A metric must equal what it says it is.</w:t>
       </w:r>
       <w:r>
         <w:t xml:space="preserve"> Where a definition starts from a line — </w:t>
@@ -12180,17 +12445,189 @@
         <w:t xml:space="preserve">Banking NII = Revenue less Net Insurance Revenue</w:t>
       </w:r>
       <w:r>
-        <w:t xml:space="preserve"> — the ingest report compares the two on the loaded file, per business, and says so if the metric comes out larger: </w:t>
+        <w:t xml:space="preserve"> — the ingest report tests that identity on the loaded file, per business: the metric's own rows against the line less the rows taken out. It is the identity that is checked, not the sizes, because where the line taken out is itself negative the metric </w:t>
       </w:r>
       <w:r>
         <w:rPr>
           <w:i/>
           <w:iCs/>
         </w:rPr>
-        <w:t xml:space="preserve">"Banking NII (IWPB) reads 750 against Revenue at 650 — a metric defined from a line cannot exceed it. It subtracts Net Insurance Revenue: check the sign the file carries that line with — subtracting a negative adds it."</w:t>
-      </w:r>
-      <w:r>
-        <w:t xml:space="preserve"> That last point is the usual cause: a line the extract already carries as a negative, subtracted again by the definition, is added instead.</w:t>
+        <w:t xml:space="preserve">should</w:t>
+      </w:r>
+      <w:r>
+        <w:t xml:space="preserve"> come out above its base. Two things can be said:</w:t>
+      </w:r>
+    </w:p>
+    <w:tbl>
+      <w:tblPr>
+        <w:tblW w:type="pct" w:w="100%"/>
+        <w:tblBorders>
+          <w:top w:val="single" w:color="auto" w:sz="4"/>
+          <w:left w:val="single" w:color="auto" w:sz="4"/>
+          <w:bottom w:val="single" w:color="auto" w:sz="4"/>
+          <w:right w:val="single" w:color="auto" w:sz="4"/>
+          <w:insideH w:val="single" w:color="auto" w:sz="4"/>
+          <w:insideV w:val="single" w:color="auto" w:sz="4"/>
+        </w:tblBorders>
+      </w:tblPr>
+      <w:tblGrid>
+        <w:gridCol w:w="100"/>
+        <w:gridCol w:w="100"/>
+      </w:tblGrid>
+      <w:tr>
+        <w:trPr>
+          <w:tblHeader/>
+        </w:trPr>
+        <w:tc>
+          <w:tcPr>
+            <w:shd w:fill="F7E9EA" w:val="clear"/>
+            <w:tcMar>
+              <w:top w:type="dxa" w:w="60"/>
+              <w:left w:type="dxa" w:w="100"/>
+              <w:bottom w:type="dxa" w:w="60"/>
+              <w:right w:type="dxa" w:w="100"/>
+            </w:tcMar>
+          </w:tcPr>
+          <w:p>
+            <w:r>
+              <w:rPr>
+                <w:b/>
+                <w:bCs/>
+                <w:color w:val="DB0011"/>
+              </w:rPr>
+              <w:t xml:space="preserve">What the report finds</w:t>
+            </w:r>
+          </w:p>
+        </w:tc>
+        <w:tc>
+          <w:tcPr>
+            <w:shd w:fill="F7E9EA" w:val="clear"/>
+            <w:tcMar>
+              <w:top w:type="dxa" w:w="60"/>
+              <w:left w:type="dxa" w:w="100"/>
+              <w:bottom w:type="dxa" w:w="60"/>
+              <w:right w:type="dxa" w:w="100"/>
+            </w:tcMar>
+          </w:tcPr>
+          <w:p>
+            <w:r>
+              <w:rPr>
+                <w:b/>
+                <w:bCs/>
+                <w:color w:val="DB0011"/>
+              </w:rPr>
+              <w:t xml:space="preserve">What it says</w:t>
+            </w:r>
+          </w:p>
+        </w:tc>
+      </w:tr>
+      <w:tr>
+        <w:tc>
+          <w:tcPr>
+            <w:tcMar>
+              <w:top w:type="dxa" w:w="60"/>
+              <w:left w:type="dxa" w:w="100"/>
+              <w:bottom w:type="dxa" w:w="60"/>
+              <w:right w:type="dxa" w:w="100"/>
+            </w:tcMar>
+          </w:tcPr>
+          <w:p>
+            <w:pPr>
+              <w:spacing w:after="0"/>
+            </w:pPr>
+            <w:r>
+              <w:t xml:space="preserve">the identity fails</w:t>
+            </w:r>
+          </w:p>
+        </w:tc>
+        <w:tc>
+          <w:tcPr>
+            <w:tcMar>
+              <w:top w:type="dxa" w:w="60"/>
+              <w:left w:type="dxa" w:w="100"/>
+              <w:bottom w:type="dxa" w:w="60"/>
+              <w:right w:type="dxa" w:w="100"/>
+            </w:tcMar>
+          </w:tcPr>
+          <w:p>
+            <w:pPr>
+              <w:spacing w:after="0"/>
+            </w:pPr>
+            <w:r>
+              <w:rPr>
+                <w:i/>
+                <w:iCs/>
+              </w:rPr>
+              <w:t xml:space="preserve">"</w:t>
+            </w:r>
+            <w:r>
+              <w:rPr>
+                <w:i/>
+                <w:iCs/>
+              </w:rPr>
+              <w:t xml:space="preserve">Banking NII (IWPB) reads 812 where Revenue less what it excludes is 750</w:t>
+            </w:r>
+            <w:r>
+              <w:t xml:space="preserve">* — its selection reaches rows outside Revenue."*</w:t>
+            </w:r>
+          </w:p>
+        </w:tc>
+      </w:tr>
+      <w:tr>
+        <w:tc>
+          <w:tcPr>
+            <w:tcMar>
+              <w:top w:type="dxa" w:w="60"/>
+              <w:left w:type="dxa" w:w="100"/>
+              <w:bottom w:type="dxa" w:w="60"/>
+              <w:right w:type="dxa" w:w="100"/>
+            </w:tcMar>
+          </w:tcPr>
+          <w:p>
+            <w:pPr>
+              <w:spacing w:after="0"/>
+            </w:pPr>
+            <w:r>
+              <w:t xml:space="preserve">the identity holds, but the metric is above its base because the excluded line is negative</w:t>
+            </w:r>
+          </w:p>
+        </w:tc>
+        <w:tc>
+          <w:tcPr>
+            <w:tcMar>
+              <w:top w:type="dxa" w:w="60"/>
+              <w:left w:type="dxa" w:w="100"/>
+              <w:bottom w:type="dxa" w:w="60"/>
+              <w:right w:type="dxa" w:w="100"/>
+            </w:tcMar>
+          </w:tcPr>
+          <w:p>
+            <w:pPr>
+              <w:spacing w:after="0"/>
+            </w:pPr>
+            <w:r>
+              <w:rPr>
+                <w:i/>
+                <w:iCs/>
+              </w:rPr>
+              <w:t xml:space="preserve">"Banking NII (IWPB) reads 1,146, above Revenue at 750, because Net Insurance Revenue is itself negative at (396) — taking it out raises the total. The definition is doing what it says."</w:t>
+            </w:r>
+          </w:p>
+        </w:tc>
+      </w:tr>
+    </w:tbl>
+    <w:p>
+      <w:pPr>
+        <w:spacing w:after="160"/>
+      </w:pPr>
+    </w:p>
+    <w:p>
+      <w:pPr>
+        <w:spacing w:after="140"/>
+        <w:ind w:left="360"/>
+      </w:pPr>
+      <w:r>
+        <w:t xml:space="preserve">The first is bold, because it is a fault to look into; the second is plain, because it is arithmetic and needs only to be understood.</w:t>
       </w:r>
     </w:p>
     <w:p>

--- a/iwpb-sg-dashboard/IWPB_SG_Dashboard_README.docx
+++ b/iwpb-sg-dashboard/IWPB_SG_Dashboard_README.docx
@@ -12180,6 +12180,142 @@
           <w:b/>
           <w:bCs/>
         </w:rPr>
+        <w:t xml:space="preserve">A calculation the file cannot produce keeps its place.</w:t>
+      </w:r>
+      <w:r>
+        <w:t xml:space="preserve"> Naming a line the extract does not carry is an ordinary mistake — </w:t>
+      </w:r>
+      <w:r>
+        <w:rPr>
+          <w:rFonts w:ascii="Consolas" w:cs="Consolas" w:eastAsia="Consolas" w:hAnsi="Consolas"/>
+          <w:shd w:fill="F2F1ED" w:val="clear"/>
+        </w:rPr>
+        <w:t xml:space="preserve">NII - Net Interest Income</w:t>
+      </w:r>
+      <w:r>
+        <w:t xml:space="preserve"> against a file that heads it </w:t>
+      </w:r>
+      <w:r>
+        <w:rPr>
+          <w:rFonts w:ascii="Consolas" w:cs="Consolas" w:eastAsia="Consolas" w:hAnsi="Consolas"/>
+          <w:shd w:fill="F2F1ED" w:val="clear"/>
+        </w:rPr>
+        <w:t xml:space="preserve">NII - Interest Income</w:t>
+      </w:r>
+      <w:r>
+        <w:t xml:space="preserve"> is one word out — and the page must not answer it by removing the tile: a gap the reader cannot see is a gap they cannot question. No figure is invented, but the tile holds its place on the grid and says why, naming what the file does carry:</w:t>
+      </w:r>
+    </w:p>
+    <w:p>
+      <w:pPr>
+        <w:pBdr>
+          <w:left w:val="single" w:color="DB0011" w:sz="12" w:space="12"/>
+        </w:pBdr>
+        <w:spacing w:after="160" w:before="60"/>
+        <w:ind w:left="360"/>
+      </w:pPr>
+      <w:r>
+        <w:rPr>
+          <w:b/>
+          <w:bCs/>
+          <w:i/>
+          <w:iCs/>
+        </w:rPr>
+        <w:t xml:space="preserve">Banking NII</w:t>
+      </w:r>
+      <w:r>
+        <w:rPr>
+          <w:i/>
+          <w:iCs/>
+        </w:rPr>
+        <w:t xml:space="preserve"> — no figure on this file </w:t>
+      </w:r>
+      <w:r>
+        <w:rPr>
+          <w:i/>
+          <w:iCs/>
+        </w:rPr>
+        <w:t xml:space="preserve">"NII - Net Interest Income" is not a line at MICA_Level_3 here — the file carries "NII - Interest Income"</w:t>
+      </w:r>
+    </w:p>
+    <w:p>
+      <w:pPr>
+        <w:spacing w:after="140"/>
+        <w:ind w:left="360"/>
+      </w:pPr>
+      <w:r>
+        <w:t xml:space="preserve">Names are compared as sets of words, so word order and punctuation do not defeat the suggestion, and a name with nothing in common offers nothing rather than a misleading guess. Where the line </w:t>
+      </w:r>
+      <w:r>
+        <w:rPr>
+          <w:b/>
+          <w:bCs/>
+        </w:rPr>
+        <w:t xml:space="preserve">is</w:t>
+      </w:r>
+      <w:r>
+        <w:t xml:space="preserve"> there and a </w:t>
+      </w:r>
+      <w:r>
+        <w:rPr>
+          <w:rFonts w:ascii="Consolas" w:cs="Consolas" w:eastAsia="Consolas" w:hAnsi="Consolas"/>
+          <w:shd w:fill="F2F1ED" w:val="clear"/>
+        </w:rPr>
+        <w:t xml:space="preserve">Product Level</w:t>
+      </w:r>
+      <w:r>
+        <w:t xml:space="preserve"> qualifier is the one thing keeping it out, the card says that instead — </w:t>
+      </w:r>
+      <w:r>
+        <w:rPr>
+          <w:i/>
+          <w:iCs/>
+        </w:rPr>
+        <w:t xml:space="preserve">"NII - Interest Income" is here, but no row of it meets "Product_Level_7 = Wealth"</w:t>
+      </w:r>
+      <w:r>
+        <w:t xml:space="preserve"> — because "line not found" would send the reader after the wrong thing.</w:t>
+      </w:r>
+    </w:p>
+    <w:p>
+      <w:pPr>
+        <w:spacing w:after="140"/>
+        <w:ind w:left="360"/>
+      </w:pPr>
+      <w:r>
+        <w:t xml:space="preserve">The ingest report carries the same distinction: a component that merely fails to match leaves the total too big or too small and says so, while a definition </w:t>
+      </w:r>
+      <w:r>
+        <w:rPr>
+          <w:b/>
+          <w:bCs/>
+        </w:rPr>
+        <w:t xml:space="preserve">none</w:t>
+      </w:r>
+      <w:r>
+        <w:t xml:space="preserve"> of whose lines are in the file reads </w:t>
+      </w:r>
+      <w:r>
+        <w:rPr>
+          <w:i/>
+          <w:iCs/>
+        </w:rPr>
+        <w:t xml:space="preserve">"nothing this definition names is in the file, so Banking NII has no figure here and no tile"</w:t>
+      </w:r>
+      <w:r>
+        <w:t xml:space="preserve">.</w:t>
+      </w:r>
+    </w:p>
+    <w:p>
+      <w:pPr>
+        <w:spacing w:after="140"/>
+        <w:ind w:left="360"/>
+      </w:pPr>
+      <w:r>
+        <w:rPr>
+          <w:b/>
+          <w:bCs/>
+        </w:rPr>
         <w:t xml:space="preserve">What `−` does.</w:t>
       </w:r>
       <w:r>
@@ -12399,7 +12535,7 @@
         <w:ind w:left="360"/>
       </w:pPr>
       <w:r>
-        <w:t xml:space="preserve">Both give "the base less that line". The second is carried as a row of its own, named </w:t>
+        <w:t xml:space="preserve">Both give "the base less that line". The second is carried as rows of its own, named </w:t>
       </w:r>
       <w:r>
         <w:rPr>
@@ -12409,7 +12545,26 @@
         <w:t xml:space="preserve">less &lt;line&gt;</w:t>
       </w:r>
       <w:r>
-        <w:t xml:space="preserve">, so every figure downstream sums it exactly as it sums everything else and a drill-down shows it rather than hiding it. The ingest report says which form applied and what it was worth. Note that where the line removed is itself negative, "less" </w:t>
+        <w:t xml:space="preserve">, so every figure downstream sums it exactly as it sums everything else and a drill-down shows it rather than hiding it. There is </w:t>
+      </w:r>
+      <w:r>
+        <w:rPr>
+          <w:b/>
+          <w:bCs/>
+        </w:rPr>
+        <w:t xml:space="preserve">one such row per row it stands for</w:t>
+      </w:r>
+      <w:r>
+        <w:t xml:space="preserve">, keeping that row's country, product and segment: a single lumped deduction would carry the first row's dimensions, so the total would still foot while every split by geography was wrong — the worst kind of error, because nothing looks amiss.</w:t>
+      </w:r>
+    </w:p>
+    <w:p>
+      <w:pPr>
+        <w:spacing w:after="140"/>
+        <w:ind w:left="360"/>
+      </w:pPr>
+      <w:r>
+        <w:t xml:space="preserve">The ingest report says which form applied and what it was worth. Note that where the line removed is itself negative, "less" </w:t>
       </w:r>
       <w:r>
         <w:rPr>

--- a/iwpb-sg-dashboard/IWPB_SG_Dashboard_README.docx
+++ b/iwpb-sg-dashboard/IWPB_SG_Dashboard_README.docx
@@ -12168,6 +12168,178 @@
       </w:r>
       <w:r>
         <w:t xml:space="preserve"> restricts the component to rows holding that value. The sheet is read by its headings, so a column may be added or moved without shifting the ones behind it.</w:t>
+      </w:r>
+    </w:p>
+    <w:p>
+      <w:pPr>
+        <w:spacing w:after="140"/>
+        <w:ind w:left="360"/>
+      </w:pPr>
+      <w:r>
+        <w:rPr>
+          <w:b/>
+          <w:bCs/>
+        </w:rPr>
+        <w:t xml:space="preserve">Banking NII, as the global dataset actually files it.</w:t>
+      </w:r>
+      <w:r>
+        <w:t xml:space="preserve"> The insurance piece of NII is not a MICA line of its own — it is the </w:t>
+      </w:r>
+      <w:r>
+        <w:rPr>
+          <w:i/>
+          <w:iCs/>
+        </w:rPr>
+        <w:t xml:space="preserve">same</w:t>
+      </w:r>
+      <w:r>
+        <w:t xml:space="preserve"> </w:t>
+      </w:r>
+      <w:r>
+        <w:rPr>
+          <w:rFonts w:ascii="Consolas" w:cs="Consolas" w:eastAsia="Consolas" w:hAnsi="Consolas"/>
+          <w:shd w:fill="F2F1ED" w:val="clear"/>
+        </w:rPr>
+        <w:t xml:space="preserve">NII - Net Interest Income</w:t>
+      </w:r>
+      <w:r>
+        <w:t xml:space="preserve"> line, filed under </w:t>
+      </w:r>
+      <w:r>
+        <w:rPr>
+          <w:rFonts w:ascii="Consolas" w:cs="Consolas" w:eastAsia="Consolas" w:hAnsi="Consolas"/>
+          <w:shd w:fill="F2F1ED" w:val="clear"/>
+        </w:rPr>
+        <w:t xml:space="preserve">Product_Level_7 = Insurance Manufacturing</w:t>
+      </w:r>
+      <w:r>
+        <w:t xml:space="preserve">. So Banking NII is that line less those rows, and the Definitions tab says exactly that:</w:t>
+      </w:r>
+    </w:p>
+    <w:p>
+      <w:pPr>
+        <w:shd w:fill="F2F1ED" w:val="clear"/>
+        <w:spacing w:after="0"/>
+      </w:pPr>
+      <w:r>
+        <w:rPr>
+          <w:rFonts w:ascii="Consolas" w:cs="Consolas" w:eastAsia="Consolas" w:hAnsi="Consolas"/>
+          <w:sz w:val="18"/>
+          <w:szCs w:val="18"/>
+        </w:rPr>
+        <w:t xml:space="preserve">Calculation | Business | Line                      | Include | MICA level   | Product Level</w:t>
+      </w:r>
+    </w:p>
+    <w:p>
+      <w:pPr>
+        <w:shd w:fill="F2F1ED" w:val="clear"/>
+        <w:spacing w:after="0"/>
+      </w:pPr>
+      <w:r>
+        <w:rPr>
+          <w:rFonts w:ascii="Consolas" w:cs="Consolas" w:eastAsia="Consolas" w:hAnsi="Consolas"/>
+          <w:sz w:val="18"/>
+          <w:szCs w:val="18"/>
+        </w:rPr>
+        <w:t xml:space="preserve">Banking NII | IWPB     | NII - Net Interest Income |    +    | MICA_Level_3 |</w:t>
+      </w:r>
+    </w:p>
+    <w:p>
+      <w:pPr>
+        <w:shd w:fill="F2F1ED" w:val="clear"/>
+        <w:spacing w:after="0"/>
+      </w:pPr>
+      <w:r>
+        <w:rPr>
+          <w:rFonts w:ascii="Consolas" w:cs="Consolas" w:eastAsia="Consolas" w:hAnsi="Consolas"/>
+          <w:sz w:val="18"/>
+          <w:szCs w:val="18"/>
+        </w:rPr>
+        <w:t xml:space="preserve">Banking NII | IWPB     | NII - Net Interest Income |    −    | MICA_Level_3 | Product_Level_7 = Insurance Manufacturing</w:t>
+      </w:r>
+    </w:p>
+    <w:p>
+      <w:pPr>
+        <w:spacing w:after="120"/>
+      </w:pPr>
+    </w:p>
+    <w:p>
+      <w:pPr>
+        <w:spacing w:after="140"/>
+        <w:ind w:left="360"/>
+      </w:pPr>
+      <w:r>
+        <w:t xml:space="preserve">Because those rows sit </w:t>
+      </w:r>
+      <w:r>
+        <w:rPr>
+          <w:b/>
+          <w:bCs/>
+        </w:rPr>
+        <w:t xml:space="preserve">inside</w:t>
+      </w:r>
+      <w:r>
+        <w:t xml:space="preserve"> the base, they are removed from the selection rather than deducted — no </w:t>
+      </w:r>
+      <w:r>
+        <w:rPr>
+          <w:rFonts w:ascii="Consolas" w:cs="Consolas" w:eastAsia="Consolas" w:hAnsi="Consolas"/>
+          <w:shd w:fill="F2F1ED" w:val="clear"/>
+        </w:rPr>
+        <w:t xml:space="preserve">less</w:t>
+      </w:r>
+      <w:r>
+        <w:t xml:space="preserve"> row is created, which is the cleaner of the two readings. On the shipped </w:t>
+      </w:r>
+      <w:r>
+        <w:rPr>
+          <w:rFonts w:ascii="Consolas" w:cs="Consolas" w:eastAsia="Consolas" w:hAnsi="Consolas"/>
+          <w:shd w:fill="F2F1ED" w:val="clear"/>
+        </w:rPr>
+        <w:t xml:space="preserve">IWPB_SG_InsMfg_Shape</w:t>
+      </w:r>
+      <w:r>
+        <w:t xml:space="preserve"> fixture this gives 1,760 less (536) = </w:t>
+      </w:r>
+      <w:r>
+        <w:rPr>
+          <w:b/>
+          <w:bCs/>
+        </w:rPr>
+        <w:t xml:space="preserve">2,296</w:t>
+      </w:r>
+      <w:r>
+        <w:t xml:space="preserve">, and Singapore on its own reads 1,100 less (396) = </w:t>
+      </w:r>
+      <w:r>
+        <w:rPr>
+          <w:b/>
+          <w:bCs/>
+        </w:rPr>
+        <w:t xml:space="preserve">1,496</w:t>
+      </w:r>
+      <w:r>
+        <w:t xml:space="preserve">, with each country's carve-out landing in that country. </w:t>
+      </w:r>
+      <w:r>
+        <w:rPr>
+          <w:rFonts w:ascii="Consolas" w:cs="Consolas" w:eastAsia="Consolas" w:hAnsi="Consolas"/>
+          <w:shd w:fill="F2F1ED" w:val="clear"/>
+        </w:rPr>
+        <w:t xml:space="preserve">IWPB_Global_config_pack.xlsx</w:t>
+      </w:r>
+      <w:r>
+        <w:t xml:space="preserve"> ships with these rows already in place; </w:t>
+      </w:r>
+      <w:r>
+        <w:rPr>
+          <w:rFonts w:ascii="Consolas" w:cs="Consolas" w:eastAsia="Consolas" w:hAnsi="Consolas"/>
+          <w:shd w:fill="F2F1ED" w:val="clear"/>
+        </w:rPr>
+        <w:t xml:space="preserve">Group_dashboard_config_pack.xlsx</w:t>
+      </w:r>
+      <w:r>
+        <w:t xml:space="preserve"> keeps the simpler Revenue-based form the other sample files reconcile against.</w:t>
       </w:r>
     </w:p>
     <w:p>

--- a/iwpb-sg-dashboard/IWPB_SG_Dashboard_README.docx
+++ b/iwpb-sg-dashboard/IWPB_SG_Dashboard_README.docx
@@ -12340,6 +12340,161 @@
       </w:r>
       <w:r>
         <w:t xml:space="preserve"> keeps the simpler Revenue-based form the other sample files reconcile against.</w:t>
+      </w:r>
+    </w:p>
+    <w:p>
+      <w:pPr>
+        <w:spacing w:after="140"/>
+        <w:ind w:left="360"/>
+      </w:pPr>
+      <w:r>
+        <w:rPr>
+          <w:b/>
+          <w:bCs/>
+        </w:rPr>
+        <w:t xml:space="preserve">A tab keeps its business even when its country is not in the hierarchy.</w:t>
+      </w:r>
+      <w:r>
+        <w:t xml:space="preserve"> A tab named </w:t>
+      </w:r>
+      <w:r>
+        <w:rPr>
+          <w:rFonts w:ascii="Consolas" w:cs="Consolas" w:eastAsia="Consolas" w:hAnsi="Consolas"/>
+          <w:shd w:fill="F2F1ED" w:val="clear"/>
+        </w:rPr>
+        <w:t xml:space="preserve">IWPB HK ex HASE</w:t>
+      </w:r>
+      <w:r>
+        <w:t xml:space="preserve">, against a </w:t>
+      </w:r>
+      <w:r>
+        <w:rPr>
+          <w:rFonts w:ascii="Consolas" w:cs="Consolas" w:eastAsia="Consolas" w:hAnsi="Consolas"/>
+          <w:shd w:fill="F2F1ED" w:val="clear"/>
+        </w:rPr>
+        <w:t xml:space="preserve">CountryHierarchy</w:t>
+      </w:r>
+      <w:r>
+        <w:t xml:space="preserve"> that lists </w:t>
+      </w:r>
+      <w:r>
+        <w:rPr>
+          <w:rFonts w:ascii="Consolas" w:cs="Consolas" w:eastAsia="Consolas" w:hAnsi="Consolas"/>
+          <w:shd w:fill="F2F1ED" w:val="clear"/>
+        </w:rPr>
+        <w:t xml:space="preserve">Singapore</w:t>
+      </w:r>
+      <w:r>
+        <w:t xml:space="preserve"> and </w:t>
+      </w:r>
+      <w:r>
+        <w:rPr>
+          <w:rFonts w:ascii="Consolas" w:cs="Consolas" w:eastAsia="Consolas" w:hAnsi="Consolas"/>
+          <w:shd w:fill="F2F1ED" w:val="clear"/>
+        </w:rPr>
+        <w:t xml:space="preserve">HASE</w:t>
+      </w:r>
+      <w:r>
+        <w:t xml:space="preserve"> but no </w:t>
+      </w:r>
+      <w:r>
+        <w:rPr>
+          <w:rFonts w:ascii="Consolas" w:cs="Consolas" w:eastAsia="Consolas" w:hAnsi="Consolas"/>
+          <w:shd w:fill="F2F1ED" w:val="clear"/>
+        </w:rPr>
+        <w:t xml:space="preserve">HK ex HASE</w:t>
+      </w:r>
+      <w:r>
+        <w:t xml:space="preserve">, used to lose the business altogether: the whole tab name became the country and the </w:t>
+      </w:r>
+      <w:r>
+        <w:rPr>
+          <w:rFonts w:ascii="Consolas" w:cs="Consolas" w:eastAsia="Consolas" w:hAnsi="Consolas"/>
+          <w:shd w:fill="F2F1ED" w:val="clear"/>
+        </w:rPr>
+        <w:t xml:space="preserve">Business</w:t>
+      </w:r>
+      <w:r>
+        <w:t xml:space="preserve"> column was left blank. Every Definitions row written for </w:t>
+      </w:r>
+      <w:r>
+        <w:rPr>
+          <w:rFonts w:ascii="Consolas" w:cs="Consolas" w:eastAsia="Consolas" w:hAnsi="Consolas"/>
+          <w:shd w:fill="F2F1ED" w:val="clear"/>
+        </w:rPr>
+        <w:t xml:space="preserve">IWPB</w:t>
+      </w:r>
+      <w:r>
+        <w:t xml:space="preserve"> then skipped that tab </w:t>
+      </w:r>
+      <w:r>
+        <w:rPr>
+          <w:b/>
+          <w:bCs/>
+        </w:rPr>
+        <w:t xml:space="preserve">in silence</w:t>
+      </w:r>
+      <w:r>
+        <w:t xml:space="preserve">, and the metric simply read low — on a two-tab file, 1,496 where the answer was 2,296.</w:t>
+      </w:r>
+    </w:p>
+    <w:p>
+      <w:pPr>
+        <w:spacing w:after="140"/>
+        <w:ind w:left="360"/>
+      </w:pPr>
+      <w:r>
+        <w:t xml:space="preserve">The business is now taken from the first word of the tab name where the hierarchy cannot place it, so the tab reads as </w:t>
+      </w:r>
+      <w:r>
+        <w:rPr>
+          <w:rFonts w:ascii="Consolas" w:cs="Consolas" w:eastAsia="Consolas" w:hAnsi="Consolas"/>
+          <w:shd w:fill="F2F1ED" w:val="clear"/>
+        </w:rPr>
+        <w:t xml:space="preserve">IWPB</w:t>
+      </w:r>
+      <w:r>
+        <w:t xml:space="preserve"> / </w:t>
+      </w:r>
+      <w:r>
+        <w:rPr>
+          <w:rFonts w:ascii="Consolas" w:cs="Consolas" w:eastAsia="Consolas" w:hAnsi="Consolas"/>
+          <w:shd w:fill="F2F1ED" w:val="clear"/>
+        </w:rPr>
+        <w:t xml:space="preserve">HK ex HASE</w:t>
+      </w:r>
+      <w:r>
+        <w:t xml:space="preserve">: attributed, and still listed under </w:t>
+      </w:r>
+      <w:r>
+        <w:rPr>
+          <w:b/>
+          <w:bCs/>
+        </w:rPr>
+        <w:t xml:space="preserve">Unmapped</w:t>
+      </w:r>
+      <w:r>
+        <w:t xml:space="preserve"> in the ingest report until a row is added to </w:t>
+      </w:r>
+      <w:r>
+        <w:rPr>
+          <w:rFonts w:ascii="Consolas" w:cs="Consolas" w:eastAsia="Consolas" w:hAnsi="Consolas"/>
+          <w:shd w:fill="F2F1ED" w:val="clear"/>
+        </w:rPr>
+        <w:t xml:space="preserve">CountryHierarchy</w:t>
+      </w:r>
+      <w:r>
+        <w:t xml:space="preserve"> to give it a region. Where a definition names a business the file genuinely does not carry, the tile says so rather than blaming a line — </w:t>
+      </w:r>
+      <w:r>
+        <w:rPr>
+          <w:i/>
+          <w:iCs/>
+        </w:rPr>
+        <w:t xml:space="preserve">"it is written for "GBM", and no row here is that business — this file carries "IWPB""</w:t>
+      </w:r>
+      <w:r>
+        <w:t xml:space="preserve">.</w:t>
       </w:r>
     </w:p>
     <w:p>

--- a/iwpb-sg-dashboard/IWPB_SG_Dashboard_README.docx
+++ b/iwpb-sg-dashboard/IWPB_SG_Dashboard_README.docx
@@ -12168,6 +12168,300 @@
       </w:r>
       <w:r>
         <w:t xml:space="preserve"> restricts the component to rows holding that value. The sheet is read by its headings, so a column may be added or moved without shifting the ones behind it.</w:t>
+      </w:r>
+    </w:p>
+    <w:p>
+      <w:pPr>
+        <w:spacing w:after="140"/>
+        <w:ind w:left="360"/>
+      </w:pPr>
+      <w:r>
+        <w:rPr>
+          <w:b/>
+          <w:bCs/>
+        </w:rPr>
+        <w:t xml:space="preserve">Where more than one value carries the same thing</w:t>
+      </w:r>
+      <w:r>
+        <w:t xml:space="preserve"> — insurance rarely sits under a single </w:t>
+      </w:r>
+      <w:r>
+        <w:rPr>
+          <w:rFonts w:ascii="Consolas" w:cs="Consolas" w:eastAsia="Consolas" w:hAnsi="Consolas"/>
+          <w:shd w:fill="F2F1ED" w:val="clear"/>
+        </w:rPr>
+        <w:t xml:space="preserve">Product_Level_7</w:t>
+      </w:r>
+      <w:r>
+        <w:t xml:space="preserve"> — there are three ways to say it, and they give the same figure:</w:t>
+      </w:r>
+    </w:p>
+    <w:tbl>
+      <w:tblPr>
+        <w:tblW w:type="pct" w:w="100%"/>
+        <w:tblBorders>
+          <w:top w:val="single" w:color="auto" w:sz="4"/>
+          <w:left w:val="single" w:color="auto" w:sz="4"/>
+          <w:bottom w:val="single" w:color="auto" w:sz="4"/>
+          <w:right w:val="single" w:color="auto" w:sz="4"/>
+          <w:insideH w:val="single" w:color="auto" w:sz="4"/>
+          <w:insideV w:val="single" w:color="auto" w:sz="4"/>
+        </w:tblBorders>
+      </w:tblPr>
+      <w:tblGrid>
+        <w:gridCol w:w="100"/>
+        <w:gridCol w:w="100"/>
+        <w:gridCol w:w="100"/>
+        <w:gridCol w:w="100"/>
+      </w:tblGrid>
+      <w:tr>
+        <w:trPr>
+          <w:tblHeader/>
+        </w:trPr>
+        <w:tc>
+          <w:tcPr>
+            <w:shd w:fill="F7E9EA" w:val="clear"/>
+            <w:tcMar>
+              <w:top w:type="dxa" w:w="60"/>
+              <w:left w:type="dxa" w:w="100"/>
+              <w:bottom w:type="dxa" w:w="60"/>
+              <w:right w:type="dxa" w:w="100"/>
+            </w:tcMar>
+          </w:tcPr>
+          <w:p>
+            <w:r>
+              <w:rPr>
+                <w:b/>
+                <w:bCs/>
+                <w:color w:val="DB0011"/>
+              </w:rPr>
+              <w:t xml:space="preserve">Written as</w:t>
+            </w:r>
+          </w:p>
+        </w:tc>
+        <w:tc>
+          <w:tcPr>
+            <w:shd w:fill="F7E9EA" w:val="clear"/>
+            <w:tcMar>
+              <w:top w:type="dxa" w:w="60"/>
+              <w:left w:type="dxa" w:w="100"/>
+              <w:bottom w:type="dxa" w:w="60"/>
+              <w:right w:type="dxa" w:w="100"/>
+            </w:tcMar>
+          </w:tcPr>
+          <w:p>
+            <w:r>
+              <w:rPr>
+                <w:b/>
+                <w:bCs/>
+                <w:color w:val="DB0011"/>
+              </w:rPr>
+              <w:t xml:space="preserve">When to use it</w:t>
+            </w:r>
+          </w:p>
+        </w:tc>
+      </w:tr>
+      <w:tr>
+        <w:tc>
+          <w:tcPr>
+            <w:tcMar>
+              <w:top w:type="dxa" w:w="60"/>
+              <w:left w:type="dxa" w:w="100"/>
+              <w:bottom w:type="dxa" w:w="60"/>
+              <w:right w:type="dxa" w:w="100"/>
+            </w:tcMar>
+          </w:tcPr>
+          <w:p>
+            <w:pPr>
+              <w:spacing w:after="0"/>
+            </w:pPr>
+            <w:r>
+              <w:rPr>
+                <w:rFonts w:ascii="Consolas" w:cs="Consolas" w:eastAsia="Consolas" w:hAnsi="Consolas"/>
+                <w:shd w:fill="F2F1ED" w:val="clear"/>
+              </w:rPr>
+              <w:t xml:space="preserve">Product_Level_4 = Insurance</w:t>
+            </w:r>
+          </w:p>
+        </w:tc>
+        <w:tc>
+          <w:tcPr>
+            <w:tcMar>
+              <w:top w:type="dxa" w:w="60"/>
+              <w:left w:type="dxa" w:w="100"/>
+              <w:bottom w:type="dxa" w:w="60"/>
+              <w:right w:type="dxa" w:w="100"/>
+            </w:tcMar>
+          </w:tcPr>
+          <w:p>
+            <w:pPr>
+              <w:spacing w:after="0"/>
+            </w:pPr>
+            <w:r>
+              <w:t xml:space="preserve">a parent level already gathers them: </w:t>
+            </w:r>
+            <w:r>
+              <w:rPr>
+                <w:b/>
+                <w:bCs/>
+              </w:rPr>
+              <w:t xml:space="preserve">one row, and it keeps working when a new Level 7 value appears</w:t>
+            </w:r>
+          </w:p>
+        </w:tc>
+      </w:tr>
+      <w:tr>
+        <w:tc>
+          <w:tcPr>
+            <w:tcMar>
+              <w:top w:type="dxa" w:w="60"/>
+              <w:left w:type="dxa" w:w="100"/>
+              <w:bottom w:type="dxa" w:w="60"/>
+              <w:right w:type="dxa" w:w="100"/>
+            </w:tcMar>
+          </w:tcPr>
+          <w:p>
+            <w:pPr>
+              <w:spacing w:after="0"/>
+            </w:pPr>
+            <w:r>
+              <w:t xml:space="preserve">one </w:t>
+            </w:r>
+            <w:r>
+              <w:rPr>
+                <w:rFonts w:ascii="Consolas" w:cs="Consolas" w:eastAsia="Consolas" w:hAnsi="Consolas"/>
+                <w:shd w:fill="F2F1ED" w:val="clear"/>
+              </w:rPr>
+              <w:t xml:space="preserve">−</w:t>
+            </w:r>
+            <w:r>
+              <w:t xml:space="preserve"> row per value</w:t>
+            </w:r>
+          </w:p>
+        </w:tc>
+        <w:tc>
+          <w:tcPr>
+            <w:tcMar>
+              <w:top w:type="dxa" w:w="60"/>
+              <w:left w:type="dxa" w:w="100"/>
+              <w:bottom w:type="dxa" w:w="60"/>
+              <w:right w:type="dxa" w:w="100"/>
+            </w:tcMar>
+          </w:tcPr>
+          <w:p>
+            <w:pPr>
+              <w:spacing w:after="0"/>
+            </w:pPr>
+            <w:r>
+              <w:t xml:space="preserve">the values share no parent, or only some of them are meant</w:t>
+            </w:r>
+          </w:p>
+        </w:tc>
+      </w:tr>
+      <w:tr>
+        <w:tc>
+          <w:tcPr>
+            <w:tcMar>
+              <w:top w:type="dxa" w:w="60"/>
+              <w:left w:type="dxa" w:w="100"/>
+              <w:bottom w:type="dxa" w:w="60"/>
+              <w:right w:type="dxa" w:w="100"/>
+            </w:tcMar>
+          </w:tcPr>
+          <w:p>
+            <w:pPr>
+              <w:spacing w:after="0"/>
+            </w:pPr>
+            <w:r>
+              <w:t xml:space="preserve">`Product_Level_7 = Insurance Manufacturing \</w:t>
+            </w:r>
+          </w:p>
+        </w:tc>
+        <w:tc>
+          <w:tcPr>
+            <w:tcMar>
+              <w:top w:type="dxa" w:w="60"/>
+              <w:left w:type="dxa" w:w="100"/>
+              <w:bottom w:type="dxa" w:w="60"/>
+              <w:right w:type="dxa" w:w="100"/>
+            </w:tcMar>
+          </w:tcPr>
+          <w:p>
+            <w:pPr>
+              <w:spacing w:after="0"/>
+            </w:pPr>
+            <w:r>
+              <w:t xml:space="preserve">Insurance Distribution`</w:t>
+            </w:r>
+          </w:p>
+        </w:tc>
+        <w:tc>
+          <w:tcPr>
+            <w:tcMar>
+              <w:top w:type="dxa" w:w="60"/>
+              <w:left w:type="dxa" w:w="100"/>
+              <w:bottom w:type="dxa" w:w="60"/>
+              <w:right w:type="dxa" w:w="100"/>
+            </w:tcMar>
+          </w:tcPr>
+          <w:p>
+            <w:pPr>
+              <w:spacing w:after="0"/>
+            </w:pPr>
+            <w:r>
+              <w:t xml:space="preserve">the values share no parent but belong together; `\</w:t>
+            </w:r>
+          </w:p>
+        </w:tc>
+        <w:tc>
+          <w:tcPr>
+            <w:tcMar>
+              <w:top w:type="dxa" w:w="60"/>
+              <w:left w:type="dxa" w:w="100"/>
+              <w:bottom w:type="dxa" w:w="60"/>
+              <w:right w:type="dxa" w:w="100"/>
+            </w:tcMar>
+          </w:tcPr>
+          <w:p>
+            <w:pPr>
+              <w:spacing w:after="0"/>
+            </w:pPr>
+            <w:r>
+              <w:rPr>
+                <w:rFonts w:ascii="Consolas" w:cs="Consolas" w:eastAsia="Consolas" w:hAnsi="Consolas"/>
+                <w:shd w:fill="F2F1ED" w:val="clear"/>
+              </w:rPr>
+              <w:t xml:space="preserve"> or </w:t>
+            </w:r>
+            <w:r>
+              <w:t xml:space="preserve">,` both separate</w:t>
+            </w:r>
+          </w:p>
+        </w:tc>
+      </w:tr>
+    </w:tbl>
+    <w:p>
+      <w:pPr>
+        <w:spacing w:after="160"/>
+      </w:pPr>
+    </w:p>
+    <w:p>
+      <w:pPr>
+        <w:spacing w:after="140"/>
+        <w:ind w:left="360"/>
+      </w:pPr>
+      <w:r>
+        <w:t xml:space="preserve">The first is the one to reach for: a list has to be revisited every time the product hierarchy gains a value, and a parent level does not. A list is read as a whole value first, so a value that genuinely contains a comma (</w:t>
+      </w:r>
+      <w:r>
+        <w:rPr>
+          <w:rFonts w:ascii="Consolas" w:cs="Consolas" w:eastAsia="Consolas" w:hAnsi="Consolas"/>
+          <w:shd w:fill="F2F1ED" w:val="clear"/>
+        </w:rPr>
+        <w:t xml:space="preserve">Hong Kong, China</w:t>
+      </w:r>
+      <w:r>
+        <w:t xml:space="preserve">) still matches itself.</w:t>
       </w:r>
     </w:p>
     <w:p>

--- a/iwpb-sg-dashboard/IWPB_SG_Dashboard_README.docx
+++ b/iwpb-sg-dashboard/IWPB_SG_Dashboard_README.docx
@@ -12462,6 +12462,29 @@
       </w:r>
       <w:r>
         <w:t xml:space="preserve">) still matches itself.</w:t>
+      </w:r>
+    </w:p>
+    <w:p>
+      <w:pPr>
+        <w:spacing w:after="140"/>
+        <w:ind w:left="360"/>
+      </w:pPr>
+      <w:r>
+        <w:rPr>
+          <w:b/>
+          <w:bCs/>
+        </w:rPr>
+        <w:t xml:space="preserve">A value spelt wrong in a list is the quiet case</w:t>
+      </w:r>
+      <w:r>
+        <w:t xml:space="preserve">, and so it is reported. The other values still match, so rows remain and the tile shows a perfectly plausible figure — it is simply out by whatever the misspelt one was worth. The ingest report names it: </w:t>
+      </w:r>
+      <w:r>
+        <w:rPr>
+          <w:i/>
+          <w:iCs/>
+        </w:rPr>
+        <w:t xml:space="preserve">"Banking NII (IWPB): 1 of the 3 values in Product_Level_7 matches no row here — "Insurance Manufactring" — those rows are not taken out, so Banking NII is out by whatever they are worth."</w:t>
       </w:r>
     </w:p>
     <w:p>

--- a/iwpb-sg-dashboard/IWPB_SG_Dashboard_README.docx
+++ b/iwpb-sg-dashboard/IWPB_SG_Dashboard_README.docx
@@ -12657,6 +12657,90 @@
       </w:r>
       <w:r>
         <w:t xml:space="preserve"> keeps the simpler Revenue-based form the other sample files reconcile against.</w:t>
+      </w:r>
+    </w:p>
+    <w:p>
+      <w:pPr>
+        <w:spacing w:after="140"/>
+        <w:ind w:left="360"/>
+      </w:pPr>
+      <w:r>
+        <w:rPr>
+          <w:b/>
+          <w:bCs/>
+        </w:rPr>
+        <w:t xml:space="preserve">A large extract is read once, a tab at a time.</w:t>
+      </w:r>
+      <w:r>
+        <w:t xml:space="preserve"> The page used to read the whole workbook twice over: once at the door, to tell a configuration pack from a data extract, and again to ingest it. On a global extract — a dozen country tabs, a million cells — that is the entire parse cost paid twice, in two unbroken blocks, and the browser answers with </w:t>
+      </w:r>
+      <w:r>
+        <w:rPr>
+          <w:i/>
+          <w:iCs/>
+        </w:rPr>
+        <w:t xml:space="preserve">"This page isn't responding"</w:t>
+      </w:r>
+      <w:r>
+        <w:t xml:space="preserve">. Three things changed:</w:t>
+      </w:r>
+    </w:p>
+    <w:p>
+      <w:pPr>
+        <w:spacing w:after="140"/>
+        <w:ind w:left="360"/>
+      </w:pPr>
+      <w:r>
+        <w:t xml:space="preserve">- the door reads the sheet </w:t>
+      </w:r>
+      <w:r>
+        <w:rPr>
+          <w:b/>
+          <w:bCs/>
+        </w:rPr>
+        <w:t xml:space="preserve">names</w:t>
+      </w:r>
+      <w:r>
+        <w:t xml:space="preserve"> and the first data tab, not the whole book, which is the only part the question turns on; - the ingest reads </w:t>
+      </w:r>
+      <w:r>
+        <w:rPr>
+          <w:b/>
+          <w:bCs/>
+        </w:rPr>
+        <w:t xml:space="preserve">one tab at a time</w:t>
+      </w:r>
+      <w:r>
+        <w:t xml:space="preserve">, with a breath between each, and says where it is — </w:t>
+      </w:r>
+      <w:r>
+        <w:rPr>
+          <w:i/>
+          <w:iCs/>
+        </w:rPr>
+        <w:t xml:space="preserve">"Reading … tab 4 of 11 — IWPB Australia"</w:t>
+      </w:r>
+      <w:r>
+        <w:t xml:space="preserve">. The work after the tabs — merging them, looking for duplicates, writing the report — is broken up the same way; - SheetJS is told not to build formatted text, a style record and a number format for every cell. The page reads raw values and never used them.</w:t>
+      </w:r>
+    </w:p>
+    <w:p>
+      <w:pPr>
+        <w:spacing w:after="140"/>
+        <w:ind w:left="360"/>
+      </w:pPr>
+      <w:r>
+        <w:t xml:space="preserve">On 21,780 rows across 11 country tabs the longest stretch the browser is held falls from </w:t>
+      </w:r>
+      <w:r>
+        <w:rPr>
+          <w:b/>
+          <w:bCs/>
+        </w:rPr>
+        <w:t xml:space="preserve">51 seconds to 7.9</w:t>
+      </w:r>
+      <w:r>
+        <w:t xml:space="preserve"> — under the threshold at which Chrome calls the page dead. The total is still around 53 seconds on a file that size: the parse itself is slow and still runs on the main thread, so the dialog stops but the wait does not. Moving the parse to a worker is the remaining step.</w:t>
       </w:r>
     </w:p>
     <w:p>

--- a/iwpb-sg-dashboard/IWPB_SG_Dashboard_README.docx
+++ b/iwpb-sg-dashboard/IWPB_SG_Dashboard_README.docx
@@ -12657,6 +12657,568 @@
       </w:r>
       <w:r>
         <w:t xml:space="preserve"> keeps the simpler Revenue-based form the other sample files reconcile against.</w:t>
+      </w:r>
+    </w:p>
+    <w:p>
+      <w:pPr>
+        <w:spacing w:after="140"/>
+        <w:ind w:left="360"/>
+      </w:pPr>
+      <w:r>
+        <w:rPr>
+          <w:b/>
+          <w:bCs/>
+        </w:rPr>
+        <w:t xml:space="preserve">What a tile prints above its figure.</w:t>
+      </w:r>
+      <w:r>
+        <w:t xml:space="preserve"> The page header already names the period and the scope, so a tile repeating </w:t>
+      </w:r>
+      <w:r>
+        <w:rPr>
+          <w:i/>
+          <w:iCs/>
+        </w:rPr>
+        <w:t xml:space="preserve">JUN YTD</w:t>
+      </w:r>
+      <w:r>
+        <w:t xml:space="preserve"> on every card is noise. What it must always say is its </w:t>
+      </w:r>
+      <w:r>
+        <w:rPr>
+          <w:b/>
+          <w:bCs/>
+        </w:rPr>
+        <w:t xml:space="preserve">unit</w:t>
+      </w:r>
+      <w:r>
+        <w:t xml:space="preserve">, because that is the one thing the header cannot say for it — the cards are not all in the same unit, and a balance in billions sitting beside a result in millions has to be told apart at a glance. </w:t>
+      </w:r>
+      <w:r>
+        <w:rPr>
+          <w:rFonts w:ascii="Consolas" w:cs="Consolas" w:eastAsia="Consolas" w:hAnsi="Consolas"/>
+          <w:shd w:fill="F2F1ED" w:val="clear"/>
+        </w:rPr>
+        <w:t xml:space="preserve">tile_unit_label</w:t>
+      </w:r>
+      <w:r>
+        <w:t xml:space="preserve"> chooses:</w:t>
+      </w:r>
+    </w:p>
+    <w:tbl>
+      <w:tblPr>
+        <w:tblW w:type="pct" w:w="100%"/>
+        <w:tblBorders>
+          <w:top w:val="single" w:color="auto" w:sz="4"/>
+          <w:left w:val="single" w:color="auto" w:sz="4"/>
+          <w:bottom w:val="single" w:color="auto" w:sz="4"/>
+          <w:right w:val="single" w:color="auto" w:sz="4"/>
+          <w:insideH w:val="single" w:color="auto" w:sz="4"/>
+          <w:insideV w:val="single" w:color="auto" w:sz="4"/>
+        </w:tblBorders>
+      </w:tblPr>
+      <w:tblGrid>
+        <w:gridCol w:w="100"/>
+        <w:gridCol w:w="100"/>
+      </w:tblGrid>
+      <w:tr>
+        <w:trPr>
+          <w:tblHeader/>
+        </w:trPr>
+        <w:tc>
+          <w:tcPr>
+            <w:shd w:fill="F7E9EA" w:val="clear"/>
+            <w:tcMar>
+              <w:top w:type="dxa" w:w="60"/>
+              <w:left w:type="dxa" w:w="100"/>
+              <w:bottom w:type="dxa" w:w="60"/>
+              <w:right w:type="dxa" w:w="100"/>
+            </w:tcMar>
+          </w:tcPr>
+          <w:p>
+            <w:r>
+              <w:rPr>
+                <w:b/>
+                <w:bCs/>
+                <w:color w:val="DB0011"/>
+              </w:rPr>
+              <w:t xml:space="preserve">Setting</w:t>
+            </w:r>
+          </w:p>
+        </w:tc>
+        <w:tc>
+          <w:tcPr>
+            <w:shd w:fill="F7E9EA" w:val="clear"/>
+            <w:tcMar>
+              <w:top w:type="dxa" w:w="60"/>
+              <w:left w:type="dxa" w:w="100"/>
+              <w:bottom w:type="dxa" w:w="60"/>
+              <w:right w:type="dxa" w:w="100"/>
+            </w:tcMar>
+          </w:tcPr>
+          <w:p>
+            <w:r>
+              <w:rPr>
+                <w:b/>
+                <w:bCs/>
+                <w:color w:val="DB0011"/>
+              </w:rPr>
+              <w:t xml:space="preserve">A tile reads</w:t>
+            </w:r>
+          </w:p>
+        </w:tc>
+      </w:tr>
+      <w:tr>
+        <w:tc>
+          <w:tcPr>
+            <w:tcMar>
+              <w:top w:type="dxa" w:w="60"/>
+              <w:left w:type="dxa" w:w="100"/>
+              <w:bottom w:type="dxa" w:w="60"/>
+              <w:right w:type="dxa" w:w="100"/>
+            </w:tcMar>
+          </w:tcPr>
+          <w:p>
+            <w:pPr>
+              <w:spacing w:after="0"/>
+            </w:pPr>
+            <w:r>
+              <w:rPr>
+                <w:rFonts w:ascii="Consolas" w:cs="Consolas" w:eastAsia="Consolas" w:hAnsi="Consolas"/>
+                <w:shd w:fill="F2F1ED" w:val="clear"/>
+              </w:rPr>
+              <w:t xml:space="preserve">unit</w:t>
+            </w:r>
+            <w:r>
+              <w:t xml:space="preserve"> </w:t>
+            </w:r>
+            <w:r>
+              <w:rPr>
+                <w:i/>
+                <w:iCs/>
+              </w:rPr>
+              <w:t xml:space="preserve">(default)</w:t>
+            </w:r>
+          </w:p>
+        </w:tc>
+        <w:tc>
+          <w:tcPr>
+            <w:tcMar>
+              <w:top w:type="dxa" w:w="60"/>
+              <w:left w:type="dxa" w:w="100"/>
+              <w:bottom w:type="dxa" w:w="60"/>
+              <w:right w:type="dxa" w:w="100"/>
+            </w:tcMar>
+          </w:tcPr>
+          <w:p>
+            <w:pPr>
+              <w:spacing w:after="0"/>
+            </w:pPr>
+            <w:r>
+              <w:rPr>
+                <w:rFonts w:ascii="Consolas" w:cs="Consolas" w:eastAsia="Consolas" w:hAnsi="Consolas"/>
+                <w:shd w:fill="F2F1ED" w:val="clear"/>
+              </w:rPr>
+              <w:t xml:space="preserve">US$m</w:t>
+            </w:r>
+          </w:p>
+        </w:tc>
+      </w:tr>
+      <w:tr>
+        <w:tc>
+          <w:tcPr>
+            <w:tcMar>
+              <w:top w:type="dxa" w:w="60"/>
+              <w:left w:type="dxa" w:w="100"/>
+              <w:bottom w:type="dxa" w:w="60"/>
+              <w:right w:type="dxa" w:w="100"/>
+            </w:tcMar>
+          </w:tcPr>
+          <w:p>
+            <w:pPr>
+              <w:spacing w:after="0"/>
+            </w:pPr>
+            <w:r>
+              <w:rPr>
+                <w:rFonts w:ascii="Consolas" w:cs="Consolas" w:eastAsia="Consolas" w:hAnsi="Consolas"/>
+                <w:shd w:fill="F2F1ED" w:val="clear"/>
+              </w:rPr>
+              <w:t xml:space="preserve">period</w:t>
+            </w:r>
+          </w:p>
+        </w:tc>
+        <w:tc>
+          <w:tcPr>
+            <w:tcMar>
+              <w:top w:type="dxa" w:w="60"/>
+              <w:left w:type="dxa" w:w="100"/>
+              <w:bottom w:type="dxa" w:w="60"/>
+              <w:right w:type="dxa" w:w="100"/>
+            </w:tcMar>
+          </w:tcPr>
+          <w:p>
+            <w:pPr>
+              <w:spacing w:after="0"/>
+            </w:pPr>
+            <w:r>
+              <w:rPr>
+                <w:rFonts w:ascii="Consolas" w:cs="Consolas" w:eastAsia="Consolas" w:hAnsi="Consolas"/>
+                <w:shd w:fill="F2F1ED" w:val="clear"/>
+              </w:rPr>
+              <w:t xml:space="preserve">JUN YTD · US$m</w:t>
+            </w:r>
+            <w:r>
+              <w:t xml:space="preserve"> — the older form</w:t>
+            </w:r>
+          </w:p>
+        </w:tc>
+      </w:tr>
+      <w:tr>
+        <w:tc>
+          <w:tcPr>
+            <w:tcMar>
+              <w:top w:type="dxa" w:w="60"/>
+              <w:left w:type="dxa" w:w="100"/>
+              <w:bottom w:type="dxa" w:w="60"/>
+              <w:right w:type="dxa" w:w="100"/>
+            </w:tcMar>
+          </w:tcPr>
+          <w:p>
+            <w:pPr>
+              <w:spacing w:after="0"/>
+            </w:pPr>
+            <w:r>
+              <w:rPr>
+                <w:rFonts w:ascii="Consolas" w:cs="Consolas" w:eastAsia="Consolas" w:hAnsi="Consolas"/>
+                <w:shd w:fill="F2F1ED" w:val="clear"/>
+              </w:rPr>
+              <w:t xml:space="preserve">off</w:t>
+            </w:r>
+          </w:p>
+        </w:tc>
+        <w:tc>
+          <w:tcPr>
+            <w:tcMar>
+              <w:top w:type="dxa" w:w="60"/>
+              <w:left w:type="dxa" w:w="100"/>
+              <w:bottom w:type="dxa" w:w="60"/>
+              <w:right w:type="dxa" w:w="100"/>
+            </w:tcMar>
+          </w:tcPr>
+          <w:p>
+            <w:pPr>
+              <w:spacing w:after="0"/>
+            </w:pPr>
+            <w:r>
+              <w:t xml:space="preserve">no label at all</w:t>
+            </w:r>
+          </w:p>
+        </w:tc>
+      </w:tr>
+    </w:tbl>
+    <w:p>
+      <w:pPr>
+        <w:spacing w:after="160"/>
+      </w:pPr>
+    </w:p>
+    <w:p>
+      <w:pPr>
+        <w:spacing w:after="140"/>
+        <w:ind w:left="360"/>
+      </w:pPr>
+      <w:r>
+        <w:rPr>
+          <w:b/>
+          <w:bCs/>
+        </w:rPr>
+        <w:t xml:space="preserve">Where `US$m`, `US$bn` and `%` come from</w:t>
+      </w:r>
+      <w:r>
+        <w:t xml:space="preserve">, in the order the page asks:</w:t>
+      </w:r>
+    </w:p>
+    <w:p>
+      <w:pPr>
+        <w:spacing w:after="140"/>
+        <w:ind w:left="360"/>
+      </w:pPr>
+      <w:r>
+        <w:t xml:space="preserve">1. the </w:t>
+      </w:r>
+      <w:r>
+        <w:rPr>
+          <w:b/>
+          <w:bCs/>
+        </w:rPr>
+        <w:t xml:space="preserve">`Unit` column on the Tiles tab</w:t>
+      </w:r>
+      <w:r>
+        <w:t xml:space="preserve">, beside the tile it belongs to — the most direct thing a pack can say, and it speaks over everything below; 2. the </w:t>
+      </w:r>
+      <w:r>
+        <w:rPr>
+          <w:b/>
+          <w:bCs/>
+        </w:rPr>
+        <w:t xml:space="preserve">`Unit` column on the Rollup tab</w:t>
+      </w:r>
+      <w:r>
+        <w:t xml:space="preserve">, which declares a line's unit wherever that line appears; 3. the </w:t>
+      </w:r>
+      <w:r>
+        <w:rPr>
+          <w:b/>
+          <w:bCs/>
+        </w:rPr>
+        <w:t xml:space="preserve">extract's own `Unit` column</w:t>
+      </w:r>
+      <w:r>
+        <w:t xml:space="preserve">, where the file states it per row; 4. failing all three, the convention: </w:t>
+      </w:r>
+      <w:r>
+        <w:rPr>
+          <w:rFonts w:ascii="Consolas" w:cs="Consolas" w:eastAsia="Consolas" w:hAnsi="Consolas"/>
+          <w:shd w:fill="F2F1ED" w:val="clear"/>
+        </w:rPr>
+        <w:t xml:space="preserve">unit_label</w:t>
+      </w:r>
+      <w:r>
+        <w:t xml:space="preserve"> (default </w:t>
+      </w:r>
+      <w:r>
+        <w:rPr>
+          <w:rFonts w:ascii="Consolas" w:cs="Consolas" w:eastAsia="Consolas" w:hAnsi="Consolas"/>
+          <w:shd w:fill="F2F1ED" w:val="clear"/>
+        </w:rPr>
+        <w:t xml:space="preserve">US$m</w:t>
+      </w:r>
+      <w:r>
+        <w:t xml:space="preserve">) for a result, </w:t>
+      </w:r>
+      <w:r>
+        <w:rPr>
+          <w:rFonts w:ascii="Consolas" w:cs="Consolas" w:eastAsia="Consolas" w:hAnsi="Consolas"/>
+          <w:shd w:fill="F2F1ED" w:val="clear"/>
+        </w:rPr>
+        <w:t xml:space="preserve">bs_unit</w:t>
+      </w:r>
+      <w:r>
+        <w:t xml:space="preserve"> (default </w:t>
+      </w:r>
+      <w:r>
+        <w:rPr>
+          <w:rFonts w:ascii="Consolas" w:cs="Consolas" w:eastAsia="Consolas" w:hAnsi="Consolas"/>
+          <w:shd w:fill="F2F1ED" w:val="clear"/>
+        </w:rPr>
+        <w:t xml:space="preserve">bn</w:t>
+      </w:r>
+      <w:r>
+        <w:t xml:space="preserve">) for a balance, </w:t>
+      </w:r>
+      <w:r>
+        <w:rPr>
+          <w:rFonts w:ascii="Consolas" w:cs="Consolas" w:eastAsia="Consolas" w:hAnsi="Consolas"/>
+          <w:shd w:fill="F2F1ED" w:val="clear"/>
+        </w:rPr>
+        <w:t xml:space="preserve">%</w:t>
+      </w:r>
+      <w:r>
+        <w:t xml:space="preserve"> for a line matching </w:t>
+      </w:r>
+      <w:r>
+        <w:rPr>
+          <w:rFonts w:ascii="Consolas" w:cs="Consolas" w:eastAsia="Consolas" w:hAnsi="Consolas"/>
+          <w:shd w:fill="F2F1ED" w:val="clear"/>
+        </w:rPr>
+        <w:t xml:space="preserve">ratio_patterns</w:t>
+      </w:r>
+      <w:r>
+        <w:t xml:space="preserve">, and a plain number for one matching </w:t>
+      </w:r>
+      <w:r>
+        <w:rPr>
+          <w:rFonts w:ascii="Consolas" w:cs="Consolas" w:eastAsia="Consolas" w:hAnsi="Consolas"/>
+          <w:shd w:fill="F2F1ED" w:val="clear"/>
+        </w:rPr>
+        <w:t xml:space="preserve">count_patterns</w:t>
+      </w:r>
+      <w:r>
+        <w:t xml:space="preserve">.</w:t>
+      </w:r>
+    </w:p>
+    <w:p>
+      <w:pPr>
+        <w:spacing w:after="140"/>
+        <w:ind w:left="360"/>
+      </w:pPr>
+      <w:r>
+        <w:t xml:space="preserve">Writing </w:t>
+      </w:r>
+      <w:r>
+        <w:rPr>
+          <w:rFonts w:ascii="Consolas" w:cs="Consolas" w:eastAsia="Consolas" w:hAnsi="Consolas"/>
+          <w:shd w:fill="F2F1ED" w:val="clear"/>
+        </w:rPr>
+        <w:t xml:space="preserve">US$bn</w:t>
+      </w:r>
+      <w:r>
+        <w:t xml:space="preserve"> beside </w:t>
+      </w:r>
+      <w:r>
+        <w:rPr>
+          <w:rFonts w:ascii="Consolas" w:cs="Consolas" w:eastAsia="Consolas" w:hAnsi="Consolas"/>
+          <w:shd w:fill="F2F1ED" w:val="clear"/>
+        </w:rPr>
+        <w:t xml:space="preserve">Revenue</w:t>
+      </w:r>
+      <w:r>
+        <w:t xml:space="preserve"> on the Tiles tab restates that tile and labels it: 2,967 US$m is printed as </w:t>
+      </w:r>
+      <w:r>
+        <w:rPr>
+          <w:b/>
+          <w:bCs/>
+        </w:rPr>
+        <w:t xml:space="preserve">3.0 US$bn</w:t>
+      </w:r>
+      <w:r>
+        <w:t xml:space="preserve">. Nothing else moves.</w:t>
+      </w:r>
+    </w:p>
+    <w:p>
+      <w:pPr>
+        <w:spacing w:after="140"/>
+        <w:ind w:left="360"/>
+      </w:pPr>
+      <w:r>
+        <w:rPr>
+          <w:b/>
+          <w:bCs/>
+        </w:rPr>
+        <w:t xml:space="preserve">A headcount is a count, not a ratio.</w:t>
+      </w:r>
+      <w:r>
+        <w:t xml:space="preserve"> The shipped packs listed </w:t>
+      </w:r>
+      <w:r>
+        <w:rPr>
+          <w:rFonts w:ascii="Consolas" w:cs="Consolas" w:eastAsia="Consolas" w:hAnsi="Consolas"/>
+          <w:shd w:fill="F2F1ED" w:val="clear"/>
+        </w:rPr>
+        <w:t xml:space="preserve">fte</w:t>
+      </w:r>
+      <w:r>
+        <w:t xml:space="preserve">, </w:t>
+      </w:r>
+      <w:r>
+        <w:rPr>
+          <w:rFonts w:ascii="Consolas" w:cs="Consolas" w:eastAsia="Consolas" w:hAnsi="Consolas"/>
+          <w:shd w:fill="F2F1ED" w:val="clear"/>
+        </w:rPr>
+        <w:t xml:space="preserve">headcount</w:t>
+      </w:r>
+      <w:r>
+        <w:t xml:space="preserve"> and </w:t>
+      </w:r>
+      <w:r>
+        <w:rPr>
+          <w:rFonts w:ascii="Consolas" w:cs="Consolas" w:eastAsia="Consolas" w:hAnsi="Consolas"/>
+          <w:shd w:fill="F2F1ED" w:val="clear"/>
+        </w:rPr>
+        <w:t xml:space="preserve">count</w:t>
+      </w:r>
+      <w:r>
+        <w:t xml:space="preserve"> under </w:t>
+      </w:r>
+      <w:r>
+        <w:rPr>
+          <w:rFonts w:ascii="Consolas" w:cs="Consolas" w:eastAsia="Consolas" w:hAnsi="Consolas"/>
+          <w:shd w:fill="F2F1ED" w:val="clear"/>
+        </w:rPr>
+        <w:t xml:space="preserve">ratio_patterns</w:t>
+      </w:r>
+      <w:r>
+        <w:t xml:space="preserve">, so an FTE tile was labelled </w:t>
+      </w:r>
+      <w:r>
+        <w:rPr>
+          <w:rFonts w:ascii="Consolas" w:cs="Consolas" w:eastAsia="Consolas" w:hAnsi="Consolas"/>
+          <w:shd w:fill="F2F1ED" w:val="clear"/>
+        </w:rPr>
+        <w:t xml:space="preserve">%</w:t>
+      </w:r>
+      <w:r>
+        <w:t xml:space="preserve"> while printing 1,286. Those names live in </w:t>
+      </w:r>
+      <w:r>
+        <w:rPr>
+          <w:rFonts w:ascii="Consolas" w:cs="Consolas" w:eastAsia="Consolas" w:hAnsi="Consolas"/>
+          <w:shd w:fill="F2F1ED" w:val="clear"/>
+        </w:rPr>
+        <w:t xml:space="preserve">count_patterns</w:t>
+      </w:r>
+      <w:r>
+        <w:t xml:space="preserve"> now, where they belong; </w:t>
+      </w:r>
+      <w:r>
+        <w:rPr>
+          <w:rFonts w:ascii="Consolas" w:cs="Consolas" w:eastAsia="Consolas" w:hAnsi="Consolas"/>
+          <w:shd w:fill="F2F1ED" w:val="clear"/>
+        </w:rPr>
+        <w:t xml:space="preserve">ratio_patterns</w:t>
+      </w:r>
+      <w:r>
+        <w:t xml:space="preserve"> keeps </w:t>
+      </w:r>
+      <w:r>
+        <w:rPr>
+          <w:rFonts w:ascii="Consolas" w:cs="Consolas" w:eastAsia="Consolas" w:hAnsi="Consolas"/>
+          <w:shd w:fill="F2F1ED" w:val="clear"/>
+        </w:rPr>
+        <w:t xml:space="preserve">%</w:t>
+      </w:r>
+      <w:r>
+        <w:t xml:space="preserve">, </w:t>
+      </w:r>
+      <w:r>
+        <w:rPr>
+          <w:rFonts w:ascii="Consolas" w:cs="Consolas" w:eastAsia="Consolas" w:hAnsi="Consolas"/>
+          <w:shd w:fill="F2F1ED" w:val="clear"/>
+        </w:rPr>
+        <w:t xml:space="preserve">bps</w:t>
+      </w:r>
+      <w:r>
+        <w:t xml:space="preserve">, </w:t>
+      </w:r>
+      <w:r>
+        <w:rPr>
+          <w:rFonts w:ascii="Consolas" w:cs="Consolas" w:eastAsia="Consolas" w:hAnsi="Consolas"/>
+          <w:shd w:fill="F2F1ED" w:val="clear"/>
+        </w:rPr>
+        <w:t xml:space="preserve">rote</w:t>
+      </w:r>
+      <w:r>
+        <w:t xml:space="preserve">, </w:t>
+      </w:r>
+      <w:r>
+        <w:rPr>
+          <w:rFonts w:ascii="Consolas" w:cs="Consolas" w:eastAsia="Consolas" w:hAnsi="Consolas"/>
+          <w:shd w:fill="F2F1ED" w:val="clear"/>
+        </w:rPr>
+        <w:t xml:space="preserve">cer</w:t>
+      </w:r>
+      <w:r>
+        <w:t xml:space="preserve"> and </w:t>
+      </w:r>
+      <w:r>
+        <w:rPr>
+          <w:rFonts w:ascii="Consolas" w:cs="Consolas" w:eastAsia="Consolas" w:hAnsi="Consolas"/>
+          <w:shd w:fill="F2F1ED" w:val="clear"/>
+        </w:rPr>
+        <w:t xml:space="preserve">ratio</w:t>
+      </w:r>
+      <w:r>
+        <w:t xml:space="preserve">.</w:t>
       </w:r>
     </w:p>
     <w:p>

--- a/iwpb-sg-dashboard/IWPB_SG_Dashboard_README.docx
+++ b/iwpb-sg-dashboard/IWPB_SG_Dashboard_README.docx
@@ -13303,6 +13303,149 @@
       </w:r>
       <w:r>
         <w:t xml:space="preserve"> — under the threshold at which Chrome calls the page dead. The total is still around 53 seconds on a file that size: the parse itself is slow and still runs on the main thread, so the dialog stops but the wait does not. Moving the parse to a worker is the remaining step.</w:t>
+      </w:r>
+    </w:p>
+    <w:p>
+      <w:pPr>
+        <w:spacing w:after="140"/>
+        <w:ind w:left="360"/>
+      </w:pPr>
+      <w:r>
+        <w:rPr>
+          <w:b/>
+          <w:bCs/>
+        </w:rPr>
+        <w:t xml:space="preserve">Switching country or business is instant again.</w:t>
+      </w:r>
+      <w:r>
+        <w:t xml:space="preserve"> After ingest, three things a render leans on hardest were rebuilt from scratch on every call — and on a global file, one click could cost seconds:</w:t>
+      </w:r>
+    </w:p>
+    <w:p>
+      <w:pPr>
+        <w:spacing w:after="140"/>
+        <w:ind w:left="360"/>
+      </w:pPr>
+      <w:r>
+        <w:t xml:space="preserve">- </w:t>
+      </w:r>
+      <w:r>
+        <w:rPr>
+          <w:b/>
+          <w:bCs/>
+        </w:rPr>
+        <w:t xml:space="preserve">`filteredRows()`</w:t>
+      </w:r>
+      <w:r>
+        <w:t xml:space="preserve"> — the rows the current scope holds — is asked for fifty-odd times over one render. It re-filtered the whole file every single time, even for the same scope asked a moment before. It is now cached against everything that decides its answer — the loaded file, the active filters, breakdown mode, </w:t>
+      </w:r>
+      <w:r>
+        <w:rPr>
+          <w:rFonts w:ascii="Consolas" w:cs="Consolas" w:eastAsia="Consolas" w:hAnsi="Consolas"/>
+          <w:shd w:fill="F2F1ED" w:val="clear"/>
+        </w:rPr>
+        <w:t xml:space="preserve">grain_reported</w:t>
+      </w:r>
+      <w:r>
+        <w:t xml:space="preserve"> — so the same question within one scope is answered once. - </w:t>
+      </w:r>
+      <w:r>
+        <w:rPr>
+          <w:b/>
+          <w:bCs/>
+        </w:rPr>
+        <w:t xml:space="preserve">`cfgMetricList()`</w:t>
+      </w:r>
+      <w:r>
+        <w:t xml:space="preserve"> — every named calculation, read off the Definitions and Metrics tabs — rebuilt fresh new objects on every call, which meant nothing that cached </w:t>
+      </w:r>
+      <w:r>
+        <w:rPr>
+          <w:i/>
+          <w:iCs/>
+        </w:rPr>
+        <w:t xml:space="preserve">against</w:t>
+      </w:r>
+      <w:r>
+        <w:t xml:space="preserve"> those objects could ever recognise the same question twice.</w:t>
+      </w:r>
+    </w:p>
+    <w:p>
+      <w:pPr>
+        <w:spacing w:after="140"/>
+        <w:ind w:left="360"/>
+      </w:pPr>
+      <w:r>
+        <w:t xml:space="preserve">It is now rebuilt only when the configuration actually changes. - </w:t>
+      </w:r>
+      <w:r>
+        <w:rPr>
+          <w:b/>
+          <w:bCs/>
+        </w:rPr>
+        <w:t xml:space="preserve">`metricRows()`</w:t>
+      </w:r>
+      <w:r>
+        <w:t xml:space="preserve"> — which rows answer a given calculation — is asked for the same calculation many times over one render: once for its tile, again for the tooltip, again in Business performance. With the two caches above making its inputs stable, it now caches its own answer per (calculation, scope) pair instead of rescanning the file each time.</w:t>
+      </w:r>
+    </w:p>
+    <w:p>
+      <w:pPr>
+        <w:spacing w:after="140"/>
+        <w:ind w:left="360"/>
+      </w:pPr>
+      <w:r>
+        <w:t xml:space="preserve">On a 21,780-row file with one calculated metric (Banking NII) declared, switching from the full file to one country used to cost </w:t>
+      </w:r>
+      <w:r>
+        <w:rPr>
+          <w:b/>
+          <w:bCs/>
+        </w:rPr>
+        <w:t xml:space="preserve">3.7–4.9 seconds</w:t>
+      </w:r>
+      <w:r>
+        <w:t xml:space="preserve"> — the visible cause of </w:t>
+      </w:r>
+      <w:r>
+        <w:rPr>
+          <w:i/>
+          <w:iCs/>
+        </w:rPr>
+        <w:t xml:space="preserve">"opening and reading tab sheet has become extremely slow"</w:t>
+      </w:r>
+      <w:r>
+        <w:t xml:space="preserve">. It now costs </w:t>
+      </w:r>
+      <w:r>
+        <w:rPr>
+          <w:b/>
+          <w:bCs/>
+        </w:rPr>
+        <w:t xml:space="preserve">240–290 ms</w:t>
+      </w:r>
+      <w:r>
+        <w:t xml:space="preserve"> for a single country and </w:t>
+      </w:r>
+      <w:r>
+        <w:rPr>
+          <w:b/>
+          <w:bCs/>
+        </w:rPr>
+        <w:t xml:space="preserve">around 1.2 seconds</w:t>
+      </w:r>
+      <w:r>
+        <w:t xml:space="preserve"> to go back to the whole file. Nothing about what a figure reads has changed — every check that exercises Banking NII, roll-up, units, grain, or a second file loaded after the first, passes unchanged; a new one (</w:t>
+      </w:r>
+      <w:r>
+        <w:rPr>
+          <w:rFonts w:ascii="Consolas" w:cs="Consolas" w:eastAsia="Consolas" w:hAnsi="Consolas"/>
+          <w:shd w:fill="F2F1ED" w:val="clear"/>
+        </w:rPr>
+        <w:t xml:space="preserve">check_frcache</w:t>
+      </w:r>
+      <w:r>
+        <w:t xml:space="preserve">) exists solely to prove that loading a second, different file is never answered from the first file's cached rows.</w:t>
       </w:r>
     </w:p>
     <w:p>

--- a/iwpb-sg-dashboard/IWPB_SG_Dashboard_README.docx
+++ b/iwpb-sg-dashboard/IWPB_SG_Dashboard_README.docx
@@ -13446,6 +13446,96 @@
       </w:r>
       <w:r>
         <w:t xml:space="preserve">) exists solely to prove that loading a second, different file is never answered from the first file's cached rows.</w:t>
+      </w:r>
+    </w:p>
+    <w:p>
+      <w:pPr>
+        <w:spacing w:after="140"/>
+        <w:ind w:left="360"/>
+      </w:pPr>
+      <w:r>
+        <w:rPr>
+          <w:b/>
+          <w:bCs/>
+        </w:rPr>
+        <w:t xml:space="preserve">A subtotal that also carries its own detail rows, under one MICA parent.</w:t>
+      </w:r>
+      <w:r>
+        <w:t xml:space="preserve"> </w:t>
+      </w:r>
+      <w:r>
+        <w:rPr>
+          <w:rFonts w:ascii="Consolas" w:cs="Consolas" w:eastAsia="Consolas" w:hAnsi="Consolas"/>
+          <w:shd w:fill="F2F1ED" w:val="clear"/>
+        </w:rPr>
+        <w:t xml:space="preserve">totMix</w:t>
+      </w:r>
+      <w:r>
+        <w:t xml:space="preserve"> (above) catches a value literally named </w:t>
+      </w:r>
+      <w:r>
+        <w:rPr>
+          <w:i/>
+          <w:iCs/>
+        </w:rPr>
+        <w:t xml:space="preserve">"Total …"</w:t>
+      </w:r>
+      <w:r>
+        <w:t xml:space="preserve"> that weighs about as much as the rest of the WHOLE file — built for a Level 1-style grand total sitting beside everything else. It does nothing for a smaller, more local shape: one MICA_Level_2 parent whose own detail already includes a row that speaks for the parent in full — no further breakdown, or its Level_3 simply repeating the Level_2 name — sitting beside OTHER rows that genuinely break that same parent down. Every tile groups by the parent, so the whole and its own pieces add together.</w:t>
+      </w:r>
+    </w:p>
+    <w:p>
+      <w:pPr>
+        <w:spacing w:after="140"/>
+        <w:ind w:left="360"/>
+      </w:pPr>
+      <w:r>
+        <w:t xml:space="preserve">The name proves nothing on its own — </w:t>
+      </w:r>
+      <w:r>
+        <w:rPr>
+          <w:i/>
+          <w:iCs/>
+        </w:rPr>
+        <w:t xml:space="preserve">"Total Indirect Costs"</w:t>
+      </w:r>
+      <w:r>
+        <w:t xml:space="preserve"> is an ordinary P&amp;L line, not a marker, and an earlier version of this check treated any line starting with "Total" as one, which is exactly the mistake </w:t>
+      </w:r>
+      <w:r>
+        <w:rPr>
+          <w:rFonts w:ascii="Consolas" w:cs="Consolas" w:eastAsia="Consolas" w:hAnsi="Consolas"/>
+          <w:shd w:fill="F2F1ED" w:val="clear"/>
+        </w:rPr>
+        <w:t xml:space="preserve">totMix</w:t>
+      </w:r>
+      <w:r>
+        <w:t xml:space="preserve">'s own comment warns against. What proves it is the arithmetic: a genuine subtotal's own value is close to what its children sum to (within 5%, in practice); a coincidence is not. Where it holds, the ingest report names the line and both sides' row counts, and the tile itself carries the warning — the report alone is too easy to miss:</w:t>
+      </w:r>
+    </w:p>
+    <w:p>
+      <w:pPr>
+        <w:pBdr>
+          <w:left w:val="single" w:color="DB0011" w:sz="12" w:space="12"/>
+        </w:pBdr>
+        <w:spacing w:after="160" w:before="60"/>
+        <w:ind w:left="360"/>
+      </w:pPr>
+      <w:r>
+        <w:rPr>
+          <w:i/>
+          <w:iCs/>
+        </w:rPr>
+        <w:t xml:space="preserve">⚠ counted twice — 1 row already speaks for the whole; 2 more break it down again — see the ingest report</w:t>
+      </w:r>
+    </w:p>
+    <w:p>
+      <w:pPr>
+        <w:spacing w:after="140"/>
+        <w:ind w:left="360"/>
+      </w:pPr>
+      <w:r>
+        <w:t xml:space="preserve">This is reported, not silently corrected — the reader chooses which side to keep, or fixes it in the extract mapping. Six shipped sample files were swept for false positives before this shipped; none raised anything.</w:t>
       </w:r>
     </w:p>
     <w:p>

--- a/iwpb-sg-dashboard/IWPB_SG_Dashboard_README.docx
+++ b/iwpb-sg-dashboard/IWPB_SG_Dashboard_README.docx
@@ -13303,6 +13303,278 @@
       </w:r>
       <w:r>
         <w:t xml:space="preserve"> — under the threshold at which Chrome calls the page dead. The total is still around 53 seconds on a file that size: the parse itself is slow and still runs on the main thread, so the dialog stops but the wait does not. Moving the parse to a worker is the remaining step.</w:t>
+      </w:r>
+    </w:p>
+    <w:p>
+      <w:pPr>
+        <w:spacing w:after="140"/>
+        <w:ind w:left="360"/>
+      </w:pPr>
+      <w:r>
+        <w:rPr>
+          <w:b/>
+          <w:bCs/>
+        </w:rPr>
+        <w:t xml:space="preserve">Re-opening the page no longer re-reads the workbook.</w:t>
+      </w:r>
+      <w:r>
+        <w:t xml:space="preserve"> The page keeps the last file so it need not be uploaded again each morning — but it kept the </w:t>
+      </w:r>
+      <w:r>
+        <w:rPr>
+          <w:i/>
+          <w:iCs/>
+        </w:rPr>
+        <w:t xml:space="preserve">workbook</w:t>
+      </w:r>
+      <w:r>
+        <w:t xml:space="preserve">, and re-parsed it on every open, to arrive at precisely the model it already had. On a global extract that is the whole 40-second parse, paid again, before anything appears. Measured on 21,780 rows across 11 tabs:</w:t>
+      </w:r>
+    </w:p>
+    <w:tbl>
+      <w:tblPr>
+        <w:tblW w:type="pct" w:w="100%"/>
+        <w:tblBorders>
+          <w:top w:val="single" w:color="auto" w:sz="4"/>
+          <w:left w:val="single" w:color="auto" w:sz="4"/>
+          <w:bottom w:val="single" w:color="auto" w:sz="4"/>
+          <w:right w:val="single" w:color="auto" w:sz="4"/>
+          <w:insideH w:val="single" w:color="auto" w:sz="4"/>
+          <w:insideV w:val="single" w:color="auto" w:sz="4"/>
+        </w:tblBorders>
+      </w:tblPr>
+      <w:tblGrid>
+        <w:gridCol w:w="100"/>
+        <w:gridCol w:w="100"/>
+      </w:tblGrid>
+      <w:tr>
+        <w:trPr>
+          <w:tblHeader/>
+        </w:trPr>
+        <w:tc>
+          <w:tcPr>
+            <w:shd w:fill="F7E9EA" w:val="clear"/>
+            <w:tcMar>
+              <w:top w:type="dxa" w:w="60"/>
+              <w:left w:type="dxa" w:w="100"/>
+              <w:bottom w:type="dxa" w:w="60"/>
+              <w:right w:type="dxa" w:w="100"/>
+            </w:tcMar>
+          </w:tcPr>
+          <w:p>
+            <w:r>
+              <w:rPr>
+                <w:b/>
+                <w:bCs/>
+                <w:color w:val="DB0011"/>
+              </w:rPr>
+              <w:t xml:space="preserve"> </w:t>
+            </w:r>
+          </w:p>
+        </w:tc>
+        <w:tc>
+          <w:tcPr>
+            <w:shd w:fill="F7E9EA" w:val="clear"/>
+            <w:tcMar>
+              <w:top w:type="dxa" w:w="60"/>
+              <w:left w:type="dxa" w:w="100"/>
+              <w:bottom w:type="dxa" w:w="60"/>
+              <w:right w:type="dxa" w:w="100"/>
+            </w:tcMar>
+          </w:tcPr>
+          <w:p>
+            <w:r>
+              <w:rPr>
+                <w:b/>
+                <w:bCs/>
+                <w:color w:val="DB0011"/>
+              </w:rPr>
+              <w:t xml:space="preserve"> </w:t>
+            </w:r>
+          </w:p>
+        </w:tc>
+      </w:tr>
+      <w:tr>
+        <w:tc>
+          <w:tcPr>
+            <w:tcMar>
+              <w:top w:type="dxa" w:w="60"/>
+              <w:left w:type="dxa" w:w="100"/>
+              <w:bottom w:type="dxa" w:w="60"/>
+              <w:right w:type="dxa" w:w="100"/>
+            </w:tcMar>
+          </w:tcPr>
+          <w:p>
+            <w:pPr>
+              <w:spacing w:after="0"/>
+            </w:pPr>
+            <w:r>
+              <w:t xml:space="preserve">opening with nothing cached</w:t>
+            </w:r>
+          </w:p>
+        </w:tc>
+        <w:tc>
+          <w:tcPr>
+            <w:tcMar>
+              <w:top w:type="dxa" w:w="60"/>
+              <w:left w:type="dxa" w:w="100"/>
+              <w:bottom w:type="dxa" w:w="60"/>
+              <w:right w:type="dxa" w:w="100"/>
+            </w:tcMar>
+          </w:tcPr>
+          <w:p>
+            <w:pPr>
+              <w:spacing w:after="0"/>
+            </w:pPr>
+            <w:r>
+              <w:rPr>
+                <w:b/>
+                <w:bCs/>
+              </w:rPr>
+              <w:t xml:space="preserve">190 ms</w:t>
+            </w:r>
+            <w:r>
+              <w:t xml:space="preserve"> — the page itself was never the problem</w:t>
+            </w:r>
+          </w:p>
+        </w:tc>
+      </w:tr>
+      <w:tr>
+        <w:tc>
+          <w:tcPr>
+            <w:tcMar>
+              <w:top w:type="dxa" w:w="60"/>
+              <w:left w:type="dxa" w:w="100"/>
+              <w:bottom w:type="dxa" w:w="60"/>
+              <w:right w:type="dxa" w:w="100"/>
+            </w:tcMar>
+          </w:tcPr>
+          <w:p>
+            <w:pPr>
+              <w:spacing w:after="0"/>
+            </w:pPr>
+            <w:r>
+              <w:t xml:space="preserve">opening with a file cached, before</w:t>
+            </w:r>
+          </w:p>
+        </w:tc>
+        <w:tc>
+          <w:tcPr>
+            <w:tcMar>
+              <w:top w:type="dxa" w:w="60"/>
+              <w:left w:type="dxa" w:w="100"/>
+              <w:bottom w:type="dxa" w:w="60"/>
+              <w:right w:type="dxa" w:w="100"/>
+            </w:tcMar>
+          </w:tcPr>
+          <w:p>
+            <w:pPr>
+              <w:spacing w:after="0"/>
+            </w:pPr>
+            <w:r>
+              <w:rPr>
+                <w:b/>
+                <w:bCs/>
+              </w:rPr>
+              <w:t xml:space="preserve">30,840 ms</w:t>
+            </w:r>
+          </w:p>
+        </w:tc>
+      </w:tr>
+      <w:tr>
+        <w:tc>
+          <w:tcPr>
+            <w:tcMar>
+              <w:top w:type="dxa" w:w="60"/>
+              <w:left w:type="dxa" w:w="100"/>
+              <w:bottom w:type="dxa" w:w="60"/>
+              <w:right w:type="dxa" w:w="100"/>
+            </w:tcMar>
+          </w:tcPr>
+          <w:p>
+            <w:pPr>
+              <w:spacing w:after="0"/>
+            </w:pPr>
+            <w:r>
+              <w:t xml:space="preserve">opening with a file cached, now</w:t>
+            </w:r>
+          </w:p>
+        </w:tc>
+        <w:tc>
+          <w:tcPr>
+            <w:tcMar>
+              <w:top w:type="dxa" w:w="60"/>
+              <w:left w:type="dxa" w:w="100"/>
+              <w:bottom w:type="dxa" w:w="60"/>
+              <w:right w:type="dxa" w:w="100"/>
+            </w:tcMar>
+          </w:tcPr>
+          <w:p>
+            <w:pPr>
+              <w:spacing w:after="0"/>
+            </w:pPr>
+            <w:r>
+              <w:rPr>
+                <w:b/>
+                <w:bCs/>
+              </w:rPr>
+              <w:t xml:space="preserve">1,292 ms</w:t>
+            </w:r>
+          </w:p>
+        </w:tc>
+      </w:tr>
+    </w:tbl>
+    <w:p>
+      <w:pPr>
+        <w:spacing w:after="160"/>
+      </w:pPr>
+    </w:p>
+    <w:p>
+      <w:pPr>
+        <w:spacing w:after="140"/>
+        <w:ind w:left="360"/>
+      </w:pPr>
+      <w:r>
+        <w:t xml:space="preserve">The parsed model is stored beside the workbook and restored instead. The rows are plain data — dimension strings and numbers — so they survive the round trip as they are; everything </w:t>
+      </w:r>
+      <w:r>
+        <w:rPr>
+          <w:i/>
+          <w:iCs/>
+        </w:rPr>
+        <w:t xml:space="preserve">derived</w:t>
+      </w:r>
+      <w:r>
+        <w:t xml:space="preserve"> from them (units, grain, the account and country hierarchies, the duplication checks) is deliberately left out and worked out again on restore, which is quick and cannot go stale against a configuration that has changed since.</w:t>
+      </w:r>
+    </w:p>
+    <w:p>
+      <w:pPr>
+        <w:spacing w:after="140"/>
+        <w:ind w:left="360"/>
+      </w:pPr>
+      <w:r>
+        <w:t xml:space="preserve">Two things this must not break, both checked: a restored page has to be </w:t>
+      </w:r>
+      <w:r>
+        <w:rPr>
+          <w:b/>
+          <w:bCs/>
+        </w:rPr>
+        <w:t xml:space="preserve">identical</w:t>
+      </w:r>
+      <w:r>
+        <w:t xml:space="preserve">, not merely fast — same rows, dimensions, countries and tile figures as a fresh parse, verified across seven sample shapes including the multi-tab, group-tab and mixed-grain ones. And a cache written before this existed, holding only the workbook, still opens by parsing it exactly as it used to. </w:t>
+      </w:r>
+      <w:r>
+        <w:rPr>
+          <w:rFonts w:ascii="Consolas" w:cs="Consolas" w:eastAsia="Consolas" w:hAnsi="Consolas"/>
+          <w:shd w:fill="F2F1ED" w:val="clear"/>
+        </w:rPr>
+        <w:t xml:space="preserve">check_reopen</w:t>
+      </w:r>
+      <w:r>
+        <w:t xml:space="preserve"> proves the restore does no parsing at all by deleting the workbook from the cache first and requiring the page to come up anyway.</w:t>
       </w:r>
     </w:p>
     <w:p>

--- a/iwpb-sg-dashboard/IWPB_SG_Dashboard_README.docx
+++ b/iwpb-sg-dashboard/IWPB_SG_Dashboard_README.docx
@@ -13718,96 +13718,6 @@
       </w:r>
       <w:r>
         <w:t xml:space="preserve">) exists solely to prove that loading a second, different file is never answered from the first file's cached rows.</w:t>
-      </w:r>
-    </w:p>
-    <w:p>
-      <w:pPr>
-        <w:spacing w:after="140"/>
-        <w:ind w:left="360"/>
-      </w:pPr>
-      <w:r>
-        <w:rPr>
-          <w:b/>
-          <w:bCs/>
-        </w:rPr>
-        <w:t xml:space="preserve">A subtotal that also carries its own detail rows, under one MICA parent.</w:t>
-      </w:r>
-      <w:r>
-        <w:t xml:space="preserve"> </w:t>
-      </w:r>
-      <w:r>
-        <w:rPr>
-          <w:rFonts w:ascii="Consolas" w:cs="Consolas" w:eastAsia="Consolas" w:hAnsi="Consolas"/>
-          <w:shd w:fill="F2F1ED" w:val="clear"/>
-        </w:rPr>
-        <w:t xml:space="preserve">totMix</w:t>
-      </w:r>
-      <w:r>
-        <w:t xml:space="preserve"> (above) catches a value literally named </w:t>
-      </w:r>
-      <w:r>
-        <w:rPr>
-          <w:i/>
-          <w:iCs/>
-        </w:rPr>
-        <w:t xml:space="preserve">"Total …"</w:t>
-      </w:r>
-      <w:r>
-        <w:t xml:space="preserve"> that weighs about as much as the rest of the WHOLE file — built for a Level 1-style grand total sitting beside everything else. It does nothing for a smaller, more local shape: one MICA_Level_2 parent whose own detail already includes a row that speaks for the parent in full — no further breakdown, or its Level_3 simply repeating the Level_2 name — sitting beside OTHER rows that genuinely break that same parent down. Every tile groups by the parent, so the whole and its own pieces add together.</w:t>
-      </w:r>
-    </w:p>
-    <w:p>
-      <w:pPr>
-        <w:spacing w:after="140"/>
-        <w:ind w:left="360"/>
-      </w:pPr>
-      <w:r>
-        <w:t xml:space="preserve">The name proves nothing on its own — </w:t>
-      </w:r>
-      <w:r>
-        <w:rPr>
-          <w:i/>
-          <w:iCs/>
-        </w:rPr>
-        <w:t xml:space="preserve">"Total Indirect Costs"</w:t>
-      </w:r>
-      <w:r>
-        <w:t xml:space="preserve"> is an ordinary P&amp;L line, not a marker, and an earlier version of this check treated any line starting with "Total" as one, which is exactly the mistake </w:t>
-      </w:r>
-      <w:r>
-        <w:rPr>
-          <w:rFonts w:ascii="Consolas" w:cs="Consolas" w:eastAsia="Consolas" w:hAnsi="Consolas"/>
-          <w:shd w:fill="F2F1ED" w:val="clear"/>
-        </w:rPr>
-        <w:t xml:space="preserve">totMix</w:t>
-      </w:r>
-      <w:r>
-        <w:t xml:space="preserve">'s own comment warns against. What proves it is the arithmetic: a genuine subtotal's own value is close to what its children sum to (within 5%, in practice); a coincidence is not. Where it holds, the ingest report names the line and both sides' row counts, and the tile itself carries the warning — the report alone is too easy to miss:</w:t>
-      </w:r>
-    </w:p>
-    <w:p>
-      <w:pPr>
-        <w:pBdr>
-          <w:left w:val="single" w:color="DB0011" w:sz="12" w:space="12"/>
-        </w:pBdr>
-        <w:spacing w:after="160" w:before="60"/>
-        <w:ind w:left="360"/>
-      </w:pPr>
-      <w:r>
-        <w:rPr>
-          <w:i/>
-          <w:iCs/>
-        </w:rPr>
-        <w:t xml:space="preserve">⚠ counted twice — 1 row already speaks for the whole; 2 more break it down again — see the ingest report</w:t>
-      </w:r>
-    </w:p>
-    <w:p>
-      <w:pPr>
-        <w:spacing w:after="140"/>
-        <w:ind w:left="360"/>
-      </w:pPr>
-      <w:r>
-        <w:t xml:space="preserve">This is reported, not silently corrected — the reader chooses which side to keep, or fixes it in the extract mapping. Six shipped sample files were swept for false positives before this shipped; none raised anything.</w:t>
       </w:r>
     </w:p>
     <w:p>

--- a/iwpb-sg-dashboard/IWPB_SG_Dashboard_README.docx
+++ b/iwpb-sg-dashboard/IWPB_SG_Dashboard_README.docx
@@ -15912,7 +15912,138 @@
         <w:ind w:left="360"/>
       </w:pPr>
       <w:r>
-        <w:t xml:space="preserve">Two more that look additive and are not: counts of different things (staff and customers), and a ratio over more than one row — an average of ratios is not the ratio of the whole. Scales are different: money in millions and money in billions are one kind, held in the file's own unit and divided only when printed, so they still add.</w:t>
+        <w:t xml:space="preserve">Two more that look additive and are not: counts of different things (staff and customers), and a ratio over more than one row — an average of ratios is not the ratio of the whole. Scales are different: money in millions and money in billions are one kind, held in the file's own unit and divided only when printed, so they still add — </w:t>
+      </w:r>
+      <w:r>
+        <w:rPr>
+          <w:b/>
+          <w:bCs/>
+        </w:rPr>
+        <w:t xml:space="preserve">as long as the rows that would be added to each other agree on their scale.</w:t>
+      </w:r>
+    </w:p>
+    <w:p>
+      <w:pPr>
+        <w:spacing w:after="140"/>
+        <w:ind w:left="360"/>
+      </w:pPr>
+      <w:r>
+        <w:rPr>
+          <w:b/>
+          <w:bCs/>
+        </w:rPr>
+        <w:t xml:space="preserve">Rows the file itself states at different scales are not added as they stand.</w:t>
+      </w:r>
+      <w:r>
+        <w:t xml:space="preserve"> </w:t>
+      </w:r>
+      <w:r>
+        <w:rPr>
+          <w:rFonts w:ascii="Consolas" w:cs="Consolas" w:eastAsia="Consolas" w:hAnsi="Consolas"/>
+          <w:shd w:fill="F2F1ED" w:val="clear"/>
+        </w:rPr>
+        <w:t xml:space="preserve">sumCols</w:t>
+      </w:r>
+      <w:r>
+        <w:t xml:space="preserve"> adds the figures as the file holds them, which is right when a line's rows are all at one scale and wrong when they are not: 500 stated in </w:t>
+      </w:r>
+      <w:r>
+        <w:rPr>
+          <w:rFonts w:ascii="Consolas" w:cs="Consolas" w:eastAsia="Consolas" w:hAnsi="Consolas"/>
+          <w:shd w:fill="F2F1ED" w:val="clear"/>
+        </w:rPr>
+        <w:t xml:space="preserve">$mn</w:t>
+      </w:r>
+      <w:r>
+        <w:t xml:space="preserve"> and 2 stated in </w:t>
+      </w:r>
+      <w:r>
+        <w:rPr>
+          <w:rFonts w:ascii="Consolas" w:cs="Consolas" w:eastAsia="Consolas" w:hAnsi="Consolas"/>
+          <w:shd w:fill="F2F1ED" w:val="clear"/>
+        </w:rPr>
+        <w:t xml:space="preserve">$bn</w:t>
+      </w:r>
+      <w:r>
+        <w:t xml:space="preserve"> are 2,500 million, and adding them as they stand says </w:t>
+      </w:r>
+      <w:r>
+        <w:rPr>
+          <w:b/>
+          <w:bCs/>
+        </w:rPr>
+        <w:t xml:space="preserve">502</w:t>
+      </w:r>
+      <w:r>
+        <w:t xml:space="preserve"> — a figure that looks perfectly ordinary and is wrong by a factor of five.</w:t>
+      </w:r>
+    </w:p>
+    <w:p>
+      <w:pPr>
+        <w:spacing w:after="140"/>
+        <w:ind w:left="360"/>
+      </w:pPr>
+      <w:r>
+        <w:t xml:space="preserve">The ingest report already told the reader that no total is drawn across a line whose rows disagree on their unit; the guard now makes that true, because it reads the row's own </w:t>
+      </w:r>
+      <w:r>
+        <w:rPr>
+          <w:rFonts w:ascii="Consolas" w:cs="Consolas" w:eastAsia="Consolas" w:hAnsi="Consolas"/>
+          <w:shd w:fill="F2F1ED" w:val="clear"/>
+        </w:rPr>
+        <w:t xml:space="preserve">Unit</w:t>
+      </w:r>
+      <w:r>
+        <w:t xml:space="preserve"> cell rather than only what the pack declares the line to be. Such a parent shows </w:t>
+      </w:r>
+      <w:r>
+        <w:rPr>
+          <w:rFonts w:ascii="Consolas" w:cs="Consolas" w:eastAsia="Consolas" w:hAnsi="Consolas"/>
+          <w:shd w:fill="F2F1ED" w:val="clear"/>
+        </w:rPr>
+        <w:t xml:space="preserve">–</w:t>
+      </w:r>
+      <w:r>
+        <w:t xml:space="preserve"> and says </w:t>
+      </w:r>
+      <w:r>
+        <w:rPr>
+          <w:i/>
+          <w:iCs/>
+        </w:rPr>
+        <w:t xml:space="preserve">"the file states this line in US$m and US$bn — figures at two scales are not added as they stand"</w:t>
+      </w:r>
+      <w:r>
+        <w:t xml:space="preserve">.</w:t>
+      </w:r>
+    </w:p>
+    <w:p>
+      <w:pPr>
+        <w:spacing w:after="140"/>
+        <w:ind w:left="360"/>
+      </w:pPr>
+      <w:r>
+        <w:t xml:space="preserve">A P&amp;L stated in millions beside balances stated in billions is </w:t>
+      </w:r>
+      <w:r>
+        <w:rPr>
+          <w:b/>
+          <w:bCs/>
+        </w:rPr>
+        <w:t xml:space="preserve">ordinary and untouched</w:t>
+      </w:r>
+      <w:r>
+        <w:t xml:space="preserve">: those two are never summed into one figure anyway — the statement keeps them apart, not the scale — so each side is judged against itself. Where a scope clashes on </w:t>
+      </w:r>
+      <w:r>
+        <w:rPr>
+          <w:i/>
+          <w:iCs/>
+        </w:rPr>
+        <w:t xml:space="preserve">kind</w:t>
+      </w:r>
+      <w:r>
+        <w:t xml:space="preserve"> as well as scale, the kind is what is said: a ratio, a count and money added together is the deeper fault.</w:t>
       </w:r>
     </w:p>
     <w:p>

--- a/iwpb-sg-dashboard/IWPB_SG_Dashboard_README.docx
+++ b/iwpb-sg-dashboard/IWPB_SG_Dashboard_README.docx
@@ -13546,6 +13546,22 @@
       </w:r>
       <w:r>
         <w:t xml:space="preserve"> from them (units, grain, the account and country hierarchies, the duplication checks) is deliberately left out and worked out again on restore, which is quick and cannot go stale against a configuration that has changed since.</w:t>
+      </w:r>
+    </w:p>
+    <w:p>
+      <w:pPr>
+        <w:spacing w:after="140"/>
+        <w:ind w:left="360"/>
+      </w:pPr>
+      <w:r>
+        <w:rPr>
+          <w:b/>
+          <w:bCs/>
+        </w:rPr>
+        <w:t xml:space="preserve">A cache written before this existed upgrades itself on the first open.</w:t>
+      </w:r>
+      <w:r>
+        <w:t xml:space="preserve"> The model is kept whenever the workbook is parsed, whatever the bytes came from. An earlier version kept it only when the bytes were freshly uploaded — so a reader whose cache predated the model cache fell back to the workbook, parsed it, threw the model away, and did the same again on every open after that. The slow path forever, for exactly the readers who had been using the page longest. On a 21,780-row file: first open 49.6s (parses, then keeps the model), every open after 12.6s.</w:t>
       </w:r>
     </w:p>
     <w:p>

--- a/iwpb-sg-dashboard/IWPB_SG_Dashboard_README.docx
+++ b/iwpb-sg-dashboard/IWPB_SG_Dashboard_README.docx
@@ -13734,6 +13734,265 @@
       </w:r>
       <w:r>
         <w:t xml:space="preserve">) exists solely to prove that loading a second, different file is never answered from the first file's cached rows.</w:t>
+      </w:r>
+    </w:p>
+    <w:p>
+      <w:pPr>
+        <w:spacing w:after="140"/>
+        <w:ind w:left="360"/>
+      </w:pPr>
+      <w:r>
+        <w:rPr>
+          <w:b/>
+          <w:bCs/>
+        </w:rPr>
+        <w:t xml:space="preserve">The commentary answers the comparison the reader selected.</w:t>
+      </w:r>
+      <w:r>
+        <w:t xml:space="preserve"> The variance selector is a statement of what is to be compared. The Management commentary and the Executive decisions panel now write about that basis and no other:</w:t>
+      </w:r>
+    </w:p>
+    <w:tbl>
+      <w:tblPr>
+        <w:tblW w:type="pct" w:w="100%"/>
+        <w:tblBorders>
+          <w:top w:val="single" w:color="auto" w:sz="4"/>
+          <w:left w:val="single" w:color="auto" w:sz="4"/>
+          <w:bottom w:val="single" w:color="auto" w:sz="4"/>
+          <w:right w:val="single" w:color="auto" w:sz="4"/>
+          <w:insideH w:val="single" w:color="auto" w:sz="4"/>
+          <w:insideV w:val="single" w:color="auto" w:sz="4"/>
+        </w:tblBorders>
+      </w:tblPr>
+      <w:tblGrid>
+        <w:gridCol w:w="100"/>
+        <w:gridCol w:w="100"/>
+      </w:tblGrid>
+      <w:tr>
+        <w:trPr>
+          <w:tblHeader/>
+        </w:trPr>
+        <w:tc>
+          <w:tcPr>
+            <w:shd w:fill="F7E9EA" w:val="clear"/>
+            <w:tcMar>
+              <w:top w:type="dxa" w:w="60"/>
+              <w:left w:type="dxa" w:w="100"/>
+              <w:bottom w:type="dxa" w:w="60"/>
+              <w:right w:type="dxa" w:w="100"/>
+            </w:tcMar>
+          </w:tcPr>
+          <w:p>
+            <w:r>
+              <w:rPr>
+                <w:b/>
+                <w:bCs/>
+                <w:color w:val="DB0011"/>
+              </w:rPr>
+              <w:t xml:space="preserve">Selected</w:t>
+            </w:r>
+          </w:p>
+        </w:tc>
+        <w:tc>
+          <w:tcPr>
+            <w:shd w:fill="F7E9EA" w:val="clear"/>
+            <w:tcMar>
+              <w:top w:type="dxa" w:w="60"/>
+              <w:left w:type="dxa" w:w="100"/>
+              <w:bottom w:type="dxa" w:w="60"/>
+              <w:right w:type="dxa" w:w="100"/>
+            </w:tcMar>
+          </w:tcPr>
+          <w:p>
+            <w:r>
+              <w:rPr>
+                <w:b/>
+                <w:bCs/>
+                <w:color w:val="DB0011"/>
+              </w:rPr>
+              <w:t xml:space="preserve">The commentary writes</w:t>
+            </w:r>
+          </w:p>
+        </w:tc>
+      </w:tr>
+      <w:tr>
+        <w:tc>
+          <w:tcPr>
+            <w:tcMar>
+              <w:top w:type="dxa" w:w="60"/>
+              <w:left w:type="dxa" w:w="100"/>
+              <w:bottom w:type="dxa" w:w="60"/>
+              <w:right w:type="dxa" w:w="100"/>
+            </w:tcMar>
+          </w:tcPr>
+          <w:p>
+            <w:pPr>
+              <w:spacing w:after="0"/>
+            </w:pPr>
+            <w:r>
+              <w:t xml:space="preserve">Current QTR vs PY</w:t>
+            </w:r>
+          </w:p>
+        </w:tc>
+        <w:tc>
+          <w:tcPr>
+            <w:tcMar>
+              <w:top w:type="dxa" w:w="60"/>
+              <w:left w:type="dxa" w:w="100"/>
+              <w:bottom w:type="dxa" w:w="60"/>
+              <w:right w:type="dxa" w:w="100"/>
+            </w:tcMar>
+          </w:tcPr>
+          <w:p>
+            <w:pPr>
+              <w:spacing w:after="0"/>
+            </w:pPr>
+            <w:r>
+              <w:rPr>
+                <w:i/>
+                <w:iCs/>
+              </w:rPr>
+              <w:t xml:space="preserve">"PBT ex Notables is $131m down on the quarter vs PY."</w:t>
+            </w:r>
+          </w:p>
+        </w:tc>
+      </w:tr>
+      <w:tr>
+        <w:tc>
+          <w:tcPr>
+            <w:tcMar>
+              <w:top w:type="dxa" w:w="60"/>
+              <w:left w:type="dxa" w:w="100"/>
+              <w:bottom w:type="dxa" w:w="60"/>
+              <w:right w:type="dxa" w:w="100"/>
+            </w:tcMar>
+          </w:tcPr>
+          <w:p>
+            <w:pPr>
+              <w:spacing w:after="0"/>
+            </w:pPr>
+            <w:r>
+              <w:t xml:space="preserve">YTD vs Target</w:t>
+            </w:r>
+          </w:p>
+        </w:tc>
+        <w:tc>
+          <w:tcPr>
+            <w:tcMar>
+              <w:top w:type="dxa" w:w="60"/>
+              <w:left w:type="dxa" w:w="100"/>
+              <w:bottom w:type="dxa" w:w="60"/>
+              <w:right w:type="dxa" w:w="100"/>
+            </w:tcMar>
+          </w:tcPr>
+          <w:p>
+            <w:pPr>
+              <w:spacing w:after="0"/>
+            </w:pPr>
+            <w:r>
+              <w:rPr>
+                <w:i/>
+                <w:iCs/>
+              </w:rPr>
+              <w:t xml:space="preserve">"PBT ex Notables is $41m up on YTD vs target."</w:t>
+            </w:r>
+          </w:p>
+        </w:tc>
+      </w:tr>
+      <w:tr>
+        <w:tc>
+          <w:tcPr>
+            <w:tcMar>
+              <w:top w:type="dxa" w:w="60"/>
+              <w:left w:type="dxa" w:w="100"/>
+              <w:bottom w:type="dxa" w:w="60"/>
+              <w:right w:type="dxa" w:w="100"/>
+            </w:tcMar>
+          </w:tcPr>
+          <w:p>
+            <w:pPr>
+              <w:spacing w:after="0"/>
+            </w:pPr>
+            <w:r>
+              <w:t xml:space="preserve">Month vs Forecast</w:t>
+            </w:r>
+          </w:p>
+        </w:tc>
+        <w:tc>
+          <w:tcPr>
+            <w:tcMar>
+              <w:top w:type="dxa" w:w="60"/>
+              <w:left w:type="dxa" w:w="100"/>
+              <w:bottom w:type="dxa" w:w="60"/>
+              <w:right w:type="dxa" w:w="100"/>
+            </w:tcMar>
+          </w:tcPr>
+          <w:p>
+            <w:pPr>
+              <w:spacing w:after="0"/>
+            </w:pPr>
+            <w:r>
+              <w:rPr>
+                <w:i/>
+                <w:iCs/>
+              </w:rPr>
+              <w:t xml:space="preserve">"PBT ex Notables is $59m down on the month vs forecast."</w:t>
+            </w:r>
+          </w:p>
+        </w:tc>
+      </w:tr>
+    </w:tbl>
+    <w:p>
+      <w:pPr>
+        <w:spacing w:after="160"/>
+      </w:pPr>
+    </w:p>
+    <w:p>
+      <w:pPr>
+        <w:spacing w:after="140"/>
+        <w:ind w:left="360"/>
+      </w:pPr>
+      <w:r>
+        <w:t xml:space="preserve">Both used to answer more than was asked. The commentary recited every basis in one sentence — </w:t>
+      </w:r>
+      <w:r>
+        <w:rPr>
+          <w:i/>
+          <w:iCs/>
+        </w:rPr>
+        <w:t xml:space="preserve">"$131m down on the quarter vs PY, $41m down on YTD vs target, $59m down on the month vs forecast, $253m down on the full year vs PY and $78m down on the full year vs target"</w:t>
+      </w:r>
+      <w:r>
+        <w:t xml:space="preserve"> — and the decisions panel appended </w:t>
+      </w:r>
+      <w:r>
+        <w:rPr>
+          <w:i/>
+          <w:iCs/>
+        </w:rPr>
+        <w:t xml:space="preserve">"FY outlook vs target"</w:t>
+      </w:r>
+      <w:r>
+        <w:t xml:space="preserve"> to every card whatever the selector said. Choosing actuals against prior-year actuals and being answered with forecast and target reads as though the selection had been ignored, and invites a figure to be taken off the wrong basis.</w:t>
+      </w:r>
+    </w:p>
+    <w:p>
+      <w:pPr>
+        <w:spacing w:after="140"/>
+        <w:ind w:left="360"/>
+      </w:pPr>
+      <w:r>
+        <w:t xml:space="preserve">Following the selection means following it in both directions: choose a target or forecast basis and the commentary talks about target or forecast, because that is what was asked for. The </w:t>
+      </w:r>
+      <w:r>
+        <w:rPr>
+          <w:b/>
+          <w:bCs/>
+        </w:rPr>
+        <w:t xml:space="preserve">Commentary — all bases</w:t>
+      </w:r>
+      <w:r>
+        <w:t xml:space="preserve"> view is unchanged and still surveys all six: surveying every basis is its purpose, and it is a different question from the one the summary answers.</w:t>
       </w:r>
     </w:p>
     <w:p>

--- a/iwpb-sg-dashboard/IWPB_SG_Dashboard_README.docx
+++ b/iwpb-sg-dashboard/IWPB_SG_Dashboard_README.docx
@@ -13974,6 +13974,61 @@
       </w:r>
       <w:r>
         <w:t xml:space="preserve"> to every card whatever the selector said. Choosing actuals against prior-year actuals and being answered with forecast and target reads as though the selection had been ignored, and invites a figure to be taken off the wrong basis.</w:t>
+      </w:r>
+    </w:p>
+    <w:p>
+      <w:pPr>
+        <w:spacing w:after="140"/>
+        <w:ind w:left="360"/>
+      </w:pPr>
+      <w:r>
+        <w:rPr>
+          <w:b/>
+          <w:bCs/>
+        </w:rPr>
+        <w:t xml:space="preserve">And each comparison reads the column that belongs to it.</w:t>
+      </w:r>
+      <w:r>
+        <w:t xml:space="preserve"> A quarter figure is an actual — it is what the vs-prior-year comparison is built from. Where a file carried no </w:t>
+      </w:r>
+      <w:r>
+        <w:rPr>
+          <w:i/>
+          <w:iCs/>
+        </w:rPr>
+        <w:t xml:space="preserve">actual</w:t>
+      </w:r>
+      <w:r>
+        <w:t xml:space="preserve"> quarter column, the page fell back to whatever quarter column it could find, a forecast one included, and put a forecast on one side of an actuals-to-actuals comparison without saying so.</w:t>
+      </w:r>
+    </w:p>
+    <w:p>
+      <w:pPr>
+        <w:spacing w:after="140"/>
+        <w:ind w:left="360"/>
+      </w:pPr>
+      <w:r>
+        <w:t xml:space="preserve">On a file whose only Q2 column is </w:t>
+      </w:r>
+      <w:r>
+        <w:rPr>
+          <w:rFonts w:ascii="Consolas" w:cs="Consolas" w:eastAsia="Consolas" w:hAnsi="Consolas"/>
+          <w:shd w:fill="F2F1ED" w:val="clear"/>
+        </w:rPr>
+        <w:t xml:space="preserve">Q2-26 Forecast</w:t>
+      </w:r>
+      <w:r>
+        <w:t xml:space="preserve">, "Q2 2026 vs Q2 2025" read </w:t>
+      </w:r>
+      <w:r>
+        <w:rPr>
+          <w:b/>
+          <w:bCs/>
+        </w:rPr>
+        <w:t xml:space="preserve">9,999 against 240</w:t>
+      </w:r>
+      <w:r>
+        <w:t xml:space="preserve"> — a 4,000% movement out of nothing. It now reads the three actual months, 300 against 240. An actual quarter column is still preferred over adding months where the file has one, which on a balance sheet is the difference between a closing position and three times it.</w:t>
       </w:r>
     </w:p>
     <w:p>

--- a/iwpb-sg-dashboard/IWPB_SG_Dashboard_README.docx
+++ b/iwpb-sg-dashboard/IWPB_SG_Dashboard_README.docx
@@ -13974,6 +13974,112 @@
       </w:r>
       <w:r>
         <w:t xml:space="preserve"> to every card whatever the selector said. Choosing actuals against prior-year actuals and being answered with forecast and target reads as though the selection had been ignored, and invites a figure to be taken off the wrong basis.</w:t>
+      </w:r>
+    </w:p>
+    <w:p>
+      <w:pPr>
+        <w:spacing w:after="140"/>
+        <w:ind w:left="360"/>
+      </w:pPr>
+      <w:r>
+        <w:rPr>
+          <w:b/>
+          <w:bCs/>
+        </w:rPr>
+        <w:t xml:space="preserve">A ratio is compared on the same basis as the lines beside it.</w:t>
+      </w:r>
+      <w:r>
+        <w:t xml:space="preserve"> </w:t>
+      </w:r>
+      <w:r>
+        <w:rPr>
+          <w:rFonts w:ascii="Consolas" w:cs="Consolas" w:eastAsia="Consolas" w:hAnsi="Consolas"/>
+          <w:shd w:fill="F2F1ED" w:val="clear"/>
+        </w:rPr>
+        <w:t xml:space="preserve">ratioKpi</w:t>
+      </w:r>
+      <w:r>
+        <w:t xml:space="preserve"> rebuilt its headline from </w:t>
+      </w:r>
+      <w:r>
+        <w:rPr>
+          <w:rFonts w:ascii="Consolas" w:cs="Consolas" w:eastAsia="Consolas" w:hAnsi="Consolas"/>
+          <w:shd w:fill="F2F1ED" w:val="clear"/>
+        </w:rPr>
+        <w:t xml:space="preserve">cmpMode</w:t>
+      </w:r>
+      <w:r>
+        <w:t xml:space="preserve"> alone — and a mode is only </w:t>
+      </w:r>
+      <w:r>
+        <w:rPr>
+          <w:rFonts w:ascii="Consolas" w:cs="Consolas" w:eastAsia="Consolas" w:hAnsi="Consolas"/>
+          <w:shd w:fill="F2F1ED" w:val="clear"/>
+        </w:rPr>
+        <w:t xml:space="preserve">py</w:t>
+      </w:r>
+      <w:r>
+        <w:t xml:space="preserve"> / </w:t>
+      </w:r>
+      <w:r>
+        <w:rPr>
+          <w:rFonts w:ascii="Consolas" w:cs="Consolas" w:eastAsia="Consolas" w:hAnsi="Consolas"/>
+          <w:shd w:fill="F2F1ED" w:val="clear"/>
+        </w:rPr>
+        <w:t xml:space="preserve">fc</w:t>
+      </w:r>
+      <w:r>
+        <w:t xml:space="preserve"> / </w:t>
+      </w:r>
+      <w:r>
+        <w:rPr>
+          <w:rFonts w:ascii="Consolas" w:cs="Consolas" w:eastAsia="Consolas" w:hAnsi="Consolas"/>
+          <w:shd w:fill="F2F1ED" w:val="clear"/>
+        </w:rPr>
+        <w:t xml:space="preserve">tgt</w:t>
+      </w:r>
+      <w:r>
+        <w:t xml:space="preserve">, carrying no period with it. So on </w:t>
+      </w:r>
+      <w:r>
+        <w:rPr>
+          <w:i/>
+          <w:iCs/>
+        </w:rPr>
+        <w:t xml:space="preserve">Current QTR vs PY</w:t>
+      </w:r>
+      <w:r>
+        <w:t xml:space="preserve"> a ratio compared year-to-date against year-to-date while every ordinary tile beside it compared the quarter: two different questions answered in one panel, with nothing on screen to say which was which. It now runs the selection's own </w:t>
+      </w:r>
+      <w:r>
+        <w:rPr>
+          <w:rFonts w:ascii="Consolas" w:cs="Consolas" w:eastAsia="Consolas" w:hAnsi="Consolas"/>
+          <w:shd w:fill="F2F1ED" w:val="clear"/>
+        </w:rPr>
+        <w:t xml:space="preserve">pick()</w:t>
+      </w:r>
+      <w:r>
+        <w:t xml:space="preserve"> over the ratio's recomputed levels — the same call the ordinary path makes — so CER on a quarter selection reads </w:t>
+      </w:r>
+      <w:r>
+        <w:rPr>
+          <w:b/>
+          <w:bCs/>
+        </w:rPr>
+        <w:t xml:space="preserve">0.1918</w:t>
+      </w:r>
+      <w:r>
+        <w:t xml:space="preserve">, the quarter, not the </w:t>
+      </w:r>
+      <w:r>
+        <w:rPr>
+          <w:b/>
+          <w:bCs/>
+        </w:rPr>
+        <w:t xml:space="preserve">0.1830</w:t>
+      </w:r>
+      <w:r>
+        <w:t xml:space="preserve"> year-to-date it used to fall back to.</w:t>
       </w:r>
     </w:p>
     <w:p>

--- a/iwpb-sg-dashboard/IWPB_SG_Dashboard_README.docx
+++ b/iwpb-sg-dashboard/IWPB_SG_Dashboard_README.docx
@@ -13974,6 +13974,118 @@
       </w:r>
       <w:r>
         <w:t xml:space="preserve"> to every card whatever the selector said. Choosing actuals against prior-year actuals and being answered with forecast and target reads as though the selection had been ignored, and invites a figure to be taken off the wrong basis.</w:t>
+      </w:r>
+    </w:p>
+    <w:p>
+      <w:pPr>
+        <w:spacing w:after="140"/>
+        <w:ind w:left="360"/>
+      </w:pPr>
+      <w:r>
+        <w:rPr>
+          <w:b/>
+          <w:bCs/>
+        </w:rPr>
+        <w:t xml:space="preserve">A line that did not move is not a decision.</w:t>
+      </w:r>
+      <w:r>
+        <w:t xml:space="preserve"> Floating point leaves −4e-12 on a line whose forecast equals its prior forecast, and the rating reads any negative as unfavourable — so such a line was rated </w:t>
+      </w:r>
+      <w:r>
+        <w:rPr>
+          <w:i/>
+          <w:iCs/>
+        </w:rPr>
+        <w:t xml:space="preserve">"Unfavourable · ▼0 / ▼0.0%"</w:t>
+      </w:r>
+      <w:r>
+        <w:t xml:space="preserve"> and counted in the decisions badge, beside lines that genuinely moved. A movement below half a unit — the same threshold the commentary uses to decide a comparison said nothing worth a clause — is now rated as no movement.</w:t>
+      </w:r>
+    </w:p>
+    <w:p>
+      <w:pPr>
+        <w:spacing w:after="140"/>
+        <w:ind w:left="360"/>
+      </w:pPr>
+      <w:r>
+        <w:rPr>
+          <w:b/>
+          <w:bCs/>
+        </w:rPr>
+        <w:t xml:space="preserve">And the same comparison is not stated twice.</w:t>
+      </w:r>
+      <w:r>
+        <w:t xml:space="preserve"> On </w:t>
+      </w:r>
+      <w:r>
+        <w:rPr>
+          <w:i/>
+          <w:iCs/>
+        </w:rPr>
+        <w:t xml:space="preserve">FY26 vs Target</w:t>
+      </w:r>
+      <w:r>
+        <w:t xml:space="preserve"> the card read </w:t>
+      </w:r>
+      <w:r>
+        <w:rPr>
+          <w:i/>
+          <w:iCs/>
+        </w:rPr>
+        <w:t xml:space="preserve">"FY26 forecast (3,453) vs FY26 target (3,394) — ▲1.7%"</w:t>
+      </w:r>
+      <w:r>
+        <w:t xml:space="preserve"> and then </w:t>
+      </w:r>
+      <w:r>
+        <w:rPr>
+          <w:i/>
+          <w:iCs/>
+        </w:rPr>
+        <w:t xml:space="preserve">"FY outlook (3,453) vs target (3,394) — ▲1.7%"</w:t>
+      </w:r>
+      <w:r>
+        <w:t xml:space="preserve">: one fact, twice, inviting the reader to look for a second that is not there. The full-year gap is dropped where the selected basis already </w:t>
+      </w:r>
+      <w:r>
+        <w:rPr>
+          <w:i/>
+          <w:iCs/>
+        </w:rPr>
+        <w:t xml:space="preserve">is</w:t>
+      </w:r>
+      <w:r>
+        <w:t xml:space="preserve"> the full-year gap — that selection picks </w:t>
+      </w:r>
+      <w:r>
+        <w:rPr>
+          <w:rFonts w:ascii="Consolas" w:cs="Consolas" w:eastAsia="Consolas" w:hAnsi="Consolas"/>
+          <w:shd w:fill="F2F1ED" w:val="clear"/>
+        </w:rPr>
+        <w:t xml:space="preserve">[fyMain, target]</w:t>
+      </w:r>
+      <w:r>
+        <w:t xml:space="preserve">, so its base is the FY target itself. A </w:t>
+      </w:r>
+      <w:r>
+        <w:rPr>
+          <w:i/>
+          <w:iCs/>
+        </w:rPr>
+        <w:t xml:space="preserve">YTD vs Target</w:t>
+      </w:r>
+      <w:r>
+        <w:t xml:space="preserve"> selection picks </w:t>
+      </w:r>
+      <w:r>
+        <w:rPr>
+          <w:rFonts w:ascii="Consolas" w:cs="Consolas" w:eastAsia="Consolas" w:hAnsi="Consolas"/>
+          <w:shd w:fill="F2F1ED" w:val="clear"/>
+        </w:rPr>
+        <w:t xml:space="preserve">ytdTgt</w:t>
+      </w:r>
+      <w:r>
+        <w:t xml:space="preserve"> instead, and keeps the full-year gap beside it, because a different period is a second fact rather than the same one reworded.</w:t>
       </w:r>
     </w:p>
     <w:p>

--- a/iwpb-sg-dashboard/IWPB_SG_Dashboard_README.docx
+++ b/iwpb-sg-dashboard/IWPB_SG_Dashboard_README.docx
@@ -13974,6 +13974,126 @@
       </w:r>
       <w:r>
         <w:t xml:space="preserve"> to every card whatever the selector said. Choosing actuals against prior-year actuals and being answered with forecast and target reads as though the selection had been ignored, and invites a figure to be taken off the wrong basis.</w:t>
+      </w:r>
+    </w:p>
+    <w:p>
+      <w:pPr>
+        <w:spacing w:after="140"/>
+        <w:ind w:left="360"/>
+      </w:pPr>
+      <w:r>
+        <w:rPr>
+          <w:b/>
+          <w:bCs/>
+        </w:rPr>
+        <w:t xml:space="preserve">The commentary reads the same roll-up declarations the tiles read.</w:t>
+      </w:r>
+      <w:r>
+        <w:t xml:space="preserve"> The Rollup tab says which lines carry up and which do not, and the tile has always honoured it — a CER declared </w:t>
+      </w:r>
+      <w:r>
+        <w:rPr>
+          <w:rFonts w:ascii="Consolas" w:cs="Consolas" w:eastAsia="Consolas" w:hAnsi="Consolas"/>
+          <w:shd w:fill="F2F1ED" w:val="clear"/>
+        </w:rPr>
+        <w:t xml:space="preserve">Never</w:t>
+      </w:r>
+      <w:r>
+        <w:t xml:space="preserve"> shows </w:t>
+      </w:r>
+      <w:r>
+        <w:rPr>
+          <w:rFonts w:ascii="Consolas" w:cs="Consolas" w:eastAsia="Consolas" w:hAnsi="Consolas"/>
+          <w:shd w:fill="F2F1ED" w:val="clear"/>
+        </w:rPr>
+        <w:t xml:space="preserve">–</w:t>
+      </w:r>
+      <w:r>
+        <w:t xml:space="preserve"> and </w:t>
+      </w:r>
+      <w:r>
+        <w:rPr>
+          <w:i/>
+          <w:iCs/>
+        </w:rPr>
+        <w:t xml:space="preserve">"reported below this level only"</w:t>
+      </w:r>
+      <w:r>
+        <w:t xml:space="preserve">. The commentary did not: at a Global view it wrote </w:t>
+      </w:r>
+      <w:r>
+        <w:rPr>
+          <w:b/>
+          <w:bCs/>
+        </w:rPr>
+        <w:t xml:space="preserve">"CER was ▼$0"</w:t>
+      </w:r>
+      <w:r>
+        <w:t xml:space="preserve">, a ratio summed across three countries and printed as money, beside a tile deliberately refusing to show any figure at all.</w:t>
+      </w:r>
+    </w:p>
+    <w:p>
+      <w:pPr>
+        <w:spacing w:after="140"/>
+        <w:ind w:left="360"/>
+      </w:pPr>
+      <w:r>
+        <w:t xml:space="preserve">Both writers — the pack-format one and the template-styled one — now check the declaration before wording a line, and a line that does not carry up to the level being written about is </w:t>
+      </w:r>
+      <w:r>
+        <w:rPr>
+          <w:b/>
+          <w:bCs/>
+        </w:rPr>
+        <w:t xml:space="preserve">named with the reason from the Rollup tab rather than dropped</w:t>
+      </w:r>
+      <w:r>
+        <w:t xml:space="preserve">, in the same words the tile uses:</w:t>
+      </w:r>
+    </w:p>
+    <w:p>
+      <w:pPr>
+        <w:pBdr>
+          <w:left w:val="single" w:color="DB0011" w:sz="12" w:space="12"/>
+        </w:pBdr>
+        <w:spacing w:after="160" w:before="60"/>
+        <w:ind w:left="360"/>
+      </w:pPr>
+      <w:r>
+        <w:rPr>
+          <w:i/>
+          <w:iCs/>
+        </w:rPr>
+        <w:t xml:space="preserve">CER — read at the level it is reported, never carried up</w:t>
+      </w:r>
+    </w:p>
+    <w:p>
+      <w:pPr>
+        <w:spacing w:after="140"/>
+        <w:ind w:left="360"/>
+      </w:pPr>
+      <w:r>
+        <w:t xml:space="preserve">It is also kept out of the </w:t>
+      </w:r>
+      <w:r>
+        <w:rPr>
+          <w:i/>
+          <w:iCs/>
+        </w:rPr>
+        <w:t xml:space="preserve">"driven by"</w:t>
+      </w:r>
+      <w:r>
+        <w:t xml:space="preserve"> clause, where a summed ratio would otherwise be named as one of the movers behind the result. Lines declared </w:t>
+      </w:r>
+      <w:r>
+        <w:rPr>
+          <w:rFonts w:ascii="Consolas" w:cs="Consolas" w:eastAsia="Consolas" w:hAnsi="Consolas"/>
+          <w:shd w:fill="F2F1ED" w:val="clear"/>
+        </w:rPr>
+        <w:t xml:space="preserve">Sum</w:t>
+      </w:r>
+      <w:r>
+        <w:t xml:space="preserve"> are untouched and keep their figures and their drivers.</w:t>
       </w:r>
     </w:p>
     <w:p>
